--- a/Dipomski rad.docx
+++ b/Dipomski rad.docx
@@ -1835,33 +1835,6 @@
       </w:r>
     </w:p>
     <w:p>
-      <w:pPr>
-        <w:pStyle w:val="ListParagraph"/>
-        <w:ind w:left="1080"/>
-        <w:rPr>
-          <w:i/>
-          <w:lang w:val="sr-Latn-RS"/>
-        </w:rPr>
-      </w:pPr>
-    </w:p>
-    <w:p>
-      <w:pPr>
-        <w:pStyle w:val="ListParagraph"/>
-        <w:ind w:left="1080"/>
-        <w:rPr>
-          <w:i/>
-          <w:lang w:val="sr-Latn-RS"/>
-        </w:rPr>
-      </w:pPr>
-      <w:r>
-        <w:rPr>
-          <w:i/>
-          <w:lang w:val="sr-Latn-RS"/>
-        </w:rPr>
-        <w:t>Slika 2.1: Primeri slika iz skupa SipakMed (dodati nakon pripreme podataka).</w:t>
-      </w:r>
-    </w:p>
-    <w:p>
       <w:r>
         <w:rPr>
           <w:noProof/>
@@ -2496,6 +2469,12 @@
         </w:rPr>
         <w:t>Slika 2.4: Primer distribucije ciljnih klasa za thyroid recurrence (dodati nakon profilisanja).</w:t>
       </w:r>
+      <w:r>
+        <w:rPr>
+          <w:lang w:val="it-IT"/>
+        </w:rPr>
+        <w:br w:type="page"/>
+      </w:r>
     </w:p>
     <w:p>
       <w:pPr>
@@ -2507,18 +2486,622 @@
     </w:p>
     <w:p>
       <w:pPr>
-        <w:rPr>
-          <w:lang w:val="sr-Latn-RS"/>
-        </w:rPr>
-      </w:pPr>
-    </w:p>
-    <w:p>
-      <w:pPr>
-        <w:ind w:left="360"/>
-        <w:rPr>
-          <w:lang w:val="sr-Latn-RS"/>
-        </w:rPr>
-      </w:pPr>
+        <w:pStyle w:val="Heading1"/>
+        <w:numPr>
+          <w:ilvl w:val="0"/>
+          <w:numId w:val="1"/>
+        </w:numPr>
+        <w:rPr>
+          <w:lang w:val="sr-Latn-RS"/>
+        </w:rPr>
+      </w:pPr>
+      <w:r>
+        <w:rPr>
+          <w:lang w:val="sr-Latn-RS"/>
+        </w:rPr>
+        <w:t>Priprema podataka</w:t>
+      </w:r>
+    </w:p>
+    <w:p>
+      <w:pPr>
+        <w:rPr>
+          <w:lang w:val="sr-Latn-RS"/>
+        </w:rPr>
+      </w:pPr>
+      <w:r>
+        <w:rPr>
+          <w:lang w:val="sr-Latn-RS"/>
+        </w:rPr>
+        <w:t>Za sve skupove podataka korišćen je isti način podele na trening, validacioni i test skup u odnosu 70% / 15% / 15%</w:t>
+      </w:r>
+      <w:r>
+        <w:rPr>
+          <w:lang w:val="sr-Latn-RS"/>
+        </w:rPr>
+        <w:t xml:space="preserve"> </w:t>
+      </w:r>
+      <w:r>
+        <w:rPr>
+          <w:lang w:val="sr-Latn-RS"/>
+        </w:rPr>
+        <w:t xml:space="preserve"> Podela je rađena stratifikovano, što znači da se u sva tri dela zadržava približno isti odnos klasa kao u celom skupu.</w:t>
+      </w:r>
+    </w:p>
+    <w:p>
+      <w:pPr>
+        <w:rPr>
+          <w:lang w:val="sr-Latn-RS"/>
+        </w:rPr>
+      </w:pPr>
+      <w:r>
+        <w:rPr>
+          <w:lang w:val="sr-Latn-RS"/>
+        </w:rPr>
+        <w:t>Korišćen je seed = 42 da bi podela svaki put ispala ista kada se kod ponovo pokrene. Za svaki dataset čuvamo train.csv, val.csv, test.csv i meta.json, gde su zapisane osnovne brojke (broj uzoraka, raspodela klasa i veličine splitova). Kod SipakMed-a korišćen je podfolder CROPPED (kropovane slike), dok je kod tabelarnog skupa (thyroid) pre podele uklonjeno 19 dupliranih redova.</w:t>
+      </w:r>
+    </w:p>
+    <w:p>
+      <w:pPr>
+        <w:pStyle w:val="Heading2"/>
+        <w:rPr>
+          <w:lang w:val="sr-Latn-RS"/>
+        </w:rPr>
+      </w:pPr>
+      <w:r>
+        <w:rPr>
+          <w:lang w:val="sr-Latn-RS"/>
+        </w:rPr>
+        <w:t>3.1 Priprema tabular skupa Thyroid recurrence.</w:t>
+      </w:r>
+    </w:p>
+    <w:p>
+      <w:pPr>
+        <w:rPr>
+          <w:lang w:val="sr-Latn-RS"/>
+        </w:rPr>
+      </w:pPr>
+      <w:r>
+        <w:rPr>
+          <w:lang w:val="sr-Latn-RS"/>
+        </w:rPr>
+        <w:t>Skup podataka thyroid_recurrence sadrži 383 red</w:t>
+      </w:r>
+      <w:r>
+        <w:rPr>
+          <w:lang w:val="sr-Latn-RS"/>
+        </w:rPr>
+        <w:t>ova</w:t>
+      </w:r>
+      <w:r>
+        <w:rPr>
+          <w:lang w:val="sr-Latn-RS"/>
+        </w:rPr>
+        <w:t xml:space="preserve"> i 17 kolona (jedna od kolona je ciljna kolona Recurred). Tokom analize podataka primetili smo da postoje duplirani redovi</w:t>
+      </w:r>
+      <w:r>
+        <w:rPr>
+          <w:lang w:val="sr-Latn-RS"/>
+        </w:rPr>
+        <w:t>. P</w:t>
+      </w:r>
+      <w:r>
+        <w:rPr>
+          <w:lang w:val="sr-Latn-RS"/>
+        </w:rPr>
+        <w:t>ronađeno je 19 duplikata, pa je nakon uklanjanja duplikata ostalo 364 jedinstvena reda.</w:t>
+      </w:r>
+    </w:p>
+    <w:p>
+      <w:pPr>
+        <w:rPr>
+          <w:lang w:val="sr-Latn-RS"/>
+        </w:rPr>
+      </w:pPr>
+      <w:r>
+        <w:rPr>
+          <w:lang w:val="sr-Latn-RS"/>
+        </w:rPr>
+        <w:t>Zatim smo proverili da li u tabeli postoje prazne</w:t>
+      </w:r>
+      <w:r>
+        <w:rPr>
+          <w:lang w:val="sr-Latn-RS"/>
+        </w:rPr>
+        <w:t xml:space="preserve"> </w:t>
+      </w:r>
+      <w:r>
+        <w:rPr>
+          <w:lang w:val="sr-Latn-RS"/>
+        </w:rPr>
+        <w:t>vrednosti u kolonama.</w:t>
+      </w:r>
+      <w:r>
+        <w:rPr>
+          <w:lang w:val="sr-Latn-RS"/>
+        </w:rPr>
+        <w:t xml:space="preserve"> </w:t>
+      </w:r>
+      <w:r>
+        <w:rPr>
+          <w:lang w:val="sr-Latn-RS"/>
+        </w:rPr>
+        <w:t>Rezultat je da nema praznih polja, što znači da nije bilo potrebe za dodatnim popunjavanjem ili izbacivanjem redova zbog praznih podataka.</w:t>
+      </w:r>
+    </w:p>
+    <w:p>
+      <w:pPr>
+        <w:rPr>
+          <w:lang w:val="sr-Latn-RS"/>
+        </w:rPr>
+      </w:pPr>
+      <w:r>
+        <w:rPr>
+          <w:lang w:val="sr-Latn-RS"/>
+        </w:rPr>
+        <w:t xml:space="preserve">Kolona Recurred predstavlja cilj koji kasnije pokušavamo da predvidimo: da li je kod pacijenta došlo do povratka bolesti ili nije. Nakon čišćenja, raspodela je No = 256 i Yes = 108, što znači da klase nisu potpuno izbalansirane </w:t>
+      </w:r>
+      <w:r>
+        <w:rPr>
+          <w:lang w:val="sr-Latn-RS"/>
+        </w:rPr>
+        <w:t xml:space="preserve">jer </w:t>
+      </w:r>
+      <w:r>
+        <w:rPr>
+          <w:lang w:val="sr-Latn-RS"/>
+        </w:rPr>
+        <w:t>ima više primera “No” nego “Yes”.</w:t>
+      </w:r>
+    </w:p>
+    <w:p>
+      <w:pPr>
+        <w:rPr>
+          <w:lang w:val="sr-Latn-RS"/>
+        </w:rPr>
+      </w:pPr>
+      <w:r>
+        <w:rPr>
+          <w:lang w:val="sr-Latn-RS"/>
+        </w:rPr>
+        <w:t xml:space="preserve">Nakon podele na </w:t>
+      </w:r>
+      <w:r>
+        <w:rPr>
+          <w:lang w:val="sr-Latn-RS"/>
+        </w:rPr>
+        <w:t xml:space="preserve">trening, validacioni i test skup </w:t>
+      </w:r>
+      <w:r>
+        <w:rPr>
+          <w:lang w:val="sr-Latn-RS"/>
+        </w:rPr>
+        <w:t>dobili smo skupove</w:t>
+      </w:r>
+      <w:r>
+        <w:rPr>
+          <w:lang w:val="sr-Latn-RS"/>
+        </w:rPr>
+        <w:t>:</w:t>
+      </w:r>
+    </w:p>
+    <w:p>
+      <w:pPr>
+        <w:rPr>
+          <w:lang w:val="sr-Latn-RS"/>
+        </w:rPr>
+      </w:pPr>
+      <w:r>
+        <w:rPr>
+          <w:lang w:val="sr-Latn-RS"/>
+        </w:rPr>
+        <w:t>Train: 255 redova (No 179, Yes 76)</w:t>
+      </w:r>
+    </w:p>
+    <w:p>
+      <w:pPr>
+        <w:rPr>
+          <w:lang w:val="sr-Latn-RS"/>
+        </w:rPr>
+      </w:pPr>
+      <w:r>
+        <w:rPr>
+          <w:lang w:val="sr-Latn-RS"/>
+        </w:rPr>
+        <w:t>Val: 54 reda (No 38, Yes 16)</w:t>
+      </w:r>
+    </w:p>
+    <w:p>
+      <w:pPr>
+        <w:rPr>
+          <w:lang w:val="sr-Latn-RS"/>
+        </w:rPr>
+      </w:pPr>
+      <w:r>
+        <w:rPr>
+          <w:lang w:val="sr-Latn-RS"/>
+        </w:rPr>
+        <w:t>Test: 55 redova (No 39, Yes 16)</w:t>
+      </w:r>
+      <w:r>
+        <w:rPr>
+          <w:lang w:val="sr-Latn-RS"/>
+        </w:rPr>
+        <w:br w:type="page"/>
+      </w:r>
+    </w:p>
+    <w:p>
+      <w:pPr>
+        <w:pStyle w:val="Heading2"/>
+        <w:rPr>
+          <w:lang w:val="sr-Latn-RS"/>
+        </w:rPr>
+      </w:pPr>
+      <w:r>
+        <w:rPr>
+          <w:lang w:val="sr-Latn-RS"/>
+        </w:rPr>
+        <w:lastRenderedPageBreak/>
+        <w:t>3.2 Priprema image skupa LC25000</w:t>
+      </w:r>
+    </w:p>
+    <w:p>
+      <w:pPr>
+        <w:rPr>
+          <w:lang w:val="sr-Latn-RS"/>
+        </w:rPr>
+      </w:pPr>
+      <w:r>
+        <w:rPr>
+          <w:lang w:val="sr-Latn-RS"/>
+        </w:rPr>
+        <w:t>Skup podataka LC25000 sadrži ukupno 25.000 slika raspoređenih u dve klase: lung_image_sets = 15.000 i colon_image_sets = 10.000. Pošto je struktura organizovana po folderima (folder = klasa), najpre smo prošli kroz oba foldera i formirali listu parova (putanja do slike, naziv klase).</w:t>
+      </w:r>
+    </w:p>
+    <w:p>
+      <w:pPr>
+        <w:rPr>
+          <w:lang w:val="sr-Latn-RS"/>
+        </w:rPr>
+      </w:pPr>
+      <w:r>
+        <w:rPr>
+          <w:lang w:val="sr-Latn-RS"/>
+        </w:rPr>
+        <w:t xml:space="preserve">Nakon podele na </w:t>
+      </w:r>
+      <w:r>
+        <w:rPr>
+          <w:lang w:val="sr-Latn-RS"/>
+        </w:rPr>
+        <w:t xml:space="preserve">trening, validacioni i test skup </w:t>
+      </w:r>
+      <w:r>
+        <w:rPr>
+          <w:lang w:val="sr-Latn-RS"/>
+        </w:rPr>
+        <w:t>dobili smo skupove</w:t>
+      </w:r>
+      <w:r>
+        <w:rPr>
+          <w:lang w:val="sr-Latn-RS"/>
+        </w:rPr>
+        <w:t xml:space="preserve">: </w:t>
+      </w:r>
+    </w:p>
+    <w:p>
+      <w:pPr>
+        <w:rPr>
+          <w:lang w:val="sr-Latn-RS"/>
+        </w:rPr>
+      </w:pPr>
+      <w:r>
+        <w:rPr>
+          <w:lang w:val="sr-Latn-RS"/>
+        </w:rPr>
+        <w:t>T</w:t>
+      </w:r>
+      <w:r>
+        <w:rPr>
+          <w:lang w:val="sr-Latn-RS"/>
+        </w:rPr>
+        <w:t>rain = 17.500 (lung 10.500, colon 7.000)</w:t>
+      </w:r>
+    </w:p>
+    <w:p>
+      <w:pPr>
+        <w:rPr>
+          <w:lang w:val="sr-Latn-RS"/>
+        </w:rPr>
+      </w:pPr>
+      <w:r>
+        <w:rPr>
+          <w:lang w:val="sr-Latn-RS"/>
+        </w:rPr>
+        <w:t>V</w:t>
+      </w:r>
+      <w:r>
+        <w:rPr>
+          <w:lang w:val="sr-Latn-RS"/>
+        </w:rPr>
+        <w:t>al = 3.750 (lung 2.250, colon 1.500)</w:t>
+      </w:r>
+    </w:p>
+    <w:p>
+      <w:pPr>
+        <w:rPr>
+          <w:lang w:val="sr-Latn-RS"/>
+        </w:rPr>
+      </w:pPr>
+      <w:r>
+        <w:rPr>
+          <w:lang w:val="sr-Latn-RS"/>
+        </w:rPr>
+        <w:t>T</w:t>
+      </w:r>
+      <w:r>
+        <w:rPr>
+          <w:lang w:val="sr-Latn-RS"/>
+        </w:rPr>
+        <w:t>est = 3.750 (lung 2.250, colon 1.500)</w:t>
+      </w:r>
+    </w:p>
+    <w:p>
+      <w:pPr>
+        <w:jc w:val="left"/>
+        <w:rPr>
+          <w:lang w:val="sr-Latn-RS"/>
+        </w:rPr>
+      </w:pPr>
+      <w:r>
+        <w:rPr>
+          <w:lang w:val="sr-Latn-RS"/>
+        </w:rPr>
+        <w:br w:type="page"/>
+      </w:r>
+    </w:p>
+    <w:p>
+      <w:pPr>
+        <w:pStyle w:val="Heading2"/>
+        <w:rPr>
+          <w:lang w:val="sr-Latn-RS"/>
+        </w:rPr>
+      </w:pPr>
+      <w:r>
+        <w:rPr>
+          <w:lang w:val="sr-Latn-RS"/>
+        </w:rPr>
+        <w:lastRenderedPageBreak/>
+        <w:t>3.3 Priprema image skupa SipakMed</w:t>
+      </w:r>
+    </w:p>
+    <w:p>
+      <w:pPr>
+        <w:rPr>
+          <w:lang w:val="sr-Latn-RS"/>
+        </w:rPr>
+      </w:pPr>
+      <w:r>
+        <w:rPr>
+          <w:lang w:val="sr-Latn-RS"/>
+        </w:rPr>
+        <w:t>Skup podataka SipakMed je organizovan po folderima, gde svaki folder predstavlja jednu klasu. Za dalji rad korišćene su slike iz podfoldera CROPPED, jer predstavljaju isečene (kropovane) verzije uzoraka i fokusiraju se na deo slike koji je relevantan za analizu. Ukupno je izdvojeno 4049 slika raspoređenih u 5 klasa: im_Superficial-Intermediate = 831, im_Koilocytotic = 825, im_Dyskeratotic = 813, im_Metaplastic = 793, im_Parabasal = 787.</w:t>
+      </w:r>
+    </w:p>
+    <w:p>
+      <w:pPr>
+        <w:rPr>
+          <w:lang w:val="sr-Latn-RS"/>
+        </w:rPr>
+      </w:pPr>
+      <w:r>
+        <w:rPr>
+          <w:lang w:val="sr-Latn-RS"/>
+        </w:rPr>
+        <w:t>Nakon podele na</w:t>
+      </w:r>
+      <w:r>
+        <w:rPr>
+          <w:lang w:val="sr-Latn-RS"/>
+        </w:rPr>
+        <w:t xml:space="preserve"> trening, validacioni i test skup u odnosu </w:t>
+      </w:r>
+      <w:r>
+        <w:rPr>
+          <w:lang w:val="sr-Latn-RS"/>
+        </w:rPr>
+        <w:t>dobili smo skupove</w:t>
+      </w:r>
+      <w:r>
+        <w:rPr>
+          <w:lang w:val="sr-Latn-RS"/>
+        </w:rPr>
+        <w:t xml:space="preserve">: </w:t>
+      </w:r>
+    </w:p>
+    <w:p>
+      <w:pPr>
+        <w:rPr>
+          <w:lang w:val="sr-Latn-RS"/>
+        </w:rPr>
+      </w:pPr>
+      <w:r>
+        <w:rPr>
+          <w:lang w:val="sr-Latn-RS"/>
+        </w:rPr>
+        <w:t>T</w:t>
+      </w:r>
+      <w:r>
+        <w:rPr>
+          <w:lang w:val="sr-Latn-RS"/>
+        </w:rPr>
+        <w:t>rain = 2835</w:t>
+      </w:r>
+    </w:p>
+    <w:p>
+      <w:pPr>
+        <w:rPr>
+          <w:lang w:val="sr-Latn-RS"/>
+        </w:rPr>
+      </w:pPr>
+      <w:r>
+        <w:rPr>
+          <w:lang w:val="sr-Latn-RS"/>
+        </w:rPr>
+        <w:t>V</w:t>
+      </w:r>
+      <w:r>
+        <w:rPr>
+          <w:lang w:val="sr-Latn-RS"/>
+        </w:rPr>
+        <w:t>al = 608</w:t>
+      </w:r>
+    </w:p>
+    <w:p>
+      <w:pPr>
+        <w:rPr>
+          <w:lang w:val="sr-Latn-RS"/>
+        </w:rPr>
+      </w:pPr>
+      <w:r>
+        <w:rPr>
+          <w:lang w:val="sr-Latn-RS"/>
+        </w:rPr>
+        <w:t>T</w:t>
+      </w:r>
+      <w:r>
+        <w:rPr>
+          <w:lang w:val="sr-Latn-RS"/>
+        </w:rPr>
+        <w:t>est = 606</w:t>
+      </w:r>
+      <w:r>
+        <w:rPr>
+          <w:lang w:val="sr-Latn-RS"/>
+        </w:rPr>
+        <w:br w:type="page"/>
+      </w:r>
+    </w:p>
+    <w:p>
+      <w:pPr>
+        <w:pStyle w:val="Heading2"/>
+        <w:rPr>
+          <w:lang w:val="sr-Latn-RS"/>
+        </w:rPr>
+      </w:pPr>
+      <w:r>
+        <w:rPr>
+          <w:lang w:val="sr-Latn-RS"/>
+        </w:rPr>
+        <w:lastRenderedPageBreak/>
+        <w:t>3.4 Priprema image skupa RM1000.</w:t>
+      </w:r>
+    </w:p>
+    <w:p>
+      <w:pPr>
+        <w:rPr>
+          <w:lang w:val="sr-Latn-RS"/>
+        </w:rPr>
+      </w:pPr>
+      <w:r>
+        <w:rPr>
+          <w:lang w:val="sr-Latn-RS"/>
+        </w:rPr>
+        <w:t>Skup podataka RM1000 je organizovan po folderima, gde svaki folder predstavlja jednu klasu. Ukupno ima 15.000 slika, raspoređenih ravnomerno u tri klase: adenocarcinoma = 5.000, benign = 5.000 i squamous_cell_carcinoma = 5.000. Najpre smo prošli kroz sva tri foldera i formirali listu parova (putanja do slike, naziv klase).</w:t>
+      </w:r>
+    </w:p>
+    <w:p>
+      <w:pPr>
+        <w:rPr>
+          <w:lang w:val="sr-Latn-RS"/>
+        </w:rPr>
+      </w:pPr>
+      <w:r>
+        <w:rPr>
+          <w:lang w:val="sr-Latn-RS"/>
+        </w:rPr>
+        <w:t>Nakon podele na</w:t>
+      </w:r>
+      <w:r>
+        <w:rPr>
+          <w:lang w:val="sr-Latn-RS"/>
+        </w:rPr>
+        <w:t xml:space="preserve"> trening, validacioni i test skup u odnosu </w:t>
+      </w:r>
+      <w:r>
+        <w:rPr>
+          <w:lang w:val="sr-Latn-RS"/>
+        </w:rPr>
+        <w:t>dobili smo skupove</w:t>
+      </w:r>
+      <w:r>
+        <w:rPr>
+          <w:lang w:val="sr-Latn-RS"/>
+        </w:rPr>
+        <w:t xml:space="preserve">: </w:t>
+      </w:r>
+    </w:p>
+    <w:p>
+      <w:pPr>
+        <w:rPr>
+          <w:lang w:val="sr-Latn-RS"/>
+        </w:rPr>
+      </w:pPr>
+      <w:r>
+        <w:rPr>
+          <w:lang w:val="sr-Latn-RS"/>
+        </w:rPr>
+        <w:t>T</w:t>
+      </w:r>
+      <w:r>
+        <w:rPr>
+          <w:lang w:val="sr-Latn-RS"/>
+        </w:rPr>
+        <w:t>rain = 10.500 (3.500 po klasi)</w:t>
+      </w:r>
+    </w:p>
+    <w:p>
+      <w:pPr>
+        <w:rPr>
+          <w:lang w:val="sr-Latn-RS"/>
+        </w:rPr>
+      </w:pPr>
+      <w:r>
+        <w:rPr>
+          <w:lang w:val="sr-Latn-RS"/>
+        </w:rPr>
+        <w:t>V</w:t>
+      </w:r>
+      <w:r>
+        <w:rPr>
+          <w:lang w:val="sr-Latn-RS"/>
+        </w:rPr>
+        <w:t xml:space="preserve">al = 2.250 (750 po klasi) </w:t>
+      </w:r>
+    </w:p>
+    <w:p>
+      <w:pPr>
+        <w:rPr>
+          <w:lang w:val="sr-Latn-RS"/>
+        </w:rPr>
+      </w:pPr>
+      <w:r>
+        <w:rPr>
+          <w:lang w:val="sr-Latn-RS"/>
+        </w:rPr>
+        <w:t>T</w:t>
+      </w:r>
+      <w:r>
+        <w:rPr>
+          <w:lang w:val="sr-Latn-RS"/>
+        </w:rPr>
+        <w:t>est = 2.250 (750 po klasi</w:t>
+      </w:r>
+      <w:r>
+        <w:rPr>
+          <w:lang w:val="sr-Latn-RS"/>
+        </w:rPr>
+        <w:t>)</w:t>
+      </w:r>
     </w:p>
     <w:sectPr>
       <w:footerReference w:type="first" r:id="rId19"/>
@@ -3678,7 +4261,7 @@
   <w:style w:type="paragraph" w:default="1" w:styleId="Normal">
     <w:name w:val="Normal"/>
     <w:qFormat/>
-    <w:rsid w:val="002B1534"/>
+    <w:rsid w:val="0055343F"/>
     <w:pPr>
       <w:jc w:val="both"/>
     </w:pPr>
@@ -4322,6 +4905,16 @@
       <w:shd w:val="clear" w:color="auto" w:fill="E1DFDD"/>
     </w:rPr>
   </w:style>
+  <w:style w:type="character" w:styleId="PlaceholderText">
+    <w:name w:val="Placeholder Text"/>
+    <w:basedOn w:val="DefaultParagraphFont"/>
+    <w:uiPriority w:val="99"/>
+    <w:semiHidden/>
+    <w:rsid w:val="00F81986"/>
+    <w:rPr>
+      <w:color w:val="666666"/>
+    </w:rPr>
+  </w:style>
 </w:styles>
 </file>
 

--- a/Dipomski rad.docx
+++ b/Dipomski rad.docx
@@ -3103,6 +3103,693 @@
         <w:t>)</w:t>
       </w:r>
     </w:p>
+    <w:p>
+      <w:pPr>
+        <w:jc w:val="left"/>
+        <w:rPr>
+          <w:lang w:val="sr-Latn-RS"/>
+        </w:rPr>
+      </w:pPr>
+      <w:r>
+        <w:rPr>
+          <w:lang w:val="sr-Latn-RS"/>
+        </w:rPr>
+        <w:br w:type="page"/>
+      </w:r>
+    </w:p>
+    <w:p>
+      <w:pPr>
+        <w:pStyle w:val="Heading1"/>
+        <w:numPr>
+          <w:ilvl w:val="0"/>
+          <w:numId w:val="1"/>
+        </w:numPr>
+        <w:rPr>
+          <w:lang w:val="sr-Latn-RS"/>
+        </w:rPr>
+      </w:pPr>
+      <w:r>
+        <w:rPr>
+          <w:lang w:val="sr-Latn-RS"/>
+        </w:rPr>
+        <w:lastRenderedPageBreak/>
+        <w:t>Baseline modeli i početni rezultati</w:t>
+      </w:r>
+    </w:p>
+    <w:p>
+      <w:pPr>
+        <w:rPr>
+          <w:lang w:val="sr-Latn-RS"/>
+        </w:rPr>
+      </w:pPr>
+      <w:r>
+        <w:rPr>
+          <w:lang w:val="sr-Latn-RS"/>
+        </w:rPr>
+        <w:t>U ovoj fazi trenirani su baseline modeli kako bi se dobila početna referenca performansi pre uvođenja složenijih arhitektura i dodatnih QC pravila. Za sve skupove korišćeni su već pripremljeni stratifikovani splitovi (70/15/15, seed=42), a rezultati se izveštavaju kroz accuracy i macro F1.</w:t>
+      </w:r>
+    </w:p>
+    <w:tbl>
+      <w:tblPr>
+        <w:tblW w:w="0" w:type="auto"/>
+        <w:tblCellSpacing w:w="15" w:type="dxa"/>
+        <w:tblCellMar>
+          <w:top w:w="15" w:type="dxa"/>
+          <w:left w:w="15" w:type="dxa"/>
+          <w:bottom w:w="15" w:type="dxa"/>
+          <w:right w:w="15" w:type="dxa"/>
+        </w:tblCellMar>
+        <w:tblLook w:val="04A0" w:firstRow="1" w:lastRow="0" w:firstColumn="1" w:lastColumn="0" w:noHBand="0" w:noVBand="1"/>
+      </w:tblPr>
+      <w:tblGrid>
+        <w:gridCol w:w="2295"/>
+        <w:gridCol w:w="1974"/>
+        <w:gridCol w:w="792"/>
+        <w:gridCol w:w="1594"/>
+        <w:gridCol w:w="871"/>
+        <w:gridCol w:w="1688"/>
+      </w:tblGrid>
+      <w:tr>
+        <w:trPr>
+          <w:tblHeader/>
+          <w:tblCellSpacing w:w="15" w:type="dxa"/>
+        </w:trPr>
+        <w:tc>
+          <w:tcPr>
+            <w:tcW w:w="0" w:type="auto"/>
+            <w:vAlign w:val="center"/>
+            <w:hideMark/>
+          </w:tcPr>
+          <w:p>
+            <w:pPr>
+              <w:rPr>
+                <w:b/>
+                <w:bCs/>
+              </w:rPr>
+            </w:pPr>
+            <w:r>
+              <w:rPr>
+                <w:b/>
+                <w:bCs/>
+              </w:rPr>
+              <w:t>Dataset</w:t>
+            </w:r>
+          </w:p>
+        </w:tc>
+        <w:tc>
+          <w:tcPr>
+            <w:tcW w:w="0" w:type="auto"/>
+            <w:vAlign w:val="center"/>
+            <w:hideMark/>
+          </w:tcPr>
+          <w:p>
+            <w:pPr>
+              <w:rPr>
+                <w:b/>
+                <w:bCs/>
+              </w:rPr>
+            </w:pPr>
+            <w:r>
+              <w:rPr>
+                <w:b/>
+                <w:bCs/>
+              </w:rPr>
+              <w:t>Model</w:t>
+            </w:r>
+          </w:p>
+        </w:tc>
+        <w:tc>
+          <w:tcPr>
+            <w:tcW w:w="0" w:type="auto"/>
+            <w:vAlign w:val="center"/>
+            <w:hideMark/>
+          </w:tcPr>
+          <w:p>
+            <w:pPr>
+              <w:rPr>
+                <w:b/>
+                <w:bCs/>
+              </w:rPr>
+            </w:pPr>
+            <w:r>
+              <w:rPr>
+                <w:b/>
+                <w:bCs/>
+              </w:rPr>
+              <w:t>Val acc</w:t>
+            </w:r>
+          </w:p>
+        </w:tc>
+        <w:tc>
+          <w:tcPr>
+            <w:tcW w:w="0" w:type="auto"/>
+            <w:vAlign w:val="center"/>
+            <w:hideMark/>
+          </w:tcPr>
+          <w:p>
+            <w:pPr>
+              <w:rPr>
+                <w:b/>
+                <w:bCs/>
+              </w:rPr>
+            </w:pPr>
+            <w:r>
+              <w:rPr>
+                <w:b/>
+                <w:bCs/>
+              </w:rPr>
+              <w:t>Val F1 (macro)</w:t>
+            </w:r>
+          </w:p>
+        </w:tc>
+        <w:tc>
+          <w:tcPr>
+            <w:tcW w:w="0" w:type="auto"/>
+            <w:vAlign w:val="center"/>
+            <w:hideMark/>
+          </w:tcPr>
+          <w:p>
+            <w:pPr>
+              <w:rPr>
+                <w:b/>
+                <w:bCs/>
+              </w:rPr>
+            </w:pPr>
+            <w:r>
+              <w:rPr>
+                <w:b/>
+                <w:bCs/>
+              </w:rPr>
+              <w:t>Test acc</w:t>
+            </w:r>
+          </w:p>
+        </w:tc>
+        <w:tc>
+          <w:tcPr>
+            <w:tcW w:w="0" w:type="auto"/>
+            <w:vAlign w:val="center"/>
+            <w:hideMark/>
+          </w:tcPr>
+          <w:p>
+            <w:pPr>
+              <w:rPr>
+                <w:b/>
+                <w:bCs/>
+              </w:rPr>
+            </w:pPr>
+            <w:r>
+              <w:rPr>
+                <w:b/>
+                <w:bCs/>
+              </w:rPr>
+              <w:t>Test F1 (macro)</w:t>
+            </w:r>
+          </w:p>
+        </w:tc>
+      </w:tr>
+      <w:tr>
+        <w:trPr>
+          <w:tblCellSpacing w:w="15" w:type="dxa"/>
+        </w:trPr>
+        <w:tc>
+          <w:tcPr>
+            <w:tcW w:w="0" w:type="auto"/>
+            <w:vAlign w:val="center"/>
+            <w:hideMark/>
+          </w:tcPr>
+          <w:p>
+            <w:proofErr w:type="spellStart"/>
+            <w:r>
+              <w:t>thyroid_recurrence</w:t>
+            </w:r>
+            <w:proofErr w:type="spellEnd"/>
+          </w:p>
+        </w:tc>
+        <w:tc>
+          <w:tcPr>
+            <w:tcW w:w="0" w:type="auto"/>
+            <w:vAlign w:val="center"/>
+            <w:hideMark/>
+          </w:tcPr>
+          <w:p>
+            <w:r>
+              <w:t>Logistic Regression</w:t>
+            </w:r>
+          </w:p>
+        </w:tc>
+        <w:tc>
+          <w:tcPr>
+            <w:tcW w:w="0" w:type="auto"/>
+            <w:vAlign w:val="center"/>
+            <w:hideMark/>
+          </w:tcPr>
+          <w:p>
+            <w:r>
+              <w:t>0.9259</w:t>
+            </w:r>
+          </w:p>
+        </w:tc>
+        <w:tc>
+          <w:tcPr>
+            <w:tcW w:w="0" w:type="auto"/>
+            <w:vAlign w:val="center"/>
+            <w:hideMark/>
+          </w:tcPr>
+          <w:p>
+            <w:r>
+              <w:t>0.9036</w:t>
+            </w:r>
+          </w:p>
+        </w:tc>
+        <w:tc>
+          <w:tcPr>
+            <w:tcW w:w="0" w:type="auto"/>
+            <w:vAlign w:val="center"/>
+            <w:hideMark/>
+          </w:tcPr>
+          <w:p>
+            <w:r>
+              <w:t>0.9455</w:t>
+            </w:r>
+          </w:p>
+        </w:tc>
+        <w:tc>
+          <w:tcPr>
+            <w:tcW w:w="0" w:type="auto"/>
+            <w:vAlign w:val="center"/>
+            <w:hideMark/>
+          </w:tcPr>
+          <w:p>
+            <w:r>
+              <w:t>0.9326</w:t>
+            </w:r>
+          </w:p>
+        </w:tc>
+      </w:tr>
+      <w:tr>
+        <w:trPr>
+          <w:tblCellSpacing w:w="15" w:type="dxa"/>
+        </w:trPr>
+        <w:tc>
+          <w:tcPr>
+            <w:tcW w:w="0" w:type="auto"/>
+            <w:vAlign w:val="center"/>
+            <w:hideMark/>
+          </w:tcPr>
+          <w:p>
+            <w:proofErr w:type="spellStart"/>
+            <w:r>
+              <w:t>thyroid_recurrence</w:t>
+            </w:r>
+            <w:proofErr w:type="spellEnd"/>
+          </w:p>
+        </w:tc>
+        <w:tc>
+          <w:tcPr>
+            <w:tcW w:w="0" w:type="auto"/>
+            <w:vAlign w:val="center"/>
+            <w:hideMark/>
+          </w:tcPr>
+          <w:p>
+            <w:proofErr w:type="spellStart"/>
+            <w:r>
+              <w:t>RandomForest</w:t>
+            </w:r>
+            <w:proofErr w:type="spellEnd"/>
+          </w:p>
+        </w:tc>
+        <w:tc>
+          <w:tcPr>
+            <w:tcW w:w="0" w:type="auto"/>
+            <w:vAlign w:val="center"/>
+            <w:hideMark/>
+          </w:tcPr>
+          <w:p>
+            <w:r>
+              <w:t>0.9630</w:t>
+            </w:r>
+          </w:p>
+        </w:tc>
+        <w:tc>
+          <w:tcPr>
+            <w:tcW w:w="0" w:type="auto"/>
+            <w:vAlign w:val="center"/>
+            <w:hideMark/>
+          </w:tcPr>
+          <w:p>
+            <w:r>
+              <w:t>0.9538</w:t>
+            </w:r>
+          </w:p>
+        </w:tc>
+        <w:tc>
+          <w:tcPr>
+            <w:tcW w:w="0" w:type="auto"/>
+            <w:vAlign w:val="center"/>
+            <w:hideMark/>
+          </w:tcPr>
+          <w:p>
+            <w:r>
+              <w:t>0.9818</w:t>
+            </w:r>
+          </w:p>
+        </w:tc>
+        <w:tc>
+          <w:tcPr>
+            <w:tcW w:w="0" w:type="auto"/>
+            <w:vAlign w:val="center"/>
+            <w:hideMark/>
+          </w:tcPr>
+          <w:p>
+            <w:r>
+              <w:t>0.9775</w:t>
+            </w:r>
+          </w:p>
+        </w:tc>
+      </w:tr>
+      <w:tr>
+        <w:trPr>
+          <w:tblCellSpacing w:w="15" w:type="dxa"/>
+        </w:trPr>
+        <w:tc>
+          <w:tcPr>
+            <w:tcW w:w="0" w:type="auto"/>
+            <w:vAlign w:val="center"/>
+            <w:hideMark/>
+          </w:tcPr>
+          <w:p>
+            <w:r>
+              <w:t>lc25000</w:t>
+            </w:r>
+          </w:p>
+        </w:tc>
+        <w:tc>
+          <w:tcPr>
+            <w:tcW w:w="0" w:type="auto"/>
+            <w:vAlign w:val="center"/>
+            <w:hideMark/>
+          </w:tcPr>
+          <w:p>
+            <w:r>
+              <w:t>ResNet18 (transfer)</w:t>
+            </w:r>
+          </w:p>
+        </w:tc>
+        <w:tc>
+          <w:tcPr>
+            <w:tcW w:w="0" w:type="auto"/>
+            <w:vAlign w:val="center"/>
+            <w:hideMark/>
+          </w:tcPr>
+          <w:p>
+            <w:r>
+              <w:t>1.0000</w:t>
+            </w:r>
+          </w:p>
+        </w:tc>
+        <w:tc>
+          <w:tcPr>
+            <w:tcW w:w="0" w:type="auto"/>
+            <w:vAlign w:val="center"/>
+            <w:hideMark/>
+          </w:tcPr>
+          <w:p>
+            <w:r>
+              <w:t>1.0000</w:t>
+            </w:r>
+          </w:p>
+        </w:tc>
+        <w:tc>
+          <w:tcPr>
+            <w:tcW w:w="0" w:type="auto"/>
+            <w:vAlign w:val="center"/>
+            <w:hideMark/>
+          </w:tcPr>
+          <w:p>
+            <w:r>
+              <w:t>1.0000</w:t>
+            </w:r>
+          </w:p>
+        </w:tc>
+        <w:tc>
+          <w:tcPr>
+            <w:tcW w:w="0" w:type="auto"/>
+            <w:vAlign w:val="center"/>
+            <w:hideMark/>
+          </w:tcPr>
+          <w:p>
+            <w:r>
+              <w:t>1.0000</w:t>
+            </w:r>
+          </w:p>
+        </w:tc>
+      </w:tr>
+      <w:tr>
+        <w:trPr>
+          <w:tblCellSpacing w:w="15" w:type="dxa"/>
+        </w:trPr>
+        <w:tc>
+          <w:tcPr>
+            <w:tcW w:w="0" w:type="auto"/>
+            <w:vAlign w:val="center"/>
+            <w:hideMark/>
+          </w:tcPr>
+          <w:p>
+            <w:proofErr w:type="spellStart"/>
+            <w:r>
+              <w:t>sipakmed</w:t>
+            </w:r>
+            <w:proofErr w:type="spellEnd"/>
+            <w:r>
+              <w:t xml:space="preserve"> (CROPPED)</w:t>
+            </w:r>
+          </w:p>
+        </w:tc>
+        <w:tc>
+          <w:tcPr>
+            <w:tcW w:w="0" w:type="auto"/>
+            <w:vAlign w:val="center"/>
+            <w:hideMark/>
+          </w:tcPr>
+          <w:p>
+            <w:r>
+              <w:t>ResNet18 (transfer)</w:t>
+            </w:r>
+          </w:p>
+        </w:tc>
+        <w:tc>
+          <w:tcPr>
+            <w:tcW w:w="0" w:type="auto"/>
+            <w:vAlign w:val="center"/>
+            <w:hideMark/>
+          </w:tcPr>
+          <w:p>
+            <w:r>
+              <w:t>0.9461</w:t>
+            </w:r>
+          </w:p>
+        </w:tc>
+        <w:tc>
+          <w:tcPr>
+            <w:tcW w:w="0" w:type="auto"/>
+            <w:vAlign w:val="center"/>
+            <w:hideMark/>
+          </w:tcPr>
+          <w:p>
+            <w:r>
+              <w:t>0.9461</w:t>
+            </w:r>
+          </w:p>
+        </w:tc>
+        <w:tc>
+          <w:tcPr>
+            <w:tcW w:w="0" w:type="auto"/>
+            <w:vAlign w:val="center"/>
+            <w:hideMark/>
+          </w:tcPr>
+          <w:p>
+            <w:r>
+              <w:t>0.9571</w:t>
+            </w:r>
+          </w:p>
+        </w:tc>
+        <w:tc>
+          <w:tcPr>
+            <w:tcW w:w="0" w:type="auto"/>
+            <w:vAlign w:val="center"/>
+            <w:hideMark/>
+          </w:tcPr>
+          <w:p>
+            <w:r>
+              <w:t>0.9573</w:t>
+            </w:r>
+          </w:p>
+        </w:tc>
+      </w:tr>
+      <w:tr>
+        <w:trPr>
+          <w:tblCellSpacing w:w="15" w:type="dxa"/>
+        </w:trPr>
+        <w:tc>
+          <w:tcPr>
+            <w:tcW w:w="0" w:type="auto"/>
+            <w:vAlign w:val="center"/>
+            <w:hideMark/>
+          </w:tcPr>
+          <w:p>
+            <w:r>
+              <w:t>rm1000_lung_history</w:t>
+            </w:r>
+          </w:p>
+        </w:tc>
+        <w:tc>
+          <w:tcPr>
+            <w:tcW w:w="0" w:type="auto"/>
+            <w:vAlign w:val="center"/>
+            <w:hideMark/>
+          </w:tcPr>
+          <w:p>
+            <w:r>
+              <w:t>ResNet18 (transfer)</w:t>
+            </w:r>
+          </w:p>
+        </w:tc>
+        <w:tc>
+          <w:tcPr>
+            <w:tcW w:w="0" w:type="auto"/>
+            <w:vAlign w:val="center"/>
+            <w:hideMark/>
+          </w:tcPr>
+          <w:p>
+            <w:r>
+              <w:t>0.9996</w:t>
+            </w:r>
+          </w:p>
+        </w:tc>
+        <w:tc>
+          <w:tcPr>
+            <w:tcW w:w="0" w:type="auto"/>
+            <w:vAlign w:val="center"/>
+            <w:hideMark/>
+          </w:tcPr>
+          <w:p>
+            <w:r>
+              <w:t>0.9996</w:t>
+            </w:r>
+          </w:p>
+        </w:tc>
+        <w:tc>
+          <w:tcPr>
+            <w:tcW w:w="0" w:type="auto"/>
+            <w:vAlign w:val="center"/>
+            <w:hideMark/>
+          </w:tcPr>
+          <w:p>
+            <w:r>
+              <w:t>0.9996</w:t>
+            </w:r>
+          </w:p>
+        </w:tc>
+        <w:tc>
+          <w:tcPr>
+            <w:tcW w:w="0" w:type="auto"/>
+            <w:vAlign w:val="center"/>
+            <w:hideMark/>
+          </w:tcPr>
+          <w:p>
+            <w:pPr>
+              <w:keepNext/>
+            </w:pPr>
+            <w:r>
+              <w:t>0.9996</w:t>
+            </w:r>
+          </w:p>
+        </w:tc>
+      </w:tr>
+    </w:tbl>
+    <w:p>
+      <w:pPr>
+        <w:pStyle w:val="Caption"/>
+        <w:jc w:val="center"/>
+        <w:rPr>
+          <w:color w:val="000000" w:themeColor="text1"/>
+        </w:rPr>
+      </w:pPr>
+      <w:proofErr w:type="spellStart"/>
+      <w:r>
+        <w:rPr>
+          <w:color w:val="000000" w:themeColor="text1"/>
+        </w:rPr>
+        <w:t>Tabela</w:t>
+      </w:r>
+      <w:proofErr w:type="spellEnd"/>
+      <w:r>
+        <w:rPr>
+          <w:color w:val="000000" w:themeColor="text1"/>
+        </w:rPr>
+        <w:t xml:space="preserve"> 4.1: </w:t>
+      </w:r>
+      <w:proofErr w:type="spellStart"/>
+      <w:r>
+        <w:rPr>
+          <w:color w:val="000000" w:themeColor="text1"/>
+        </w:rPr>
+        <w:t>Pregled</w:t>
+      </w:r>
+      <w:proofErr w:type="spellEnd"/>
+      <w:r>
+        <w:rPr>
+          <w:color w:val="000000" w:themeColor="text1"/>
+        </w:rPr>
+        <w:t xml:space="preserve"> baseline </w:t>
+      </w:r>
+      <w:proofErr w:type="spellStart"/>
+      <w:r>
+        <w:rPr>
+          <w:color w:val="000000" w:themeColor="text1"/>
+        </w:rPr>
+        <w:t>rezultata</w:t>
+      </w:r>
+      <w:proofErr w:type="spellEnd"/>
+      <w:r>
+        <w:rPr>
+          <w:color w:val="000000" w:themeColor="text1"/>
+        </w:rPr>
+        <w:t xml:space="preserve"> </w:t>
+      </w:r>
+      <w:r>
+        <w:rPr>
+          <w:color w:val="000000" w:themeColor="text1"/>
+        </w:rPr>
+        <w:fldChar w:fldCharType="begin"/>
+      </w:r>
+      <w:r>
+        <w:rPr>
+          <w:color w:val="000000" w:themeColor="text1"/>
+        </w:rPr>
+        <w:instrText xml:space="preserve"> SEQ Tabela_4.1:_Pregled_baseline_rezultata \* ARABIC </w:instrText>
+      </w:r>
+      <w:r>
+        <w:rPr>
+          <w:color w:val="000000" w:themeColor="text1"/>
+        </w:rPr>
+        <w:fldChar w:fldCharType="separate"/>
+      </w:r>
+      <w:r>
+        <w:rPr>
+          <w:noProof/>
+          <w:color w:val="000000" w:themeColor="text1"/>
+        </w:rPr>
+        <w:t>1</w:t>
+      </w:r>
+      <w:r>
+        <w:rPr>
+          <w:color w:val="000000" w:themeColor="text1"/>
+        </w:rPr>
+        <w:fldChar w:fldCharType="end"/>
+      </w:r>
+    </w:p>
+    <w:p/>
     <w:sectPr>
       <w:footerReference w:type="first" r:id="rId19"/>
       <w:pgSz w:w="12240" w:h="15840"/>
@@ -4915,6 +5602,25 @@
       <w:color w:val="666666"/>
     </w:rPr>
   </w:style>
+  <w:style w:type="paragraph" w:styleId="Caption">
+    <w:name w:val="caption"/>
+    <w:basedOn w:val="Normal"/>
+    <w:next w:val="Normal"/>
+    <w:uiPriority w:val="35"/>
+    <w:unhideWhenUsed/>
+    <w:qFormat/>
+    <w:rsid w:val="00095040"/>
+    <w:pPr>
+      <w:spacing w:after="200" w:line="240" w:lineRule="auto"/>
+    </w:pPr>
+    <w:rPr>
+      <w:i/>
+      <w:iCs/>
+      <w:color w:val="44546A" w:themeColor="text2"/>
+      <w:sz w:val="18"/>
+      <w:szCs w:val="18"/>
+    </w:rPr>
+  </w:style>
 </w:styles>
 </file>
 

--- a/Dipomski rad.docx
+++ b/Dipomski rad.docx
@@ -4,7 +4,66 @@
   <w:body>
     <w:p>
       <w:pPr>
-        <w:rPr>
+        <w:pStyle w:val="Title"/>
+        <w:rPr>
+          <w:lang w:val="sr-Latn-RS"/>
+        </w:rPr>
+      </w:pPr>
+    </w:p>
+    <w:p>
+      <w:pPr>
+        <w:pStyle w:val="Title"/>
+        <w:rPr>
+          <w:lang w:val="sr-Latn-RS"/>
+        </w:rPr>
+      </w:pPr>
+    </w:p>
+    <w:p>
+      <w:pPr>
+        <w:pStyle w:val="Title"/>
+        <w:rPr>
+          <w:lang w:val="sr-Latn-RS"/>
+        </w:rPr>
+      </w:pPr>
+    </w:p>
+    <w:p>
+      <w:pPr>
+        <w:pStyle w:val="Title"/>
+        <w:rPr>
+          <w:lang w:val="sr-Latn-RS"/>
+        </w:rPr>
+      </w:pPr>
+    </w:p>
+    <w:p>
+      <w:pPr>
+        <w:pStyle w:val="Title"/>
+        <w:rPr>
+          <w:lang w:val="sr-Latn-RS"/>
+        </w:rPr>
+      </w:pPr>
+    </w:p>
+    <w:p>
+      <w:pPr>
+        <w:pStyle w:val="Title"/>
+        <w:rPr>
+          <w:lang w:val="sr-Latn-RS"/>
+        </w:rPr>
+      </w:pPr>
+    </w:p>
+    <w:p>
+      <w:pPr>
+        <w:pStyle w:val="Title"/>
+        <w:rPr>
+          <w:lang w:val="sr-Latn-RS"/>
+        </w:rPr>
+      </w:pPr>
+    </w:p>
+    <w:p>
+      <w:pPr>
+        <w:pStyle w:val="Title"/>
+        <w:rPr>
+          <w:sz w:val="36"/>
+          <w:szCs w:val="36"/>
           <w:lang w:val="sr-Latn-RS"/>
         </w:rPr>
         <w:sectPr>
@@ -21,6 +80,14 @@
           <w:docGrid w:linePitch="360"/>
         </w:sectPr>
       </w:pPr>
+      <w:r>
+        <w:rPr>
+          <w:sz w:val="36"/>
+          <w:szCs w:val="36"/>
+          <w:lang w:val="sr-Latn-RS"/>
+        </w:rPr>
+        <w:t>Evaluacija i poređenje modela mašinskog učenja na heterogenim onkološkim datasetovima (slikovni i tabularni) uz ponovljiv pipeline pripreme podataka, validacije i provera kvaliteta.</w:t>
+      </w:r>
     </w:p>
     <w:sdt>
       <w:sdtPr>
@@ -80,6 +147,7 @@
               <w:rFonts w:asciiTheme="minorHAnsi" w:eastAsiaTheme="minorEastAsia" w:hAnsiTheme="minorHAnsi"/>
               <w:noProof/>
               <w:szCs w:val="24"/>
+              <w:lang w:val="sr-Latn-RS" w:eastAsia="sr-Latn-RS"/>
             </w:rPr>
           </w:pPr>
           <w:r>
@@ -100,7 +168,7 @@
             </w:rPr>
             <w:fldChar w:fldCharType="separate"/>
           </w:r>
-          <w:hyperlink w:anchor="_Toc220397271" w:history="1">
+          <w:hyperlink w:anchor="_Toc224221803" w:history="1">
             <w:r>
               <w:rPr>
                 <w:rStyle w:val="Hyperlink"/>
@@ -114,6 +182,7 @@
                 <w:rFonts w:asciiTheme="minorHAnsi" w:eastAsiaTheme="minorEastAsia" w:hAnsiTheme="minorHAnsi"/>
                 <w:noProof/>
                 <w:szCs w:val="24"/>
+                <w:lang w:val="sr-Latn-RS" w:eastAsia="sr-Latn-RS"/>
               </w:rPr>
               <w:tab/>
             </w:r>
@@ -129,6 +198,7 @@
               <w:rPr>
                 <w:noProof/>
                 <w:webHidden/>
+                <w:lang w:val="sr-Latn-RS"/>
               </w:rPr>
               <w:tab/>
             </w:r>
@@ -136,6 +206,7 @@
               <w:rPr>
                 <w:noProof/>
                 <w:webHidden/>
+                <w:lang w:val="sr-Latn-RS"/>
               </w:rPr>
               <w:fldChar w:fldCharType="begin"/>
             </w:r>
@@ -143,19 +214,22 @@
               <w:rPr>
                 <w:noProof/>
                 <w:webHidden/>
-              </w:rPr>
-              <w:instrText xml:space="preserve"> PAGEREF _Toc220397271 \h </w:instrText>
-            </w:r>
-            <w:r>
-              <w:rPr>
-                <w:noProof/>
-                <w:webHidden/>
-              </w:rPr>
-            </w:r>
-            <w:r>
-              <w:rPr>
-                <w:noProof/>
-                <w:webHidden/>
+                <w:lang w:val="sr-Latn-RS"/>
+              </w:rPr>
+              <w:instrText xml:space="preserve"> PAGEREF _Toc224221803 \h </w:instrText>
+            </w:r>
+            <w:r>
+              <w:rPr>
+                <w:noProof/>
+                <w:webHidden/>
+                <w:lang w:val="sr-Latn-RS"/>
+              </w:rPr>
+            </w:r>
+            <w:r>
+              <w:rPr>
+                <w:noProof/>
+                <w:webHidden/>
+                <w:lang w:val="sr-Latn-RS"/>
               </w:rPr>
               <w:fldChar w:fldCharType="separate"/>
             </w:r>
@@ -163,6 +237,7 @@
               <w:rPr>
                 <w:noProof/>
                 <w:webHidden/>
+                <w:lang w:val="sr-Latn-RS"/>
               </w:rPr>
               <w:t>3</w:t>
             </w:r>
@@ -170,6 +245,7 @@
               <w:rPr>
                 <w:noProof/>
                 <w:webHidden/>
+                <w:lang w:val="sr-Latn-RS"/>
               </w:rPr>
               <w:fldChar w:fldCharType="end"/>
             </w:r>
@@ -185,9 +261,10 @@
               <w:rFonts w:asciiTheme="minorHAnsi" w:eastAsiaTheme="minorEastAsia" w:hAnsiTheme="minorHAnsi"/>
               <w:noProof/>
               <w:szCs w:val="24"/>
+              <w:lang w:val="sr-Latn-RS" w:eastAsia="sr-Latn-RS"/>
             </w:rPr>
           </w:pPr>
-          <w:hyperlink w:anchor="_Toc220397272" w:history="1">
+          <w:hyperlink w:anchor="_Toc224221804" w:history="1">
             <w:r>
               <w:rPr>
                 <w:rStyle w:val="Hyperlink"/>
@@ -200,6 +277,7 @@
               <w:rPr>
                 <w:noProof/>
                 <w:webHidden/>
+                <w:lang w:val="sr-Latn-RS"/>
               </w:rPr>
               <w:tab/>
             </w:r>
@@ -207,6 +285,7 @@
               <w:rPr>
                 <w:noProof/>
                 <w:webHidden/>
+                <w:lang w:val="sr-Latn-RS"/>
               </w:rPr>
               <w:fldChar w:fldCharType="begin"/>
             </w:r>
@@ -214,19 +293,22 @@
               <w:rPr>
                 <w:noProof/>
                 <w:webHidden/>
-              </w:rPr>
-              <w:instrText xml:space="preserve"> PAGEREF _Toc220397272 \h </w:instrText>
-            </w:r>
-            <w:r>
-              <w:rPr>
-                <w:noProof/>
-                <w:webHidden/>
-              </w:rPr>
-            </w:r>
-            <w:r>
-              <w:rPr>
-                <w:noProof/>
-                <w:webHidden/>
+                <w:lang w:val="sr-Latn-RS"/>
+              </w:rPr>
+              <w:instrText xml:space="preserve"> PAGEREF _Toc224221804 \h </w:instrText>
+            </w:r>
+            <w:r>
+              <w:rPr>
+                <w:noProof/>
+                <w:webHidden/>
+                <w:lang w:val="sr-Latn-RS"/>
+              </w:rPr>
+            </w:r>
+            <w:r>
+              <w:rPr>
+                <w:noProof/>
+                <w:webHidden/>
+                <w:lang w:val="sr-Latn-RS"/>
               </w:rPr>
               <w:fldChar w:fldCharType="separate"/>
             </w:r>
@@ -234,6 +316,7 @@
               <w:rPr>
                 <w:noProof/>
                 <w:webHidden/>
+                <w:lang w:val="sr-Latn-RS"/>
               </w:rPr>
               <w:t>3</w:t>
             </w:r>
@@ -241,6 +324,7 @@
               <w:rPr>
                 <w:noProof/>
                 <w:webHidden/>
+                <w:lang w:val="sr-Latn-RS"/>
               </w:rPr>
               <w:fldChar w:fldCharType="end"/>
             </w:r>
@@ -256,9 +340,10 @@
               <w:rFonts w:asciiTheme="minorHAnsi" w:eastAsiaTheme="minorEastAsia" w:hAnsiTheme="minorHAnsi"/>
               <w:noProof/>
               <w:szCs w:val="24"/>
+              <w:lang w:val="sr-Latn-RS" w:eastAsia="sr-Latn-RS"/>
             </w:rPr>
           </w:pPr>
-          <w:hyperlink w:anchor="_Toc220397273" w:history="1">
+          <w:hyperlink w:anchor="_Toc224221805" w:history="1">
             <w:r>
               <w:rPr>
                 <w:rStyle w:val="Hyperlink"/>
@@ -271,6 +356,7 @@
               <w:rPr>
                 <w:noProof/>
                 <w:webHidden/>
+                <w:lang w:val="sr-Latn-RS"/>
               </w:rPr>
               <w:tab/>
             </w:r>
@@ -278,6 +364,7 @@
               <w:rPr>
                 <w:noProof/>
                 <w:webHidden/>
+                <w:lang w:val="sr-Latn-RS"/>
               </w:rPr>
               <w:fldChar w:fldCharType="begin"/>
             </w:r>
@@ -285,19 +372,22 @@
               <w:rPr>
                 <w:noProof/>
                 <w:webHidden/>
-              </w:rPr>
-              <w:instrText xml:space="preserve"> PAGEREF _Toc220397273 \h </w:instrText>
-            </w:r>
-            <w:r>
-              <w:rPr>
-                <w:noProof/>
-                <w:webHidden/>
-              </w:rPr>
-            </w:r>
-            <w:r>
-              <w:rPr>
-                <w:noProof/>
-                <w:webHidden/>
+                <w:lang w:val="sr-Latn-RS"/>
+              </w:rPr>
+              <w:instrText xml:space="preserve"> PAGEREF _Toc224221805 \h </w:instrText>
+            </w:r>
+            <w:r>
+              <w:rPr>
+                <w:noProof/>
+                <w:webHidden/>
+                <w:lang w:val="sr-Latn-RS"/>
+              </w:rPr>
+            </w:r>
+            <w:r>
+              <w:rPr>
+                <w:noProof/>
+                <w:webHidden/>
+                <w:lang w:val="sr-Latn-RS"/>
               </w:rPr>
               <w:fldChar w:fldCharType="separate"/>
             </w:r>
@@ -305,6 +395,7 @@
               <w:rPr>
                 <w:noProof/>
                 <w:webHidden/>
+                <w:lang w:val="sr-Latn-RS"/>
               </w:rPr>
               <w:t>3</w:t>
             </w:r>
@@ -312,6 +403,7 @@
               <w:rPr>
                 <w:noProof/>
                 <w:webHidden/>
+                <w:lang w:val="sr-Latn-RS"/>
               </w:rPr>
               <w:fldChar w:fldCharType="end"/>
             </w:r>
@@ -327,9 +419,10 @@
               <w:rFonts w:asciiTheme="minorHAnsi" w:eastAsiaTheme="minorEastAsia" w:hAnsiTheme="minorHAnsi"/>
               <w:noProof/>
               <w:szCs w:val="24"/>
+              <w:lang w:val="sr-Latn-RS" w:eastAsia="sr-Latn-RS"/>
             </w:rPr>
           </w:pPr>
-          <w:hyperlink w:anchor="_Toc220397274" w:history="1">
+          <w:hyperlink w:anchor="_Toc224221806" w:history="1">
             <w:r>
               <w:rPr>
                 <w:rStyle w:val="Hyperlink"/>
@@ -342,6 +435,7 @@
               <w:rPr>
                 <w:noProof/>
                 <w:webHidden/>
+                <w:lang w:val="sr-Latn-RS"/>
               </w:rPr>
               <w:tab/>
             </w:r>
@@ -349,6 +443,7 @@
               <w:rPr>
                 <w:noProof/>
                 <w:webHidden/>
+                <w:lang w:val="sr-Latn-RS"/>
               </w:rPr>
               <w:fldChar w:fldCharType="begin"/>
             </w:r>
@@ -356,19 +451,22 @@
               <w:rPr>
                 <w:noProof/>
                 <w:webHidden/>
-              </w:rPr>
-              <w:instrText xml:space="preserve"> PAGEREF _Toc220397274 \h </w:instrText>
-            </w:r>
-            <w:r>
-              <w:rPr>
-                <w:noProof/>
-                <w:webHidden/>
-              </w:rPr>
-            </w:r>
-            <w:r>
-              <w:rPr>
-                <w:noProof/>
-                <w:webHidden/>
+                <w:lang w:val="sr-Latn-RS"/>
+              </w:rPr>
+              <w:instrText xml:space="preserve"> PAGEREF _Toc224221806 \h </w:instrText>
+            </w:r>
+            <w:r>
+              <w:rPr>
+                <w:noProof/>
+                <w:webHidden/>
+                <w:lang w:val="sr-Latn-RS"/>
+              </w:rPr>
+            </w:r>
+            <w:r>
+              <w:rPr>
+                <w:noProof/>
+                <w:webHidden/>
+                <w:lang w:val="sr-Latn-RS"/>
               </w:rPr>
               <w:fldChar w:fldCharType="separate"/>
             </w:r>
@@ -376,6 +474,7 @@
               <w:rPr>
                 <w:noProof/>
                 <w:webHidden/>
+                <w:lang w:val="sr-Latn-RS"/>
               </w:rPr>
               <w:t>3</w:t>
             </w:r>
@@ -383,6 +482,7 @@
               <w:rPr>
                 <w:noProof/>
                 <w:webHidden/>
+                <w:lang w:val="sr-Latn-RS"/>
               </w:rPr>
               <w:fldChar w:fldCharType="end"/>
             </w:r>
@@ -398,9 +498,10 @@
               <w:rFonts w:asciiTheme="minorHAnsi" w:eastAsiaTheme="minorEastAsia" w:hAnsiTheme="minorHAnsi"/>
               <w:noProof/>
               <w:szCs w:val="24"/>
+              <w:lang w:val="sr-Latn-RS" w:eastAsia="sr-Latn-RS"/>
             </w:rPr>
           </w:pPr>
-          <w:hyperlink w:anchor="_Toc220397275" w:history="1">
+          <w:hyperlink w:anchor="_Toc224221807" w:history="1">
             <w:r>
               <w:rPr>
                 <w:rStyle w:val="Hyperlink"/>
@@ -413,6 +514,7 @@
               <w:rPr>
                 <w:noProof/>
                 <w:webHidden/>
+                <w:lang w:val="sr-Latn-RS"/>
               </w:rPr>
               <w:tab/>
             </w:r>
@@ -420,6 +522,7 @@
               <w:rPr>
                 <w:noProof/>
                 <w:webHidden/>
+                <w:lang w:val="sr-Latn-RS"/>
               </w:rPr>
               <w:fldChar w:fldCharType="begin"/>
             </w:r>
@@ -427,19 +530,22 @@
               <w:rPr>
                 <w:noProof/>
                 <w:webHidden/>
-              </w:rPr>
-              <w:instrText xml:space="preserve"> PAGEREF _Toc220397275 \h </w:instrText>
-            </w:r>
-            <w:r>
-              <w:rPr>
-                <w:noProof/>
-                <w:webHidden/>
-              </w:rPr>
-            </w:r>
-            <w:r>
-              <w:rPr>
-                <w:noProof/>
-                <w:webHidden/>
+                <w:lang w:val="sr-Latn-RS"/>
+              </w:rPr>
+              <w:instrText xml:space="preserve"> PAGEREF _Toc224221807 \h </w:instrText>
+            </w:r>
+            <w:r>
+              <w:rPr>
+                <w:noProof/>
+                <w:webHidden/>
+                <w:lang w:val="sr-Latn-RS"/>
+              </w:rPr>
+            </w:r>
+            <w:r>
+              <w:rPr>
+                <w:noProof/>
+                <w:webHidden/>
+                <w:lang w:val="sr-Latn-RS"/>
               </w:rPr>
               <w:fldChar w:fldCharType="separate"/>
             </w:r>
@@ -447,6 +553,7 @@
               <w:rPr>
                 <w:noProof/>
                 <w:webHidden/>
+                <w:lang w:val="sr-Latn-RS"/>
               </w:rPr>
               <w:t>4</w:t>
             </w:r>
@@ -454,6 +561,7 @@
               <w:rPr>
                 <w:noProof/>
                 <w:webHidden/>
+                <w:lang w:val="sr-Latn-RS"/>
               </w:rPr>
               <w:fldChar w:fldCharType="end"/>
             </w:r>
@@ -470,9 +578,10 @@
               <w:rFonts w:asciiTheme="minorHAnsi" w:eastAsiaTheme="minorEastAsia" w:hAnsiTheme="minorHAnsi"/>
               <w:noProof/>
               <w:szCs w:val="24"/>
+              <w:lang w:val="sr-Latn-RS" w:eastAsia="sr-Latn-RS"/>
             </w:rPr>
           </w:pPr>
-          <w:hyperlink w:anchor="_Toc220397276" w:history="1">
+          <w:hyperlink w:anchor="_Toc224221808" w:history="1">
             <w:r>
               <w:rPr>
                 <w:rStyle w:val="Hyperlink"/>
@@ -486,6 +595,7 @@
                 <w:rFonts w:asciiTheme="minorHAnsi" w:eastAsiaTheme="minorEastAsia" w:hAnsiTheme="minorHAnsi"/>
                 <w:noProof/>
                 <w:szCs w:val="24"/>
+                <w:lang w:val="sr-Latn-RS" w:eastAsia="sr-Latn-RS"/>
               </w:rPr>
               <w:tab/>
             </w:r>
@@ -501,6 +611,7 @@
               <w:rPr>
                 <w:noProof/>
                 <w:webHidden/>
+                <w:lang w:val="sr-Latn-RS"/>
               </w:rPr>
               <w:tab/>
             </w:r>
@@ -508,6 +619,7 @@
               <w:rPr>
                 <w:noProof/>
                 <w:webHidden/>
+                <w:lang w:val="sr-Latn-RS"/>
               </w:rPr>
               <w:fldChar w:fldCharType="begin"/>
             </w:r>
@@ -515,19 +627,22 @@
               <w:rPr>
                 <w:noProof/>
                 <w:webHidden/>
-              </w:rPr>
-              <w:instrText xml:space="preserve"> PAGEREF _Toc220397276 \h </w:instrText>
-            </w:r>
-            <w:r>
-              <w:rPr>
-                <w:noProof/>
-                <w:webHidden/>
-              </w:rPr>
-            </w:r>
-            <w:r>
-              <w:rPr>
-                <w:noProof/>
-                <w:webHidden/>
+                <w:lang w:val="sr-Latn-RS"/>
+              </w:rPr>
+              <w:instrText xml:space="preserve"> PAGEREF _Toc224221808 \h </w:instrText>
+            </w:r>
+            <w:r>
+              <w:rPr>
+                <w:noProof/>
+                <w:webHidden/>
+                <w:lang w:val="sr-Latn-RS"/>
+              </w:rPr>
+            </w:r>
+            <w:r>
+              <w:rPr>
+                <w:noProof/>
+                <w:webHidden/>
+                <w:lang w:val="sr-Latn-RS"/>
               </w:rPr>
               <w:fldChar w:fldCharType="separate"/>
             </w:r>
@@ -535,6 +650,7 @@
               <w:rPr>
                 <w:noProof/>
                 <w:webHidden/>
+                <w:lang w:val="sr-Latn-RS"/>
               </w:rPr>
               <w:t>5</w:t>
             </w:r>
@@ -542,6 +658,7 @@
               <w:rPr>
                 <w:noProof/>
                 <w:webHidden/>
+                <w:lang w:val="sr-Latn-RS"/>
               </w:rPr>
               <w:fldChar w:fldCharType="end"/>
             </w:r>
@@ -557,9 +674,10 @@
               <w:rFonts w:asciiTheme="minorHAnsi" w:eastAsiaTheme="minorEastAsia" w:hAnsiTheme="minorHAnsi"/>
               <w:noProof/>
               <w:szCs w:val="24"/>
+              <w:lang w:val="sr-Latn-RS" w:eastAsia="sr-Latn-RS"/>
             </w:rPr>
           </w:pPr>
-          <w:hyperlink w:anchor="_Toc220397277" w:history="1">
+          <w:hyperlink w:anchor="_Toc224221809" w:history="1">
             <w:r>
               <w:rPr>
                 <w:rStyle w:val="Hyperlink"/>
@@ -572,6 +690,7 @@
               <w:rPr>
                 <w:noProof/>
                 <w:webHidden/>
+                <w:lang w:val="sr-Latn-RS"/>
               </w:rPr>
               <w:tab/>
             </w:r>
@@ -579,6 +698,7 @@
               <w:rPr>
                 <w:noProof/>
                 <w:webHidden/>
+                <w:lang w:val="sr-Latn-RS"/>
               </w:rPr>
               <w:fldChar w:fldCharType="begin"/>
             </w:r>
@@ -586,19 +706,22 @@
               <w:rPr>
                 <w:noProof/>
                 <w:webHidden/>
-              </w:rPr>
-              <w:instrText xml:space="preserve"> PAGEREF _Toc220397277 \h </w:instrText>
-            </w:r>
-            <w:r>
-              <w:rPr>
-                <w:noProof/>
-                <w:webHidden/>
-              </w:rPr>
-            </w:r>
-            <w:r>
-              <w:rPr>
-                <w:noProof/>
-                <w:webHidden/>
+                <w:lang w:val="sr-Latn-RS"/>
+              </w:rPr>
+              <w:instrText xml:space="preserve"> PAGEREF _Toc224221809 \h </w:instrText>
+            </w:r>
+            <w:r>
+              <w:rPr>
+                <w:noProof/>
+                <w:webHidden/>
+                <w:lang w:val="sr-Latn-RS"/>
+              </w:rPr>
+            </w:r>
+            <w:r>
+              <w:rPr>
+                <w:noProof/>
+                <w:webHidden/>
+                <w:lang w:val="sr-Latn-RS"/>
               </w:rPr>
               <w:fldChar w:fldCharType="separate"/>
             </w:r>
@@ -606,6 +729,7 @@
               <w:rPr>
                 <w:noProof/>
                 <w:webHidden/>
+                <w:lang w:val="sr-Latn-RS"/>
               </w:rPr>
               <w:t>6</w:t>
             </w:r>
@@ -613,6 +737,7 @@
               <w:rPr>
                 <w:noProof/>
                 <w:webHidden/>
+                <w:lang w:val="sr-Latn-RS"/>
               </w:rPr>
               <w:fldChar w:fldCharType="end"/>
             </w:r>
@@ -628,9 +753,10 @@
               <w:rFonts w:asciiTheme="minorHAnsi" w:eastAsiaTheme="minorEastAsia" w:hAnsiTheme="minorHAnsi"/>
               <w:noProof/>
               <w:szCs w:val="24"/>
+              <w:lang w:val="sr-Latn-RS" w:eastAsia="sr-Latn-RS"/>
             </w:rPr>
           </w:pPr>
-          <w:hyperlink w:anchor="_Toc220397278" w:history="1">
+          <w:hyperlink w:anchor="_Toc224221810" w:history="1">
             <w:r>
               <w:rPr>
                 <w:rStyle w:val="Hyperlink"/>
@@ -643,6 +769,7 @@
               <w:rPr>
                 <w:noProof/>
                 <w:webHidden/>
+                <w:lang w:val="sr-Latn-RS"/>
               </w:rPr>
               <w:tab/>
             </w:r>
@@ -650,6 +777,7 @@
               <w:rPr>
                 <w:noProof/>
                 <w:webHidden/>
+                <w:lang w:val="sr-Latn-RS"/>
               </w:rPr>
               <w:fldChar w:fldCharType="begin"/>
             </w:r>
@@ -657,19 +785,22 @@
               <w:rPr>
                 <w:noProof/>
                 <w:webHidden/>
-              </w:rPr>
-              <w:instrText xml:space="preserve"> PAGEREF _Toc220397278 \h </w:instrText>
-            </w:r>
-            <w:r>
-              <w:rPr>
-                <w:noProof/>
-                <w:webHidden/>
-              </w:rPr>
-            </w:r>
-            <w:r>
-              <w:rPr>
-                <w:noProof/>
-                <w:webHidden/>
+                <w:lang w:val="sr-Latn-RS"/>
+              </w:rPr>
+              <w:instrText xml:space="preserve"> PAGEREF _Toc224221810 \h </w:instrText>
+            </w:r>
+            <w:r>
+              <w:rPr>
+                <w:noProof/>
+                <w:webHidden/>
+                <w:lang w:val="sr-Latn-RS"/>
+              </w:rPr>
+            </w:r>
+            <w:r>
+              <w:rPr>
+                <w:noProof/>
+                <w:webHidden/>
+                <w:lang w:val="sr-Latn-RS"/>
               </w:rPr>
               <w:fldChar w:fldCharType="separate"/>
             </w:r>
@@ -677,13 +808,15 @@
               <w:rPr>
                 <w:noProof/>
                 <w:webHidden/>
-              </w:rPr>
-              <w:t>7</w:t>
-            </w:r>
-            <w:r>
-              <w:rPr>
-                <w:noProof/>
-                <w:webHidden/>
+                <w:lang w:val="sr-Latn-RS"/>
+              </w:rPr>
+              <w:t>9</w:t>
+            </w:r>
+            <w:r>
+              <w:rPr>
+                <w:noProof/>
+                <w:webHidden/>
+                <w:lang w:val="sr-Latn-RS"/>
               </w:rPr>
               <w:fldChar w:fldCharType="end"/>
             </w:r>
@@ -699,9 +832,10 @@
               <w:rFonts w:asciiTheme="minorHAnsi" w:eastAsiaTheme="minorEastAsia" w:hAnsiTheme="minorHAnsi"/>
               <w:noProof/>
               <w:szCs w:val="24"/>
+              <w:lang w:val="sr-Latn-RS" w:eastAsia="sr-Latn-RS"/>
             </w:rPr>
           </w:pPr>
-          <w:hyperlink w:anchor="_Toc220397279" w:history="1">
+          <w:hyperlink w:anchor="_Toc224221811" w:history="1">
             <w:r>
               <w:rPr>
                 <w:rStyle w:val="Hyperlink"/>
@@ -714,6 +848,7 @@
               <w:rPr>
                 <w:noProof/>
                 <w:webHidden/>
+                <w:lang w:val="sr-Latn-RS"/>
               </w:rPr>
               <w:tab/>
             </w:r>
@@ -721,6 +856,7 @@
               <w:rPr>
                 <w:noProof/>
                 <w:webHidden/>
+                <w:lang w:val="sr-Latn-RS"/>
               </w:rPr>
               <w:fldChar w:fldCharType="begin"/>
             </w:r>
@@ -728,19 +864,22 @@
               <w:rPr>
                 <w:noProof/>
                 <w:webHidden/>
-              </w:rPr>
-              <w:instrText xml:space="preserve"> PAGEREF _Toc220397279 \h </w:instrText>
-            </w:r>
-            <w:r>
-              <w:rPr>
-                <w:noProof/>
-                <w:webHidden/>
-              </w:rPr>
-            </w:r>
-            <w:r>
-              <w:rPr>
-                <w:noProof/>
-                <w:webHidden/>
+                <w:lang w:val="sr-Latn-RS"/>
+              </w:rPr>
+              <w:instrText xml:space="preserve"> PAGEREF _Toc224221811 \h </w:instrText>
+            </w:r>
+            <w:r>
+              <w:rPr>
+                <w:noProof/>
+                <w:webHidden/>
+                <w:lang w:val="sr-Latn-RS"/>
+              </w:rPr>
+            </w:r>
+            <w:r>
+              <w:rPr>
+                <w:noProof/>
+                <w:webHidden/>
+                <w:lang w:val="sr-Latn-RS"/>
               </w:rPr>
               <w:fldChar w:fldCharType="separate"/>
             </w:r>
@@ -748,13 +887,15 @@
               <w:rPr>
                 <w:noProof/>
                 <w:webHidden/>
-              </w:rPr>
-              <w:t>8</w:t>
-            </w:r>
-            <w:r>
-              <w:rPr>
-                <w:noProof/>
-                <w:webHidden/>
+                <w:lang w:val="sr-Latn-RS"/>
+              </w:rPr>
+              <w:t>10</w:t>
+            </w:r>
+            <w:r>
+              <w:rPr>
+                <w:noProof/>
+                <w:webHidden/>
+                <w:lang w:val="sr-Latn-RS"/>
               </w:rPr>
               <w:fldChar w:fldCharType="end"/>
             </w:r>
@@ -770,9 +911,10 @@
               <w:rFonts w:asciiTheme="minorHAnsi" w:eastAsiaTheme="minorEastAsia" w:hAnsiTheme="minorHAnsi"/>
               <w:noProof/>
               <w:szCs w:val="24"/>
+              <w:lang w:val="sr-Latn-RS" w:eastAsia="sr-Latn-RS"/>
             </w:rPr>
           </w:pPr>
-          <w:hyperlink w:anchor="_Toc220397280" w:history="1">
+          <w:hyperlink w:anchor="_Toc224221812" w:history="1">
             <w:r>
               <w:rPr>
                 <w:rStyle w:val="Hyperlink"/>
@@ -785,6 +927,7 @@
               <w:rPr>
                 <w:noProof/>
                 <w:webHidden/>
+                <w:lang w:val="sr-Latn-RS"/>
               </w:rPr>
               <w:tab/>
             </w:r>
@@ -792,6 +935,7 @@
               <w:rPr>
                 <w:noProof/>
                 <w:webHidden/>
+                <w:lang w:val="sr-Latn-RS"/>
               </w:rPr>
               <w:fldChar w:fldCharType="begin"/>
             </w:r>
@@ -799,19 +943,22 @@
               <w:rPr>
                 <w:noProof/>
                 <w:webHidden/>
-              </w:rPr>
-              <w:instrText xml:space="preserve"> PAGEREF _Toc220397280 \h </w:instrText>
-            </w:r>
-            <w:r>
-              <w:rPr>
-                <w:noProof/>
-                <w:webHidden/>
-              </w:rPr>
-            </w:r>
-            <w:r>
-              <w:rPr>
-                <w:noProof/>
-                <w:webHidden/>
+                <w:lang w:val="sr-Latn-RS"/>
+              </w:rPr>
+              <w:instrText xml:space="preserve"> PAGEREF _Toc224221812 \h </w:instrText>
+            </w:r>
+            <w:r>
+              <w:rPr>
+                <w:noProof/>
+                <w:webHidden/>
+                <w:lang w:val="sr-Latn-RS"/>
+              </w:rPr>
+            </w:r>
+            <w:r>
+              <w:rPr>
+                <w:noProof/>
+                <w:webHidden/>
+                <w:lang w:val="sr-Latn-RS"/>
               </w:rPr>
               <w:fldChar w:fldCharType="separate"/>
             </w:r>
@@ -819,13 +966,1017 @@
               <w:rPr>
                 <w:noProof/>
                 <w:webHidden/>
-              </w:rPr>
-              <w:t>9</w:t>
-            </w:r>
-            <w:r>
-              <w:rPr>
-                <w:noProof/>
-                <w:webHidden/>
+                <w:lang w:val="sr-Latn-RS"/>
+              </w:rPr>
+              <w:t>11</w:t>
+            </w:r>
+            <w:r>
+              <w:rPr>
+                <w:noProof/>
+                <w:webHidden/>
+                <w:lang w:val="sr-Latn-RS"/>
+              </w:rPr>
+              <w:fldChar w:fldCharType="end"/>
+            </w:r>
+          </w:hyperlink>
+        </w:p>
+        <w:p>
+          <w:pPr>
+            <w:pStyle w:val="TOC1"/>
+            <w:tabs>
+              <w:tab w:val="left" w:pos="480"/>
+              <w:tab w:val="right" w:leader="dot" w:pos="9350"/>
+            </w:tabs>
+            <w:rPr>
+              <w:rFonts w:asciiTheme="minorHAnsi" w:eastAsiaTheme="minorEastAsia" w:hAnsiTheme="minorHAnsi"/>
+              <w:noProof/>
+              <w:szCs w:val="24"/>
+              <w:lang w:val="sr-Latn-RS" w:eastAsia="sr-Latn-RS"/>
+            </w:rPr>
+          </w:pPr>
+          <w:hyperlink w:anchor="_Toc224221813" w:history="1">
+            <w:r>
+              <w:rPr>
+                <w:rStyle w:val="Hyperlink"/>
+                <w:noProof/>
+                <w:lang w:val="sr-Latn-RS"/>
+              </w:rPr>
+              <w:t>3.</w:t>
+            </w:r>
+            <w:r>
+              <w:rPr>
+                <w:rFonts w:asciiTheme="minorHAnsi" w:eastAsiaTheme="minorEastAsia" w:hAnsiTheme="minorHAnsi"/>
+                <w:noProof/>
+                <w:szCs w:val="24"/>
+                <w:lang w:val="sr-Latn-RS" w:eastAsia="sr-Latn-RS"/>
+              </w:rPr>
+              <w:tab/>
+            </w:r>
+            <w:r>
+              <w:rPr>
+                <w:rStyle w:val="Hyperlink"/>
+                <w:noProof/>
+                <w:lang w:val="sr-Latn-RS"/>
+              </w:rPr>
+              <w:t>Priprema podataka</w:t>
+            </w:r>
+            <w:r>
+              <w:rPr>
+                <w:noProof/>
+                <w:webHidden/>
+                <w:lang w:val="sr-Latn-RS"/>
+              </w:rPr>
+              <w:tab/>
+            </w:r>
+            <w:r>
+              <w:rPr>
+                <w:noProof/>
+                <w:webHidden/>
+                <w:lang w:val="sr-Latn-RS"/>
+              </w:rPr>
+              <w:fldChar w:fldCharType="begin"/>
+            </w:r>
+            <w:r>
+              <w:rPr>
+                <w:noProof/>
+                <w:webHidden/>
+                <w:lang w:val="sr-Latn-RS"/>
+              </w:rPr>
+              <w:instrText xml:space="preserve"> PAGEREF _Toc224221813 \h </w:instrText>
+            </w:r>
+            <w:r>
+              <w:rPr>
+                <w:noProof/>
+                <w:webHidden/>
+                <w:lang w:val="sr-Latn-RS"/>
+              </w:rPr>
+            </w:r>
+            <w:r>
+              <w:rPr>
+                <w:noProof/>
+                <w:webHidden/>
+                <w:lang w:val="sr-Latn-RS"/>
+              </w:rPr>
+              <w:fldChar w:fldCharType="separate"/>
+            </w:r>
+            <w:r>
+              <w:rPr>
+                <w:noProof/>
+                <w:webHidden/>
+                <w:lang w:val="sr-Latn-RS"/>
+              </w:rPr>
+              <w:t>12</w:t>
+            </w:r>
+            <w:r>
+              <w:rPr>
+                <w:noProof/>
+                <w:webHidden/>
+                <w:lang w:val="sr-Latn-RS"/>
+              </w:rPr>
+              <w:fldChar w:fldCharType="end"/>
+            </w:r>
+          </w:hyperlink>
+        </w:p>
+        <w:p>
+          <w:pPr>
+            <w:pStyle w:val="TOC2"/>
+            <w:tabs>
+              <w:tab w:val="right" w:leader="dot" w:pos="9350"/>
+            </w:tabs>
+            <w:rPr>
+              <w:rFonts w:asciiTheme="minorHAnsi" w:eastAsiaTheme="minorEastAsia" w:hAnsiTheme="minorHAnsi"/>
+              <w:noProof/>
+              <w:szCs w:val="24"/>
+              <w:lang w:val="sr-Latn-RS" w:eastAsia="sr-Latn-RS"/>
+            </w:rPr>
+          </w:pPr>
+          <w:hyperlink w:anchor="_Toc224221814" w:history="1">
+            <w:r>
+              <w:rPr>
+                <w:rStyle w:val="Hyperlink"/>
+                <w:noProof/>
+                <w:lang w:val="sr-Latn-RS"/>
+              </w:rPr>
+              <w:t>3.1 Priprema tabular skupa Thyroid recurrence.</w:t>
+            </w:r>
+            <w:r>
+              <w:rPr>
+                <w:noProof/>
+                <w:webHidden/>
+                <w:lang w:val="sr-Latn-RS"/>
+              </w:rPr>
+              <w:tab/>
+            </w:r>
+            <w:r>
+              <w:rPr>
+                <w:noProof/>
+                <w:webHidden/>
+                <w:lang w:val="sr-Latn-RS"/>
+              </w:rPr>
+              <w:fldChar w:fldCharType="begin"/>
+            </w:r>
+            <w:r>
+              <w:rPr>
+                <w:noProof/>
+                <w:webHidden/>
+                <w:lang w:val="sr-Latn-RS"/>
+              </w:rPr>
+              <w:instrText xml:space="preserve"> PAGEREF _Toc224221814 \h </w:instrText>
+            </w:r>
+            <w:r>
+              <w:rPr>
+                <w:noProof/>
+                <w:webHidden/>
+                <w:lang w:val="sr-Latn-RS"/>
+              </w:rPr>
+            </w:r>
+            <w:r>
+              <w:rPr>
+                <w:noProof/>
+                <w:webHidden/>
+                <w:lang w:val="sr-Latn-RS"/>
+              </w:rPr>
+              <w:fldChar w:fldCharType="separate"/>
+            </w:r>
+            <w:r>
+              <w:rPr>
+                <w:noProof/>
+                <w:webHidden/>
+                <w:lang w:val="sr-Latn-RS"/>
+              </w:rPr>
+              <w:t>12</w:t>
+            </w:r>
+            <w:r>
+              <w:rPr>
+                <w:noProof/>
+                <w:webHidden/>
+                <w:lang w:val="sr-Latn-RS"/>
+              </w:rPr>
+              <w:fldChar w:fldCharType="end"/>
+            </w:r>
+          </w:hyperlink>
+        </w:p>
+        <w:p>
+          <w:pPr>
+            <w:pStyle w:val="TOC2"/>
+            <w:tabs>
+              <w:tab w:val="right" w:leader="dot" w:pos="9350"/>
+            </w:tabs>
+            <w:rPr>
+              <w:rFonts w:asciiTheme="minorHAnsi" w:eastAsiaTheme="minorEastAsia" w:hAnsiTheme="minorHAnsi"/>
+              <w:noProof/>
+              <w:szCs w:val="24"/>
+              <w:lang w:val="sr-Latn-RS" w:eastAsia="sr-Latn-RS"/>
+            </w:rPr>
+          </w:pPr>
+          <w:hyperlink w:anchor="_Toc224221815" w:history="1">
+            <w:r>
+              <w:rPr>
+                <w:rStyle w:val="Hyperlink"/>
+                <w:noProof/>
+                <w:lang w:val="sr-Latn-RS"/>
+              </w:rPr>
+              <w:t>3.2 Priprema image skupa LC25000</w:t>
+            </w:r>
+            <w:r>
+              <w:rPr>
+                <w:noProof/>
+                <w:webHidden/>
+                <w:lang w:val="sr-Latn-RS"/>
+              </w:rPr>
+              <w:tab/>
+            </w:r>
+            <w:r>
+              <w:rPr>
+                <w:noProof/>
+                <w:webHidden/>
+                <w:lang w:val="sr-Latn-RS"/>
+              </w:rPr>
+              <w:fldChar w:fldCharType="begin"/>
+            </w:r>
+            <w:r>
+              <w:rPr>
+                <w:noProof/>
+                <w:webHidden/>
+                <w:lang w:val="sr-Latn-RS"/>
+              </w:rPr>
+              <w:instrText xml:space="preserve"> PAGEREF _Toc224221815 \h </w:instrText>
+            </w:r>
+            <w:r>
+              <w:rPr>
+                <w:noProof/>
+                <w:webHidden/>
+                <w:lang w:val="sr-Latn-RS"/>
+              </w:rPr>
+            </w:r>
+            <w:r>
+              <w:rPr>
+                <w:noProof/>
+                <w:webHidden/>
+                <w:lang w:val="sr-Latn-RS"/>
+              </w:rPr>
+              <w:fldChar w:fldCharType="separate"/>
+            </w:r>
+            <w:r>
+              <w:rPr>
+                <w:noProof/>
+                <w:webHidden/>
+                <w:lang w:val="sr-Latn-RS"/>
+              </w:rPr>
+              <w:t>13</w:t>
+            </w:r>
+            <w:r>
+              <w:rPr>
+                <w:noProof/>
+                <w:webHidden/>
+                <w:lang w:val="sr-Latn-RS"/>
+              </w:rPr>
+              <w:fldChar w:fldCharType="end"/>
+            </w:r>
+          </w:hyperlink>
+        </w:p>
+        <w:p>
+          <w:pPr>
+            <w:pStyle w:val="TOC2"/>
+            <w:tabs>
+              <w:tab w:val="right" w:leader="dot" w:pos="9350"/>
+            </w:tabs>
+            <w:rPr>
+              <w:rFonts w:asciiTheme="minorHAnsi" w:eastAsiaTheme="minorEastAsia" w:hAnsiTheme="minorHAnsi"/>
+              <w:noProof/>
+              <w:szCs w:val="24"/>
+              <w:lang w:val="sr-Latn-RS" w:eastAsia="sr-Latn-RS"/>
+            </w:rPr>
+          </w:pPr>
+          <w:hyperlink w:anchor="_Toc224221816" w:history="1">
+            <w:r>
+              <w:rPr>
+                <w:rStyle w:val="Hyperlink"/>
+                <w:noProof/>
+                <w:lang w:val="sr-Latn-RS"/>
+              </w:rPr>
+              <w:t>3.3 Priprema image skupa SipakMed</w:t>
+            </w:r>
+            <w:r>
+              <w:rPr>
+                <w:noProof/>
+                <w:webHidden/>
+                <w:lang w:val="sr-Latn-RS"/>
+              </w:rPr>
+              <w:tab/>
+            </w:r>
+            <w:r>
+              <w:rPr>
+                <w:noProof/>
+                <w:webHidden/>
+                <w:lang w:val="sr-Latn-RS"/>
+              </w:rPr>
+              <w:fldChar w:fldCharType="begin"/>
+            </w:r>
+            <w:r>
+              <w:rPr>
+                <w:noProof/>
+                <w:webHidden/>
+                <w:lang w:val="sr-Latn-RS"/>
+              </w:rPr>
+              <w:instrText xml:space="preserve"> PAGEREF _Toc224221816 \h </w:instrText>
+            </w:r>
+            <w:r>
+              <w:rPr>
+                <w:noProof/>
+                <w:webHidden/>
+                <w:lang w:val="sr-Latn-RS"/>
+              </w:rPr>
+            </w:r>
+            <w:r>
+              <w:rPr>
+                <w:noProof/>
+                <w:webHidden/>
+                <w:lang w:val="sr-Latn-RS"/>
+              </w:rPr>
+              <w:fldChar w:fldCharType="separate"/>
+            </w:r>
+            <w:r>
+              <w:rPr>
+                <w:noProof/>
+                <w:webHidden/>
+                <w:lang w:val="sr-Latn-RS"/>
+              </w:rPr>
+              <w:t>14</w:t>
+            </w:r>
+            <w:r>
+              <w:rPr>
+                <w:noProof/>
+                <w:webHidden/>
+                <w:lang w:val="sr-Latn-RS"/>
+              </w:rPr>
+              <w:fldChar w:fldCharType="end"/>
+            </w:r>
+          </w:hyperlink>
+        </w:p>
+        <w:p>
+          <w:pPr>
+            <w:pStyle w:val="TOC2"/>
+            <w:tabs>
+              <w:tab w:val="right" w:leader="dot" w:pos="9350"/>
+            </w:tabs>
+            <w:rPr>
+              <w:rFonts w:asciiTheme="minorHAnsi" w:eastAsiaTheme="minorEastAsia" w:hAnsiTheme="minorHAnsi"/>
+              <w:noProof/>
+              <w:szCs w:val="24"/>
+              <w:lang w:val="sr-Latn-RS" w:eastAsia="sr-Latn-RS"/>
+            </w:rPr>
+          </w:pPr>
+          <w:hyperlink w:anchor="_Toc224221817" w:history="1">
+            <w:r>
+              <w:rPr>
+                <w:rStyle w:val="Hyperlink"/>
+                <w:noProof/>
+                <w:lang w:val="sr-Latn-RS"/>
+              </w:rPr>
+              <w:t>3.4 Priprema image skupa RM1000.</w:t>
+            </w:r>
+            <w:r>
+              <w:rPr>
+                <w:noProof/>
+                <w:webHidden/>
+                <w:lang w:val="sr-Latn-RS"/>
+              </w:rPr>
+              <w:tab/>
+            </w:r>
+            <w:r>
+              <w:rPr>
+                <w:noProof/>
+                <w:webHidden/>
+                <w:lang w:val="sr-Latn-RS"/>
+              </w:rPr>
+              <w:fldChar w:fldCharType="begin"/>
+            </w:r>
+            <w:r>
+              <w:rPr>
+                <w:noProof/>
+                <w:webHidden/>
+                <w:lang w:val="sr-Latn-RS"/>
+              </w:rPr>
+              <w:instrText xml:space="preserve"> PAGEREF _Toc224221817 \h </w:instrText>
+            </w:r>
+            <w:r>
+              <w:rPr>
+                <w:noProof/>
+                <w:webHidden/>
+                <w:lang w:val="sr-Latn-RS"/>
+              </w:rPr>
+            </w:r>
+            <w:r>
+              <w:rPr>
+                <w:noProof/>
+                <w:webHidden/>
+                <w:lang w:val="sr-Latn-RS"/>
+              </w:rPr>
+              <w:fldChar w:fldCharType="separate"/>
+            </w:r>
+            <w:r>
+              <w:rPr>
+                <w:noProof/>
+                <w:webHidden/>
+                <w:lang w:val="sr-Latn-RS"/>
+              </w:rPr>
+              <w:t>15</w:t>
+            </w:r>
+            <w:r>
+              <w:rPr>
+                <w:noProof/>
+                <w:webHidden/>
+                <w:lang w:val="sr-Latn-RS"/>
+              </w:rPr>
+              <w:fldChar w:fldCharType="end"/>
+            </w:r>
+          </w:hyperlink>
+        </w:p>
+        <w:p>
+          <w:pPr>
+            <w:pStyle w:val="TOC1"/>
+            <w:tabs>
+              <w:tab w:val="left" w:pos="480"/>
+              <w:tab w:val="right" w:leader="dot" w:pos="9350"/>
+            </w:tabs>
+            <w:rPr>
+              <w:rFonts w:asciiTheme="minorHAnsi" w:eastAsiaTheme="minorEastAsia" w:hAnsiTheme="minorHAnsi"/>
+              <w:noProof/>
+              <w:szCs w:val="24"/>
+              <w:lang w:val="sr-Latn-RS" w:eastAsia="sr-Latn-RS"/>
+            </w:rPr>
+          </w:pPr>
+          <w:hyperlink w:anchor="_Toc224221818" w:history="1">
+            <w:r>
+              <w:rPr>
+                <w:rStyle w:val="Hyperlink"/>
+                <w:noProof/>
+                <w:lang w:val="sr-Latn-RS"/>
+              </w:rPr>
+              <w:t>4.</w:t>
+            </w:r>
+            <w:r>
+              <w:rPr>
+                <w:rFonts w:asciiTheme="minorHAnsi" w:eastAsiaTheme="minorEastAsia" w:hAnsiTheme="minorHAnsi"/>
+                <w:noProof/>
+                <w:szCs w:val="24"/>
+                <w:lang w:val="sr-Latn-RS" w:eastAsia="sr-Latn-RS"/>
+              </w:rPr>
+              <w:tab/>
+            </w:r>
+            <w:r>
+              <w:rPr>
+                <w:rStyle w:val="Hyperlink"/>
+                <w:noProof/>
+                <w:lang w:val="sr-Latn-RS"/>
+              </w:rPr>
+              <w:t>Baseline modeli i početni rezultati</w:t>
+            </w:r>
+            <w:r>
+              <w:rPr>
+                <w:noProof/>
+                <w:webHidden/>
+                <w:lang w:val="sr-Latn-RS"/>
+              </w:rPr>
+              <w:tab/>
+            </w:r>
+            <w:r>
+              <w:rPr>
+                <w:noProof/>
+                <w:webHidden/>
+                <w:lang w:val="sr-Latn-RS"/>
+              </w:rPr>
+              <w:fldChar w:fldCharType="begin"/>
+            </w:r>
+            <w:r>
+              <w:rPr>
+                <w:noProof/>
+                <w:webHidden/>
+                <w:lang w:val="sr-Latn-RS"/>
+              </w:rPr>
+              <w:instrText xml:space="preserve"> PAGEREF _Toc224221818 \h </w:instrText>
+            </w:r>
+            <w:r>
+              <w:rPr>
+                <w:noProof/>
+                <w:webHidden/>
+                <w:lang w:val="sr-Latn-RS"/>
+              </w:rPr>
+            </w:r>
+            <w:r>
+              <w:rPr>
+                <w:noProof/>
+                <w:webHidden/>
+                <w:lang w:val="sr-Latn-RS"/>
+              </w:rPr>
+              <w:fldChar w:fldCharType="separate"/>
+            </w:r>
+            <w:r>
+              <w:rPr>
+                <w:noProof/>
+                <w:webHidden/>
+                <w:lang w:val="sr-Latn-RS"/>
+              </w:rPr>
+              <w:t>16</w:t>
+            </w:r>
+            <w:r>
+              <w:rPr>
+                <w:noProof/>
+                <w:webHidden/>
+                <w:lang w:val="sr-Latn-RS"/>
+              </w:rPr>
+              <w:fldChar w:fldCharType="end"/>
+            </w:r>
+          </w:hyperlink>
+        </w:p>
+        <w:p>
+          <w:pPr>
+            <w:pStyle w:val="TOC2"/>
+            <w:tabs>
+              <w:tab w:val="right" w:leader="dot" w:pos="9350"/>
+            </w:tabs>
+            <w:rPr>
+              <w:rFonts w:asciiTheme="minorHAnsi" w:eastAsiaTheme="minorEastAsia" w:hAnsiTheme="minorHAnsi"/>
+              <w:noProof/>
+              <w:szCs w:val="24"/>
+              <w:lang w:val="sr-Latn-RS" w:eastAsia="sr-Latn-RS"/>
+            </w:rPr>
+          </w:pPr>
+          <w:hyperlink w:anchor="_Toc224221819" w:history="1">
+            <w:r>
+              <w:rPr>
+                <w:rStyle w:val="Hyperlink"/>
+                <w:noProof/>
+                <w:lang w:val="sr-Latn-RS"/>
+              </w:rPr>
+              <w:t>4.1 Thyroid recurrence (tabular)</w:t>
+            </w:r>
+            <w:r>
+              <w:rPr>
+                <w:noProof/>
+                <w:webHidden/>
+                <w:lang w:val="sr-Latn-RS"/>
+              </w:rPr>
+              <w:tab/>
+            </w:r>
+            <w:r>
+              <w:rPr>
+                <w:noProof/>
+                <w:webHidden/>
+                <w:lang w:val="sr-Latn-RS"/>
+              </w:rPr>
+              <w:fldChar w:fldCharType="begin"/>
+            </w:r>
+            <w:r>
+              <w:rPr>
+                <w:noProof/>
+                <w:webHidden/>
+                <w:lang w:val="sr-Latn-RS"/>
+              </w:rPr>
+              <w:instrText xml:space="preserve"> PAGEREF _Toc224221819 \h </w:instrText>
+            </w:r>
+            <w:r>
+              <w:rPr>
+                <w:noProof/>
+                <w:webHidden/>
+                <w:lang w:val="sr-Latn-RS"/>
+              </w:rPr>
+            </w:r>
+            <w:r>
+              <w:rPr>
+                <w:noProof/>
+                <w:webHidden/>
+                <w:lang w:val="sr-Latn-RS"/>
+              </w:rPr>
+              <w:fldChar w:fldCharType="separate"/>
+            </w:r>
+            <w:r>
+              <w:rPr>
+                <w:noProof/>
+                <w:webHidden/>
+                <w:lang w:val="sr-Latn-RS"/>
+              </w:rPr>
+              <w:t>17</w:t>
+            </w:r>
+            <w:r>
+              <w:rPr>
+                <w:noProof/>
+                <w:webHidden/>
+                <w:lang w:val="sr-Latn-RS"/>
+              </w:rPr>
+              <w:fldChar w:fldCharType="end"/>
+            </w:r>
+          </w:hyperlink>
+        </w:p>
+        <w:p>
+          <w:pPr>
+            <w:pStyle w:val="TOC2"/>
+            <w:tabs>
+              <w:tab w:val="right" w:leader="dot" w:pos="9350"/>
+            </w:tabs>
+            <w:rPr>
+              <w:rFonts w:asciiTheme="minorHAnsi" w:eastAsiaTheme="minorEastAsia" w:hAnsiTheme="minorHAnsi"/>
+              <w:noProof/>
+              <w:szCs w:val="24"/>
+              <w:lang w:val="sr-Latn-RS" w:eastAsia="sr-Latn-RS"/>
+            </w:rPr>
+          </w:pPr>
+          <w:hyperlink w:anchor="_Toc224221820" w:history="1">
+            <w:r>
+              <w:rPr>
+                <w:rStyle w:val="Hyperlink"/>
+                <w:noProof/>
+                <w:lang w:val="sr-Latn-RS"/>
+              </w:rPr>
+              <w:t>4.2 LC25000 (lung vs. colon)</w:t>
+            </w:r>
+            <w:r>
+              <w:rPr>
+                <w:noProof/>
+                <w:webHidden/>
+                <w:lang w:val="sr-Latn-RS"/>
+              </w:rPr>
+              <w:tab/>
+            </w:r>
+            <w:r>
+              <w:rPr>
+                <w:noProof/>
+                <w:webHidden/>
+                <w:lang w:val="sr-Latn-RS"/>
+              </w:rPr>
+              <w:fldChar w:fldCharType="begin"/>
+            </w:r>
+            <w:r>
+              <w:rPr>
+                <w:noProof/>
+                <w:webHidden/>
+                <w:lang w:val="sr-Latn-RS"/>
+              </w:rPr>
+              <w:instrText xml:space="preserve"> PAGEREF _Toc224221820 \h </w:instrText>
+            </w:r>
+            <w:r>
+              <w:rPr>
+                <w:noProof/>
+                <w:webHidden/>
+                <w:lang w:val="sr-Latn-RS"/>
+              </w:rPr>
+            </w:r>
+            <w:r>
+              <w:rPr>
+                <w:noProof/>
+                <w:webHidden/>
+                <w:lang w:val="sr-Latn-RS"/>
+              </w:rPr>
+              <w:fldChar w:fldCharType="separate"/>
+            </w:r>
+            <w:r>
+              <w:rPr>
+                <w:noProof/>
+                <w:webHidden/>
+                <w:lang w:val="sr-Latn-RS"/>
+              </w:rPr>
+              <w:t>18</w:t>
+            </w:r>
+            <w:r>
+              <w:rPr>
+                <w:noProof/>
+                <w:webHidden/>
+                <w:lang w:val="sr-Latn-RS"/>
+              </w:rPr>
+              <w:fldChar w:fldCharType="end"/>
+            </w:r>
+          </w:hyperlink>
+        </w:p>
+        <w:p>
+          <w:pPr>
+            <w:pStyle w:val="TOC2"/>
+            <w:tabs>
+              <w:tab w:val="right" w:leader="dot" w:pos="9350"/>
+            </w:tabs>
+            <w:rPr>
+              <w:rFonts w:asciiTheme="minorHAnsi" w:eastAsiaTheme="minorEastAsia" w:hAnsiTheme="minorHAnsi"/>
+              <w:noProof/>
+              <w:szCs w:val="24"/>
+              <w:lang w:val="sr-Latn-RS" w:eastAsia="sr-Latn-RS"/>
+            </w:rPr>
+          </w:pPr>
+          <w:hyperlink w:anchor="_Toc224221821" w:history="1">
+            <w:r>
+              <w:rPr>
+                <w:rStyle w:val="Hyperlink"/>
+                <w:noProof/>
+                <w:lang w:val="sr-Latn-RS"/>
+              </w:rPr>
+              <w:t>4.3 SipakMed CROPPED (5 klasa)</w:t>
+            </w:r>
+            <w:r>
+              <w:rPr>
+                <w:noProof/>
+                <w:webHidden/>
+                <w:lang w:val="sr-Latn-RS"/>
+              </w:rPr>
+              <w:tab/>
+            </w:r>
+            <w:r>
+              <w:rPr>
+                <w:noProof/>
+                <w:webHidden/>
+                <w:lang w:val="sr-Latn-RS"/>
+              </w:rPr>
+              <w:fldChar w:fldCharType="begin"/>
+            </w:r>
+            <w:r>
+              <w:rPr>
+                <w:noProof/>
+                <w:webHidden/>
+                <w:lang w:val="sr-Latn-RS"/>
+              </w:rPr>
+              <w:instrText xml:space="preserve"> PAGEREF _Toc224221821 \h </w:instrText>
+            </w:r>
+            <w:r>
+              <w:rPr>
+                <w:noProof/>
+                <w:webHidden/>
+                <w:lang w:val="sr-Latn-RS"/>
+              </w:rPr>
+            </w:r>
+            <w:r>
+              <w:rPr>
+                <w:noProof/>
+                <w:webHidden/>
+                <w:lang w:val="sr-Latn-RS"/>
+              </w:rPr>
+              <w:fldChar w:fldCharType="separate"/>
+            </w:r>
+            <w:r>
+              <w:rPr>
+                <w:noProof/>
+                <w:webHidden/>
+                <w:lang w:val="sr-Latn-RS"/>
+              </w:rPr>
+              <w:t>19</w:t>
+            </w:r>
+            <w:r>
+              <w:rPr>
+                <w:noProof/>
+                <w:webHidden/>
+                <w:lang w:val="sr-Latn-RS"/>
+              </w:rPr>
+              <w:fldChar w:fldCharType="end"/>
+            </w:r>
+          </w:hyperlink>
+        </w:p>
+        <w:p>
+          <w:pPr>
+            <w:pStyle w:val="TOC2"/>
+            <w:tabs>
+              <w:tab w:val="right" w:leader="dot" w:pos="9350"/>
+            </w:tabs>
+            <w:rPr>
+              <w:rFonts w:asciiTheme="minorHAnsi" w:eastAsiaTheme="minorEastAsia" w:hAnsiTheme="minorHAnsi"/>
+              <w:noProof/>
+              <w:szCs w:val="24"/>
+              <w:lang w:val="sr-Latn-RS" w:eastAsia="sr-Latn-RS"/>
+            </w:rPr>
+          </w:pPr>
+          <w:hyperlink w:anchor="_Toc224221822" w:history="1">
+            <w:r>
+              <w:rPr>
+                <w:rStyle w:val="Hyperlink"/>
+                <w:noProof/>
+                <w:lang w:val="sr-Latn-RS"/>
+              </w:rPr>
+              <w:t>4.4 RM1000 lung histo (3 klase)</w:t>
+            </w:r>
+            <w:r>
+              <w:rPr>
+                <w:noProof/>
+                <w:webHidden/>
+                <w:lang w:val="sr-Latn-RS"/>
+              </w:rPr>
+              <w:tab/>
+            </w:r>
+            <w:r>
+              <w:rPr>
+                <w:noProof/>
+                <w:webHidden/>
+                <w:lang w:val="sr-Latn-RS"/>
+              </w:rPr>
+              <w:fldChar w:fldCharType="begin"/>
+            </w:r>
+            <w:r>
+              <w:rPr>
+                <w:noProof/>
+                <w:webHidden/>
+                <w:lang w:val="sr-Latn-RS"/>
+              </w:rPr>
+              <w:instrText xml:space="preserve"> PAGEREF _Toc224221822 \h </w:instrText>
+            </w:r>
+            <w:r>
+              <w:rPr>
+                <w:noProof/>
+                <w:webHidden/>
+                <w:lang w:val="sr-Latn-RS"/>
+              </w:rPr>
+            </w:r>
+            <w:r>
+              <w:rPr>
+                <w:noProof/>
+                <w:webHidden/>
+                <w:lang w:val="sr-Latn-RS"/>
+              </w:rPr>
+              <w:fldChar w:fldCharType="separate"/>
+            </w:r>
+            <w:r>
+              <w:rPr>
+                <w:noProof/>
+                <w:webHidden/>
+                <w:lang w:val="sr-Latn-RS"/>
+              </w:rPr>
+              <w:t>20</w:t>
+            </w:r>
+            <w:r>
+              <w:rPr>
+                <w:noProof/>
+                <w:webHidden/>
+                <w:lang w:val="sr-Latn-RS"/>
+              </w:rPr>
+              <w:fldChar w:fldCharType="end"/>
+            </w:r>
+          </w:hyperlink>
+        </w:p>
+        <w:p>
+          <w:pPr>
+            <w:pStyle w:val="TOC2"/>
+            <w:tabs>
+              <w:tab w:val="right" w:leader="dot" w:pos="9350"/>
+            </w:tabs>
+            <w:rPr>
+              <w:rFonts w:asciiTheme="minorHAnsi" w:eastAsiaTheme="minorEastAsia" w:hAnsiTheme="minorHAnsi"/>
+              <w:noProof/>
+              <w:szCs w:val="24"/>
+              <w:lang w:val="sr-Latn-RS" w:eastAsia="sr-Latn-RS"/>
+            </w:rPr>
+          </w:pPr>
+          <w:hyperlink w:anchor="_Toc224221823" w:history="1">
+            <w:r>
+              <w:rPr>
+                <w:rStyle w:val="Hyperlink"/>
+                <w:noProof/>
+                <w:lang w:val="sr-Latn-RS"/>
+              </w:rPr>
+              <w:t>4.5 Zaključak</w:t>
+            </w:r>
+            <w:r>
+              <w:rPr>
+                <w:noProof/>
+                <w:webHidden/>
+                <w:lang w:val="sr-Latn-RS"/>
+              </w:rPr>
+              <w:tab/>
+            </w:r>
+            <w:r>
+              <w:rPr>
+                <w:noProof/>
+                <w:webHidden/>
+                <w:lang w:val="sr-Latn-RS"/>
+              </w:rPr>
+              <w:fldChar w:fldCharType="begin"/>
+            </w:r>
+            <w:r>
+              <w:rPr>
+                <w:noProof/>
+                <w:webHidden/>
+                <w:lang w:val="sr-Latn-RS"/>
+              </w:rPr>
+              <w:instrText xml:space="preserve"> PAGEREF _Toc224221823 \h </w:instrText>
+            </w:r>
+            <w:r>
+              <w:rPr>
+                <w:noProof/>
+                <w:webHidden/>
+                <w:lang w:val="sr-Latn-RS"/>
+              </w:rPr>
+            </w:r>
+            <w:r>
+              <w:rPr>
+                <w:noProof/>
+                <w:webHidden/>
+                <w:lang w:val="sr-Latn-RS"/>
+              </w:rPr>
+              <w:fldChar w:fldCharType="separate"/>
+            </w:r>
+            <w:r>
+              <w:rPr>
+                <w:noProof/>
+                <w:webHidden/>
+                <w:lang w:val="sr-Latn-RS"/>
+              </w:rPr>
+              <w:t>21</w:t>
+            </w:r>
+            <w:r>
+              <w:rPr>
+                <w:noProof/>
+                <w:webHidden/>
+                <w:lang w:val="sr-Latn-RS"/>
+              </w:rPr>
+              <w:fldChar w:fldCharType="end"/>
+            </w:r>
+          </w:hyperlink>
+        </w:p>
+        <w:p>
+          <w:pPr>
+            <w:pStyle w:val="TOC1"/>
+            <w:tabs>
+              <w:tab w:val="left" w:pos="480"/>
+              <w:tab w:val="right" w:leader="dot" w:pos="9350"/>
+            </w:tabs>
+            <w:rPr>
+              <w:rFonts w:asciiTheme="minorHAnsi" w:eastAsiaTheme="minorEastAsia" w:hAnsiTheme="minorHAnsi"/>
+              <w:noProof/>
+              <w:szCs w:val="24"/>
+              <w:lang w:val="sr-Latn-RS" w:eastAsia="sr-Latn-RS"/>
+            </w:rPr>
+          </w:pPr>
+          <w:hyperlink w:anchor="_Toc224221824" w:history="1">
+            <w:r>
+              <w:rPr>
+                <w:rStyle w:val="Hyperlink"/>
+                <w:noProof/>
+                <w:lang w:val="sr-Latn-RS"/>
+              </w:rPr>
+              <w:t>5.</w:t>
+            </w:r>
+            <w:r>
+              <w:rPr>
+                <w:rFonts w:asciiTheme="minorHAnsi" w:eastAsiaTheme="minorEastAsia" w:hAnsiTheme="minorHAnsi"/>
+                <w:noProof/>
+                <w:szCs w:val="24"/>
+                <w:lang w:val="sr-Latn-RS" w:eastAsia="sr-Latn-RS"/>
+              </w:rPr>
+              <w:tab/>
+            </w:r>
+            <w:r>
+              <w:rPr>
+                <w:rStyle w:val="Hyperlink"/>
+                <w:noProof/>
+                <w:lang w:val="sr-Latn-RS"/>
+              </w:rPr>
+              <w:t>Eksperimenti: robusnost i unapređenja</w:t>
+            </w:r>
+            <w:r>
+              <w:rPr>
+                <w:noProof/>
+                <w:webHidden/>
+                <w:lang w:val="sr-Latn-RS"/>
+              </w:rPr>
+              <w:tab/>
+            </w:r>
+            <w:r>
+              <w:rPr>
+                <w:noProof/>
+                <w:webHidden/>
+                <w:lang w:val="sr-Latn-RS"/>
+              </w:rPr>
+              <w:fldChar w:fldCharType="begin"/>
+            </w:r>
+            <w:r>
+              <w:rPr>
+                <w:noProof/>
+                <w:webHidden/>
+                <w:lang w:val="sr-Latn-RS"/>
+              </w:rPr>
+              <w:instrText xml:space="preserve"> PAGEREF _Toc224221824 \h </w:instrText>
+            </w:r>
+            <w:r>
+              <w:rPr>
+                <w:noProof/>
+                <w:webHidden/>
+                <w:lang w:val="sr-Latn-RS"/>
+              </w:rPr>
+            </w:r>
+            <w:r>
+              <w:rPr>
+                <w:noProof/>
+                <w:webHidden/>
+                <w:lang w:val="sr-Latn-RS"/>
+              </w:rPr>
+              <w:fldChar w:fldCharType="separate"/>
+            </w:r>
+            <w:r>
+              <w:rPr>
+                <w:noProof/>
+                <w:webHidden/>
+                <w:lang w:val="sr-Latn-RS"/>
+              </w:rPr>
+              <w:t>22</w:t>
+            </w:r>
+            <w:r>
+              <w:rPr>
+                <w:noProof/>
+                <w:webHidden/>
+                <w:lang w:val="sr-Latn-RS"/>
               </w:rPr>
               <w:fldChar w:fldCharType="end"/>
             </w:r>
@@ -882,7 +2033,7 @@
           <w:lang w:val="sr-Latn-RS"/>
         </w:rPr>
       </w:pPr>
-      <w:bookmarkStart w:id="0" w:name="_Toc220397271"/>
+      <w:bookmarkStart w:id="0" w:name="_Toc224221803"/>
       <w:r>
         <w:rPr>
           <w:lang w:val="sr-Latn-RS"/>
@@ -899,7 +2050,7 @@
           <w:lang w:val="sr-Latn-RS"/>
         </w:rPr>
       </w:pPr>
-      <w:bookmarkStart w:id="1" w:name="_Toc220397272"/>
+      <w:bookmarkStart w:id="1" w:name="_Toc224221804"/>
       <w:r>
         <w:rPr>
           <w:lang w:val="sr-Latn-RS"/>
@@ -944,7 +2095,7 @@
           <w:lang w:val="sr-Latn-RS"/>
         </w:rPr>
       </w:pPr>
-      <w:bookmarkStart w:id="2" w:name="_Toc220397273"/>
+      <w:bookmarkStart w:id="2" w:name="_Toc224221805"/>
       <w:r>
         <w:rPr>
           <w:lang w:val="sr-Latn-RS"/>
@@ -975,7 +2126,7 @@
           <w:lang w:val="sr-Latn-RS"/>
         </w:rPr>
       </w:pPr>
-      <w:bookmarkStart w:id="3" w:name="_Toc220397274"/>
+      <w:bookmarkStart w:id="3" w:name="_Toc224221806"/>
       <w:r>
         <w:rPr>
           <w:lang w:val="sr-Latn-RS"/>
@@ -1018,7 +2169,7 @@
           <w:lang w:val="sr-Latn-RS"/>
         </w:rPr>
       </w:pPr>
-      <w:bookmarkStart w:id="4" w:name="_Toc220397275"/>
+      <w:bookmarkStart w:id="4" w:name="_Toc224221807"/>
       <w:r>
         <w:rPr>
           <w:lang w:val="sr-Latn-RS"/>
@@ -1211,7 +2362,7 @@
           <w:lang w:val="sr-Latn-RS"/>
         </w:rPr>
       </w:pPr>
-      <w:bookmarkStart w:id="5" w:name="_Toc220397276"/>
+      <w:bookmarkStart w:id="5" w:name="_Toc224221808"/>
       <w:r>
         <w:rPr>
           <w:lang w:val="sr-Latn-RS"/>
@@ -1249,97 +2400,104 @@
     </w:p>
     <w:tbl>
       <w:tblPr>
-        <w:tblW w:w="0" w:type="auto"/>
+        <w:tblW w:w="5000" w:type="pct"/>
         <w:tblLook w:val="04A0" w:firstRow="1" w:lastRow="0" w:firstColumn="1" w:lastColumn="0" w:noHBand="0" w:noVBand="1"/>
       </w:tblPr>
       <w:tblGrid>
         <w:gridCol w:w="2042"/>
         <w:gridCol w:w="1696"/>
-        <w:gridCol w:w="1712"/>
-        <w:gridCol w:w="1665"/>
+        <w:gridCol w:w="1713"/>
+        <w:gridCol w:w="1664"/>
         <w:gridCol w:w="2245"/>
       </w:tblGrid>
       <w:tr>
         <w:tc>
           <w:tcPr>
-            <w:tcW w:w="1872" w:type="dxa"/>
-          </w:tcPr>
-          <w:p>
-            <w:r>
+            <w:tcW w:w="1091" w:type="pct"/>
+          </w:tcPr>
+          <w:p>
+            <w:pPr>
+              <w:rPr>
+                <w:lang w:val="sr-Latn-RS"/>
+              </w:rPr>
+            </w:pPr>
+            <w:r>
+              <w:rPr>
+                <w:lang w:val="sr-Latn-RS"/>
+              </w:rPr>
               <w:t>Dataset</w:t>
             </w:r>
           </w:p>
         </w:tc>
         <w:tc>
           <w:tcPr>
-            <w:tcW w:w="1872" w:type="dxa"/>
-          </w:tcPr>
-          <w:p>
-            <w:r>
+            <w:tcW w:w="906" w:type="pct"/>
+          </w:tcPr>
+          <w:p>
+            <w:pPr>
+              <w:rPr>
+                <w:lang w:val="sr-Latn-RS"/>
+              </w:rPr>
+            </w:pPr>
+            <w:r>
+              <w:rPr>
+                <w:lang w:val="sr-Latn-RS"/>
+              </w:rPr>
               <w:t>Tip</w:t>
             </w:r>
           </w:p>
         </w:tc>
         <w:tc>
           <w:tcPr>
-            <w:tcW w:w="1872" w:type="dxa"/>
-          </w:tcPr>
-          <w:p>
-            <w:proofErr w:type="spellStart"/>
-            <w:r>
-              <w:t>Broj</w:t>
-            </w:r>
-            <w:proofErr w:type="spellEnd"/>
-            <w:r>
-              <w:t xml:space="preserve"> </w:t>
-            </w:r>
-            <w:proofErr w:type="spellStart"/>
-            <w:r>
-              <w:t>uzoraka</w:t>
-            </w:r>
-            <w:proofErr w:type="spellEnd"/>
-          </w:p>
-        </w:tc>
-        <w:tc>
-          <w:tcPr>
-            <w:tcW w:w="1872" w:type="dxa"/>
-          </w:tcPr>
-          <w:p>
-            <w:proofErr w:type="spellStart"/>
-            <w:r>
-              <w:t>Broj</w:t>
-            </w:r>
-            <w:proofErr w:type="spellEnd"/>
-            <w:r>
-              <w:t xml:space="preserve"> </w:t>
-            </w:r>
-            <w:proofErr w:type="spellStart"/>
-            <w:r>
-              <w:t>klasa</w:t>
-            </w:r>
-            <w:proofErr w:type="spellEnd"/>
-          </w:p>
-        </w:tc>
-        <w:tc>
-          <w:tcPr>
-            <w:tcW w:w="1872" w:type="dxa"/>
-          </w:tcPr>
-          <w:p>
-            <w:proofErr w:type="spellStart"/>
-            <w:r>
-              <w:t>Napomene</w:t>
-            </w:r>
-            <w:proofErr w:type="spellEnd"/>
-            <w:r>
-              <w:t xml:space="preserve"> (</w:t>
-            </w:r>
-            <w:proofErr w:type="spellStart"/>
-            <w:r>
-              <w:t>profilisanje</w:t>
-            </w:r>
-            <w:proofErr w:type="spellEnd"/>
-            <w:r>
-              <w:t>)</w:t>
+            <w:tcW w:w="915" w:type="pct"/>
+          </w:tcPr>
+          <w:p>
+            <w:pPr>
+              <w:rPr>
+                <w:lang w:val="sr-Latn-RS"/>
+              </w:rPr>
+            </w:pPr>
+            <w:r>
+              <w:rPr>
+                <w:lang w:val="sr-Latn-RS"/>
+              </w:rPr>
+              <w:t>Broj uzoraka</w:t>
+            </w:r>
+          </w:p>
+        </w:tc>
+        <w:tc>
+          <w:tcPr>
+            <w:tcW w:w="889" w:type="pct"/>
+          </w:tcPr>
+          <w:p>
+            <w:pPr>
+              <w:rPr>
+                <w:lang w:val="sr-Latn-RS"/>
+              </w:rPr>
+            </w:pPr>
+            <w:r>
+              <w:rPr>
+                <w:lang w:val="sr-Latn-RS"/>
+              </w:rPr>
+              <w:t>Broj klasa</w:t>
+            </w:r>
+          </w:p>
+        </w:tc>
+        <w:tc>
+          <w:tcPr>
+            <w:tcW w:w="1199" w:type="pct"/>
+          </w:tcPr>
+          <w:p>
+            <w:pPr>
+              <w:rPr>
+                <w:lang w:val="sr-Latn-RS"/>
+              </w:rPr>
+            </w:pPr>
+            <w:r>
+              <w:rPr>
+                <w:lang w:val="sr-Latn-RS"/>
+              </w:rPr>
+              <w:t>Napomene (profilisanje)</w:t>
             </w:r>
           </w:p>
         </w:tc>
@@ -1347,61 +2505,91 @@
       <w:tr>
         <w:tc>
           <w:tcPr>
-            <w:tcW w:w="1872" w:type="dxa"/>
-          </w:tcPr>
-          <w:p>
-            <w:proofErr w:type="spellStart"/>
-            <w:r>
+            <w:tcW w:w="1091" w:type="pct"/>
+          </w:tcPr>
+          <w:p>
+            <w:pPr>
+              <w:rPr>
+                <w:lang w:val="sr-Latn-RS"/>
+              </w:rPr>
+            </w:pPr>
+            <w:r>
+              <w:rPr>
+                <w:lang w:val="sr-Latn-RS"/>
+              </w:rPr>
               <w:t>sipakmed</w:t>
             </w:r>
-            <w:proofErr w:type="spellEnd"/>
-          </w:p>
-        </w:tc>
-        <w:tc>
-          <w:tcPr>
-            <w:tcW w:w="1872" w:type="dxa"/>
-          </w:tcPr>
-          <w:p>
-            <w:r>
+          </w:p>
+        </w:tc>
+        <w:tc>
+          <w:tcPr>
+            <w:tcW w:w="906" w:type="pct"/>
+          </w:tcPr>
+          <w:p>
+            <w:pPr>
+              <w:rPr>
+                <w:lang w:val="sr-Latn-RS"/>
+              </w:rPr>
+            </w:pPr>
+            <w:r>
+              <w:rPr>
+                <w:lang w:val="sr-Latn-RS"/>
+              </w:rPr>
               <w:t>image</w:t>
             </w:r>
           </w:p>
         </w:tc>
         <w:tc>
           <w:tcPr>
-            <w:tcW w:w="1872" w:type="dxa"/>
-          </w:tcPr>
-          <w:p>
-            <w:r>
+            <w:tcW w:w="915" w:type="pct"/>
+          </w:tcPr>
+          <w:p>
+            <w:pPr>
+              <w:rPr>
+                <w:lang w:val="sr-Latn-RS"/>
+              </w:rPr>
+            </w:pPr>
+            <w:r>
+              <w:rPr>
+                <w:lang w:val="sr-Latn-RS"/>
+              </w:rPr>
               <w:t>5015</w:t>
             </w:r>
           </w:p>
         </w:tc>
         <w:tc>
           <w:tcPr>
-            <w:tcW w:w="1872" w:type="dxa"/>
-          </w:tcPr>
-          <w:p>
-            <w:r>
+            <w:tcW w:w="889" w:type="pct"/>
+          </w:tcPr>
+          <w:p>
+            <w:pPr>
+              <w:rPr>
+                <w:lang w:val="sr-Latn-RS"/>
+              </w:rPr>
+            </w:pPr>
+            <w:r>
+              <w:rPr>
+                <w:lang w:val="sr-Latn-RS"/>
+              </w:rPr>
               <w:t>5</w:t>
             </w:r>
           </w:p>
         </w:tc>
         <w:tc>
           <w:tcPr>
-            <w:tcW w:w="1872" w:type="dxa"/>
-          </w:tcPr>
-          <w:p>
-            <w:r>
-              <w:t xml:space="preserve">sample corrupt=0, </w:t>
-            </w:r>
-            <w:proofErr w:type="spellStart"/>
-            <w:r>
-              <w:t>dup_filenames</w:t>
-            </w:r>
-            <w:proofErr w:type="spellEnd"/>
-            <w:r>
-              <w:t>=1327</w:t>
+            <w:tcW w:w="1199" w:type="pct"/>
+          </w:tcPr>
+          <w:p>
+            <w:pPr>
+              <w:rPr>
+                <w:lang w:val="sr-Latn-RS"/>
+              </w:rPr>
+            </w:pPr>
+            <w:r>
+              <w:rPr>
+                <w:lang w:val="sr-Latn-RS"/>
+              </w:rPr>
+              <w:t>sample corrupt=0, dup_filenames=1327</w:t>
             </w:r>
           </w:p>
         </w:tc>
@@ -1409,59 +2597,91 @@
       <w:tr>
         <w:tc>
           <w:tcPr>
-            <w:tcW w:w="1872" w:type="dxa"/>
-          </w:tcPr>
-          <w:p>
-            <w:r>
+            <w:tcW w:w="1091" w:type="pct"/>
+          </w:tcPr>
+          <w:p>
+            <w:pPr>
+              <w:rPr>
+                <w:lang w:val="sr-Latn-RS"/>
+              </w:rPr>
+            </w:pPr>
+            <w:r>
+              <w:rPr>
+                <w:lang w:val="sr-Latn-RS"/>
+              </w:rPr>
               <w:t>lc25000</w:t>
             </w:r>
           </w:p>
         </w:tc>
         <w:tc>
           <w:tcPr>
-            <w:tcW w:w="1872" w:type="dxa"/>
-          </w:tcPr>
-          <w:p>
-            <w:r>
+            <w:tcW w:w="906" w:type="pct"/>
+          </w:tcPr>
+          <w:p>
+            <w:pPr>
+              <w:rPr>
+                <w:lang w:val="sr-Latn-RS"/>
+              </w:rPr>
+            </w:pPr>
+            <w:r>
+              <w:rPr>
+                <w:lang w:val="sr-Latn-RS"/>
+              </w:rPr>
               <w:t>image</w:t>
             </w:r>
           </w:p>
         </w:tc>
         <w:tc>
           <w:tcPr>
-            <w:tcW w:w="1872" w:type="dxa"/>
-          </w:tcPr>
-          <w:p>
-            <w:r>
+            <w:tcW w:w="915" w:type="pct"/>
+          </w:tcPr>
+          <w:p>
+            <w:pPr>
+              <w:rPr>
+                <w:lang w:val="sr-Latn-RS"/>
+              </w:rPr>
+            </w:pPr>
+            <w:r>
+              <w:rPr>
+                <w:lang w:val="sr-Latn-RS"/>
+              </w:rPr>
               <w:t>25000</w:t>
             </w:r>
           </w:p>
         </w:tc>
         <w:tc>
           <w:tcPr>
-            <w:tcW w:w="1872" w:type="dxa"/>
-          </w:tcPr>
-          <w:p>
-            <w:r>
+            <w:tcW w:w="889" w:type="pct"/>
+          </w:tcPr>
+          <w:p>
+            <w:pPr>
+              <w:rPr>
+                <w:lang w:val="sr-Latn-RS"/>
+              </w:rPr>
+            </w:pPr>
+            <w:r>
+              <w:rPr>
+                <w:lang w:val="sr-Latn-RS"/>
+              </w:rPr>
               <w:t>2</w:t>
             </w:r>
           </w:p>
         </w:tc>
         <w:tc>
           <w:tcPr>
-            <w:tcW w:w="1872" w:type="dxa"/>
-          </w:tcPr>
-          <w:p>
-            <w:r>
-              <w:t xml:space="preserve">sample corrupt=0, </w:t>
-            </w:r>
-            <w:proofErr w:type="spellStart"/>
-            <w:r>
-              <w:t>dup_filenames</w:t>
-            </w:r>
-            <w:proofErr w:type="spellEnd"/>
-            <w:r>
-              <w:t>=0</w:t>
+            <w:tcW w:w="1199" w:type="pct"/>
+          </w:tcPr>
+          <w:p>
+            <w:pPr>
+              <w:rPr>
+                <w:lang w:val="sr-Latn-RS"/>
+              </w:rPr>
+            </w:pPr>
+            <w:r>
+              <w:rPr>
+                <w:lang w:val="sr-Latn-RS"/>
+              </w:rPr>
+              <w:t>sample corrupt=0, dup_filenames=0</w:t>
             </w:r>
           </w:p>
         </w:tc>
@@ -1469,71 +2689,97 @@
       <w:tr>
         <w:tc>
           <w:tcPr>
-            <w:tcW w:w="1872" w:type="dxa"/>
-          </w:tcPr>
-          <w:p>
-            <w:proofErr w:type="spellStart"/>
-            <w:r>
+            <w:tcW w:w="1091" w:type="pct"/>
+          </w:tcPr>
+          <w:p>
+            <w:pPr>
+              <w:rPr>
+                <w:lang w:val="sr-Latn-RS"/>
+              </w:rPr>
+            </w:pPr>
+            <w:r>
+              <w:rPr>
+                <w:lang w:val="sr-Latn-RS"/>
+              </w:rPr>
               <w:t>thyroid_recurrence</w:t>
             </w:r>
-            <w:proofErr w:type="spellEnd"/>
-          </w:p>
-        </w:tc>
-        <w:tc>
-          <w:tcPr>
-            <w:tcW w:w="1872" w:type="dxa"/>
-          </w:tcPr>
-          <w:p>
-            <w:r>
+          </w:p>
+        </w:tc>
+        <w:tc>
+          <w:tcPr>
+            <w:tcW w:w="906" w:type="pct"/>
+          </w:tcPr>
+          <w:p>
+            <w:pPr>
+              <w:rPr>
+                <w:lang w:val="sr-Latn-RS"/>
+              </w:rPr>
+            </w:pPr>
+            <w:r>
+              <w:rPr>
+                <w:lang w:val="sr-Latn-RS"/>
+              </w:rPr>
               <w:t>tabular</w:t>
             </w:r>
           </w:p>
         </w:tc>
         <w:tc>
           <w:tcPr>
-            <w:tcW w:w="1872" w:type="dxa"/>
-          </w:tcPr>
-          <w:p>
-            <w:r>
+            <w:tcW w:w="915" w:type="pct"/>
+          </w:tcPr>
+          <w:p>
+            <w:pPr>
+              <w:rPr>
+                <w:lang w:val="sr-Latn-RS"/>
+              </w:rPr>
+            </w:pPr>
+            <w:r>
+              <w:rPr>
+                <w:lang w:val="sr-Latn-RS"/>
+              </w:rPr>
               <w:t>383</w:t>
             </w:r>
           </w:p>
         </w:tc>
         <w:tc>
           <w:tcPr>
-            <w:tcW w:w="1872" w:type="dxa"/>
-          </w:tcPr>
-          <w:p/>
-        </w:tc>
-        <w:tc>
-          <w:tcPr>
-            <w:tcW w:w="1872" w:type="dxa"/>
-          </w:tcPr>
-          <w:p>
-            <w:r>
-              <w:t xml:space="preserve">cols=17, </w:t>
-            </w:r>
-            <w:proofErr w:type="spellStart"/>
-            <w:r>
-              <w:t>missing_total</w:t>
-            </w:r>
-            <w:proofErr w:type="spellEnd"/>
-            <w:r>
-              <w:t xml:space="preserve">=0, </w:t>
-            </w:r>
-            <w:proofErr w:type="spellStart"/>
-            <w:r>
-              <w:t>dup_rows</w:t>
-            </w:r>
-            <w:proofErr w:type="spellEnd"/>
-            <w:r>
-              <w:t>=19</w:t>
+            <w:tcW w:w="889" w:type="pct"/>
+          </w:tcPr>
+          <w:p>
+            <w:pPr>
+              <w:rPr>
+                <w:lang w:val="sr-Latn-RS"/>
+              </w:rPr>
+            </w:pPr>
+          </w:p>
+        </w:tc>
+        <w:tc>
+          <w:tcPr>
+            <w:tcW w:w="1199" w:type="pct"/>
+          </w:tcPr>
+          <w:p>
+            <w:pPr>
+              <w:rPr>
+                <w:lang w:val="sr-Latn-RS"/>
+              </w:rPr>
+            </w:pPr>
+            <w:r>
+              <w:rPr>
+                <w:lang w:val="sr-Latn-RS"/>
+              </w:rPr>
+              <w:t>cols=17, missing_total=0, dup_rows=19</w:t>
             </w:r>
           </w:p>
         </w:tc>
       </w:tr>
     </w:tbl>
-    <w:p/>
+    <w:p>
+      <w:pPr>
+        <w:rPr>
+          <w:lang w:val="sr-Latn-RS"/>
+        </w:rPr>
+      </w:pPr>
+    </w:p>
     <w:p>
       <w:pPr>
         <w:ind w:firstLine="360"/>
@@ -1686,6 +2932,7 @@
           <w:color w:val="000000" w:themeColor="text1"/>
           <w:sz w:val="32"/>
           <w:szCs w:val="32"/>
+          <w:lang w:val="sr-Latn-RS"/>
         </w:rPr>
       </w:pPr>
       <w:r>
@@ -1708,7 +2955,6 @@
           <w:lang w:val="sr-Latn-RS"/>
         </w:rPr>
       </w:pPr>
-      <w:bookmarkStart w:id="6" w:name="_Toc220397277"/>
       <w:r>
         <w:rPr>
           <w:lang w:val="sr-Latn-RS"/>
@@ -1723,6 +2969,7 @@
           <w:lang w:val="sr-Latn-RS"/>
         </w:rPr>
       </w:pPr>
+      <w:bookmarkStart w:id="6" w:name="_Toc224221809"/>
       <w:r>
         <w:rPr>
           <w:lang w:val="sr-Latn-RS"/>
@@ -1835,14 +3082,36 @@
       </w:r>
     </w:p>
     <w:p>
+      <w:pPr>
+        <w:rPr>
+          <w:lang w:val="sr-Latn-RS"/>
+        </w:rPr>
+      </w:pPr>
       <w:r>
         <w:rPr>
           <w:noProof/>
+          <w:lang w:val="sr-Latn-RS"/>
         </w:rPr>
         <w:drawing>
-          <wp:inline distT="0" distB="0" distL="0" distR="0" wp14:anchorId="7EBDCC8E" wp14:editId="525D5ED8">
-            <wp:extent cx="5669280" cy="4251960"/>
-            <wp:effectExtent l="0" t="0" r="0" b="0"/>
+          <wp:anchor distT="0" distB="0" distL="114300" distR="114300" simplePos="0" relativeHeight="251670528" behindDoc="0" locked="0" layoutInCell="1" allowOverlap="1" wp14:anchorId="7EBDCC8E" wp14:editId="7889AD63">
+            <wp:simplePos x="0" y="0"/>
+            <wp:positionH relativeFrom="column">
+              <wp:posOffset>0</wp:posOffset>
+            </wp:positionH>
+            <wp:positionV relativeFrom="paragraph">
+              <wp:posOffset>1428</wp:posOffset>
+            </wp:positionV>
+            <wp:extent cx="5670000" cy="4251600"/>
+            <wp:effectExtent l="0" t="0" r="6985" b="0"/>
+            <wp:wrapThrough wrapText="bothSides">
+              <wp:wrapPolygon edited="0">
+                <wp:start x="0" y="0"/>
+                <wp:lineTo x="0" y="21487"/>
+                <wp:lineTo x="21554" y="21487"/>
+                <wp:lineTo x="21554" y="0"/>
+                <wp:lineTo x="0" y="0"/>
+              </wp:wrapPolygon>
+            </wp:wrapThrough>
             <wp:docPr id="1" name="Picture 1"/>
             <wp:cNvGraphicFramePr>
               <a:graphicFrameLocks xmlns:a="http://schemas.openxmlformats.org/drawingml/2006/main" noChangeAspect="1"/>
@@ -1855,7 +3124,13 @@
                     <pic:cNvPicPr/>
                   </pic:nvPicPr>
                   <pic:blipFill>
-                    <a:blip r:embed="rId15"/>
+                    <a:blip r:embed="rId15">
+                      <a:extLst>
+                        <a:ext uri="{28A0092B-C50C-407E-A947-70E740481C1C}">
+                          <a14:useLocalDpi xmlns:a14="http://schemas.microsoft.com/office/drawing/2010/main" val="0"/>
+                        </a:ext>
+                      </a:extLst>
+                    </a:blip>
                     <a:stretch>
                       <a:fillRect/>
                     </a:stretch>
@@ -1863,7 +3138,7 @@
                   <pic:spPr>
                     <a:xfrm>
                       <a:off x="0" y="0"/>
-                      <a:ext cx="5669280" cy="4251960"/>
+                      <a:ext cx="5670000" cy="4251600"/>
                     </a:xfrm>
                     <a:prstGeom prst="rect">
                       <a:avLst/>
@@ -1872,75 +3147,40 @@
                 </pic:pic>
               </a:graphicData>
             </a:graphic>
-          </wp:inline>
+            <wp14:sizeRelH relativeFrom="margin">
+              <wp14:pctWidth>0</wp14:pctWidth>
+            </wp14:sizeRelH>
+            <wp14:sizeRelV relativeFrom="margin">
+              <wp14:pctHeight>0</wp14:pctHeight>
+            </wp14:sizeRelV>
+          </wp:anchor>
         </w:drawing>
       </w:r>
     </w:p>
     <w:p>
       <w:pPr>
         <w:jc w:val="center"/>
-      </w:pPr>
-      <w:proofErr w:type="spellStart"/>
+        <w:rPr>
+          <w:lang w:val="sr-Latn-RS"/>
+        </w:rPr>
+      </w:pPr>
       <w:r>
         <w:rPr>
           <w:i/>
-        </w:rPr>
-        <w:t>Slika</w:t>
-      </w:r>
-      <w:proofErr w:type="spellEnd"/>
+          <w:lang w:val="sr-Latn-RS"/>
+        </w:rPr>
+        <w:t>Slika 2.1: SipakMed – raspodela klasa.</w:t>
+      </w:r>
+    </w:p>
+    <w:p>
+      <w:pPr>
+        <w:rPr>
+          <w:lang w:val="sr-Latn-RS"/>
+        </w:rPr>
+      </w:pPr>
       <w:r>
         <w:rPr>
           <w:i/>
-        </w:rPr>
-        <w:t xml:space="preserve"> 2.1: </w:t>
-      </w:r>
-      <w:proofErr w:type="spellStart"/>
-      <w:r>
-        <w:rPr>
-          <w:i/>
-        </w:rPr>
-        <w:t>SipakMed</w:t>
-      </w:r>
-      <w:proofErr w:type="spellEnd"/>
-      <w:r>
-        <w:rPr>
-          <w:i/>
-        </w:rPr>
-        <w:t xml:space="preserve"> – </w:t>
-      </w:r>
-      <w:proofErr w:type="spellStart"/>
-      <w:r>
-        <w:rPr>
-          <w:i/>
-        </w:rPr>
-        <w:t>raspodela</w:t>
-      </w:r>
-      <w:proofErr w:type="spellEnd"/>
-      <w:r>
-        <w:rPr>
-          <w:i/>
-        </w:rPr>
-        <w:t xml:space="preserve"> </w:t>
-      </w:r>
-      <w:proofErr w:type="spellStart"/>
-      <w:r>
-        <w:rPr>
-          <w:i/>
-        </w:rPr>
-        <w:t>klasa</w:t>
-      </w:r>
-      <w:proofErr w:type="spellEnd"/>
-      <w:r>
-        <w:rPr>
-          <w:i/>
-        </w:rPr>
-        <w:t>.</w:t>
-      </w:r>
-    </w:p>
-    <w:p>
-      <w:r>
-        <w:rPr>
-          <w:i/>
           <w:lang w:val="sr-Latn-RS"/>
         </w:rPr>
         <w:br w:type="page"/>
@@ -1948,6 +3188,7 @@
       <w:r>
         <w:rPr>
           <w:noProof/>
+          <w:lang w:val="sr-Latn-RS"/>
         </w:rPr>
         <w:lastRenderedPageBreak/>
         <w:drawing>
@@ -1992,83 +3233,27 @@
         <w:jc w:val="center"/>
         <w:rPr>
           <w:i/>
-        </w:rPr>
-      </w:pPr>
-      <w:proofErr w:type="spellStart"/>
+          <w:lang w:val="sr-Latn-RS"/>
+        </w:rPr>
+      </w:pPr>
       <w:r>
         <w:rPr>
           <w:i/>
-        </w:rPr>
-        <w:t>Slika</w:t>
-      </w:r>
-      <w:proofErr w:type="spellEnd"/>
-      <w:r>
-        <w:rPr>
-          <w:i/>
-        </w:rPr>
-        <w:t xml:space="preserve"> 2.2: </w:t>
-      </w:r>
-      <w:proofErr w:type="spellStart"/>
-      <w:r>
-        <w:rPr>
-          <w:i/>
-        </w:rPr>
-        <w:t>SipakMed</w:t>
-      </w:r>
-      <w:proofErr w:type="spellEnd"/>
-      <w:r>
-        <w:rPr>
-          <w:i/>
-        </w:rPr>
-        <w:t xml:space="preserve"> – </w:t>
-      </w:r>
-      <w:proofErr w:type="spellStart"/>
-      <w:r>
-        <w:rPr>
-          <w:i/>
-        </w:rPr>
-        <w:t>distribucija</w:t>
-      </w:r>
-      <w:proofErr w:type="spellEnd"/>
-      <w:r>
-        <w:rPr>
-          <w:i/>
-        </w:rPr>
-        <w:t xml:space="preserve"> </w:t>
-      </w:r>
-      <w:proofErr w:type="spellStart"/>
-      <w:r>
-        <w:rPr>
-          <w:i/>
-        </w:rPr>
-        <w:t>širine</w:t>
-      </w:r>
-      <w:proofErr w:type="spellEnd"/>
-      <w:r>
-        <w:rPr>
-          <w:i/>
-        </w:rPr>
-        <w:t xml:space="preserve"> (</w:t>
-      </w:r>
-      <w:proofErr w:type="spellStart"/>
-      <w:r>
-        <w:rPr>
-          <w:i/>
-        </w:rPr>
-        <w:t>uzorak</w:t>
-      </w:r>
-      <w:proofErr w:type="spellEnd"/>
-      <w:r>
-        <w:rPr>
-          <w:i/>
-        </w:rPr>
-        <w:t>).</w:t>
-      </w:r>
-    </w:p>
-    <w:p>
+          <w:lang w:val="sr-Latn-RS"/>
+        </w:rPr>
+        <w:t>Slika 2.2: SipakMed – distribucija širine (uzorak).</w:t>
+      </w:r>
+    </w:p>
+    <w:p>
+      <w:pPr>
+        <w:rPr>
+          <w:lang w:val="sr-Latn-RS"/>
+        </w:rPr>
+      </w:pPr>
       <w:r>
         <w:rPr>
           <w:noProof/>
+          <w:lang w:val="sr-Latn-RS"/>
         </w:rPr>
         <w:lastRenderedPageBreak/>
         <w:drawing>
@@ -2111,88 +3296,32 @@
     <w:p>
       <w:pPr>
         <w:jc w:val="center"/>
-      </w:pPr>
-      <w:proofErr w:type="spellStart"/>
+        <w:rPr>
+          <w:lang w:val="sr-Latn-RS"/>
+        </w:rPr>
+      </w:pPr>
       <w:r>
         <w:rPr>
           <w:i/>
-        </w:rPr>
-        <w:t>Slika</w:t>
-      </w:r>
-      <w:proofErr w:type="spellEnd"/>
-      <w:r>
+          <w:lang w:val="sr-Latn-RS"/>
+        </w:rPr>
+        <w:t>Slika 2.3: SipakMed – distribucija visine (uzorak).</w:t>
+      </w:r>
+    </w:p>
+    <w:p>
+      <w:pPr>
+        <w:jc w:val="center"/>
+        <w:rPr>
+          <w:lang w:val="sr-Latn-RS"/>
+        </w:rPr>
+      </w:pPr>
+    </w:p>
+    <w:p>
+      <w:pPr>
+        <w:jc w:val="left"/>
         <w:rPr>
           <w:i/>
-        </w:rPr>
-        <w:t xml:space="preserve"> 2.3: </w:t>
-      </w:r>
-      <w:proofErr w:type="spellStart"/>
-      <w:r>
-        <w:rPr>
-          <w:i/>
-        </w:rPr>
-        <w:t>SipakMed</w:t>
-      </w:r>
-      <w:proofErr w:type="spellEnd"/>
-      <w:r>
-        <w:rPr>
-          <w:i/>
-        </w:rPr>
-        <w:t xml:space="preserve"> – </w:t>
-      </w:r>
-      <w:proofErr w:type="spellStart"/>
-      <w:r>
-        <w:rPr>
-          <w:i/>
-        </w:rPr>
-        <w:t>distribucija</w:t>
-      </w:r>
-      <w:proofErr w:type="spellEnd"/>
-      <w:r>
-        <w:rPr>
-          <w:i/>
-        </w:rPr>
-        <w:t xml:space="preserve"> </w:t>
-      </w:r>
-      <w:proofErr w:type="spellStart"/>
-      <w:r>
-        <w:rPr>
-          <w:i/>
-        </w:rPr>
-        <w:t>visine</w:t>
-      </w:r>
-      <w:proofErr w:type="spellEnd"/>
-      <w:r>
-        <w:rPr>
-          <w:i/>
-        </w:rPr>
-        <w:t xml:space="preserve"> (</w:t>
-      </w:r>
-      <w:proofErr w:type="spellStart"/>
-      <w:r>
-        <w:rPr>
-          <w:i/>
-        </w:rPr>
-        <w:t>uzorak</w:t>
-      </w:r>
-      <w:proofErr w:type="spellEnd"/>
-      <w:r>
-        <w:rPr>
-          <w:i/>
-        </w:rPr>
-        <w:t>).</w:t>
-      </w:r>
-    </w:p>
-    <w:p>
-      <w:pPr>
-        <w:jc w:val="center"/>
-      </w:pPr>
-    </w:p>
-    <w:p>
-      <w:pPr>
-        <w:jc w:val="left"/>
-        <w:rPr>
-          <w:i/>
+          <w:lang w:val="sr-Latn-RS"/>
         </w:rPr>
       </w:pPr>
     </w:p>
@@ -2207,7 +3336,6 @@
           <w:lang w:val="sr-Latn-RS"/>
         </w:rPr>
       </w:pPr>
-      <w:bookmarkStart w:id="7" w:name="_Toc220397278"/>
       <w:r>
         <w:rPr>
           <w:lang w:val="sr-Latn-RS"/>
@@ -2222,6 +3350,7 @@
           <w:lang w:val="sr-Latn-RS"/>
         </w:rPr>
       </w:pPr>
+      <w:bookmarkStart w:id="7" w:name="_Toc224221810"/>
       <w:r>
         <w:rPr>
           <w:lang w:val="sr-Latn-RS"/>
@@ -2258,9 +3387,15 @@
       </w:r>
     </w:p>
     <w:p>
+      <w:pPr>
+        <w:rPr>
+          <w:lang w:val="sr-Latn-RS"/>
+        </w:rPr>
+      </w:pPr>
       <w:r>
         <w:rPr>
           <w:noProof/>
+          <w:lang w:val="sr-Latn-RS"/>
         </w:rPr>
         <w:drawing>
           <wp:inline distT="0" distB="0" distL="0" distR="0" wp14:anchorId="6AE89374" wp14:editId="776DC1C6">
@@ -2303,13 +3438,13 @@
       <w:pPr>
         <w:jc w:val="center"/>
         <w:rPr>
-          <w:lang w:val="it-IT"/>
+          <w:lang w:val="sr-Latn-RS"/>
         </w:rPr>
       </w:pPr>
       <w:r>
         <w:rPr>
           <w:i/>
-          <w:lang w:val="it-IT"/>
+          <w:lang w:val="sr-Latn-RS"/>
         </w:rPr>
         <w:t>Slika 2.4: LC25000 – raspodela klasa (lung vs. colon).</w:t>
       </w:r>
@@ -2338,7 +3473,7 @@
           <w:lang w:val="sr-Latn-RS"/>
         </w:rPr>
       </w:pPr>
-      <w:bookmarkStart w:id="8" w:name="_Toc220397279"/>
+      <w:bookmarkStart w:id="8" w:name="_Toc224221811"/>
       <w:r>
         <w:rPr>
           <w:lang w:val="sr-Latn-RS"/>
@@ -2417,7 +3552,7 @@
           <w:lang w:val="sr-Latn-RS"/>
         </w:rPr>
       </w:pPr>
-      <w:bookmarkStart w:id="9" w:name="_Toc220397280"/>
+      <w:bookmarkStart w:id="9" w:name="_Toc224221812"/>
       <w:r>
         <w:rPr>
           <w:lang w:val="sr-Latn-RS"/>
@@ -2471,7 +3606,7 @@
       </w:r>
       <w:r>
         <w:rPr>
-          <w:lang w:val="it-IT"/>
+          <w:lang w:val="sr-Latn-RS"/>
         </w:rPr>
         <w:br w:type="page"/>
       </w:r>
@@ -2480,7 +3615,7 @@
       <w:pPr>
         <w:ind w:left="360"/>
         <w:rPr>
-          <w:lang w:val="it-IT"/>
+          <w:lang w:val="sr-Latn-RS"/>
         </w:rPr>
       </w:pPr>
     </w:p>
@@ -2495,36 +3630,26 @@
           <w:lang w:val="sr-Latn-RS"/>
         </w:rPr>
       </w:pPr>
+      <w:bookmarkStart w:id="10" w:name="_Toc224221813"/>
       <w:r>
         <w:rPr>
           <w:lang w:val="sr-Latn-RS"/>
         </w:rPr>
         <w:t>Priprema podataka</w:t>
       </w:r>
-    </w:p>
-    <w:p>
-      <w:pPr>
-        <w:rPr>
-          <w:lang w:val="sr-Latn-RS"/>
-        </w:rPr>
-      </w:pPr>
-      <w:r>
-        <w:rPr>
-          <w:lang w:val="sr-Latn-RS"/>
-        </w:rPr>
-        <w:t>Za sve skupove podataka korišćen je isti način podele na trening, validacioni i test skup u odnosu 70% / 15% / 15%</w:t>
-      </w:r>
-      <w:r>
-        <w:rPr>
-          <w:lang w:val="sr-Latn-RS"/>
-        </w:rPr>
-        <w:t xml:space="preserve"> </w:t>
-      </w:r>
-      <w:r>
-        <w:rPr>
-          <w:lang w:val="sr-Latn-RS"/>
-        </w:rPr>
-        <w:t xml:space="preserve"> Podela je rađena stratifikovano, što znači da se u sva tri dela zadržava približno isti odnos klasa kao u celom skupu.</w:t>
+      <w:bookmarkEnd w:id="10"/>
+    </w:p>
+    <w:p>
+      <w:pPr>
+        <w:rPr>
+          <w:lang w:val="sr-Latn-RS"/>
+        </w:rPr>
+      </w:pPr>
+      <w:r>
+        <w:rPr>
+          <w:lang w:val="sr-Latn-RS"/>
+        </w:rPr>
+        <w:t>Za sve skupove podataka korišćen je isti način podele na trening, validacioni i test skup u odnosu 70% / 15% / 15%  Podela je rađena stratifikovano, što znači da se u sva tri dela zadržava približno isti odnos klasa kao u celom skupu.</w:t>
       </w:r>
     </w:p>
     <w:p>
@@ -2547,141 +3672,65 @@
           <w:lang w:val="sr-Latn-RS"/>
         </w:rPr>
       </w:pPr>
+      <w:bookmarkStart w:id="11" w:name="_Toc224221814"/>
       <w:r>
         <w:rPr>
           <w:lang w:val="sr-Latn-RS"/>
         </w:rPr>
         <w:t>3.1 Priprema tabular skupa Thyroid recurrence.</w:t>
       </w:r>
-    </w:p>
-    <w:p>
-      <w:pPr>
-        <w:rPr>
-          <w:lang w:val="sr-Latn-RS"/>
-        </w:rPr>
-      </w:pPr>
-      <w:r>
-        <w:rPr>
-          <w:lang w:val="sr-Latn-RS"/>
-        </w:rPr>
-        <w:t>Skup podataka thyroid_recurrence sadrži 383 red</w:t>
-      </w:r>
-      <w:r>
-        <w:rPr>
-          <w:lang w:val="sr-Latn-RS"/>
-        </w:rPr>
-        <w:t>ova</w:t>
-      </w:r>
-      <w:r>
-        <w:rPr>
-          <w:lang w:val="sr-Latn-RS"/>
-        </w:rPr>
-        <w:t xml:space="preserve"> i 17 kolona (jedna od kolona je ciljna kolona Recurred). Tokom analize podataka primetili smo da postoje duplirani redovi</w:t>
-      </w:r>
-      <w:r>
-        <w:rPr>
-          <w:lang w:val="sr-Latn-RS"/>
-        </w:rPr>
-        <w:t>. P</w:t>
-      </w:r>
-      <w:r>
-        <w:rPr>
-          <w:lang w:val="sr-Latn-RS"/>
-        </w:rPr>
-        <w:t>ronađeno je 19 duplikata, pa je nakon uklanjanja duplikata ostalo 364 jedinstvena reda.</w:t>
-      </w:r>
-    </w:p>
-    <w:p>
-      <w:pPr>
-        <w:rPr>
-          <w:lang w:val="sr-Latn-RS"/>
-        </w:rPr>
-      </w:pPr>
-      <w:r>
-        <w:rPr>
-          <w:lang w:val="sr-Latn-RS"/>
-        </w:rPr>
-        <w:t>Zatim smo proverili da li u tabeli postoje prazne</w:t>
-      </w:r>
-      <w:r>
-        <w:rPr>
-          <w:lang w:val="sr-Latn-RS"/>
-        </w:rPr>
-        <w:t xml:space="preserve"> </w:t>
-      </w:r>
-      <w:r>
-        <w:rPr>
-          <w:lang w:val="sr-Latn-RS"/>
-        </w:rPr>
-        <w:t>vrednosti u kolonama.</w:t>
-      </w:r>
-      <w:r>
-        <w:rPr>
-          <w:lang w:val="sr-Latn-RS"/>
-        </w:rPr>
-        <w:t xml:space="preserve"> </w:t>
-      </w:r>
-      <w:r>
-        <w:rPr>
-          <w:lang w:val="sr-Latn-RS"/>
-        </w:rPr>
-        <w:t>Rezultat je da nema praznih polja, što znači da nije bilo potrebe za dodatnim popunjavanjem ili izbacivanjem redova zbog praznih podataka.</w:t>
-      </w:r>
-    </w:p>
-    <w:p>
-      <w:pPr>
-        <w:rPr>
-          <w:lang w:val="sr-Latn-RS"/>
-        </w:rPr>
-      </w:pPr>
-      <w:r>
-        <w:rPr>
-          <w:lang w:val="sr-Latn-RS"/>
-        </w:rPr>
-        <w:t xml:space="preserve">Kolona Recurred predstavlja cilj koji kasnije pokušavamo da predvidimo: da li je kod pacijenta došlo do povratka bolesti ili nije. Nakon čišćenja, raspodela je No = 256 i Yes = 108, što znači da klase nisu potpuno izbalansirane </w:t>
-      </w:r>
-      <w:r>
-        <w:rPr>
-          <w:lang w:val="sr-Latn-RS"/>
-        </w:rPr>
-        <w:t xml:space="preserve">jer </w:t>
-      </w:r>
-      <w:r>
-        <w:rPr>
-          <w:lang w:val="sr-Latn-RS"/>
-        </w:rPr>
-        <w:t>ima više primera “No” nego “Yes”.</w:t>
-      </w:r>
-    </w:p>
-    <w:p>
-      <w:pPr>
-        <w:rPr>
-          <w:lang w:val="sr-Latn-RS"/>
-        </w:rPr>
-      </w:pPr>
-      <w:r>
-        <w:rPr>
-          <w:lang w:val="sr-Latn-RS"/>
-        </w:rPr>
-        <w:t xml:space="preserve">Nakon podele na </w:t>
-      </w:r>
-      <w:r>
-        <w:rPr>
-          <w:lang w:val="sr-Latn-RS"/>
-        </w:rPr>
-        <w:t xml:space="preserve">trening, validacioni i test skup </w:t>
-      </w:r>
-      <w:r>
-        <w:rPr>
-          <w:lang w:val="sr-Latn-RS"/>
-        </w:rPr>
-        <w:t>dobili smo skupove</w:t>
-      </w:r>
-      <w:r>
-        <w:rPr>
-          <w:lang w:val="sr-Latn-RS"/>
-        </w:rPr>
-        <w:t>:</w:t>
+      <w:bookmarkEnd w:id="11"/>
+    </w:p>
+    <w:p>
+      <w:pPr>
+        <w:rPr>
+          <w:lang w:val="sr-Latn-RS"/>
+        </w:rPr>
+      </w:pPr>
+      <w:r>
+        <w:rPr>
+          <w:lang w:val="sr-Latn-RS"/>
+        </w:rPr>
+        <w:t>Skup podataka thyroid_recurrence sadrži 383 redova i 17 kolona (jedna od kolona je ciljna kolona Recurred). Tokom analize podataka primetili smo da postoje duplirani redovi. Pronađeno je 19 duplikata, pa je nakon uklanjanja duplikata ostalo 364 jedinstvena reda.</w:t>
+      </w:r>
+    </w:p>
+    <w:p>
+      <w:pPr>
+        <w:rPr>
+          <w:lang w:val="sr-Latn-RS"/>
+        </w:rPr>
+      </w:pPr>
+      <w:r>
+        <w:rPr>
+          <w:lang w:val="sr-Latn-RS"/>
+        </w:rPr>
+        <w:t>Zatim smo proverili da li u tabeli postoje prazne vrednosti u kolonama. Rezultat je da nema praznih polja, što znači da nije bilo potrebe za dodatnim popunjavanjem ili izbacivanjem redova zbog praznih podataka.</w:t>
+      </w:r>
+    </w:p>
+    <w:p>
+      <w:pPr>
+        <w:rPr>
+          <w:lang w:val="sr-Latn-RS"/>
+        </w:rPr>
+      </w:pPr>
+      <w:r>
+        <w:rPr>
+          <w:lang w:val="sr-Latn-RS"/>
+        </w:rPr>
+        <w:t>Kolona Recurred predstavlja cilj koji kasnije pokušavamo da predvidimo: da li je kod pacijenta došlo do povratka bolesti ili nije. Nakon čišćenja, raspodela je No = 256 i Yes = 108, što znači da klase nisu potpuno izbalansirane jer ima više primera “No” nego “Yes”.</w:t>
+      </w:r>
+    </w:p>
+    <w:p>
+      <w:pPr>
+        <w:rPr>
+          <w:lang w:val="sr-Latn-RS"/>
+        </w:rPr>
+      </w:pPr>
+      <w:r>
+        <w:rPr>
+          <w:lang w:val="sr-Latn-RS"/>
+        </w:rPr>
+        <w:t>Nakon podele na trening, validacioni i test skup dobili smo skupove:</w:t>
       </w:r>
     </w:p>
     <w:p>
@@ -2736,6 +3785,7 @@
           <w:lang w:val="sr-Latn-RS"/>
         </w:rPr>
       </w:pPr>
+      <w:bookmarkStart w:id="12" w:name="_Toc224221815"/>
       <w:r>
         <w:rPr>
           <w:lang w:val="sr-Latn-RS"/>
@@ -2743,6 +3793,7 @@
         <w:lastRenderedPageBreak/>
         <w:t>3.2 Priprema image skupa LC25000</w:t>
       </w:r>
+      <w:bookmarkEnd w:id="12"/>
     </w:p>
     <w:p>
       <w:pPr>
@@ -2767,82 +3818,46 @@
         <w:rPr>
           <w:lang w:val="sr-Latn-RS"/>
         </w:rPr>
-        <w:t xml:space="preserve">Nakon podele na </w:t>
-      </w:r>
-      <w:r>
-        <w:rPr>
-          <w:lang w:val="sr-Latn-RS"/>
-        </w:rPr>
-        <w:t xml:space="preserve">trening, validacioni i test skup </w:t>
-      </w:r>
-      <w:r>
-        <w:rPr>
-          <w:lang w:val="sr-Latn-RS"/>
-        </w:rPr>
-        <w:t>dobili smo skupove</w:t>
-      </w:r>
-      <w:r>
-        <w:rPr>
-          <w:lang w:val="sr-Latn-RS"/>
-        </w:rPr>
-        <w:t xml:space="preserve">: </w:t>
-      </w:r>
-    </w:p>
-    <w:p>
-      <w:pPr>
-        <w:rPr>
-          <w:lang w:val="sr-Latn-RS"/>
-        </w:rPr>
-      </w:pPr>
-      <w:r>
-        <w:rPr>
-          <w:lang w:val="sr-Latn-RS"/>
-        </w:rPr>
-        <w:t>T</w:t>
-      </w:r>
-      <w:r>
-        <w:rPr>
-          <w:lang w:val="sr-Latn-RS"/>
-        </w:rPr>
-        <w:t>rain = 17.500 (lung 10.500, colon 7.000)</w:t>
-      </w:r>
-    </w:p>
-    <w:p>
-      <w:pPr>
-        <w:rPr>
-          <w:lang w:val="sr-Latn-RS"/>
-        </w:rPr>
-      </w:pPr>
-      <w:r>
-        <w:rPr>
-          <w:lang w:val="sr-Latn-RS"/>
-        </w:rPr>
-        <w:t>V</w:t>
-      </w:r>
-      <w:r>
-        <w:rPr>
-          <w:lang w:val="sr-Latn-RS"/>
-        </w:rPr>
-        <w:t>al = 3.750 (lung 2.250, colon 1.500)</w:t>
-      </w:r>
-    </w:p>
-    <w:p>
-      <w:pPr>
-        <w:rPr>
-          <w:lang w:val="sr-Latn-RS"/>
-        </w:rPr>
-      </w:pPr>
-      <w:r>
-        <w:rPr>
-          <w:lang w:val="sr-Latn-RS"/>
-        </w:rPr>
-        <w:t>T</w:t>
-      </w:r>
-      <w:r>
-        <w:rPr>
-          <w:lang w:val="sr-Latn-RS"/>
-        </w:rPr>
-        <w:t>est = 3.750 (lung 2.250, colon 1.500)</w:t>
+        <w:t xml:space="preserve">Nakon podele na trening, validacioni i test skup dobili smo skupove: </w:t>
+      </w:r>
+    </w:p>
+    <w:p>
+      <w:pPr>
+        <w:rPr>
+          <w:lang w:val="sr-Latn-RS"/>
+        </w:rPr>
+      </w:pPr>
+      <w:r>
+        <w:rPr>
+          <w:lang w:val="sr-Latn-RS"/>
+        </w:rPr>
+        <w:t>Train = 17.500 (lung 10.500, colon 7.000)</w:t>
+      </w:r>
+    </w:p>
+    <w:p>
+      <w:pPr>
+        <w:rPr>
+          <w:lang w:val="sr-Latn-RS"/>
+        </w:rPr>
+      </w:pPr>
+      <w:r>
+        <w:rPr>
+          <w:lang w:val="sr-Latn-RS"/>
+        </w:rPr>
+        <w:t>Val = 3.750 (lung 2.250, colon 1.500)</w:t>
+      </w:r>
+    </w:p>
+    <w:p>
+      <w:pPr>
+        <w:rPr>
+          <w:lang w:val="sr-Latn-RS"/>
+        </w:rPr>
+      </w:pPr>
+      <w:r>
+        <w:rPr>
+          <w:lang w:val="sr-Latn-RS"/>
+        </w:rPr>
+        <w:t>Test = 3.750 (lung 2.250, colon 1.500)</w:t>
       </w:r>
     </w:p>
     <w:p>
@@ -2866,6 +3881,7 @@
           <w:lang w:val="sr-Latn-RS"/>
         </w:rPr>
       </w:pPr>
+      <w:bookmarkStart w:id="13" w:name="_Toc224221816"/>
       <w:r>
         <w:rPr>
           <w:lang w:val="sr-Latn-RS"/>
@@ -2873,6 +3889,7 @@
         <w:lastRenderedPageBreak/>
         <w:t>3.3 Priprema image skupa SipakMed</w:t>
       </w:r>
+      <w:bookmarkEnd w:id="13"/>
     </w:p>
     <w:p>
       <w:pPr>
@@ -2988,6 +4005,7 @@
           <w:lang w:val="sr-Latn-RS"/>
         </w:rPr>
       </w:pPr>
+      <w:bookmarkStart w:id="14" w:name="_Toc224221817"/>
       <w:r>
         <w:rPr>
           <w:lang w:val="sr-Latn-RS"/>
@@ -2995,6 +4013,7 @@
         <w:lastRenderedPageBreak/>
         <w:t>3.4 Priprema image skupa RM1000.</w:t>
       </w:r>
+      <w:bookmarkEnd w:id="14"/>
     </w:p>
     <w:p>
       <w:pPr>
@@ -3019,25 +4038,7 @@
         <w:rPr>
           <w:lang w:val="sr-Latn-RS"/>
         </w:rPr>
-        <w:t>Nakon podele na</w:t>
-      </w:r>
-      <w:r>
-        <w:rPr>
-          <w:lang w:val="sr-Latn-RS"/>
-        </w:rPr>
-        <w:t xml:space="preserve"> trening, validacioni i test skup u odnosu </w:t>
-      </w:r>
-      <w:r>
-        <w:rPr>
-          <w:lang w:val="sr-Latn-RS"/>
-        </w:rPr>
-        <w:t>dobili smo skupove</w:t>
-      </w:r>
-      <w:r>
-        <w:rPr>
-          <w:lang w:val="sr-Latn-RS"/>
-        </w:rPr>
-        <w:t xml:space="preserve">: </w:t>
+        <w:t xml:space="preserve">Nakon podele na trening, validacioni i test skup u odnosu dobili smo skupove: </w:t>
       </w:r>
     </w:p>
     <w:p>
@@ -3128,6 +4129,7 @@
           <w:lang w:val="sr-Latn-RS"/>
         </w:rPr>
       </w:pPr>
+      <w:bookmarkStart w:id="15" w:name="_Toc224221818"/>
       <w:r>
         <w:rPr>
           <w:lang w:val="sr-Latn-RS"/>
@@ -3135,6 +4137,7 @@
         <w:lastRenderedPageBreak/>
         <w:t>Baseline modeli i početni rezultati</w:t>
       </w:r>
+      <w:bookmarkEnd w:id="15"/>
     </w:p>
     <w:p>
       <w:pPr>
@@ -3151,7 +4154,7 @@
     </w:p>
     <w:tbl>
       <w:tblPr>
-        <w:tblW w:w="0" w:type="auto"/>
+        <w:tblW w:w="5000" w:type="pct"/>
         <w:tblCellSpacing w:w="15" w:type="dxa"/>
         <w:tblCellMar>
           <w:top w:w="15" w:type="dxa"/>
@@ -3162,12 +4165,12 @@
         <w:tblLook w:val="04A0" w:firstRow="1" w:lastRow="0" w:firstColumn="1" w:lastColumn="0" w:noHBand="0" w:noVBand="1"/>
       </w:tblPr>
       <w:tblGrid>
-        <w:gridCol w:w="2295"/>
-        <w:gridCol w:w="1974"/>
-        <w:gridCol w:w="792"/>
-        <w:gridCol w:w="1594"/>
-        <w:gridCol w:w="871"/>
-        <w:gridCol w:w="1688"/>
+        <w:gridCol w:w="2330"/>
+        <w:gridCol w:w="2004"/>
+        <w:gridCol w:w="805"/>
+        <w:gridCol w:w="1620"/>
+        <w:gridCol w:w="885"/>
+        <w:gridCol w:w="1716"/>
       </w:tblGrid>
       <w:tr>
         <w:trPr>
@@ -3176,7 +4179,7 @@
         </w:trPr>
         <w:tc>
           <w:tcPr>
-            <w:tcW w:w="0" w:type="auto"/>
+            <w:tcW w:w="1221" w:type="pct"/>
             <w:vAlign w:val="center"/>
             <w:hideMark/>
           </w:tcPr>
@@ -3185,12 +4188,14 @@
               <w:rPr>
                 <w:b/>
                 <w:bCs/>
+                <w:lang w:val="sr-Latn-RS"/>
               </w:rPr>
             </w:pPr>
             <w:r>
               <w:rPr>
                 <w:b/>
                 <w:bCs/>
+                <w:lang w:val="sr-Latn-RS"/>
               </w:rPr>
               <w:t>Dataset</w:t>
             </w:r>
@@ -3198,7 +4203,7 @@
         </w:tc>
         <w:tc>
           <w:tcPr>
-            <w:tcW w:w="0" w:type="auto"/>
+            <w:tcW w:w="1055" w:type="pct"/>
             <w:vAlign w:val="center"/>
             <w:hideMark/>
           </w:tcPr>
@@ -3207,12 +4212,14 @@
               <w:rPr>
                 <w:b/>
                 <w:bCs/>
+                <w:lang w:val="sr-Latn-RS"/>
               </w:rPr>
             </w:pPr>
             <w:r>
               <w:rPr>
                 <w:b/>
                 <w:bCs/>
+                <w:lang w:val="sr-Latn-RS"/>
               </w:rPr>
               <w:t>Model</w:t>
             </w:r>
@@ -3220,7 +4227,7 @@
         </w:tc>
         <w:tc>
           <w:tcPr>
-            <w:tcW w:w="0" w:type="auto"/>
+            <w:tcW w:w="414" w:type="pct"/>
             <w:vAlign w:val="center"/>
             <w:hideMark/>
           </w:tcPr>
@@ -3229,12 +4236,14 @@
               <w:rPr>
                 <w:b/>
                 <w:bCs/>
+                <w:lang w:val="sr-Latn-RS"/>
               </w:rPr>
             </w:pPr>
             <w:r>
               <w:rPr>
                 <w:b/>
                 <w:bCs/>
+                <w:lang w:val="sr-Latn-RS"/>
               </w:rPr>
               <w:t>Val acc</w:t>
             </w:r>
@@ -3242,7 +4251,7 @@
         </w:tc>
         <w:tc>
           <w:tcPr>
-            <w:tcW w:w="0" w:type="auto"/>
+            <w:tcW w:w="849" w:type="pct"/>
             <w:vAlign w:val="center"/>
             <w:hideMark/>
           </w:tcPr>
@@ -3251,12 +4260,14 @@
               <w:rPr>
                 <w:b/>
                 <w:bCs/>
+                <w:lang w:val="sr-Latn-RS"/>
               </w:rPr>
             </w:pPr>
             <w:r>
               <w:rPr>
                 <w:b/>
                 <w:bCs/>
+                <w:lang w:val="sr-Latn-RS"/>
               </w:rPr>
               <w:t>Val F1 (macro)</w:t>
             </w:r>
@@ -3264,7 +4275,7 @@
         </w:tc>
         <w:tc>
           <w:tcPr>
-            <w:tcW w:w="0" w:type="auto"/>
+            <w:tcW w:w="456" w:type="pct"/>
             <w:vAlign w:val="center"/>
             <w:hideMark/>
           </w:tcPr>
@@ -3273,12 +4284,14 @@
               <w:rPr>
                 <w:b/>
                 <w:bCs/>
+                <w:lang w:val="sr-Latn-RS"/>
               </w:rPr>
             </w:pPr>
             <w:r>
               <w:rPr>
                 <w:b/>
                 <w:bCs/>
+                <w:lang w:val="sr-Latn-RS"/>
               </w:rPr>
               <w:t>Test acc</w:t>
             </w:r>
@@ -3286,7 +4299,7 @@
         </w:tc>
         <w:tc>
           <w:tcPr>
-            <w:tcW w:w="0" w:type="auto"/>
+            <w:tcW w:w="892" w:type="pct"/>
             <w:vAlign w:val="center"/>
             <w:hideMark/>
           </w:tcPr>
@@ -3295,12 +4308,14 @@
               <w:rPr>
                 <w:b/>
                 <w:bCs/>
+                <w:lang w:val="sr-Latn-RS"/>
               </w:rPr>
             </w:pPr>
             <w:r>
               <w:rPr>
                 <w:b/>
                 <w:bCs/>
+                <w:lang w:val="sr-Latn-RS"/>
               </w:rPr>
               <w:t>Test F1 (macro)</w:t>
             </w:r>
@@ -3313,74 +4328,120 @@
         </w:trPr>
         <w:tc>
           <w:tcPr>
-            <w:tcW w:w="0" w:type="auto"/>
+            <w:tcW w:w="1221" w:type="pct"/>
             <w:vAlign w:val="center"/>
             <w:hideMark/>
           </w:tcPr>
           <w:p>
-            <w:proofErr w:type="spellStart"/>
-            <w:r>
+            <w:pPr>
+              <w:rPr>
+                <w:lang w:val="sr-Latn-RS"/>
+              </w:rPr>
+            </w:pPr>
+            <w:r>
+              <w:rPr>
+                <w:lang w:val="sr-Latn-RS"/>
+              </w:rPr>
               <w:t>thyroid_recurrence</w:t>
             </w:r>
-            <w:proofErr w:type="spellEnd"/>
-          </w:p>
-        </w:tc>
-        <w:tc>
-          <w:tcPr>
-            <w:tcW w:w="0" w:type="auto"/>
+          </w:p>
+        </w:tc>
+        <w:tc>
+          <w:tcPr>
+            <w:tcW w:w="1055" w:type="pct"/>
             <w:vAlign w:val="center"/>
             <w:hideMark/>
           </w:tcPr>
           <w:p>
-            <w:r>
+            <w:pPr>
+              <w:rPr>
+                <w:lang w:val="sr-Latn-RS"/>
+              </w:rPr>
+            </w:pPr>
+            <w:r>
+              <w:rPr>
+                <w:lang w:val="sr-Latn-RS"/>
+              </w:rPr>
               <w:t>Logistic Regression</w:t>
             </w:r>
           </w:p>
         </w:tc>
         <w:tc>
           <w:tcPr>
-            <w:tcW w:w="0" w:type="auto"/>
+            <w:tcW w:w="414" w:type="pct"/>
             <w:vAlign w:val="center"/>
             <w:hideMark/>
           </w:tcPr>
           <w:p>
-            <w:r>
+            <w:pPr>
+              <w:rPr>
+                <w:lang w:val="sr-Latn-RS"/>
+              </w:rPr>
+            </w:pPr>
+            <w:r>
+              <w:rPr>
+                <w:lang w:val="sr-Latn-RS"/>
+              </w:rPr>
               <w:t>0.9259</w:t>
             </w:r>
           </w:p>
         </w:tc>
         <w:tc>
           <w:tcPr>
-            <w:tcW w:w="0" w:type="auto"/>
+            <w:tcW w:w="849" w:type="pct"/>
             <w:vAlign w:val="center"/>
             <w:hideMark/>
           </w:tcPr>
           <w:p>
-            <w:r>
+            <w:pPr>
+              <w:rPr>
+                <w:lang w:val="sr-Latn-RS"/>
+              </w:rPr>
+            </w:pPr>
+            <w:r>
+              <w:rPr>
+                <w:lang w:val="sr-Latn-RS"/>
+              </w:rPr>
               <w:t>0.9036</w:t>
             </w:r>
           </w:p>
         </w:tc>
         <w:tc>
           <w:tcPr>
-            <w:tcW w:w="0" w:type="auto"/>
+            <w:tcW w:w="456" w:type="pct"/>
             <w:vAlign w:val="center"/>
             <w:hideMark/>
           </w:tcPr>
           <w:p>
-            <w:r>
+            <w:pPr>
+              <w:rPr>
+                <w:lang w:val="sr-Latn-RS"/>
+              </w:rPr>
+            </w:pPr>
+            <w:r>
+              <w:rPr>
+                <w:lang w:val="sr-Latn-RS"/>
+              </w:rPr>
               <w:t>0.9455</w:t>
             </w:r>
           </w:p>
         </w:tc>
         <w:tc>
           <w:tcPr>
-            <w:tcW w:w="0" w:type="auto"/>
+            <w:tcW w:w="892" w:type="pct"/>
             <w:vAlign w:val="center"/>
             <w:hideMark/>
           </w:tcPr>
           <w:p>
-            <w:r>
+            <w:pPr>
+              <w:rPr>
+                <w:lang w:val="sr-Latn-RS"/>
+              </w:rPr>
+            </w:pPr>
+            <w:r>
+              <w:rPr>
+                <w:lang w:val="sr-Latn-RS"/>
+              </w:rPr>
               <w:t>0.9326</w:t>
             </w:r>
           </w:p>
@@ -3392,76 +4453,120 @@
         </w:trPr>
         <w:tc>
           <w:tcPr>
-            <w:tcW w:w="0" w:type="auto"/>
+            <w:tcW w:w="1221" w:type="pct"/>
             <w:vAlign w:val="center"/>
             <w:hideMark/>
           </w:tcPr>
           <w:p>
-            <w:proofErr w:type="spellStart"/>
-            <w:r>
+            <w:pPr>
+              <w:rPr>
+                <w:lang w:val="sr-Latn-RS"/>
+              </w:rPr>
+            </w:pPr>
+            <w:r>
+              <w:rPr>
+                <w:lang w:val="sr-Latn-RS"/>
+              </w:rPr>
               <w:t>thyroid_recurrence</w:t>
             </w:r>
-            <w:proofErr w:type="spellEnd"/>
-          </w:p>
-        </w:tc>
-        <w:tc>
-          <w:tcPr>
-            <w:tcW w:w="0" w:type="auto"/>
+          </w:p>
+        </w:tc>
+        <w:tc>
+          <w:tcPr>
+            <w:tcW w:w="1055" w:type="pct"/>
             <w:vAlign w:val="center"/>
             <w:hideMark/>
           </w:tcPr>
           <w:p>
-            <w:proofErr w:type="spellStart"/>
-            <w:r>
+            <w:pPr>
+              <w:rPr>
+                <w:lang w:val="sr-Latn-RS"/>
+              </w:rPr>
+            </w:pPr>
+            <w:r>
+              <w:rPr>
+                <w:lang w:val="sr-Latn-RS"/>
+              </w:rPr>
               <w:t>RandomForest</w:t>
             </w:r>
-            <w:proofErr w:type="spellEnd"/>
-          </w:p>
-        </w:tc>
-        <w:tc>
-          <w:tcPr>
-            <w:tcW w:w="0" w:type="auto"/>
+          </w:p>
+        </w:tc>
+        <w:tc>
+          <w:tcPr>
+            <w:tcW w:w="414" w:type="pct"/>
             <w:vAlign w:val="center"/>
             <w:hideMark/>
           </w:tcPr>
           <w:p>
-            <w:r>
+            <w:pPr>
+              <w:rPr>
+                <w:lang w:val="sr-Latn-RS"/>
+              </w:rPr>
+            </w:pPr>
+            <w:r>
+              <w:rPr>
+                <w:lang w:val="sr-Latn-RS"/>
+              </w:rPr>
               <w:t>0.9630</w:t>
             </w:r>
           </w:p>
         </w:tc>
         <w:tc>
           <w:tcPr>
-            <w:tcW w:w="0" w:type="auto"/>
+            <w:tcW w:w="849" w:type="pct"/>
             <w:vAlign w:val="center"/>
             <w:hideMark/>
           </w:tcPr>
           <w:p>
-            <w:r>
+            <w:pPr>
+              <w:rPr>
+                <w:lang w:val="sr-Latn-RS"/>
+              </w:rPr>
+            </w:pPr>
+            <w:r>
+              <w:rPr>
+                <w:lang w:val="sr-Latn-RS"/>
+              </w:rPr>
               <w:t>0.9538</w:t>
             </w:r>
           </w:p>
         </w:tc>
         <w:tc>
           <w:tcPr>
-            <w:tcW w:w="0" w:type="auto"/>
+            <w:tcW w:w="456" w:type="pct"/>
             <w:vAlign w:val="center"/>
             <w:hideMark/>
           </w:tcPr>
           <w:p>
-            <w:r>
+            <w:pPr>
+              <w:rPr>
+                <w:lang w:val="sr-Latn-RS"/>
+              </w:rPr>
+            </w:pPr>
+            <w:r>
+              <w:rPr>
+                <w:lang w:val="sr-Latn-RS"/>
+              </w:rPr>
               <w:t>0.9818</w:t>
             </w:r>
           </w:p>
         </w:tc>
         <w:tc>
           <w:tcPr>
-            <w:tcW w:w="0" w:type="auto"/>
+            <w:tcW w:w="892" w:type="pct"/>
             <w:vAlign w:val="center"/>
             <w:hideMark/>
           </w:tcPr>
           <w:p>
-            <w:r>
+            <w:pPr>
+              <w:rPr>
+                <w:lang w:val="sr-Latn-RS"/>
+              </w:rPr>
+            </w:pPr>
+            <w:r>
+              <w:rPr>
+                <w:lang w:val="sr-Latn-RS"/>
+              </w:rPr>
               <w:t>0.9775</w:t>
             </w:r>
           </w:p>
@@ -3473,72 +4578,120 @@
         </w:trPr>
         <w:tc>
           <w:tcPr>
-            <w:tcW w:w="0" w:type="auto"/>
+            <w:tcW w:w="1221" w:type="pct"/>
             <w:vAlign w:val="center"/>
             <w:hideMark/>
           </w:tcPr>
           <w:p>
-            <w:r>
+            <w:pPr>
+              <w:rPr>
+                <w:lang w:val="sr-Latn-RS"/>
+              </w:rPr>
+            </w:pPr>
+            <w:r>
+              <w:rPr>
+                <w:lang w:val="sr-Latn-RS"/>
+              </w:rPr>
               <w:t>lc25000</w:t>
             </w:r>
           </w:p>
         </w:tc>
         <w:tc>
           <w:tcPr>
-            <w:tcW w:w="0" w:type="auto"/>
+            <w:tcW w:w="1055" w:type="pct"/>
             <w:vAlign w:val="center"/>
             <w:hideMark/>
           </w:tcPr>
           <w:p>
-            <w:r>
+            <w:pPr>
+              <w:rPr>
+                <w:lang w:val="sr-Latn-RS"/>
+              </w:rPr>
+            </w:pPr>
+            <w:r>
+              <w:rPr>
+                <w:lang w:val="sr-Latn-RS"/>
+              </w:rPr>
               <w:t>ResNet18 (transfer)</w:t>
             </w:r>
           </w:p>
         </w:tc>
         <w:tc>
           <w:tcPr>
-            <w:tcW w:w="0" w:type="auto"/>
+            <w:tcW w:w="414" w:type="pct"/>
             <w:vAlign w:val="center"/>
             <w:hideMark/>
           </w:tcPr>
           <w:p>
-            <w:r>
+            <w:pPr>
+              <w:rPr>
+                <w:lang w:val="sr-Latn-RS"/>
+              </w:rPr>
+            </w:pPr>
+            <w:r>
+              <w:rPr>
+                <w:lang w:val="sr-Latn-RS"/>
+              </w:rPr>
               <w:t>1.0000</w:t>
             </w:r>
           </w:p>
         </w:tc>
         <w:tc>
           <w:tcPr>
-            <w:tcW w:w="0" w:type="auto"/>
+            <w:tcW w:w="849" w:type="pct"/>
             <w:vAlign w:val="center"/>
             <w:hideMark/>
           </w:tcPr>
           <w:p>
-            <w:r>
+            <w:pPr>
+              <w:rPr>
+                <w:lang w:val="sr-Latn-RS"/>
+              </w:rPr>
+            </w:pPr>
+            <w:r>
+              <w:rPr>
+                <w:lang w:val="sr-Latn-RS"/>
+              </w:rPr>
               <w:t>1.0000</w:t>
             </w:r>
           </w:p>
         </w:tc>
         <w:tc>
           <w:tcPr>
-            <w:tcW w:w="0" w:type="auto"/>
+            <w:tcW w:w="456" w:type="pct"/>
             <w:vAlign w:val="center"/>
             <w:hideMark/>
           </w:tcPr>
           <w:p>
-            <w:r>
+            <w:pPr>
+              <w:rPr>
+                <w:lang w:val="sr-Latn-RS"/>
+              </w:rPr>
+            </w:pPr>
+            <w:r>
+              <w:rPr>
+                <w:lang w:val="sr-Latn-RS"/>
+              </w:rPr>
               <w:t>1.0000</w:t>
             </w:r>
           </w:p>
         </w:tc>
         <w:tc>
           <w:tcPr>
-            <w:tcW w:w="0" w:type="auto"/>
+            <w:tcW w:w="892" w:type="pct"/>
             <w:vAlign w:val="center"/>
             <w:hideMark/>
           </w:tcPr>
           <w:p>
-            <w:r>
+            <w:pPr>
+              <w:rPr>
+                <w:lang w:val="sr-Latn-RS"/>
+              </w:rPr>
+            </w:pPr>
+            <w:r>
+              <w:rPr>
+                <w:lang w:val="sr-Latn-RS"/>
+              </w:rPr>
               <w:t>1.0000</w:t>
             </w:r>
           </w:p>
@@ -3550,77 +4703,120 @@
         </w:trPr>
         <w:tc>
           <w:tcPr>
-            <w:tcW w:w="0" w:type="auto"/>
+            <w:tcW w:w="1221" w:type="pct"/>
             <w:vAlign w:val="center"/>
             <w:hideMark/>
           </w:tcPr>
           <w:p>
-            <w:proofErr w:type="spellStart"/>
-            <w:r>
-              <w:t>sipakmed</w:t>
-            </w:r>
-            <w:proofErr w:type="spellEnd"/>
-            <w:r>
-              <w:t xml:space="preserve"> (CROPPED)</w:t>
-            </w:r>
-          </w:p>
-        </w:tc>
-        <w:tc>
-          <w:tcPr>
-            <w:tcW w:w="0" w:type="auto"/>
+            <w:pPr>
+              <w:rPr>
+                <w:lang w:val="sr-Latn-RS"/>
+              </w:rPr>
+            </w:pPr>
+            <w:r>
+              <w:rPr>
+                <w:lang w:val="sr-Latn-RS"/>
+              </w:rPr>
+              <w:t>sipakmed (CROPPED)</w:t>
+            </w:r>
+          </w:p>
+        </w:tc>
+        <w:tc>
+          <w:tcPr>
+            <w:tcW w:w="1055" w:type="pct"/>
             <w:vAlign w:val="center"/>
             <w:hideMark/>
           </w:tcPr>
           <w:p>
-            <w:r>
+            <w:pPr>
+              <w:rPr>
+                <w:lang w:val="sr-Latn-RS"/>
+              </w:rPr>
+            </w:pPr>
+            <w:r>
+              <w:rPr>
+                <w:lang w:val="sr-Latn-RS"/>
+              </w:rPr>
               <w:t>ResNet18 (transfer)</w:t>
             </w:r>
           </w:p>
         </w:tc>
         <w:tc>
           <w:tcPr>
-            <w:tcW w:w="0" w:type="auto"/>
+            <w:tcW w:w="414" w:type="pct"/>
             <w:vAlign w:val="center"/>
             <w:hideMark/>
           </w:tcPr>
           <w:p>
-            <w:r>
+            <w:pPr>
+              <w:rPr>
+                <w:lang w:val="sr-Latn-RS"/>
+              </w:rPr>
+            </w:pPr>
+            <w:r>
+              <w:rPr>
+                <w:lang w:val="sr-Latn-RS"/>
+              </w:rPr>
               <w:t>0.9461</w:t>
             </w:r>
           </w:p>
         </w:tc>
         <w:tc>
           <w:tcPr>
-            <w:tcW w:w="0" w:type="auto"/>
+            <w:tcW w:w="849" w:type="pct"/>
             <w:vAlign w:val="center"/>
             <w:hideMark/>
           </w:tcPr>
           <w:p>
-            <w:r>
+            <w:pPr>
+              <w:rPr>
+                <w:lang w:val="sr-Latn-RS"/>
+              </w:rPr>
+            </w:pPr>
+            <w:r>
+              <w:rPr>
+                <w:lang w:val="sr-Latn-RS"/>
+              </w:rPr>
               <w:t>0.9461</w:t>
             </w:r>
           </w:p>
         </w:tc>
         <w:tc>
           <w:tcPr>
-            <w:tcW w:w="0" w:type="auto"/>
+            <w:tcW w:w="456" w:type="pct"/>
             <w:vAlign w:val="center"/>
             <w:hideMark/>
           </w:tcPr>
           <w:p>
-            <w:r>
+            <w:pPr>
+              <w:rPr>
+                <w:lang w:val="sr-Latn-RS"/>
+              </w:rPr>
+            </w:pPr>
+            <w:r>
+              <w:rPr>
+                <w:lang w:val="sr-Latn-RS"/>
+              </w:rPr>
               <w:t>0.9571</w:t>
             </w:r>
           </w:p>
         </w:tc>
         <w:tc>
           <w:tcPr>
-            <w:tcW w:w="0" w:type="auto"/>
+            <w:tcW w:w="892" w:type="pct"/>
             <w:vAlign w:val="center"/>
             <w:hideMark/>
           </w:tcPr>
           <w:p>
-            <w:r>
+            <w:pPr>
+              <w:rPr>
+                <w:lang w:val="sr-Latn-RS"/>
+              </w:rPr>
+            </w:pPr>
+            <w:r>
+              <w:rPr>
+                <w:lang w:val="sr-Latn-RS"/>
+              </w:rPr>
               <w:t>0.9573</w:t>
             </w:r>
           </w:p>
@@ -3632,75 +4828,121 @@
         </w:trPr>
         <w:tc>
           <w:tcPr>
-            <w:tcW w:w="0" w:type="auto"/>
+            <w:tcW w:w="1221" w:type="pct"/>
             <w:vAlign w:val="center"/>
             <w:hideMark/>
           </w:tcPr>
           <w:p>
-            <w:r>
+            <w:pPr>
+              <w:rPr>
+                <w:lang w:val="sr-Latn-RS"/>
+              </w:rPr>
+            </w:pPr>
+            <w:r>
+              <w:rPr>
+                <w:lang w:val="sr-Latn-RS"/>
+              </w:rPr>
               <w:t>rm1000_lung_history</w:t>
             </w:r>
           </w:p>
         </w:tc>
         <w:tc>
           <w:tcPr>
-            <w:tcW w:w="0" w:type="auto"/>
+            <w:tcW w:w="1055" w:type="pct"/>
             <w:vAlign w:val="center"/>
             <w:hideMark/>
           </w:tcPr>
           <w:p>
-            <w:r>
+            <w:pPr>
+              <w:rPr>
+                <w:lang w:val="sr-Latn-RS"/>
+              </w:rPr>
+            </w:pPr>
+            <w:r>
+              <w:rPr>
+                <w:lang w:val="sr-Latn-RS"/>
+              </w:rPr>
               <w:t>ResNet18 (transfer)</w:t>
             </w:r>
           </w:p>
         </w:tc>
         <w:tc>
           <w:tcPr>
-            <w:tcW w:w="0" w:type="auto"/>
+            <w:tcW w:w="414" w:type="pct"/>
             <w:vAlign w:val="center"/>
             <w:hideMark/>
           </w:tcPr>
           <w:p>
-            <w:r>
+            <w:pPr>
+              <w:rPr>
+                <w:lang w:val="sr-Latn-RS"/>
+              </w:rPr>
+            </w:pPr>
+            <w:r>
+              <w:rPr>
+                <w:lang w:val="sr-Latn-RS"/>
+              </w:rPr>
               <w:t>0.9996</w:t>
             </w:r>
           </w:p>
         </w:tc>
         <w:tc>
           <w:tcPr>
-            <w:tcW w:w="0" w:type="auto"/>
+            <w:tcW w:w="849" w:type="pct"/>
             <w:vAlign w:val="center"/>
             <w:hideMark/>
           </w:tcPr>
           <w:p>
-            <w:r>
+            <w:pPr>
+              <w:rPr>
+                <w:lang w:val="sr-Latn-RS"/>
+              </w:rPr>
+            </w:pPr>
+            <w:r>
+              <w:rPr>
+                <w:lang w:val="sr-Latn-RS"/>
+              </w:rPr>
               <w:t>0.9996</w:t>
             </w:r>
           </w:p>
         </w:tc>
         <w:tc>
           <w:tcPr>
-            <w:tcW w:w="0" w:type="auto"/>
+            <w:tcW w:w="456" w:type="pct"/>
             <w:vAlign w:val="center"/>
             <w:hideMark/>
           </w:tcPr>
           <w:p>
-            <w:r>
+            <w:pPr>
+              <w:rPr>
+                <w:lang w:val="sr-Latn-RS"/>
+              </w:rPr>
+            </w:pPr>
+            <w:r>
+              <w:rPr>
+                <w:lang w:val="sr-Latn-RS"/>
+              </w:rPr>
               <w:t>0.9996</w:t>
             </w:r>
           </w:p>
         </w:tc>
         <w:tc>
           <w:tcPr>
-            <w:tcW w:w="0" w:type="auto"/>
+            <w:tcW w:w="892" w:type="pct"/>
             <w:vAlign w:val="center"/>
             <w:hideMark/>
           </w:tcPr>
           <w:p>
             <w:pPr>
               <w:keepNext/>
-            </w:pPr>
-            <w:r>
+              <w:rPr>
+                <w:lang w:val="sr-Latn-RS"/>
+              </w:rPr>
+            </w:pPr>
+            <w:r>
+              <w:rPr>
+                <w:lang w:val="sr-Latn-RS"/>
+              </w:rPr>
               <w:t>0.9996</w:t>
             </w:r>
           </w:p>
@@ -3710,88 +4952,3150 @@
     <w:p>
       <w:pPr>
         <w:pStyle w:val="Caption"/>
+        <w:rPr>
+          <w:lang w:val="sr-Latn-RS"/>
+        </w:rPr>
+      </w:pPr>
+      <w:r>
+        <w:rPr>
+          <w:lang w:val="sr-Latn-RS"/>
+        </w:rPr>
+        <w:t xml:space="preserve">Tabela 4.1: Pregled baseline rezultata </w:t>
+      </w:r>
+      <w:r>
+        <w:rPr>
+          <w:lang w:val="sr-Latn-RS"/>
+        </w:rPr>
+        <w:fldChar w:fldCharType="begin"/>
+      </w:r>
+      <w:r>
+        <w:rPr>
+          <w:lang w:val="sr-Latn-RS"/>
+        </w:rPr>
+        <w:instrText xml:space="preserve"> SEQ Tabela_4.1:_Pregled_baseline_rezultata \* ARABIC </w:instrText>
+      </w:r>
+      <w:r>
+        <w:rPr>
+          <w:lang w:val="sr-Latn-RS"/>
+        </w:rPr>
+        <w:fldChar w:fldCharType="separate"/>
+      </w:r>
+      <w:r>
+        <w:rPr>
+          <w:noProof/>
+          <w:lang w:val="sr-Latn-RS"/>
+        </w:rPr>
+        <w:t>1</w:t>
+      </w:r>
+      <w:r>
+        <w:rPr>
+          <w:lang w:val="sr-Latn-RS"/>
+        </w:rPr>
+        <w:fldChar w:fldCharType="end"/>
+      </w:r>
+    </w:p>
+    <w:p>
+      <w:pPr>
+        <w:jc w:val="left"/>
+        <w:rPr>
+          <w:lang w:val="sr-Latn-RS"/>
+        </w:rPr>
+      </w:pPr>
+      <w:r>
+        <w:rPr>
+          <w:lang w:val="sr-Latn-RS"/>
+        </w:rPr>
+        <w:br w:type="page"/>
+      </w:r>
+    </w:p>
+    <w:p>
+      <w:pPr>
+        <w:pStyle w:val="Heading2"/>
+        <w:rPr>
+          <w:lang w:val="sr-Latn-RS"/>
+        </w:rPr>
+      </w:pPr>
+      <w:bookmarkStart w:id="16" w:name="_Toc224221819"/>
+      <w:r>
+        <w:rPr>
+          <w:lang w:val="sr-Latn-RS"/>
+        </w:rPr>
+        <w:lastRenderedPageBreak/>
+        <w:t>4.1 Thyroid recurrence (tabular)</w:t>
+      </w:r>
+      <w:bookmarkEnd w:id="16"/>
+    </w:p>
+    <w:p>
+      <w:pPr>
+        <w:rPr>
+          <w:lang w:val="sr-Latn-RS"/>
+        </w:rPr>
+      </w:pPr>
+      <w:r>
+        <w:rPr>
+          <w:noProof/>
+          <w:lang w:val="sr-Latn-RS"/>
+        </w:rPr>
+        <mc:AlternateContent>
+          <mc:Choice Requires="wpg">
+            <w:drawing>
+              <wp:anchor distT="0" distB="0" distL="114300" distR="114300" simplePos="0" relativeHeight="251659264" behindDoc="0" locked="0" layoutInCell="1" allowOverlap="1" wp14:anchorId="465B7D0C" wp14:editId="32CD04F5">
+                <wp:simplePos x="0" y="0"/>
+                <wp:positionH relativeFrom="margin">
+                  <wp:align>center</wp:align>
+                </wp:positionH>
+                <wp:positionV relativeFrom="paragraph">
+                  <wp:posOffset>781295</wp:posOffset>
+                </wp:positionV>
+                <wp:extent cx="5486400" cy="5803265"/>
+                <wp:effectExtent l="0" t="0" r="0" b="6985"/>
+                <wp:wrapTight wrapText="bothSides">
+                  <wp:wrapPolygon edited="0">
+                    <wp:start x="0" y="0"/>
+                    <wp:lineTo x="0" y="21555"/>
+                    <wp:lineTo x="21525" y="21555"/>
+                    <wp:lineTo x="21525" y="0"/>
+                    <wp:lineTo x="0" y="0"/>
+                  </wp:wrapPolygon>
+                </wp:wrapTight>
+                <wp:docPr id="164109284" name="Group 7"/>
+                <wp:cNvGraphicFramePr/>
+                <a:graphic xmlns:a="http://schemas.openxmlformats.org/drawingml/2006/main">
+                  <a:graphicData uri="http://schemas.microsoft.com/office/word/2010/wordprocessingGroup">
+                    <wpg:wgp>
+                      <wpg:cNvGrpSpPr/>
+                      <wpg:grpSpPr>
+                        <a:xfrm>
+                          <a:off x="0" y="0"/>
+                          <a:ext cx="5486400" cy="5803265"/>
+                          <a:chOff x="0" y="0"/>
+                          <a:chExt cx="5486400" cy="5803265"/>
+                        </a:xfrm>
+                      </wpg:grpSpPr>
+                      <pic:pic xmlns:pic="http://schemas.openxmlformats.org/drawingml/2006/picture">
+                        <pic:nvPicPr>
+                          <pic:cNvPr id="308536677" name="Picture 2"/>
+                          <pic:cNvPicPr>
+                            <a:picLocks noChangeAspect="1"/>
+                          </pic:cNvPicPr>
+                        </pic:nvPicPr>
+                        <pic:blipFill>
+                          <a:blip r:embed="rId19">
+                            <a:extLst>
+                              <a:ext uri="{28A0092B-C50C-407E-A947-70E740481C1C}">
+                                <a14:useLocalDpi xmlns:a14="http://schemas.microsoft.com/office/drawing/2010/main" val="0"/>
+                              </a:ext>
+                            </a:extLst>
+                          </a:blip>
+                          <a:srcRect/>
+                          <a:stretch>
+                            <a:fillRect/>
+                          </a:stretch>
+                        </pic:blipFill>
+                        <pic:spPr bwMode="auto">
+                          <a:xfrm>
+                            <a:off x="0" y="0"/>
+                            <a:ext cx="5486400" cy="5486400"/>
+                          </a:xfrm>
+                          <a:prstGeom prst="rect">
+                            <a:avLst/>
+                          </a:prstGeom>
+                          <a:noFill/>
+                          <a:ln>
+                            <a:noFill/>
+                          </a:ln>
+                        </pic:spPr>
+                      </pic:pic>
+                      <wps:wsp>
+                        <wps:cNvPr id="1018221565" name="Text Box 1"/>
+                        <wps:cNvSpPr txBox="1"/>
+                        <wps:spPr>
+                          <a:xfrm>
+                            <a:off x="0" y="5544820"/>
+                            <a:ext cx="5486400" cy="258445"/>
+                          </a:xfrm>
+                          <a:prstGeom prst="rect">
+                            <a:avLst/>
+                          </a:prstGeom>
+                          <a:solidFill>
+                            <a:prstClr val="white"/>
+                          </a:solidFill>
+                          <a:ln>
+                            <a:noFill/>
+                          </a:ln>
+                        </wps:spPr>
+                        <wps:txbx>
+                          <w:txbxContent>
+                            <w:p>
+                              <w:pPr>
+                                <w:pStyle w:val="Caption"/>
+                                <w:rPr>
+                                  <w:noProof/>
+                                  <w:color w:val="auto"/>
+                                  <w:szCs w:val="22"/>
+                                  <w:lang w:val="it-IT"/>
+                                </w:rPr>
+                              </w:pPr>
+                              <w:proofErr w:type="spellStart"/>
+                              <w:r>
+                                <w:rPr>
+                                  <w:color w:val="auto"/>
+                                </w:rPr>
+                                <w:t>Tabela</w:t>
+                              </w:r>
+                              <w:proofErr w:type="spellEnd"/>
+                              <w:r>
+                                <w:rPr>
+                                  <w:color w:val="auto"/>
+                                </w:rPr>
+                                <w:t xml:space="preserve"> 4.1: </w:t>
+                              </w:r>
+                              <w:proofErr w:type="spellStart"/>
+                              <w:r>
+                                <w:rPr>
+                                  <w:color w:val="auto"/>
+                                </w:rPr>
+                                <w:t>Pregled</w:t>
+                              </w:r>
+                              <w:proofErr w:type="spellEnd"/>
+                              <w:r>
+                                <w:rPr>
+                                  <w:color w:val="auto"/>
+                                </w:rPr>
+                                <w:t xml:space="preserve"> baseline </w:t>
+                              </w:r>
+                              <w:proofErr w:type="spellStart"/>
+                              <w:r>
+                                <w:rPr>
+                                  <w:color w:val="auto"/>
+                                </w:rPr>
+                                <w:t>rezultata</w:t>
+                              </w:r>
+                              <w:proofErr w:type="spellEnd"/>
+                            </w:p>
+                          </w:txbxContent>
+                        </wps:txbx>
+                        <wps:bodyPr rot="0" spcFirstLastPara="0" vertOverflow="overflow" horzOverflow="overflow" vert="horz" wrap="square" lIns="0" tIns="0" rIns="0" bIns="0" numCol="1" spcCol="0" rtlCol="0" fromWordArt="0" anchor="t" anchorCtr="0" forceAA="0" compatLnSpc="1">
+                          <a:prstTxWarp prst="textNoShape">
+                            <a:avLst/>
+                          </a:prstTxWarp>
+                          <a:spAutoFit/>
+                        </wps:bodyPr>
+                      </wps:wsp>
+                    </wpg:wgp>
+                  </a:graphicData>
+                </a:graphic>
+              </wp:anchor>
+            </w:drawing>
+          </mc:Choice>
+          <mc:Fallback>
+            <w:pict>
+              <v:group w14:anchorId="465B7D0C" id="Group 7" o:spid="_x0000_s1026" style="position:absolute;left:0;text-align:left;margin-left:0;margin-top:61.5pt;width:6in;height:456.95pt;z-index:251659264;mso-position-horizontal:center;mso-position-horizontal-relative:margin" coordsize="54864,58032" o:gfxdata="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">
+                <v:shapetype id="_x0000_t75" coordsize="21600,21600" o:spt="75" o:preferrelative="t" path="m@4@5l@4@11@9@11@9@5xe" filled="f" stroked="f">
+                  <v:stroke joinstyle="miter"/>
+                  <v:formulas>
+                    <v:f eqn="if lineDrawn pixelLineWidth 0"/>
+                    <v:f eqn="sum @0 1 0"/>
+                    <v:f eqn="sum 0 0 @1"/>
+                    <v:f eqn="prod @2 1 2"/>
+                    <v:f eqn="prod @3 21600 pixelWidth"/>
+                    <v:f eqn="prod @3 21600 pixelHeight"/>
+                    <v:f eqn="sum @0 0 1"/>
+                    <v:f eqn="prod @6 1 2"/>
+                    <v:f eqn="prod @7 21600 pixelWidth"/>
+                    <v:f eqn="sum @8 21600 0"/>
+                    <v:f eqn="prod @7 21600 pixelHeight"/>
+                    <v:f eqn="sum @10 21600 0"/>
+                  </v:formulas>
+                  <v:path o:extrusionok="f" gradientshapeok="t" o:connecttype="rect"/>
+                  <o:lock v:ext="edit" aspectratio="t"/>
+                </v:shapetype>
+                <v:shape id="Picture 2" o:spid="_x0000_s1027" type="#_x0000_t75" style="position:absolute;width:54864;height:54864;visibility:visible;mso-wrap-style:square" o:gfxdata="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">
+                  <v:imagedata r:id="rId20" o:title=""/>
+                </v:shape>
+                <v:shapetype id="_x0000_t202" coordsize="21600,21600" o:spt="202" path="m,l,21600r21600,l21600,xe">
+                  <v:stroke joinstyle="miter"/>
+                  <v:path gradientshapeok="t" o:connecttype="rect"/>
+                </v:shapetype>
+                <v:shape id="_x0000_s1028" type="#_x0000_t202" style="position:absolute;top:55448;width:54864;height:2584;visibility:visible;mso-wrap-style:square;v-text-anchor:top" o:gfxdata="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" stroked="f">
+                  <v:textbox style="mso-fit-shape-to-text:t" inset="0,0,0,0">
+                    <w:txbxContent>
+                      <w:p>
+                        <w:pPr>
+                          <w:pStyle w:val="Caption"/>
+                          <w:rPr>
+                            <w:noProof/>
+                            <w:color w:val="auto"/>
+                            <w:szCs w:val="22"/>
+                            <w:lang w:val="it-IT"/>
+                          </w:rPr>
+                        </w:pPr>
+                        <w:proofErr w:type="spellStart"/>
+                        <w:r>
+                          <w:rPr>
+                            <w:color w:val="auto"/>
+                          </w:rPr>
+                          <w:t>Tabela</w:t>
+                        </w:r>
+                        <w:proofErr w:type="spellEnd"/>
+                        <w:r>
+                          <w:rPr>
+                            <w:color w:val="auto"/>
+                          </w:rPr>
+                          <w:t xml:space="preserve"> 4.1: </w:t>
+                        </w:r>
+                        <w:proofErr w:type="spellStart"/>
+                        <w:r>
+                          <w:rPr>
+                            <w:color w:val="auto"/>
+                          </w:rPr>
+                          <w:t>Pregled</w:t>
+                        </w:r>
+                        <w:proofErr w:type="spellEnd"/>
+                        <w:r>
+                          <w:rPr>
+                            <w:color w:val="auto"/>
+                          </w:rPr>
+                          <w:t xml:space="preserve"> baseline </w:t>
+                        </w:r>
+                        <w:proofErr w:type="spellStart"/>
+                        <w:r>
+                          <w:rPr>
+                            <w:color w:val="auto"/>
+                          </w:rPr>
+                          <w:t>rezultata</w:t>
+                        </w:r>
+                        <w:proofErr w:type="spellEnd"/>
+                      </w:p>
+                    </w:txbxContent>
+                  </v:textbox>
+                </v:shape>
+                <w10:wrap type="tight" anchorx="margin"/>
+              </v:group>
+            </w:pict>
+          </mc:Fallback>
+        </mc:AlternateContent>
+      </w:r>
+      <w:r>
+        <w:rPr>
+          <w:lang w:val="sr-Latn-RS"/>
+        </w:rPr>
+        <w:t>RandomForest je najbolji</w:t>
+      </w:r>
+      <w:r>
+        <w:rPr>
+          <w:lang w:val="sr-Latn-RS"/>
+        </w:rPr>
+        <w:t>.</w:t>
+      </w:r>
+      <w:r>
+        <w:rPr>
+          <w:lang w:val="sr-Latn-RS"/>
+        </w:rPr>
+        <w:t xml:space="preserve"> </w:t>
+      </w:r>
+      <w:r>
+        <w:rPr>
+          <w:lang w:val="sr-Latn-RS"/>
+        </w:rPr>
+        <w:t>N</w:t>
+      </w:r>
+      <w:r>
+        <w:rPr>
+          <w:lang w:val="sr-Latn-RS"/>
+        </w:rPr>
+        <w:t>a testu ima praktično sve tačno (jedan promašaj).</w:t>
+      </w:r>
+      <w:r>
+        <w:rPr>
+          <w:lang w:val="sr-Latn-RS"/>
+        </w:rPr>
+        <w:t xml:space="preserve"> </w:t>
+      </w:r>
+      <w:r>
+        <w:rPr>
+          <w:lang w:val="sr-Latn-RS"/>
+        </w:rPr>
+        <w:t>Pošto je skup relativno mali, u narednom koraku planirana je dodatna provera stabilnosti rezultata kroz ponovljenu validaciju ili k-fold pristup, kako bi se smanjio uticaj slučajnosti u podeli.</w:t>
+      </w:r>
+    </w:p>
+    <w:p>
+      <w:pPr>
+        <w:rPr>
+          <w:lang w:val="sr-Latn-RS"/>
+        </w:rPr>
+      </w:pPr>
+    </w:p>
+    <w:p>
+      <w:pPr>
+        <w:jc w:val="left"/>
+        <w:rPr>
+          <w:lang w:val="sr-Latn-RS"/>
+        </w:rPr>
+      </w:pPr>
+      <w:r>
+        <w:rPr>
+          <w:lang w:val="sr-Latn-RS"/>
+        </w:rPr>
+        <w:br w:type="page"/>
+      </w:r>
+    </w:p>
+    <w:p>
+      <w:pPr>
+        <w:pStyle w:val="Heading2"/>
+        <w:rPr>
+          <w:lang w:val="sr-Latn-RS"/>
+        </w:rPr>
+      </w:pPr>
+      <w:bookmarkStart w:id="17" w:name="_Toc224221820"/>
+      <w:r>
+        <w:rPr>
+          <w:lang w:val="sr-Latn-RS"/>
+        </w:rPr>
+        <w:lastRenderedPageBreak/>
+        <w:t>4.2 LC25000 (lung vs. colon)</w:t>
+      </w:r>
+      <w:bookmarkEnd w:id="17"/>
+    </w:p>
+    <w:p>
+      <w:pPr>
+        <w:rPr>
+          <w:lang w:val="sr-Latn-RS"/>
+        </w:rPr>
+      </w:pPr>
+      <w:r>
+        <w:rPr>
+          <w:noProof/>
+          <w:lang w:val="sr-Latn-RS"/>
+        </w:rPr>
+        <mc:AlternateContent>
+          <mc:Choice Requires="wpg">
+            <w:drawing>
+              <wp:anchor distT="0" distB="0" distL="114300" distR="114300" simplePos="0" relativeHeight="251663360" behindDoc="0" locked="0" layoutInCell="1" allowOverlap="1" wp14:anchorId="53AB7AD2" wp14:editId="208A60C0">
+                <wp:simplePos x="0" y="0"/>
+                <wp:positionH relativeFrom="margin">
+                  <wp:align>center</wp:align>
+                </wp:positionH>
+                <wp:positionV relativeFrom="paragraph">
+                  <wp:posOffset>910150</wp:posOffset>
+                </wp:positionV>
+                <wp:extent cx="5486400" cy="5797550"/>
+                <wp:effectExtent l="0" t="0" r="0" b="0"/>
+                <wp:wrapTight wrapText="bothSides">
+                  <wp:wrapPolygon edited="0">
+                    <wp:start x="0" y="0"/>
+                    <wp:lineTo x="0" y="21505"/>
+                    <wp:lineTo x="21525" y="21505"/>
+                    <wp:lineTo x="21525" y="0"/>
+                    <wp:lineTo x="0" y="0"/>
+                  </wp:wrapPolygon>
+                </wp:wrapTight>
+                <wp:docPr id="934252741" name="Group 6"/>
+                <wp:cNvGraphicFramePr/>
+                <a:graphic xmlns:a="http://schemas.openxmlformats.org/drawingml/2006/main">
+                  <a:graphicData uri="http://schemas.microsoft.com/office/word/2010/wordprocessingGroup">
+                    <wpg:wgp>
+                      <wpg:cNvGrpSpPr/>
+                      <wpg:grpSpPr>
+                        <a:xfrm>
+                          <a:off x="0" y="0"/>
+                          <a:ext cx="5486400" cy="5797550"/>
+                          <a:chOff x="0" y="0"/>
+                          <a:chExt cx="5486400" cy="5797550"/>
+                        </a:xfrm>
+                      </wpg:grpSpPr>
+                      <pic:pic xmlns:pic="http://schemas.openxmlformats.org/drawingml/2006/picture">
+                        <pic:nvPicPr>
+                          <pic:cNvPr id="137825446" name="Picture 3"/>
+                          <pic:cNvPicPr>
+                            <a:picLocks noChangeAspect="1"/>
+                          </pic:cNvPicPr>
+                        </pic:nvPicPr>
+                        <pic:blipFill>
+                          <a:blip r:embed="rId21">
+                            <a:extLst>
+                              <a:ext uri="{28A0092B-C50C-407E-A947-70E740481C1C}">
+                                <a14:useLocalDpi xmlns:a14="http://schemas.microsoft.com/office/drawing/2010/main" val="0"/>
+                              </a:ext>
+                            </a:extLst>
+                          </a:blip>
+                          <a:srcRect/>
+                          <a:stretch>
+                            <a:fillRect/>
+                          </a:stretch>
+                        </pic:blipFill>
+                        <pic:spPr bwMode="auto">
+                          <a:xfrm>
+                            <a:off x="0" y="0"/>
+                            <a:ext cx="5486400" cy="5486400"/>
+                          </a:xfrm>
+                          <a:prstGeom prst="rect">
+                            <a:avLst/>
+                          </a:prstGeom>
+                          <a:noFill/>
+                          <a:ln>
+                            <a:noFill/>
+                          </a:ln>
+                        </pic:spPr>
+                      </pic:pic>
+                      <wps:wsp>
+                        <wps:cNvPr id="476824328" name="Text Box 1"/>
+                        <wps:cNvSpPr txBox="1"/>
+                        <wps:spPr>
+                          <a:xfrm>
+                            <a:off x="0" y="5539105"/>
+                            <a:ext cx="5486400" cy="258445"/>
+                          </a:xfrm>
+                          <a:prstGeom prst="rect">
+                            <a:avLst/>
+                          </a:prstGeom>
+                          <a:solidFill>
+                            <a:prstClr val="white"/>
+                          </a:solidFill>
+                          <a:ln>
+                            <a:noFill/>
+                          </a:ln>
+                        </wps:spPr>
+                        <wps:txbx>
+                          <w:txbxContent>
+                            <w:p>
+                              <w:pPr>
+                                <w:pStyle w:val="Caption"/>
+                                <w:rPr>
+                                  <w:noProof/>
+                                  <w:color w:val="auto"/>
+                                  <w:szCs w:val="22"/>
+                                  <w:lang w:val="it-IT"/>
+                                </w:rPr>
+                              </w:pPr>
+                              <w:proofErr w:type="spellStart"/>
+                              <w:r>
+                                <w:rPr>
+                                  <w:color w:val="auto"/>
+                                </w:rPr>
+                                <w:t>Slika</w:t>
+                              </w:r>
+                              <w:proofErr w:type="spellEnd"/>
+                              <w:r>
+                                <w:rPr>
+                                  <w:color w:val="auto"/>
+                                </w:rPr>
+                                <w:t xml:space="preserve"> 4.2: </w:t>
+                              </w:r>
+                              <w:proofErr w:type="spellStart"/>
+                              <w:r>
+                                <w:rPr>
+                                  <w:color w:val="auto"/>
+                                </w:rPr>
+                                <w:t>Konfuziona</w:t>
+                              </w:r>
+                              <w:proofErr w:type="spellEnd"/>
+                              <w:r>
+                                <w:rPr>
+                                  <w:color w:val="auto"/>
+                                </w:rPr>
+                                <w:t xml:space="preserve"> </w:t>
+                              </w:r>
+                              <w:proofErr w:type="spellStart"/>
+                              <w:r>
+                                <w:rPr>
+                                  <w:color w:val="auto"/>
+                                </w:rPr>
+                                <w:t>matrica</w:t>
+                              </w:r>
+                              <w:proofErr w:type="spellEnd"/>
+                              <w:r>
+                                <w:rPr>
+                                  <w:color w:val="auto"/>
+                                </w:rPr>
+                                <w:t xml:space="preserve"> za LC25000 (ResNet18) </w:t>
+                              </w:r>
+                              <w:proofErr w:type="spellStart"/>
+                              <w:r>
+                                <w:rPr>
+                                  <w:color w:val="auto"/>
+                                </w:rPr>
+                                <w:t>na</w:t>
+                              </w:r>
+                              <w:proofErr w:type="spellEnd"/>
+                              <w:r>
+                                <w:rPr>
+                                  <w:color w:val="auto"/>
+                                </w:rPr>
+                                <w:t xml:space="preserve"> test </w:t>
+                              </w:r>
+                              <w:proofErr w:type="spellStart"/>
+                              <w:r>
+                                <w:rPr>
+                                  <w:color w:val="auto"/>
+                                </w:rPr>
+                                <w:t>skupu</w:t>
+                              </w:r>
+                              <w:proofErr w:type="spellEnd"/>
+                            </w:p>
+                          </w:txbxContent>
+                        </wps:txbx>
+                        <wps:bodyPr rot="0" spcFirstLastPara="0" vertOverflow="overflow" horzOverflow="overflow" vert="horz" wrap="square" lIns="0" tIns="0" rIns="0" bIns="0" numCol="1" spcCol="0" rtlCol="0" fromWordArt="0" anchor="t" anchorCtr="0" forceAA="0" compatLnSpc="1">
+                          <a:prstTxWarp prst="textNoShape">
+                            <a:avLst/>
+                          </a:prstTxWarp>
+                          <a:spAutoFit/>
+                        </wps:bodyPr>
+                      </wps:wsp>
+                    </wpg:wgp>
+                  </a:graphicData>
+                </a:graphic>
+              </wp:anchor>
+            </w:drawing>
+          </mc:Choice>
+          <mc:Fallback>
+            <w:pict>
+              <v:group w14:anchorId="53AB7AD2" id="Group 6" o:spid="_x0000_s1029" style="position:absolute;left:0;text-align:left;margin-left:0;margin-top:71.65pt;width:6in;height:456.5pt;z-index:251663360;mso-position-horizontal:center;mso-position-horizontal-relative:margin" coordsize="54864,57975" o:gfxdata="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">
+                <v:shape id="Picture 3" o:spid="_x0000_s1030" type="#_x0000_t75" style="position:absolute;width:54864;height:54864;visibility:visible;mso-wrap-style:square" o:gfxdata="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">
+                  <v:imagedata r:id="rId22" o:title=""/>
+                </v:shape>
+                <v:shape id="_x0000_s1031" type="#_x0000_t202" style="position:absolute;top:55391;width:54864;height:2584;visibility:visible;mso-wrap-style:square;v-text-anchor:top" o:gfxdata="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" stroked="f">
+                  <v:textbox style="mso-fit-shape-to-text:t" inset="0,0,0,0">
+                    <w:txbxContent>
+                      <w:p>
+                        <w:pPr>
+                          <w:pStyle w:val="Caption"/>
+                          <w:rPr>
+                            <w:noProof/>
+                            <w:color w:val="auto"/>
+                            <w:szCs w:val="22"/>
+                            <w:lang w:val="it-IT"/>
+                          </w:rPr>
+                        </w:pPr>
+                        <w:proofErr w:type="spellStart"/>
+                        <w:r>
+                          <w:rPr>
+                            <w:color w:val="auto"/>
+                          </w:rPr>
+                          <w:t>Slika</w:t>
+                        </w:r>
+                        <w:proofErr w:type="spellEnd"/>
+                        <w:r>
+                          <w:rPr>
+                            <w:color w:val="auto"/>
+                          </w:rPr>
+                          <w:t xml:space="preserve"> 4.2: </w:t>
+                        </w:r>
+                        <w:proofErr w:type="spellStart"/>
+                        <w:r>
+                          <w:rPr>
+                            <w:color w:val="auto"/>
+                          </w:rPr>
+                          <w:t>Konfuziona</w:t>
+                        </w:r>
+                        <w:proofErr w:type="spellEnd"/>
+                        <w:r>
+                          <w:rPr>
+                            <w:color w:val="auto"/>
+                          </w:rPr>
+                          <w:t xml:space="preserve"> </w:t>
+                        </w:r>
+                        <w:proofErr w:type="spellStart"/>
+                        <w:r>
+                          <w:rPr>
+                            <w:color w:val="auto"/>
+                          </w:rPr>
+                          <w:t>matrica</w:t>
+                        </w:r>
+                        <w:proofErr w:type="spellEnd"/>
+                        <w:r>
+                          <w:rPr>
+                            <w:color w:val="auto"/>
+                          </w:rPr>
+                          <w:t xml:space="preserve"> za LC25000 (ResNet18) </w:t>
+                        </w:r>
+                        <w:proofErr w:type="spellStart"/>
+                        <w:r>
+                          <w:rPr>
+                            <w:color w:val="auto"/>
+                          </w:rPr>
+                          <w:t>na</w:t>
+                        </w:r>
+                        <w:proofErr w:type="spellEnd"/>
+                        <w:r>
+                          <w:rPr>
+                            <w:color w:val="auto"/>
+                          </w:rPr>
+                          <w:t xml:space="preserve"> test </w:t>
+                        </w:r>
+                        <w:proofErr w:type="spellStart"/>
+                        <w:r>
+                          <w:rPr>
+                            <w:color w:val="auto"/>
+                          </w:rPr>
+                          <w:t>skupu</w:t>
+                        </w:r>
+                        <w:proofErr w:type="spellEnd"/>
+                      </w:p>
+                    </w:txbxContent>
+                  </v:textbox>
+                </v:shape>
+                <w10:wrap type="tight" anchorx="margin"/>
+              </v:group>
+            </w:pict>
+          </mc:Fallback>
+        </mc:AlternateContent>
+      </w:r>
+      <w:r>
+        <w:rPr>
+          <w:lang w:val="sr-Latn-RS"/>
+        </w:rPr>
+        <w:t>ResNet18 transfer na testu bezgrešaka (čista dijagonala).</w:t>
+      </w:r>
+      <w:r>
+        <w:rPr>
+          <w:lang w:val="sr-Latn-RS"/>
+        </w:rPr>
+        <w:t xml:space="preserve"> </w:t>
+      </w:r>
+      <w:r>
+        <w:rPr>
+          <w:lang w:val="sr-Latn-RS"/>
+        </w:rPr>
+        <w:t>S obzirom na savršenu tačnost, u nastavku rada biće uvedene strože provere generalizacije, kao što su evaluacija na drugačijoj podeli ili testiranje na srodnom eksternom skupu, kako bi se isključilo da model uči dataset-specifične artefakte.</w:t>
+      </w:r>
+    </w:p>
+    <w:p>
+      <w:pPr>
+        <w:jc w:val="left"/>
+        <w:rPr>
+          <w:lang w:val="sr-Latn-RS"/>
+        </w:rPr>
+      </w:pPr>
+      <w:r>
+        <w:rPr>
+          <w:lang w:val="sr-Latn-RS"/>
+        </w:rPr>
+        <w:br w:type="page"/>
+      </w:r>
+    </w:p>
+    <w:p>
+      <w:pPr>
+        <w:pStyle w:val="Heading2"/>
+        <w:rPr>
+          <w:lang w:val="sr-Latn-RS"/>
+        </w:rPr>
+      </w:pPr>
+      <w:bookmarkStart w:id="18" w:name="_Toc224221821"/>
+      <w:r>
+        <w:rPr>
+          <w:lang w:val="sr-Latn-RS"/>
+        </w:rPr>
+        <w:lastRenderedPageBreak/>
+        <w:t>4.3 SipakMed CROPPED (5 klasa)</w:t>
+      </w:r>
+      <w:bookmarkEnd w:id="18"/>
+    </w:p>
+    <w:p>
+      <w:pPr>
+        <w:jc w:val="left"/>
+        <w:rPr>
+          <w:lang w:val="sr-Latn-RS"/>
+        </w:rPr>
+      </w:pPr>
+      <w:r>
+        <w:rPr>
+          <w:noProof/>
+          <w:lang w:val="sr-Latn-RS"/>
+        </w:rPr>
+        <mc:AlternateContent>
+          <mc:Choice Requires="wps">
+            <w:drawing>
+              <wp:anchor distT="0" distB="0" distL="114300" distR="114300" simplePos="0" relativeHeight="251666432" behindDoc="1" locked="0" layoutInCell="1" allowOverlap="1" wp14:anchorId="71FD24F9" wp14:editId="02384073">
+                <wp:simplePos x="0" y="0"/>
+                <wp:positionH relativeFrom="column">
+                  <wp:posOffset>228600</wp:posOffset>
+                </wp:positionH>
+                <wp:positionV relativeFrom="paragraph">
+                  <wp:posOffset>6526530</wp:posOffset>
+                </wp:positionV>
+                <wp:extent cx="5486400" cy="635"/>
+                <wp:effectExtent l="0" t="0" r="0" b="0"/>
+                <wp:wrapTight wrapText="bothSides">
+                  <wp:wrapPolygon edited="0">
+                    <wp:start x="0" y="0"/>
+                    <wp:lineTo x="0" y="21600"/>
+                    <wp:lineTo x="21600" y="21600"/>
+                    <wp:lineTo x="21600" y="0"/>
+                  </wp:wrapPolygon>
+                </wp:wrapTight>
+                <wp:docPr id="1052225153" name="Text Box 1"/>
+                <wp:cNvGraphicFramePr/>
+                <a:graphic xmlns:a="http://schemas.openxmlformats.org/drawingml/2006/main">
+                  <a:graphicData uri="http://schemas.microsoft.com/office/word/2010/wordprocessingShape">
+                    <wps:wsp>
+                      <wps:cNvSpPr txBox="1"/>
+                      <wps:spPr>
+                        <a:xfrm>
+                          <a:off x="0" y="0"/>
+                          <a:ext cx="5486400" cy="635"/>
+                        </a:xfrm>
+                        <a:prstGeom prst="rect">
+                          <a:avLst/>
+                        </a:prstGeom>
+                        <a:solidFill>
+                          <a:prstClr val="white"/>
+                        </a:solidFill>
+                        <a:ln>
+                          <a:noFill/>
+                        </a:ln>
+                      </wps:spPr>
+                      <wps:txbx>
+                        <w:txbxContent>
+                          <w:p>
+                            <w:pPr>
+                              <w:pStyle w:val="Caption"/>
+                              <w:rPr>
+                                <w:noProof/>
+                                <w:color w:val="auto"/>
+                                <w:szCs w:val="22"/>
+                              </w:rPr>
+                            </w:pPr>
+                            <w:proofErr w:type="spellStart"/>
+                            <w:r>
+                              <w:rPr>
+                                <w:color w:val="auto"/>
+                              </w:rPr>
+                              <w:t>Slika</w:t>
+                            </w:r>
+                            <w:proofErr w:type="spellEnd"/>
+                            <w:r>
+                              <w:rPr>
+                                <w:color w:val="auto"/>
+                              </w:rPr>
+                              <w:t xml:space="preserve"> 4.3: </w:t>
+                            </w:r>
+                            <w:proofErr w:type="spellStart"/>
+                            <w:r>
+                              <w:rPr>
+                                <w:color w:val="auto"/>
+                              </w:rPr>
+                              <w:t>Konfuziona</w:t>
+                            </w:r>
+                            <w:proofErr w:type="spellEnd"/>
+                            <w:r>
+                              <w:rPr>
+                                <w:color w:val="auto"/>
+                              </w:rPr>
+                              <w:t xml:space="preserve"> </w:t>
+                            </w:r>
+                            <w:proofErr w:type="spellStart"/>
+                            <w:r>
+                              <w:rPr>
+                                <w:color w:val="auto"/>
+                              </w:rPr>
+                              <w:t>matrica</w:t>
+                            </w:r>
+                            <w:proofErr w:type="spellEnd"/>
+                            <w:r>
+                              <w:rPr>
+                                <w:color w:val="auto"/>
+                              </w:rPr>
+                              <w:t xml:space="preserve"> za </w:t>
+                            </w:r>
+                            <w:proofErr w:type="spellStart"/>
+                            <w:r>
+                              <w:rPr>
+                                <w:color w:val="auto"/>
+                              </w:rPr>
+                              <w:t>SipakMed</w:t>
+                            </w:r>
+                            <w:proofErr w:type="spellEnd"/>
+                            <w:r>
+                              <w:rPr>
+                                <w:color w:val="auto"/>
+                              </w:rPr>
+                              <w:t xml:space="preserve"> CROPPED (ResNet18) </w:t>
+                            </w:r>
+                            <w:proofErr w:type="spellStart"/>
+                            <w:r>
+                              <w:rPr>
+                                <w:color w:val="auto"/>
+                              </w:rPr>
+                              <w:t>na</w:t>
+                            </w:r>
+                            <w:proofErr w:type="spellEnd"/>
+                            <w:r>
+                              <w:rPr>
+                                <w:color w:val="auto"/>
+                              </w:rPr>
+                              <w:t xml:space="preserve"> test </w:t>
+                            </w:r>
+                            <w:proofErr w:type="spellStart"/>
+                            <w:r>
+                              <w:rPr>
+                                <w:color w:val="auto"/>
+                              </w:rPr>
+                              <w:t>skupu</w:t>
+                            </w:r>
+                            <w:proofErr w:type="spellEnd"/>
+                            <w:r>
+                              <w:rPr>
+                                <w:color w:val="auto"/>
+                              </w:rPr>
+                              <w:t>.</w:t>
+                            </w:r>
+                          </w:p>
+                        </w:txbxContent>
+                      </wps:txbx>
+                      <wps:bodyPr rot="0" spcFirstLastPara="0" vertOverflow="overflow" horzOverflow="overflow" vert="horz" wrap="square" lIns="0" tIns="0" rIns="0" bIns="0" numCol="1" spcCol="0" rtlCol="0" fromWordArt="0" anchor="t" anchorCtr="0" forceAA="0" compatLnSpc="1">
+                        <a:prstTxWarp prst="textNoShape">
+                          <a:avLst/>
+                        </a:prstTxWarp>
+                        <a:spAutoFit/>
+                      </wps:bodyPr>
+                    </wps:wsp>
+                  </a:graphicData>
+                </a:graphic>
+              </wp:anchor>
+            </w:drawing>
+          </mc:Choice>
+          <mc:Fallback>
+            <w:pict>
+              <v:shape w14:anchorId="71FD24F9" id="Text Box 1" o:spid="_x0000_s1032" type="#_x0000_t202" style="position:absolute;margin-left:18pt;margin-top:513.9pt;width:6in;height:.05pt;z-index:-251650048;visibility:visible;mso-wrap-style:square;mso-wrap-distance-left:9pt;mso-wrap-distance-top:0;mso-wrap-distance-right:9pt;mso-wrap-distance-bottom:0;mso-position-horizontal:absolute;mso-position-horizontal-relative:text;mso-position-vertical:absolute;mso-position-vertical-relative:text;v-text-anchor:top" o:gfxdata="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" stroked="f">
+                <v:textbox style="mso-fit-shape-to-text:t" inset="0,0,0,0">
+                  <w:txbxContent>
+                    <w:p>
+                      <w:pPr>
+                        <w:pStyle w:val="Caption"/>
+                        <w:rPr>
+                          <w:noProof/>
+                          <w:color w:val="auto"/>
+                          <w:szCs w:val="22"/>
+                        </w:rPr>
+                      </w:pPr>
+                      <w:proofErr w:type="spellStart"/>
+                      <w:r>
+                        <w:rPr>
+                          <w:color w:val="auto"/>
+                        </w:rPr>
+                        <w:t>Slika</w:t>
+                      </w:r>
+                      <w:proofErr w:type="spellEnd"/>
+                      <w:r>
+                        <w:rPr>
+                          <w:color w:val="auto"/>
+                        </w:rPr>
+                        <w:t xml:space="preserve"> 4.3: </w:t>
+                      </w:r>
+                      <w:proofErr w:type="spellStart"/>
+                      <w:r>
+                        <w:rPr>
+                          <w:color w:val="auto"/>
+                        </w:rPr>
+                        <w:t>Konfuziona</w:t>
+                      </w:r>
+                      <w:proofErr w:type="spellEnd"/>
+                      <w:r>
+                        <w:rPr>
+                          <w:color w:val="auto"/>
+                        </w:rPr>
+                        <w:t xml:space="preserve"> </w:t>
+                      </w:r>
+                      <w:proofErr w:type="spellStart"/>
+                      <w:r>
+                        <w:rPr>
+                          <w:color w:val="auto"/>
+                        </w:rPr>
+                        <w:t>matrica</w:t>
+                      </w:r>
+                      <w:proofErr w:type="spellEnd"/>
+                      <w:r>
+                        <w:rPr>
+                          <w:color w:val="auto"/>
+                        </w:rPr>
+                        <w:t xml:space="preserve"> za </w:t>
+                      </w:r>
+                      <w:proofErr w:type="spellStart"/>
+                      <w:r>
+                        <w:rPr>
+                          <w:color w:val="auto"/>
+                        </w:rPr>
+                        <w:t>SipakMed</w:t>
+                      </w:r>
+                      <w:proofErr w:type="spellEnd"/>
+                      <w:r>
+                        <w:rPr>
+                          <w:color w:val="auto"/>
+                        </w:rPr>
+                        <w:t xml:space="preserve"> CROPPED (ResNet18) </w:t>
+                      </w:r>
+                      <w:proofErr w:type="spellStart"/>
+                      <w:r>
+                        <w:rPr>
+                          <w:color w:val="auto"/>
+                        </w:rPr>
+                        <w:t>na</w:t>
+                      </w:r>
+                      <w:proofErr w:type="spellEnd"/>
+                      <w:r>
+                        <w:rPr>
+                          <w:color w:val="auto"/>
+                        </w:rPr>
+                        <w:t xml:space="preserve"> test </w:t>
+                      </w:r>
+                      <w:proofErr w:type="spellStart"/>
+                      <w:r>
+                        <w:rPr>
+                          <w:color w:val="auto"/>
+                        </w:rPr>
+                        <w:t>skupu</w:t>
+                      </w:r>
+                      <w:proofErr w:type="spellEnd"/>
+                      <w:r>
+                        <w:rPr>
+                          <w:color w:val="auto"/>
+                        </w:rPr>
+                        <w:t>.</w:t>
+                      </w:r>
+                    </w:p>
+                  </w:txbxContent>
+                </v:textbox>
+                <w10:wrap type="tight"/>
+              </v:shape>
+            </w:pict>
+          </mc:Fallback>
+        </mc:AlternateContent>
+      </w:r>
+      <w:r>
+        <w:rPr>
+          <w:noProof/>
+          <w:lang w:val="sr-Latn-RS"/>
+        </w:rPr>
+        <w:drawing>
+          <wp:anchor distT="0" distB="0" distL="114300" distR="114300" simplePos="0" relativeHeight="251664384" behindDoc="1" locked="0" layoutInCell="1" allowOverlap="1" wp14:anchorId="57CEFB18" wp14:editId="4385E1E7">
+            <wp:simplePos x="0" y="0"/>
+            <wp:positionH relativeFrom="margin">
+              <wp:posOffset>228600</wp:posOffset>
+            </wp:positionH>
+            <wp:positionV relativeFrom="paragraph">
+              <wp:posOffset>950846</wp:posOffset>
+            </wp:positionV>
+            <wp:extent cx="5486400" cy="5486400"/>
+            <wp:effectExtent l="0" t="0" r="0" b="0"/>
+            <wp:wrapTight wrapText="bothSides">
+              <wp:wrapPolygon edited="0">
+                <wp:start x="0" y="0"/>
+                <wp:lineTo x="0" y="21525"/>
+                <wp:lineTo x="21525" y="21525"/>
+                <wp:lineTo x="21525" y="0"/>
+                <wp:lineTo x="0" y="0"/>
+              </wp:wrapPolygon>
+            </wp:wrapTight>
+            <wp:docPr id="1272026484" name="Picture 4"/>
+            <wp:cNvGraphicFramePr>
+              <a:graphicFrameLocks xmlns:a="http://schemas.openxmlformats.org/drawingml/2006/main" noChangeAspect="1"/>
+            </wp:cNvGraphicFramePr>
+            <a:graphic xmlns:a="http://schemas.openxmlformats.org/drawingml/2006/main">
+              <a:graphicData uri="http://schemas.openxmlformats.org/drawingml/2006/picture">
+                <pic:pic xmlns:pic="http://schemas.openxmlformats.org/drawingml/2006/picture">
+                  <pic:nvPicPr>
+                    <pic:cNvPr id="0" name="Picture 4"/>
+                    <pic:cNvPicPr>
+                      <a:picLocks noChangeAspect="1" noChangeArrowheads="1"/>
+                    </pic:cNvPicPr>
+                  </pic:nvPicPr>
+                  <pic:blipFill>
+                    <a:blip r:embed="rId23">
+                      <a:extLst>
+                        <a:ext uri="{28A0092B-C50C-407E-A947-70E740481C1C}">
+                          <a14:useLocalDpi xmlns:a14="http://schemas.microsoft.com/office/drawing/2010/main" val="0"/>
+                        </a:ext>
+                      </a:extLst>
+                    </a:blip>
+                    <a:srcRect/>
+                    <a:stretch>
+                      <a:fillRect/>
+                    </a:stretch>
+                  </pic:blipFill>
+                  <pic:spPr bwMode="auto">
+                    <a:xfrm>
+                      <a:off x="0" y="0"/>
+                      <a:ext cx="5486400" cy="5486400"/>
+                    </a:xfrm>
+                    <a:prstGeom prst="rect">
+                      <a:avLst/>
+                    </a:prstGeom>
+                    <a:noFill/>
+                    <a:ln>
+                      <a:noFill/>
+                    </a:ln>
+                  </pic:spPr>
+                </pic:pic>
+              </a:graphicData>
+            </a:graphic>
+          </wp:anchor>
+        </w:drawing>
+      </w:r>
+      <w:r>
+        <w:rPr>
+          <w:lang w:val="sr-Latn-RS"/>
+        </w:rPr>
+        <w:t>Najviše konfuzije je između vizuelno sličnih klasa (Dyskeratotic/Koilocytotic/Metaplastic), što je očekivano.</w:t>
+      </w:r>
+      <w:r>
+        <w:rPr>
+          <w:lang w:val="sr-Latn-RS"/>
+        </w:rPr>
+        <w:t xml:space="preserve"> </w:t>
+      </w:r>
+      <w:r>
+        <w:rPr>
+          <w:lang w:val="sr-Latn-RS"/>
+        </w:rPr>
+        <w:t>Najviše grešaka se javlja između vizuelno sličnih klasa, pa su prirodni naredni koraci jača augmentacija, balansiranje klasa i fine-tuning modela sa pažljivijim podešavanjem hiperparametara.</w:t>
+      </w:r>
+    </w:p>
+    <w:p>
+      <w:pPr>
+        <w:jc w:val="left"/>
+        <w:rPr>
+          <w:lang w:val="sr-Latn-RS"/>
+        </w:rPr>
+      </w:pPr>
+      <w:r>
+        <w:rPr>
+          <w:lang w:val="sr-Latn-RS"/>
+        </w:rPr>
+        <w:br w:type="page"/>
+      </w:r>
+    </w:p>
+    <w:p>
+      <w:pPr>
+        <w:pStyle w:val="Heading2"/>
+        <w:rPr>
+          <w:lang w:val="sr-Latn-RS"/>
+        </w:rPr>
+      </w:pPr>
+      <w:bookmarkStart w:id="19" w:name="_Toc224221822"/>
+      <w:r>
+        <w:rPr>
+          <w:lang w:val="sr-Latn-RS"/>
+        </w:rPr>
+        <w:lastRenderedPageBreak/>
+        <w:t xml:space="preserve">4.4 </w:t>
+      </w:r>
+      <w:r>
+        <w:rPr>
+          <w:lang w:val="sr-Latn-RS"/>
+        </w:rPr>
+        <w:t xml:space="preserve">RM1000 </w:t>
+      </w:r>
+      <w:r>
+        <w:rPr>
+          <w:lang w:val="sr-Latn-RS"/>
+        </w:rPr>
+        <w:t>lung histo (3 klase)</w:t>
+      </w:r>
+      <w:bookmarkEnd w:id="19"/>
+    </w:p>
+    <w:p>
+      <w:pPr>
+        <w:jc w:val="left"/>
+        <w:rPr>
+          <w:lang w:val="sr-Latn-RS"/>
+        </w:rPr>
+      </w:pPr>
+      <w:r>
+        <w:rPr>
+          <w:lang w:val="sr-Latn-RS"/>
+        </w:rPr>
+        <w:t>Gotovo savršeno; zanemarljiv broj grešaka.</w:t>
+      </w:r>
+      <w:r>
+        <w:rPr>
+          <w:lang w:val="sr-Latn-RS"/>
+        </w:rPr>
+        <w:t xml:space="preserve"> </w:t>
+      </w:r>
+      <w:r>
+        <w:rPr>
+          <w:lang w:val="sr-Latn-RS"/>
+        </w:rPr>
+        <w:t>Vrlo visok rezultat ukazuje da baseline već hvata dominantne razlike između klasa, pa će se u daljem radu fokus prebaciti na robusnost (npr. dodatni splitovi i testiranje na drugačijim uslovima) umesto na samo ‘podizanje’ tačnosti.</w:t>
+      </w:r>
+    </w:p>
+    <w:p>
+      <w:pPr>
+        <w:jc w:val="left"/>
+        <w:rPr>
+          <w:lang w:val="sr-Latn-RS"/>
+        </w:rPr>
+      </w:pPr>
+      <w:r>
+        <w:rPr>
+          <w:noProof/>
+          <w:lang w:val="sr-Latn-RS"/>
+        </w:rPr>
+        <w:drawing>
+          <wp:anchor distT="0" distB="0" distL="114300" distR="114300" simplePos="0" relativeHeight="251667456" behindDoc="1" locked="0" layoutInCell="1" allowOverlap="1" wp14:anchorId="40F9D6A4" wp14:editId="367EDCC3">
+            <wp:simplePos x="0" y="0"/>
+            <wp:positionH relativeFrom="margin">
+              <wp:posOffset>228600</wp:posOffset>
+            </wp:positionH>
+            <wp:positionV relativeFrom="paragraph">
+              <wp:posOffset>399415</wp:posOffset>
+            </wp:positionV>
+            <wp:extent cx="5486400" cy="5486400"/>
+            <wp:effectExtent l="0" t="0" r="0" b="0"/>
+            <wp:wrapTight wrapText="bothSides">
+              <wp:wrapPolygon edited="0">
+                <wp:start x="0" y="0"/>
+                <wp:lineTo x="0" y="21525"/>
+                <wp:lineTo x="21525" y="21525"/>
+                <wp:lineTo x="21525" y="0"/>
+                <wp:lineTo x="0" y="0"/>
+              </wp:wrapPolygon>
+            </wp:wrapTight>
+            <wp:docPr id="796649347" name="Picture 5"/>
+            <wp:cNvGraphicFramePr>
+              <a:graphicFrameLocks xmlns:a="http://schemas.openxmlformats.org/drawingml/2006/main" noChangeAspect="1"/>
+            </wp:cNvGraphicFramePr>
+            <a:graphic xmlns:a="http://schemas.openxmlformats.org/drawingml/2006/main">
+              <a:graphicData uri="http://schemas.openxmlformats.org/drawingml/2006/picture">
+                <pic:pic xmlns:pic="http://schemas.openxmlformats.org/drawingml/2006/picture">
+                  <pic:nvPicPr>
+                    <pic:cNvPr id="0" name="Picture 5"/>
+                    <pic:cNvPicPr>
+                      <a:picLocks noChangeAspect="1" noChangeArrowheads="1"/>
+                    </pic:cNvPicPr>
+                  </pic:nvPicPr>
+                  <pic:blipFill>
+                    <a:blip r:embed="rId24">
+                      <a:extLst>
+                        <a:ext uri="{28A0092B-C50C-407E-A947-70E740481C1C}">
+                          <a14:useLocalDpi xmlns:a14="http://schemas.microsoft.com/office/drawing/2010/main" val="0"/>
+                        </a:ext>
+                      </a:extLst>
+                    </a:blip>
+                    <a:srcRect/>
+                    <a:stretch>
+                      <a:fillRect/>
+                    </a:stretch>
+                  </pic:blipFill>
+                  <pic:spPr bwMode="auto">
+                    <a:xfrm>
+                      <a:off x="0" y="0"/>
+                      <a:ext cx="5486400" cy="5486400"/>
+                    </a:xfrm>
+                    <a:prstGeom prst="rect">
+                      <a:avLst/>
+                    </a:prstGeom>
+                    <a:noFill/>
+                    <a:ln>
+                      <a:noFill/>
+                    </a:ln>
+                  </pic:spPr>
+                </pic:pic>
+              </a:graphicData>
+            </a:graphic>
+          </wp:anchor>
+        </w:drawing>
+      </w:r>
+      <w:r>
+        <w:rPr>
+          <w:noProof/>
+          <w:lang w:val="sr-Latn-RS"/>
+        </w:rPr>
+        <mc:AlternateContent>
+          <mc:Choice Requires="wps">
+            <w:drawing>
+              <wp:anchor distT="0" distB="0" distL="114300" distR="114300" simplePos="0" relativeHeight="251669504" behindDoc="1" locked="0" layoutInCell="1" allowOverlap="1" wp14:anchorId="29B0A22C" wp14:editId="6B89D3A7">
+                <wp:simplePos x="0" y="0"/>
+                <wp:positionH relativeFrom="column">
+                  <wp:posOffset>228600</wp:posOffset>
+                </wp:positionH>
+                <wp:positionV relativeFrom="paragraph">
+                  <wp:posOffset>5943379</wp:posOffset>
+                </wp:positionV>
+                <wp:extent cx="5486400" cy="635"/>
+                <wp:effectExtent l="0" t="0" r="0" b="0"/>
+                <wp:wrapTight wrapText="bothSides">
+                  <wp:wrapPolygon edited="0">
+                    <wp:start x="0" y="0"/>
+                    <wp:lineTo x="0" y="21600"/>
+                    <wp:lineTo x="21600" y="21600"/>
+                    <wp:lineTo x="21600" y="0"/>
+                  </wp:wrapPolygon>
+                </wp:wrapTight>
+                <wp:docPr id="1924209086" name="Text Box 1"/>
+                <wp:cNvGraphicFramePr/>
+                <a:graphic xmlns:a="http://schemas.openxmlformats.org/drawingml/2006/main">
+                  <a:graphicData uri="http://schemas.microsoft.com/office/word/2010/wordprocessingShape">
+                    <wps:wsp>
+                      <wps:cNvSpPr txBox="1"/>
+                      <wps:spPr>
+                        <a:xfrm>
+                          <a:off x="0" y="0"/>
+                          <a:ext cx="5486400" cy="635"/>
+                        </a:xfrm>
+                        <a:prstGeom prst="rect">
+                          <a:avLst/>
+                        </a:prstGeom>
+                        <a:solidFill>
+                          <a:prstClr val="white"/>
+                        </a:solidFill>
+                        <a:ln>
+                          <a:noFill/>
+                        </a:ln>
+                      </wps:spPr>
+                      <wps:txbx>
+                        <w:txbxContent>
+                          <w:p>
+                            <w:pPr>
+                              <w:pStyle w:val="Caption"/>
+                              <w:rPr>
+                                <w:noProof/>
+                                <w:color w:val="auto"/>
+                                <w:szCs w:val="22"/>
+                              </w:rPr>
+                            </w:pPr>
+                            <w:proofErr w:type="spellStart"/>
+                            <w:r>
+                              <w:rPr>
+                                <w:color w:val="auto"/>
+                              </w:rPr>
+                              <w:t>Slika</w:t>
+                            </w:r>
+                            <w:proofErr w:type="spellEnd"/>
+                            <w:r>
+                              <w:rPr>
+                                <w:color w:val="auto"/>
+                              </w:rPr>
+                              <w:t xml:space="preserve"> 4.4: </w:t>
+                            </w:r>
+                            <w:proofErr w:type="spellStart"/>
+                            <w:r>
+                              <w:rPr>
+                                <w:color w:val="auto"/>
+                              </w:rPr>
+                              <w:t>Konfuziona</w:t>
+                            </w:r>
+                            <w:proofErr w:type="spellEnd"/>
+                            <w:r>
+                              <w:rPr>
+                                <w:color w:val="auto"/>
+                              </w:rPr>
+                              <w:t xml:space="preserve"> </w:t>
+                            </w:r>
+                            <w:proofErr w:type="spellStart"/>
+                            <w:r>
+                              <w:rPr>
+                                <w:color w:val="auto"/>
+                              </w:rPr>
+                              <w:t>matrica</w:t>
+                            </w:r>
+                            <w:proofErr w:type="spellEnd"/>
+                            <w:r>
+                              <w:rPr>
+                                <w:color w:val="auto"/>
+                              </w:rPr>
+                              <w:t xml:space="preserve"> za RM1000 (ResNet18) </w:t>
+                            </w:r>
+                            <w:proofErr w:type="spellStart"/>
+                            <w:r>
+                              <w:rPr>
+                                <w:color w:val="auto"/>
+                              </w:rPr>
+                              <w:t>na</w:t>
+                            </w:r>
+                            <w:proofErr w:type="spellEnd"/>
+                            <w:r>
+                              <w:rPr>
+                                <w:color w:val="auto"/>
+                              </w:rPr>
+                              <w:t xml:space="preserve"> test </w:t>
+                            </w:r>
+                            <w:proofErr w:type="spellStart"/>
+                            <w:r>
+                              <w:rPr>
+                                <w:color w:val="auto"/>
+                              </w:rPr>
+                              <w:t>skupu</w:t>
+                            </w:r>
+                            <w:proofErr w:type="spellEnd"/>
+                            <w:r>
+                              <w:rPr>
+                                <w:color w:val="auto"/>
+                              </w:rPr>
+                              <w:t>.</w:t>
+                            </w:r>
+                          </w:p>
+                        </w:txbxContent>
+                      </wps:txbx>
+                      <wps:bodyPr rot="0" spcFirstLastPara="0" vertOverflow="overflow" horzOverflow="overflow" vert="horz" wrap="square" lIns="0" tIns="0" rIns="0" bIns="0" numCol="1" spcCol="0" rtlCol="0" fromWordArt="0" anchor="t" anchorCtr="0" forceAA="0" compatLnSpc="1">
+                        <a:prstTxWarp prst="textNoShape">
+                          <a:avLst/>
+                        </a:prstTxWarp>
+                        <a:spAutoFit/>
+                      </wps:bodyPr>
+                    </wps:wsp>
+                  </a:graphicData>
+                </a:graphic>
+              </wp:anchor>
+            </w:drawing>
+          </mc:Choice>
+          <mc:Fallback>
+            <w:pict>
+              <v:shape w14:anchorId="29B0A22C" id="_x0000_s1033" type="#_x0000_t202" style="position:absolute;margin-left:18pt;margin-top:468pt;width:6in;height:.05pt;z-index:-251646976;visibility:visible;mso-wrap-style:square;mso-wrap-distance-left:9pt;mso-wrap-distance-top:0;mso-wrap-distance-right:9pt;mso-wrap-distance-bottom:0;mso-position-horizontal:absolute;mso-position-horizontal-relative:text;mso-position-vertical:absolute;mso-position-vertical-relative:text;v-text-anchor:top" o:gfxdata="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" stroked="f">
+                <v:textbox style="mso-fit-shape-to-text:t" inset="0,0,0,0">
+                  <w:txbxContent>
+                    <w:p>
+                      <w:pPr>
+                        <w:pStyle w:val="Caption"/>
+                        <w:rPr>
+                          <w:noProof/>
+                          <w:color w:val="auto"/>
+                          <w:szCs w:val="22"/>
+                        </w:rPr>
+                      </w:pPr>
+                      <w:proofErr w:type="spellStart"/>
+                      <w:r>
+                        <w:rPr>
+                          <w:color w:val="auto"/>
+                        </w:rPr>
+                        <w:t>Slika</w:t>
+                      </w:r>
+                      <w:proofErr w:type="spellEnd"/>
+                      <w:r>
+                        <w:rPr>
+                          <w:color w:val="auto"/>
+                        </w:rPr>
+                        <w:t xml:space="preserve"> 4.4: </w:t>
+                      </w:r>
+                      <w:proofErr w:type="spellStart"/>
+                      <w:r>
+                        <w:rPr>
+                          <w:color w:val="auto"/>
+                        </w:rPr>
+                        <w:t>Konfuziona</w:t>
+                      </w:r>
+                      <w:proofErr w:type="spellEnd"/>
+                      <w:r>
+                        <w:rPr>
+                          <w:color w:val="auto"/>
+                        </w:rPr>
+                        <w:t xml:space="preserve"> </w:t>
+                      </w:r>
+                      <w:proofErr w:type="spellStart"/>
+                      <w:r>
+                        <w:rPr>
+                          <w:color w:val="auto"/>
+                        </w:rPr>
+                        <w:t>matrica</w:t>
+                      </w:r>
+                      <w:proofErr w:type="spellEnd"/>
+                      <w:r>
+                        <w:rPr>
+                          <w:color w:val="auto"/>
+                        </w:rPr>
+                        <w:t xml:space="preserve"> za RM1000 (ResNet18) </w:t>
+                      </w:r>
+                      <w:proofErr w:type="spellStart"/>
+                      <w:r>
+                        <w:rPr>
+                          <w:color w:val="auto"/>
+                        </w:rPr>
+                        <w:t>na</w:t>
+                      </w:r>
+                      <w:proofErr w:type="spellEnd"/>
+                      <w:r>
+                        <w:rPr>
+                          <w:color w:val="auto"/>
+                        </w:rPr>
+                        <w:t xml:space="preserve"> test </w:t>
+                      </w:r>
+                      <w:proofErr w:type="spellStart"/>
+                      <w:r>
+                        <w:rPr>
+                          <w:color w:val="auto"/>
+                        </w:rPr>
+                        <w:t>skupu</w:t>
+                      </w:r>
+                      <w:proofErr w:type="spellEnd"/>
+                      <w:r>
+                        <w:rPr>
+                          <w:color w:val="auto"/>
+                        </w:rPr>
+                        <w:t>.</w:t>
+                      </w:r>
+                    </w:p>
+                  </w:txbxContent>
+                </v:textbox>
+                <w10:wrap type="tight"/>
+              </v:shape>
+            </w:pict>
+          </mc:Fallback>
+        </mc:AlternateContent>
+      </w:r>
+      <w:r>
+        <w:rPr>
+          <w:lang w:val="sr-Latn-RS"/>
+        </w:rPr>
+        <w:br w:type="page"/>
+      </w:r>
+    </w:p>
+    <w:p>
+      <w:pPr>
+        <w:pStyle w:val="Heading2"/>
+        <w:rPr>
+          <w:lang w:val="sr-Latn-RS"/>
+        </w:rPr>
+      </w:pPr>
+      <w:bookmarkStart w:id="20" w:name="_Toc224221823"/>
+      <w:r>
+        <w:rPr>
+          <w:lang w:val="sr-Latn-RS"/>
+        </w:rPr>
+        <w:lastRenderedPageBreak/>
+        <w:t>4.5 Zaključak</w:t>
+      </w:r>
+      <w:bookmarkEnd w:id="20"/>
+      <w:r>
+        <w:rPr>
+          <w:lang w:val="sr-Latn-RS"/>
+        </w:rPr>
+        <w:t xml:space="preserve"> </w:t>
+      </w:r>
+    </w:p>
+    <w:p>
+      <w:pPr>
+        <w:jc w:val="left"/>
+        <w:rPr>
+          <w:lang w:val="sr-Latn-RS"/>
+        </w:rPr>
+      </w:pPr>
+      <w:r>
+        <w:rPr>
+          <w:lang w:val="sr-Latn-RS"/>
+        </w:rPr>
+        <w:t>U narednim eksperimentima biće razmotrena robusnost na različite podele podataka, jače augmentacije, kao i standardne tehnike regularizacije (weight decay, dropout, early stopping), uz poređenje više arhitektura.</w:t>
+      </w:r>
+    </w:p>
+    <w:p>
+      <w:pPr>
+        <w:jc w:val="left"/>
+        <w:rPr>
+          <w:lang w:val="sr-Latn-RS"/>
+        </w:rPr>
+      </w:pPr>
+      <w:r>
+        <w:rPr>
+          <w:lang w:val="sr-Latn-RS"/>
+        </w:rPr>
+        <w:br w:type="page"/>
+      </w:r>
+    </w:p>
+    <w:p>
+      <w:pPr>
+        <w:pStyle w:val="Heading1"/>
+        <w:numPr>
+          <w:ilvl w:val="0"/>
+          <w:numId w:val="1"/>
+        </w:numPr>
+        <w:rPr>
+          <w:lang w:val="sr-Latn-RS"/>
+        </w:rPr>
+      </w:pPr>
+      <w:bookmarkStart w:id="21" w:name="_Toc224221824"/>
+      <w:r>
+        <w:rPr>
+          <w:lang w:val="sr-Latn-RS"/>
+        </w:rPr>
+        <w:lastRenderedPageBreak/>
+        <w:t>Eksperimenti: robusnost i unapređenja</w:t>
+      </w:r>
+      <w:bookmarkEnd w:id="21"/>
+    </w:p>
+    <w:p>
+      <w:pPr>
+        <w:rPr>
+          <w:lang w:val="sr-Latn-RS"/>
+        </w:rPr>
+      </w:pPr>
+      <w:r>
+        <w:rPr>
+          <w:lang w:val="sr-Latn-RS"/>
+        </w:rPr>
+        <w:t>U ovoj fazi proverena je stabilnost rezultata kroz ponavljanje treninga sa više seed vrednosti, kako bi se procenila robusnost dobijenih metrika. Takođe su ispitana jednostavna unapređenja na skupu SipakMed, a za thyroid_recurrence sprovedena je 5-fold validacija radi procene varijacije na manjem uzorku.</w:t>
+      </w:r>
+    </w:p>
+    <w:p>
+      <w:pPr>
+        <w:pStyle w:val="Heading2"/>
+        <w:rPr>
+          <w:lang w:val="sr-Latn-RS"/>
+        </w:rPr>
+      </w:pPr>
+      <w:r>
+        <w:rPr>
+          <w:lang w:val="sr-Latn-RS"/>
+        </w:rPr>
+        <w:t>5.1 Robusnost (3 seeda) – image skupovi</w:t>
+      </w:r>
+    </w:p>
+    <w:p>
+      <w:pPr>
+        <w:rPr>
+          <w:lang w:val="sr-Latn-RS"/>
+        </w:rPr>
+      </w:pPr>
+      <w:r>
+        <w:rPr>
+          <w:lang w:val="sr-Latn-RS"/>
+        </w:rPr>
+        <w:t>Za LC25000, SipakMed i RM1000 izvršena su po tri pokretanja (seed = 42, 43, 44), a u tabeli su prikazane srednje vrednosti i standardna devijacija za test skup. Manji standardni otklon ukazuje da su rezultati stabilni na izabranoj podeli.</w:t>
+      </w:r>
+    </w:p>
+    <w:tbl>
+      <w:tblPr>
+        <w:tblW w:w="5000" w:type="pct"/>
+        <w:tblCellSpacing w:w="15" w:type="dxa"/>
+        <w:tblCellMar>
+          <w:top w:w="15" w:type="dxa"/>
+          <w:left w:w="15" w:type="dxa"/>
+          <w:bottom w:w="15" w:type="dxa"/>
+          <w:right w:w="15" w:type="dxa"/>
+        </w:tblCellMar>
+        <w:tblLook w:val="04A0" w:firstRow="1" w:lastRow="0" w:firstColumn="1" w:lastColumn="0" w:noHBand="0" w:noVBand="1"/>
+      </w:tblPr>
+      <w:tblGrid>
+        <w:gridCol w:w="2765"/>
+        <w:gridCol w:w="1294"/>
+        <w:gridCol w:w="3009"/>
+        <w:gridCol w:w="2292"/>
+      </w:tblGrid>
+      <w:tr>
+        <w:trPr>
+          <w:tblHeader/>
+          <w:tblCellSpacing w:w="15" w:type="dxa"/>
+        </w:trPr>
+        <w:tc>
+          <w:tcPr>
+            <w:tcW w:w="1445" w:type="pct"/>
+            <w:vAlign w:val="center"/>
+            <w:hideMark/>
+          </w:tcPr>
+          <w:p>
+            <w:pPr>
+              <w:rPr>
+                <w:b/>
+                <w:bCs/>
+                <w:lang w:val="sr-Latn-RS"/>
+              </w:rPr>
+            </w:pPr>
+            <w:r>
+              <w:rPr>
+                <w:b/>
+                <w:bCs/>
+                <w:lang w:val="sr-Latn-RS"/>
+              </w:rPr>
+              <w:t>Dataset</w:t>
+            </w:r>
+          </w:p>
+        </w:tc>
+        <w:tc>
+          <w:tcPr>
+            <w:tcW w:w="671" w:type="pct"/>
+            <w:vAlign w:val="center"/>
+            <w:hideMark/>
+          </w:tcPr>
+          <w:p>
+            <w:pPr>
+              <w:rPr>
+                <w:b/>
+                <w:bCs/>
+                <w:lang w:val="sr-Latn-RS"/>
+              </w:rPr>
+            </w:pPr>
+            <w:r>
+              <w:rPr>
+                <w:b/>
+                <w:bCs/>
+                <w:lang w:val="sr-Latn-RS"/>
+              </w:rPr>
+              <w:t>Model</w:t>
+            </w:r>
+          </w:p>
+        </w:tc>
+        <w:tc>
+          <w:tcPr>
+            <w:tcW w:w="1582" w:type="pct"/>
+            <w:vAlign w:val="center"/>
+            <w:hideMark/>
+          </w:tcPr>
+          <w:p>
+            <w:pPr>
+              <w:rPr>
+                <w:b/>
+                <w:bCs/>
+                <w:lang w:val="sr-Latn-RS"/>
+              </w:rPr>
+            </w:pPr>
+            <w:r>
+              <w:rPr>
+                <w:b/>
+                <w:bCs/>
+                <w:lang w:val="sr-Latn-RS"/>
+              </w:rPr>
+              <w:t xml:space="preserve">Test acc (mean </w:t>
+            </w:r>
+            <w:r>
+              <w:rPr>
+                <w:b/>
+                <w:bCs/>
+                <w:lang w:val="sr-Latn-RS"/>
+              </w:rPr>
+              <w:t>±</w:t>
+            </w:r>
+            <w:r>
+              <w:rPr>
+                <w:b/>
+                <w:bCs/>
+                <w:lang w:val="sr-Latn-RS"/>
+              </w:rPr>
+              <w:t xml:space="preserve"> std)</w:t>
+            </w:r>
+          </w:p>
+        </w:tc>
+        <w:tc>
+          <w:tcPr>
+            <w:tcW w:w="1193" w:type="pct"/>
+            <w:vAlign w:val="center"/>
+            <w:hideMark/>
+          </w:tcPr>
+          <w:p>
+            <w:pPr>
+              <w:rPr>
+                <w:b/>
+                <w:bCs/>
+                <w:lang w:val="sr-Latn-RS"/>
+              </w:rPr>
+            </w:pPr>
+            <w:r>
+              <w:rPr>
+                <w:b/>
+                <w:bCs/>
+                <w:lang w:val="sr-Latn-RS"/>
+              </w:rPr>
+              <w:t>Test F1 (macro)</w:t>
+            </w:r>
+          </w:p>
+        </w:tc>
+      </w:tr>
+      <w:tr>
+        <w:trPr>
+          <w:tblCellSpacing w:w="15" w:type="dxa"/>
+        </w:trPr>
+        <w:tc>
+          <w:tcPr>
+            <w:tcW w:w="1445" w:type="pct"/>
+            <w:hideMark/>
+          </w:tcPr>
+          <w:p>
+            <w:pPr>
+              <w:rPr>
+                <w:lang w:val="sr-Latn-RS"/>
+              </w:rPr>
+            </w:pPr>
+            <w:r>
+              <w:rPr>
+                <w:lang w:val="sr-Latn-RS"/>
+              </w:rPr>
+              <w:t>Lc25000</w:t>
+            </w:r>
+          </w:p>
+        </w:tc>
+        <w:tc>
+          <w:tcPr>
+            <w:tcW w:w="671" w:type="pct"/>
+            <w:hideMark/>
+          </w:tcPr>
+          <w:p>
+            <w:pPr>
+              <w:rPr>
+                <w:lang w:val="sr-Latn-RS"/>
+              </w:rPr>
+            </w:pPr>
+            <w:r>
+              <w:rPr>
+                <w:lang w:val="sr-Latn-RS"/>
+              </w:rPr>
+              <w:t>Resnet18</w:t>
+            </w:r>
+          </w:p>
+        </w:tc>
+        <w:tc>
+          <w:tcPr>
+            <w:tcW w:w="1582" w:type="pct"/>
+            <w:hideMark/>
+          </w:tcPr>
+          <w:p>
+            <w:pPr>
+              <w:rPr>
+                <w:lang w:val="sr-Latn-RS"/>
+              </w:rPr>
+            </w:pPr>
+            <w:r>
+              <w:rPr>
+                <w:lang w:val="sr-Latn-RS"/>
+              </w:rPr>
+              <w:t>1.000 ± 0.0000</w:t>
+            </w:r>
+          </w:p>
+        </w:tc>
+        <w:tc>
+          <w:tcPr>
+            <w:tcW w:w="1193" w:type="pct"/>
+            <w:hideMark/>
+          </w:tcPr>
+          <w:p>
+            <w:pPr>
+              <w:rPr>
+                <w:lang w:val="sr-Latn-RS"/>
+              </w:rPr>
+            </w:pPr>
+            <w:r>
+              <w:rPr>
+                <w:lang w:val="sr-Latn-RS"/>
+              </w:rPr>
+              <w:t>1.0000 ± 0.0000</w:t>
+            </w:r>
+          </w:p>
+        </w:tc>
+      </w:tr>
+      <w:tr>
+        <w:trPr>
+          <w:tblCellSpacing w:w="15" w:type="dxa"/>
+        </w:trPr>
+        <w:tc>
+          <w:tcPr>
+            <w:tcW w:w="1445" w:type="pct"/>
+            <w:hideMark/>
+          </w:tcPr>
+          <w:p>
+            <w:pPr>
+              <w:rPr>
+                <w:lang w:val="sr-Latn-RS"/>
+              </w:rPr>
+            </w:pPr>
+            <w:r>
+              <w:rPr>
+                <w:lang w:val="sr-Latn-RS"/>
+              </w:rPr>
+              <w:t>Rm1000_lung_histo</w:t>
+            </w:r>
+          </w:p>
+        </w:tc>
+        <w:tc>
+          <w:tcPr>
+            <w:tcW w:w="671" w:type="pct"/>
+            <w:hideMark/>
+          </w:tcPr>
+          <w:p>
+            <w:pPr>
+              <w:rPr>
+                <w:lang w:val="sr-Latn-RS"/>
+              </w:rPr>
+            </w:pPr>
+            <w:r>
+              <w:rPr>
+                <w:lang w:val="sr-Latn-RS"/>
+              </w:rPr>
+              <w:t>Resnet18</w:t>
+            </w:r>
+          </w:p>
+        </w:tc>
+        <w:tc>
+          <w:tcPr>
+            <w:tcW w:w="1582" w:type="pct"/>
+            <w:hideMark/>
+          </w:tcPr>
+          <w:p>
+            <w:pPr>
+              <w:rPr>
+                <w:lang w:val="sr-Latn-RS"/>
+              </w:rPr>
+            </w:pPr>
+            <w:r>
+              <w:rPr>
+                <w:lang w:val="sr-Latn-RS"/>
+              </w:rPr>
+              <w:t>0.9945 ± 0.0023</w:t>
+            </w:r>
+          </w:p>
+        </w:tc>
+        <w:tc>
+          <w:tcPr>
+            <w:tcW w:w="1193" w:type="pct"/>
+            <w:hideMark/>
+          </w:tcPr>
+          <w:p>
+            <w:pPr>
+              <w:rPr>
+                <w:lang w:val="sr-Latn-RS"/>
+              </w:rPr>
+            </w:pPr>
+            <w:r>
+              <w:rPr>
+                <w:lang w:val="sr-Latn-RS"/>
+              </w:rPr>
+              <w:t>0.9945 ± 0.0023</w:t>
+            </w:r>
+          </w:p>
+        </w:tc>
+      </w:tr>
+      <w:tr>
+        <w:trPr>
+          <w:tblCellSpacing w:w="15" w:type="dxa"/>
+        </w:trPr>
+        <w:tc>
+          <w:tcPr>
+            <w:tcW w:w="1445" w:type="pct"/>
+            <w:hideMark/>
+          </w:tcPr>
+          <w:p>
+            <w:pPr>
+              <w:rPr>
+                <w:lang w:val="sr-Latn-RS"/>
+              </w:rPr>
+            </w:pPr>
+            <w:r>
+              <w:rPr>
+                <w:lang w:val="sr-Latn-RS"/>
+              </w:rPr>
+              <w:t>Sipakmed</w:t>
+            </w:r>
+          </w:p>
+        </w:tc>
+        <w:tc>
+          <w:tcPr>
+            <w:tcW w:w="671" w:type="pct"/>
+            <w:hideMark/>
+          </w:tcPr>
+          <w:p>
+            <w:pPr>
+              <w:rPr>
+                <w:lang w:val="sr-Latn-RS"/>
+              </w:rPr>
+            </w:pPr>
+            <w:r>
+              <w:rPr>
+                <w:lang w:val="sr-Latn-RS"/>
+              </w:rPr>
+              <w:t>Resnet18</w:t>
+            </w:r>
+          </w:p>
+        </w:tc>
+        <w:tc>
+          <w:tcPr>
+            <w:tcW w:w="1582" w:type="pct"/>
+            <w:hideMark/>
+          </w:tcPr>
+          <w:p>
+            <w:pPr>
+              <w:rPr>
+                <w:lang w:val="sr-Latn-RS"/>
+              </w:rPr>
+            </w:pPr>
+            <w:r>
+              <w:rPr>
+                <w:lang w:val="sr-Latn-RS"/>
+              </w:rPr>
+              <w:t>0.9527 ± 0.0126</w:t>
+            </w:r>
+          </w:p>
+        </w:tc>
+        <w:tc>
+          <w:tcPr>
+            <w:tcW w:w="1193" w:type="pct"/>
+            <w:hideMark/>
+          </w:tcPr>
+          <w:p>
+            <w:pPr>
+              <w:keepNext/>
+              <w:rPr>
+                <w:lang w:val="sr-Latn-RS"/>
+              </w:rPr>
+            </w:pPr>
+            <w:r>
+              <w:rPr>
+                <w:lang w:val="sr-Latn-RS"/>
+              </w:rPr>
+              <w:t>0.9528 ± 0.0127</w:t>
+            </w:r>
+          </w:p>
+        </w:tc>
+      </w:tr>
+    </w:tbl>
+    <w:p>
+      <w:pPr>
+        <w:pStyle w:val="Caption"/>
+        <w:rPr>
+          <w:color w:val="auto"/>
+          <w:lang w:val="sr-Latn-RS"/>
+        </w:rPr>
+      </w:pPr>
+      <w:r>
+        <w:rPr>
+          <w:color w:val="auto"/>
+          <w:lang w:val="sr-Latn-RS"/>
+        </w:rPr>
+        <w:t xml:space="preserve">Tabela 5.1: </w:t>
+      </w:r>
+      <w:r>
+        <w:rPr>
+          <w:color w:val="auto"/>
+          <w:lang w:val="sr-Latn-RS"/>
+        </w:rPr>
+        <w:t>Robustnost modela (3 seeda) na test skupu</w:t>
+      </w:r>
+    </w:p>
+    <w:p>
+      <w:pPr>
+        <w:pStyle w:val="Heading2"/>
+        <w:rPr>
+          <w:lang w:val="sr-Latn-RS"/>
+        </w:rPr>
+      </w:pPr>
+      <w:r>
+        <w:rPr>
+          <w:color w:val="auto"/>
+          <w:lang w:val="sr-Latn-RS"/>
+        </w:rPr>
+        <w:br w:type="page"/>
+      </w:r>
+      <w:r>
+        <w:rPr>
+          <w:lang w:val="sr-Latn-RS"/>
+        </w:rPr>
+        <w:lastRenderedPageBreak/>
+        <w:t>5.2 SipakMed – tuning (augmentacija, class weights, izbor modela)</w:t>
+      </w:r>
+    </w:p>
+    <w:p>
+      <w:pPr>
+        <w:rPr>
+          <w:lang w:val="sr-Latn-RS"/>
+        </w:rPr>
+      </w:pPr>
+      <w:r>
+        <w:rPr>
+          <w:lang w:val="sr-Latn-RS"/>
+        </w:rPr>
+        <w:t>Testiran je manji skup konfiguracija koje kombinuju jaču augmentaciju, ponderisani loss po klasama i alternativnu arhitekturu. Najbolja konfiguracija (ResNet18, baseline augmentacija) postigla je test macro F1 = 0.9619 i accuracy = 0.9620, što je blago poboljšanje u odnosu na baseline.</w:t>
+      </w:r>
+    </w:p>
+    <w:tbl>
+      <w:tblPr>
+        <w:tblW w:w="5000" w:type="pct"/>
+        <w:tblCellSpacing w:w="15" w:type="dxa"/>
+        <w:tblCellMar>
+          <w:top w:w="15" w:type="dxa"/>
+          <w:left w:w="15" w:type="dxa"/>
+          <w:bottom w:w="15" w:type="dxa"/>
+          <w:right w:w="15" w:type="dxa"/>
+        </w:tblCellMar>
+        <w:tblLook w:val="04A0" w:firstRow="1" w:lastRow="0" w:firstColumn="1" w:lastColumn="0" w:noHBand="0" w:noVBand="1"/>
+      </w:tblPr>
+      <w:tblGrid>
+        <w:gridCol w:w="2181"/>
+        <w:gridCol w:w="1441"/>
+        <w:gridCol w:w="2070"/>
+        <w:gridCol w:w="1247"/>
+        <w:gridCol w:w="2421"/>
+      </w:tblGrid>
+      <w:tr>
+        <w:trPr>
+          <w:trHeight w:val="474"/>
+          <w:tblHeader/>
+          <w:tblCellSpacing w:w="15" w:type="dxa"/>
+        </w:trPr>
+        <w:tc>
+          <w:tcPr>
+            <w:tcW w:w="1140" w:type="pct"/>
+            <w:vAlign w:val="center"/>
+            <w:hideMark/>
+          </w:tcPr>
+          <w:p>
+            <w:pPr>
+              <w:rPr>
+                <w:b/>
+                <w:bCs/>
+                <w:lang w:val="sr-Latn-RS"/>
+              </w:rPr>
+            </w:pPr>
+            <w:r>
+              <w:rPr>
+                <w:b/>
+                <w:bCs/>
+                <w:lang w:val="sr-Latn-RS"/>
+              </w:rPr>
+              <w:t>Model</w:t>
+            </w:r>
+          </w:p>
+        </w:tc>
+        <w:tc>
+          <w:tcPr>
+            <w:tcW w:w="753" w:type="pct"/>
+            <w:vAlign w:val="center"/>
+            <w:hideMark/>
+          </w:tcPr>
+          <w:p>
+            <w:pPr>
+              <w:rPr>
+                <w:b/>
+                <w:bCs/>
+                <w:lang w:val="sr-Latn-RS"/>
+              </w:rPr>
+            </w:pPr>
+            <w:r>
+              <w:rPr>
+                <w:b/>
+                <w:bCs/>
+                <w:lang w:val="sr-Latn-RS"/>
+              </w:rPr>
+              <w:t>Augment</w:t>
+            </w:r>
+          </w:p>
+        </w:tc>
+        <w:tc>
+          <w:tcPr>
+            <w:tcW w:w="1088" w:type="pct"/>
+            <w:vAlign w:val="center"/>
+            <w:hideMark/>
+          </w:tcPr>
+          <w:p>
+            <w:pPr>
+              <w:rPr>
+                <w:b/>
+                <w:bCs/>
+                <w:lang w:val="sr-Latn-RS"/>
+              </w:rPr>
+            </w:pPr>
+            <w:r>
+              <w:rPr>
+                <w:b/>
+                <w:bCs/>
+                <w:lang w:val="sr-Latn-RS"/>
+              </w:rPr>
+              <w:t>Class weights</w:t>
+            </w:r>
+          </w:p>
+        </w:tc>
+        <w:tc>
+          <w:tcPr>
+            <w:tcW w:w="649" w:type="pct"/>
+            <w:vAlign w:val="center"/>
+            <w:hideMark/>
+          </w:tcPr>
+          <w:p>
+            <w:pPr>
+              <w:rPr>
+                <w:b/>
+                <w:bCs/>
+                <w:lang w:val="sr-Latn-RS"/>
+              </w:rPr>
+            </w:pPr>
+            <w:r>
+              <w:rPr>
+                <w:b/>
+                <w:bCs/>
+                <w:lang w:val="sr-Latn-RS"/>
+              </w:rPr>
+              <w:t>Test acc</w:t>
+            </w:r>
+          </w:p>
+        </w:tc>
+        <w:tc>
+          <w:tcPr>
+            <w:tcW w:w="1267" w:type="pct"/>
+            <w:vAlign w:val="center"/>
+            <w:hideMark/>
+          </w:tcPr>
+          <w:p>
+            <w:pPr>
+              <w:rPr>
+                <w:b/>
+                <w:bCs/>
+                <w:lang w:val="sr-Latn-RS"/>
+              </w:rPr>
+            </w:pPr>
+            <w:r>
+              <w:rPr>
+                <w:b/>
+                <w:bCs/>
+                <w:lang w:val="sr-Latn-RS"/>
+              </w:rPr>
+              <w:t>Test F1 (macro)</w:t>
+            </w:r>
+          </w:p>
+        </w:tc>
+      </w:tr>
+      <w:tr>
+        <w:trPr>
+          <w:trHeight w:val="474"/>
+          <w:tblCellSpacing w:w="15" w:type="dxa"/>
+        </w:trPr>
+        <w:tc>
+          <w:tcPr>
+            <w:tcW w:w="1140" w:type="pct"/>
+            <w:hideMark/>
+          </w:tcPr>
+          <w:p>
+            <w:pPr>
+              <w:rPr>
+                <w:lang w:val="sr-Latn-RS"/>
+              </w:rPr>
+            </w:pPr>
+            <w:r>
+              <w:rPr>
+                <w:lang w:val="sr-Latn-RS"/>
+              </w:rPr>
+              <w:t>resnet18</w:t>
+            </w:r>
+          </w:p>
+        </w:tc>
+        <w:tc>
+          <w:tcPr>
+            <w:tcW w:w="753" w:type="pct"/>
+            <w:vAlign w:val="center"/>
+            <w:hideMark/>
+          </w:tcPr>
+          <w:p>
+            <w:pPr>
+              <w:rPr>
+                <w:lang w:val="sr-Latn-RS"/>
+              </w:rPr>
+            </w:pPr>
+            <w:r>
+              <w:rPr>
+                <w:lang w:val="sr-Latn-RS"/>
+              </w:rPr>
+              <w:t>baseline</w:t>
+            </w:r>
+          </w:p>
+        </w:tc>
+        <w:tc>
+          <w:tcPr>
+            <w:tcW w:w="1088" w:type="pct"/>
+            <w:vAlign w:val="center"/>
+            <w:hideMark/>
+          </w:tcPr>
+          <w:p>
+            <w:pPr>
+              <w:rPr>
+                <w:lang w:val="sr-Latn-RS"/>
+              </w:rPr>
+            </w:pPr>
+            <w:r>
+              <w:rPr>
+                <w:lang w:val="sr-Latn-RS"/>
+              </w:rPr>
+              <w:t>Ne</w:t>
+            </w:r>
+          </w:p>
+        </w:tc>
+        <w:tc>
+          <w:tcPr>
+            <w:tcW w:w="649" w:type="pct"/>
+            <w:vAlign w:val="center"/>
+            <w:hideMark/>
+          </w:tcPr>
+          <w:p>
+            <w:pPr>
+              <w:rPr>
+                <w:lang w:val="sr-Latn-RS"/>
+              </w:rPr>
+            </w:pPr>
+            <w:r>
+              <w:rPr>
+                <w:lang w:val="sr-Latn-RS"/>
+              </w:rPr>
+              <w:t>0.9620</w:t>
+            </w:r>
+          </w:p>
+        </w:tc>
+        <w:tc>
+          <w:tcPr>
+            <w:tcW w:w="1267" w:type="pct"/>
+            <w:vAlign w:val="center"/>
+            <w:hideMark/>
+          </w:tcPr>
+          <w:p>
+            <w:pPr>
+              <w:rPr>
+                <w:lang w:val="sr-Latn-RS"/>
+              </w:rPr>
+            </w:pPr>
+            <w:r>
+              <w:rPr>
+                <w:lang w:val="sr-Latn-RS"/>
+              </w:rPr>
+              <w:t>0.9</w:t>
+            </w:r>
+            <w:r>
+              <w:rPr>
+                <w:lang w:val="sr-Latn-RS"/>
+              </w:rPr>
+              <w:t>619</w:t>
+            </w:r>
+          </w:p>
+        </w:tc>
+      </w:tr>
+      <w:tr>
+        <w:trPr>
+          <w:trHeight w:val="482"/>
+          <w:tblCellSpacing w:w="15" w:type="dxa"/>
+        </w:trPr>
+        <w:tc>
+          <w:tcPr>
+            <w:tcW w:w="1140" w:type="pct"/>
+            <w:hideMark/>
+          </w:tcPr>
+          <w:p>
+            <w:pPr>
+              <w:rPr>
+                <w:lang w:val="sr-Latn-RS"/>
+              </w:rPr>
+            </w:pPr>
+            <w:r>
+              <w:rPr>
+                <w:lang w:val="sr-Latn-RS"/>
+              </w:rPr>
+              <w:t>resnet18</w:t>
+            </w:r>
+          </w:p>
+        </w:tc>
+        <w:tc>
+          <w:tcPr>
+            <w:tcW w:w="753" w:type="pct"/>
+            <w:vAlign w:val="center"/>
+            <w:hideMark/>
+          </w:tcPr>
+          <w:p>
+            <w:pPr>
+              <w:rPr>
+                <w:lang w:val="sr-Latn-RS"/>
+              </w:rPr>
+            </w:pPr>
+            <w:r>
+              <w:rPr>
+                <w:lang w:val="sr-Latn-RS"/>
+              </w:rPr>
+              <w:t>strong</w:t>
+            </w:r>
+          </w:p>
+        </w:tc>
+        <w:tc>
+          <w:tcPr>
+            <w:tcW w:w="1088" w:type="pct"/>
+            <w:vAlign w:val="center"/>
+            <w:hideMark/>
+          </w:tcPr>
+          <w:p>
+            <w:pPr>
+              <w:rPr>
+                <w:lang w:val="sr-Latn-RS"/>
+              </w:rPr>
+            </w:pPr>
+            <w:r>
+              <w:rPr>
+                <w:lang w:val="sr-Latn-RS"/>
+              </w:rPr>
+              <w:t>Da</w:t>
+            </w:r>
+          </w:p>
+        </w:tc>
+        <w:tc>
+          <w:tcPr>
+            <w:tcW w:w="649" w:type="pct"/>
+            <w:vAlign w:val="center"/>
+            <w:hideMark/>
+          </w:tcPr>
+          <w:p>
+            <w:pPr>
+              <w:rPr>
+                <w:lang w:val="sr-Latn-RS"/>
+              </w:rPr>
+            </w:pPr>
+            <w:r>
+              <w:rPr>
+                <w:lang w:val="sr-Latn-RS"/>
+              </w:rPr>
+              <w:t>0.95</w:t>
+            </w:r>
+            <w:r>
+              <w:rPr>
+                <w:lang w:val="sr-Latn-RS"/>
+              </w:rPr>
+              <w:t>54</w:t>
+            </w:r>
+          </w:p>
+        </w:tc>
+        <w:tc>
+          <w:tcPr>
+            <w:tcW w:w="1267" w:type="pct"/>
+            <w:vAlign w:val="center"/>
+            <w:hideMark/>
+          </w:tcPr>
+          <w:p>
+            <w:pPr>
+              <w:rPr>
+                <w:lang w:val="sr-Latn-RS"/>
+              </w:rPr>
+            </w:pPr>
+            <w:r>
+              <w:rPr>
+                <w:lang w:val="sr-Latn-RS"/>
+              </w:rPr>
+              <w:t>0.9</w:t>
+            </w:r>
+            <w:r>
+              <w:rPr>
+                <w:lang w:val="sr-Latn-RS"/>
+              </w:rPr>
+              <w:t>556</w:t>
+            </w:r>
+          </w:p>
+        </w:tc>
+      </w:tr>
+      <w:tr>
+        <w:trPr>
+          <w:trHeight w:val="474"/>
+          <w:tblCellSpacing w:w="15" w:type="dxa"/>
+        </w:trPr>
+        <w:tc>
+          <w:tcPr>
+            <w:tcW w:w="1140" w:type="pct"/>
+            <w:hideMark/>
+          </w:tcPr>
+          <w:p>
+            <w:pPr>
+              <w:rPr>
+                <w:lang w:val="sr-Latn-RS"/>
+              </w:rPr>
+            </w:pPr>
+            <w:r>
+              <w:rPr>
+                <w:lang w:val="sr-Latn-RS"/>
+              </w:rPr>
+              <w:t>resnet18</w:t>
+            </w:r>
+          </w:p>
+        </w:tc>
+        <w:tc>
+          <w:tcPr>
+            <w:tcW w:w="753" w:type="pct"/>
+            <w:vAlign w:val="center"/>
+            <w:hideMark/>
+          </w:tcPr>
+          <w:p>
+            <w:pPr>
+              <w:rPr>
+                <w:lang w:val="sr-Latn-RS"/>
+              </w:rPr>
+            </w:pPr>
+            <w:r>
+              <w:rPr>
+                <w:lang w:val="sr-Latn-RS"/>
+              </w:rPr>
+              <w:t>strong</w:t>
+            </w:r>
+          </w:p>
+        </w:tc>
+        <w:tc>
+          <w:tcPr>
+            <w:tcW w:w="1088" w:type="pct"/>
+            <w:vAlign w:val="center"/>
+            <w:hideMark/>
+          </w:tcPr>
+          <w:p>
+            <w:pPr>
+              <w:rPr>
+                <w:lang w:val="sr-Latn-RS"/>
+              </w:rPr>
+            </w:pPr>
+            <w:r>
+              <w:rPr>
+                <w:lang w:val="sr-Latn-RS"/>
+              </w:rPr>
+              <w:t>Ne</w:t>
+            </w:r>
+          </w:p>
+        </w:tc>
+        <w:tc>
+          <w:tcPr>
+            <w:tcW w:w="649" w:type="pct"/>
+            <w:vAlign w:val="center"/>
+            <w:hideMark/>
+          </w:tcPr>
+          <w:p>
+            <w:pPr>
+              <w:rPr>
+                <w:lang w:val="sr-Latn-RS"/>
+              </w:rPr>
+            </w:pPr>
+            <w:r>
+              <w:rPr>
+                <w:lang w:val="sr-Latn-RS"/>
+              </w:rPr>
+              <w:t>0.9505</w:t>
+            </w:r>
+          </w:p>
+        </w:tc>
+        <w:tc>
+          <w:tcPr>
+            <w:tcW w:w="1267" w:type="pct"/>
+            <w:vAlign w:val="center"/>
+            <w:hideMark/>
+          </w:tcPr>
+          <w:p>
+            <w:pPr>
+              <w:rPr>
+                <w:lang w:val="sr-Latn-RS"/>
+              </w:rPr>
+            </w:pPr>
+            <w:r>
+              <w:rPr>
+                <w:lang w:val="sr-Latn-RS"/>
+              </w:rPr>
+              <w:t>0</w:t>
+            </w:r>
+            <w:r>
+              <w:rPr>
+                <w:lang w:val="sr-Latn-RS"/>
+              </w:rPr>
+              <w:t>.</w:t>
+            </w:r>
+            <w:r>
+              <w:rPr>
+                <w:lang w:val="sr-Latn-RS"/>
+              </w:rPr>
+              <w:t>9507</w:t>
+            </w:r>
+          </w:p>
+        </w:tc>
+      </w:tr>
+      <w:tr>
+        <w:trPr>
+          <w:trHeight w:val="474"/>
+          <w:tblCellSpacing w:w="15" w:type="dxa"/>
+        </w:trPr>
+        <w:tc>
+          <w:tcPr>
+            <w:tcW w:w="1140" w:type="pct"/>
+            <w:hideMark/>
+          </w:tcPr>
+          <w:p>
+            <w:pPr>
+              <w:rPr>
+                <w:lang w:val="sr-Latn-RS"/>
+              </w:rPr>
+            </w:pPr>
+            <w:r>
+              <w:rPr>
+                <w:lang w:val="sr-Latn-RS"/>
+              </w:rPr>
+              <w:t>efficientnet_b0</w:t>
+            </w:r>
+          </w:p>
+        </w:tc>
+        <w:tc>
+          <w:tcPr>
+            <w:tcW w:w="753" w:type="pct"/>
+            <w:vAlign w:val="center"/>
+            <w:hideMark/>
+          </w:tcPr>
+          <w:p>
+            <w:pPr>
+              <w:rPr>
+                <w:lang w:val="sr-Latn-RS"/>
+              </w:rPr>
+            </w:pPr>
+            <w:r>
+              <w:rPr>
+                <w:lang w:val="sr-Latn-RS"/>
+              </w:rPr>
+              <w:t>baseline</w:t>
+            </w:r>
+          </w:p>
+        </w:tc>
+        <w:tc>
+          <w:tcPr>
+            <w:tcW w:w="1088" w:type="pct"/>
+            <w:vAlign w:val="center"/>
+            <w:hideMark/>
+          </w:tcPr>
+          <w:p>
+            <w:pPr>
+              <w:rPr>
+                <w:lang w:val="sr-Latn-RS"/>
+              </w:rPr>
+            </w:pPr>
+            <w:r>
+              <w:rPr>
+                <w:lang w:val="sr-Latn-RS"/>
+              </w:rPr>
+              <w:t>Ne</w:t>
+            </w:r>
+          </w:p>
+        </w:tc>
+        <w:tc>
+          <w:tcPr>
+            <w:tcW w:w="649" w:type="pct"/>
+            <w:vAlign w:val="center"/>
+            <w:hideMark/>
+          </w:tcPr>
+          <w:p>
+            <w:pPr>
+              <w:rPr>
+                <w:lang w:val="sr-Latn-RS"/>
+              </w:rPr>
+            </w:pPr>
+            <w:r>
+              <w:rPr>
+                <w:lang w:val="sr-Latn-RS"/>
+              </w:rPr>
+              <w:t>0.</w:t>
+            </w:r>
+            <w:r>
+              <w:rPr>
+                <w:lang w:val="sr-Latn-RS"/>
+              </w:rPr>
+              <w:t>9059</w:t>
+            </w:r>
+          </w:p>
+        </w:tc>
+        <w:tc>
+          <w:tcPr>
+            <w:tcW w:w="1267" w:type="pct"/>
+            <w:vAlign w:val="center"/>
+            <w:hideMark/>
+          </w:tcPr>
+          <w:p>
+            <w:pPr>
+              <w:rPr>
+                <w:lang w:val="sr-Latn-RS"/>
+              </w:rPr>
+            </w:pPr>
+            <w:r>
+              <w:rPr>
+                <w:lang w:val="sr-Latn-RS"/>
+              </w:rPr>
+              <w:t>0.</w:t>
+            </w:r>
+            <w:r>
+              <w:rPr>
+                <w:lang w:val="sr-Latn-RS"/>
+              </w:rPr>
+              <w:t>9056</w:t>
+            </w:r>
+          </w:p>
+        </w:tc>
+      </w:tr>
+      <w:tr>
+        <w:trPr>
+          <w:trHeight w:val="474"/>
+          <w:tblCellSpacing w:w="15" w:type="dxa"/>
+        </w:trPr>
+        <w:tc>
+          <w:tcPr>
+            <w:tcW w:w="1140" w:type="pct"/>
+            <w:hideMark/>
+          </w:tcPr>
+          <w:p>
+            <w:pPr>
+              <w:rPr>
+                <w:lang w:val="sr-Latn-RS"/>
+              </w:rPr>
+            </w:pPr>
+            <w:r>
+              <w:rPr>
+                <w:lang w:val="sr-Latn-RS"/>
+              </w:rPr>
+              <w:t>efficientnet_b0</w:t>
+            </w:r>
+          </w:p>
+        </w:tc>
+        <w:tc>
+          <w:tcPr>
+            <w:tcW w:w="753" w:type="pct"/>
+            <w:vAlign w:val="center"/>
+            <w:hideMark/>
+          </w:tcPr>
+          <w:p>
+            <w:pPr>
+              <w:rPr>
+                <w:lang w:val="sr-Latn-RS"/>
+              </w:rPr>
+            </w:pPr>
+            <w:r>
+              <w:rPr>
+                <w:lang w:val="sr-Latn-RS"/>
+              </w:rPr>
+              <w:t>strong</w:t>
+            </w:r>
+          </w:p>
+        </w:tc>
+        <w:tc>
+          <w:tcPr>
+            <w:tcW w:w="1088" w:type="pct"/>
+            <w:vAlign w:val="center"/>
+            <w:hideMark/>
+          </w:tcPr>
+          <w:p>
+            <w:pPr>
+              <w:rPr>
+                <w:lang w:val="sr-Latn-RS"/>
+              </w:rPr>
+            </w:pPr>
+            <w:r>
+              <w:rPr>
+                <w:lang w:val="sr-Latn-RS"/>
+              </w:rPr>
+              <w:t>Da</w:t>
+            </w:r>
+          </w:p>
+        </w:tc>
+        <w:tc>
+          <w:tcPr>
+            <w:tcW w:w="649" w:type="pct"/>
+            <w:vAlign w:val="center"/>
+            <w:hideMark/>
+          </w:tcPr>
+          <w:p>
+            <w:pPr>
+              <w:rPr>
+                <w:lang w:val="sr-Latn-RS"/>
+              </w:rPr>
+            </w:pPr>
+            <w:r>
+              <w:rPr>
+                <w:lang w:val="sr-Latn-RS"/>
+              </w:rPr>
+              <w:t>0.</w:t>
+            </w:r>
+            <w:r>
+              <w:rPr>
+                <w:lang w:val="sr-Latn-RS"/>
+              </w:rPr>
+              <w:t>8944</w:t>
+            </w:r>
+          </w:p>
+        </w:tc>
+        <w:tc>
+          <w:tcPr>
+            <w:tcW w:w="1267" w:type="pct"/>
+            <w:vAlign w:val="center"/>
+            <w:hideMark/>
+          </w:tcPr>
+          <w:p>
+            <w:pPr>
+              <w:keepNext/>
+              <w:rPr>
+                <w:lang w:val="sr-Latn-RS"/>
+              </w:rPr>
+            </w:pPr>
+            <w:r>
+              <w:rPr>
+                <w:lang w:val="sr-Latn-RS"/>
+              </w:rPr>
+              <w:t>0.</w:t>
+            </w:r>
+            <w:r>
+              <w:rPr>
+                <w:lang w:val="sr-Latn-RS"/>
+              </w:rPr>
+              <w:t>8941</w:t>
+            </w:r>
+          </w:p>
+        </w:tc>
+      </w:tr>
+    </w:tbl>
+    <w:p>
+      <w:pPr>
+        <w:pStyle w:val="Caption"/>
+        <w:rPr>
+          <w:lang w:val="sr-Latn-RS"/>
+        </w:rPr>
+      </w:pPr>
+      <w:r>
+        <w:rPr>
+          <w:lang w:val="sr-Latn-RS"/>
+        </w:rPr>
+        <w:t xml:space="preserve">Tabela </w:t>
+      </w:r>
+      <w:r>
+        <w:rPr>
+          <w:lang w:val="sr-Latn-RS"/>
+        </w:rPr>
+        <w:t>5.2</w:t>
+      </w:r>
+      <w:r>
+        <w:rPr>
+          <w:lang w:val="sr-Latn-RS"/>
+        </w:rPr>
+        <w:t>: Rezultati tuninga za SipakMed (seed = 42).</w:t>
+      </w:r>
+    </w:p>
+    <w:p>
+      <w:pPr>
+        <w:jc w:val="left"/>
+        <w:rPr>
+          <w:lang w:val="sr-Latn-RS"/>
+        </w:rPr>
+      </w:pPr>
+      <w:r>
+        <w:rPr>
+          <w:lang w:val="sr-Latn-RS"/>
+        </w:rPr>
+        <w:br w:type="page"/>
+      </w:r>
+    </w:p>
+    <w:p>
+      <w:pPr>
+        <w:pStyle w:val="Heading2"/>
+        <w:rPr>
+          <w:lang w:val="sr-Latn-RS"/>
+        </w:rPr>
+      </w:pPr>
+      <w:r>
+        <w:rPr>
+          <w:lang w:val="sr-Latn-RS"/>
+        </w:rPr>
+        <w:lastRenderedPageBreak/>
+        <w:t>5.3 Thyroid recurrence – 5-fold validacija (tabular)</w:t>
+      </w:r>
+    </w:p>
+    <w:p>
+      <w:pPr>
+        <w:rPr>
+          <w:lang w:val="sr-Latn-RS"/>
+        </w:rPr>
+      </w:pPr>
+      <w:r>
+        <w:rPr>
+          <w:lang w:val="sr-Latn-RS"/>
+        </w:rPr>
+        <w:t>Zbog manjeg broja uzoraka, stabilnost performansi je procenjena putem 5-fold stratifikovane validacije. U tabeli su prikazane srednje vrednosti i standardna devijacija za accuracy i macro F1 po foldovima.</w:t>
+      </w:r>
+    </w:p>
+    <w:tbl>
+      <w:tblPr>
+        <w:tblW w:w="5000" w:type="pct"/>
         <w:jc w:val="center"/>
-        <w:rPr>
-          <w:color w:val="000000" w:themeColor="text1"/>
-        </w:rPr>
-      </w:pPr>
-      <w:proofErr w:type="spellStart"/>
-      <w:r>
-        <w:rPr>
-          <w:color w:val="000000" w:themeColor="text1"/>
-        </w:rPr>
-        <w:t>Tabela</w:t>
-      </w:r>
-      <w:proofErr w:type="spellEnd"/>
-      <w:r>
-        <w:rPr>
-          <w:color w:val="000000" w:themeColor="text1"/>
-        </w:rPr>
-        <w:t xml:space="preserve"> 4.1: </w:t>
-      </w:r>
-      <w:proofErr w:type="spellStart"/>
-      <w:r>
-        <w:rPr>
-          <w:color w:val="000000" w:themeColor="text1"/>
-        </w:rPr>
-        <w:t>Pregled</w:t>
-      </w:r>
-      <w:proofErr w:type="spellEnd"/>
-      <w:r>
-        <w:rPr>
-          <w:color w:val="000000" w:themeColor="text1"/>
-        </w:rPr>
-        <w:t xml:space="preserve"> baseline </w:t>
-      </w:r>
-      <w:proofErr w:type="spellStart"/>
-      <w:r>
-        <w:rPr>
-          <w:color w:val="000000" w:themeColor="text1"/>
-        </w:rPr>
-        <w:t>rezultata</w:t>
-      </w:r>
-      <w:proofErr w:type="spellEnd"/>
-      <w:r>
-        <w:rPr>
-          <w:color w:val="000000" w:themeColor="text1"/>
-        </w:rPr>
-        <w:t xml:space="preserve"> </w:t>
-      </w:r>
-      <w:r>
-        <w:rPr>
-          <w:color w:val="000000" w:themeColor="text1"/>
-        </w:rPr>
-        <w:fldChar w:fldCharType="begin"/>
-      </w:r>
-      <w:r>
-        <w:rPr>
-          <w:color w:val="000000" w:themeColor="text1"/>
-        </w:rPr>
-        <w:instrText xml:space="preserve"> SEQ Tabela_4.1:_Pregled_baseline_rezultata \* ARABIC </w:instrText>
-      </w:r>
-      <w:r>
-        <w:rPr>
-          <w:color w:val="000000" w:themeColor="text1"/>
-        </w:rPr>
-        <w:fldChar w:fldCharType="separate"/>
-      </w:r>
-      <w:r>
-        <w:rPr>
-          <w:noProof/>
-          <w:color w:val="000000" w:themeColor="text1"/>
-        </w:rPr>
-        <w:t>1</w:t>
-      </w:r>
-      <w:r>
-        <w:rPr>
-          <w:color w:val="000000" w:themeColor="text1"/>
-        </w:rPr>
-        <w:fldChar w:fldCharType="end"/>
-      </w:r>
-    </w:p>
-    <w:p/>
+        <w:tblCellSpacing w:w="15" w:type="dxa"/>
+        <w:tblCellMar>
+          <w:top w:w="15" w:type="dxa"/>
+          <w:left w:w="15" w:type="dxa"/>
+          <w:bottom w:w="15" w:type="dxa"/>
+          <w:right w:w="15" w:type="dxa"/>
+        </w:tblCellMar>
+        <w:tblLook w:val="04A0" w:firstRow="1" w:lastRow="0" w:firstColumn="1" w:lastColumn="0" w:noHBand="0" w:noVBand="1"/>
+      </w:tblPr>
+      <w:tblGrid>
+        <w:gridCol w:w="2606"/>
+        <w:gridCol w:w="3063"/>
+        <w:gridCol w:w="3691"/>
+      </w:tblGrid>
+      <w:tr>
+        <w:trPr>
+          <w:trHeight w:val="474"/>
+          <w:tblHeader/>
+          <w:tblCellSpacing w:w="15" w:type="dxa"/>
+          <w:jc w:val="center"/>
+        </w:trPr>
+        <w:tc>
+          <w:tcPr>
+            <w:tcW w:w="1368" w:type="pct"/>
+            <w:vAlign w:val="center"/>
+            <w:hideMark/>
+          </w:tcPr>
+          <w:p>
+            <w:pPr>
+              <w:rPr>
+                <w:b/>
+                <w:bCs/>
+                <w:lang w:val="sr-Latn-RS"/>
+              </w:rPr>
+            </w:pPr>
+            <w:r>
+              <w:rPr>
+                <w:b/>
+                <w:bCs/>
+                <w:lang w:val="sr-Latn-RS"/>
+              </w:rPr>
+              <w:t>Model</w:t>
+            </w:r>
+          </w:p>
+        </w:tc>
+        <w:tc>
+          <w:tcPr>
+            <w:tcW w:w="1620" w:type="pct"/>
+            <w:vAlign w:val="center"/>
+            <w:hideMark/>
+          </w:tcPr>
+          <w:p>
+            <w:pPr>
+              <w:rPr>
+                <w:b/>
+                <w:bCs/>
+                <w:lang w:val="sr-Latn-RS"/>
+              </w:rPr>
+            </w:pPr>
+            <w:r>
+              <w:rPr>
+                <w:b/>
+                <w:bCs/>
+                <w:lang w:val="sr-Latn-RS"/>
+              </w:rPr>
+              <w:t xml:space="preserve">Acc (mean </w:t>
+            </w:r>
+            <w:r>
+              <w:rPr>
+                <w:b/>
+                <w:bCs/>
+                <w:lang w:val="sr-Latn-RS"/>
+              </w:rPr>
+              <w:t>±</w:t>
+            </w:r>
+            <w:r>
+              <w:rPr>
+                <w:b/>
+                <w:bCs/>
+                <w:lang w:val="sr-Latn-RS"/>
+              </w:rPr>
+              <w:t xml:space="preserve"> std)</w:t>
+            </w:r>
+          </w:p>
+        </w:tc>
+        <w:tc>
+          <w:tcPr>
+            <w:tcW w:w="1948" w:type="pct"/>
+            <w:vAlign w:val="center"/>
+            <w:hideMark/>
+          </w:tcPr>
+          <w:p>
+            <w:pPr>
+              <w:rPr>
+                <w:b/>
+                <w:bCs/>
+                <w:lang w:val="sr-Latn-RS"/>
+              </w:rPr>
+            </w:pPr>
+            <w:r>
+              <w:rPr>
+                <w:b/>
+                <w:bCs/>
+                <w:lang w:val="sr-Latn-RS"/>
+              </w:rPr>
+              <w:t>Test F1 (mean ± std)</w:t>
+            </w:r>
+          </w:p>
+        </w:tc>
+      </w:tr>
+      <w:tr>
+        <w:trPr>
+          <w:trHeight w:val="474"/>
+          <w:tblCellSpacing w:w="15" w:type="dxa"/>
+          <w:jc w:val="center"/>
+        </w:trPr>
+        <w:tc>
+          <w:tcPr>
+            <w:tcW w:w="1368" w:type="pct"/>
+            <w:hideMark/>
+          </w:tcPr>
+          <w:p>
+            <w:pPr>
+              <w:rPr>
+                <w:lang w:val="sr-Latn-RS"/>
+              </w:rPr>
+            </w:pPr>
+            <w:r>
+              <w:rPr>
+                <w:lang w:val="sr-Latn-RS"/>
+              </w:rPr>
+              <w:t>LogReg</w:t>
+            </w:r>
+          </w:p>
+        </w:tc>
+        <w:tc>
+          <w:tcPr>
+            <w:tcW w:w="1620" w:type="pct"/>
+            <w:vAlign w:val="center"/>
+            <w:hideMark/>
+          </w:tcPr>
+          <w:p>
+            <w:pPr>
+              <w:rPr>
+                <w:lang w:val="sr-Latn-RS"/>
+              </w:rPr>
+            </w:pPr>
+            <w:r>
+              <w:rPr>
+                <w:lang w:val="sr-Latn-RS"/>
+              </w:rPr>
+              <w:t>0.9569 ± 0.0377</w:t>
+            </w:r>
+          </w:p>
+        </w:tc>
+        <w:tc>
+          <w:tcPr>
+            <w:tcW w:w="1948" w:type="pct"/>
+            <w:vAlign w:val="center"/>
+            <w:hideMark/>
+          </w:tcPr>
+          <w:p>
+            <w:pPr>
+              <w:rPr>
+                <w:lang w:val="sr-Latn-RS"/>
+              </w:rPr>
+            </w:pPr>
+            <w:r>
+              <w:rPr>
+                <w:lang w:val="sr-Latn-RS"/>
+              </w:rPr>
+              <w:t>0.9463 ± 0.0485</w:t>
+            </w:r>
+          </w:p>
+        </w:tc>
+      </w:tr>
+      <w:tr>
+        <w:trPr>
+          <w:trHeight w:val="482"/>
+          <w:tblCellSpacing w:w="15" w:type="dxa"/>
+          <w:jc w:val="center"/>
+        </w:trPr>
+        <w:tc>
+          <w:tcPr>
+            <w:tcW w:w="1368" w:type="pct"/>
+            <w:hideMark/>
+          </w:tcPr>
+          <w:p>
+            <w:pPr>
+              <w:rPr>
+                <w:lang w:val="sr-Latn-RS"/>
+              </w:rPr>
+            </w:pPr>
+            <w:r>
+              <w:rPr>
+                <w:lang w:val="sr-Latn-RS"/>
+              </w:rPr>
+              <w:t>RandomForest</w:t>
+            </w:r>
+          </w:p>
+        </w:tc>
+        <w:tc>
+          <w:tcPr>
+            <w:tcW w:w="1620" w:type="pct"/>
+            <w:vAlign w:val="center"/>
+            <w:hideMark/>
+          </w:tcPr>
+          <w:p>
+            <w:pPr>
+              <w:rPr>
+                <w:lang w:val="sr-Latn-RS"/>
+              </w:rPr>
+            </w:pPr>
+            <w:r>
+              <w:rPr>
+                <w:lang w:val="sr-Latn-RS"/>
+              </w:rPr>
+              <w:t>0.9569 ± 0.0322</w:t>
+            </w:r>
+          </w:p>
+        </w:tc>
+        <w:tc>
+          <w:tcPr>
+            <w:tcW w:w="1948" w:type="pct"/>
+            <w:vAlign w:val="center"/>
+            <w:hideMark/>
+          </w:tcPr>
+          <w:p>
+            <w:pPr>
+              <w:keepNext/>
+              <w:rPr>
+                <w:lang w:val="sr-Latn-RS"/>
+              </w:rPr>
+            </w:pPr>
+            <w:r>
+              <w:rPr>
+                <w:lang w:val="sr-Latn-RS"/>
+              </w:rPr>
+              <w:t>0.9468 ± 0.0403</w:t>
+            </w:r>
+          </w:p>
+        </w:tc>
+      </w:tr>
+    </w:tbl>
+    <w:p>
+      <w:pPr>
+        <w:pStyle w:val="Caption"/>
+        <w:rPr>
+          <w:lang w:val="sr-Latn-RS"/>
+        </w:rPr>
+      </w:pPr>
+      <w:r>
+        <w:rPr>
+          <w:lang w:val="sr-Latn-RS"/>
+        </w:rPr>
+        <w:t xml:space="preserve">Tabela </w:t>
+      </w:r>
+      <w:r>
+        <w:rPr>
+          <w:lang w:val="sr-Latn-RS"/>
+        </w:rPr>
+        <w:t>5.3</w:t>
+      </w:r>
+      <w:r>
+        <w:rPr>
+          <w:lang w:val="sr-Latn-RS"/>
+        </w:rPr>
+        <w:t>: 5-fold rezultati za thyroid_recurrence.</w:t>
+      </w:r>
+    </w:p>
+    <w:p>
+      <w:pPr>
+        <w:pStyle w:val="Heading2"/>
+        <w:rPr>
+          <w:lang w:val="sr-Latn-RS"/>
+        </w:rPr>
+      </w:pPr>
+      <w:r>
+        <w:rPr>
+          <w:lang w:val="sr-Latn-RS"/>
+        </w:rPr>
+        <w:t>5.4 Napomene za dalji rad</w:t>
+      </w:r>
+    </w:p>
+    <w:p>
+      <w:pPr>
+        <w:rPr>
+          <w:lang w:val="sr-Latn-RS"/>
+        </w:rPr>
+      </w:pPr>
+      <w:r>
+        <w:rPr>
+          <w:lang w:val="sr-Latn-RS"/>
+        </w:rPr>
+        <w:t>Kod skupova sa gotovo savršenim rezultatima (LC25000 i RM1000) fokus se prebacuje na strože provere generalizacije, npr. drugačije podele ili eksterni test, kako bi se isključilo učenje dataset-specifičnih artefakata. Za SipakMed je smisleno dalje fino podešavanje (duži fine-tuning, LR schedule, regularizacija) i detaljnija analiza grešaka po klasama.</w:t>
+      </w:r>
+    </w:p>
+    <w:p>
+      <w:pPr>
+        <w:rPr>
+          <w:lang w:val="sr-Latn-RS"/>
+        </w:rPr>
+      </w:pPr>
+    </w:p>
     <w:sectPr>
-      <w:footerReference w:type="first" r:id="rId19"/>
+      <w:footerReference w:type="first" r:id="rId25"/>
       <w:pgSz w:w="12240" w:h="15840"/>
       <w:pgMar w:top="1440" w:right="1440" w:bottom="1440" w:left="1440" w:header="708" w:footer="708" w:gutter="0"/>
       <w:cols w:space="708"/>
@@ -4948,7 +9252,7 @@
   <w:style w:type="paragraph" w:default="1" w:styleId="Normal">
     <w:name w:val="Normal"/>
     <w:qFormat/>
-    <w:rsid w:val="0055343F"/>
+    <w:rsid w:val="00862D16"/>
     <w:pPr>
       <w:jc w:val="both"/>
     </w:pPr>
@@ -5609,16 +9913,47 @@
     <w:uiPriority w:val="35"/>
     <w:unhideWhenUsed/>
     <w:qFormat/>
-    <w:rsid w:val="00095040"/>
+    <w:rsid w:val="00862D16"/>
     <w:pPr>
       <w:spacing w:after="200" w:line="240" w:lineRule="auto"/>
+      <w:jc w:val="center"/>
     </w:pPr>
     <w:rPr>
       <w:i/>
       <w:iCs/>
-      <w:color w:val="44546A" w:themeColor="text2"/>
+      <w:color w:val="000000" w:themeColor="text1"/>
       <w:sz w:val="18"/>
       <w:szCs w:val="18"/>
+    </w:rPr>
+  </w:style>
+  <w:style w:type="table" w:styleId="TableGrid">
+    <w:name w:val="Table Grid"/>
+    <w:basedOn w:val="TableNormal"/>
+    <w:uiPriority w:val="39"/>
+    <w:rsid w:val="001B442F"/>
+    <w:pPr>
+      <w:spacing w:after="0" w:line="240" w:lineRule="auto"/>
+    </w:pPr>
+    <w:tblPr>
+      <w:tblBorders>
+        <w:top w:val="single" w:sz="4" w:space="0" w:color="auto"/>
+        <w:left w:val="single" w:sz="4" w:space="0" w:color="auto"/>
+        <w:bottom w:val="single" w:sz="4" w:space="0" w:color="auto"/>
+        <w:right w:val="single" w:sz="4" w:space="0" w:color="auto"/>
+        <w:insideH w:val="single" w:sz="4" w:space="0" w:color="auto"/>
+        <w:insideV w:val="single" w:sz="4" w:space="0" w:color="auto"/>
+      </w:tblBorders>
+    </w:tblPr>
+  </w:style>
+  <w:style w:type="character" w:styleId="Strong">
+    <w:name w:val="Strong"/>
+    <w:basedOn w:val="DefaultParagraphFont"/>
+    <w:uiPriority w:val="22"/>
+    <w:qFormat/>
+    <w:rsid w:val="00862D16"/>
+    <w:rPr>
+      <w:b/>
+      <w:bCs/>
     </w:rPr>
   </w:style>
 </w:styles>

--- a/Dipomski rad.docx
+++ b/Dipomski rad.docx
@@ -168,7 +168,7 @@
             </w:rPr>
             <w:fldChar w:fldCharType="separate"/>
           </w:r>
-          <w:hyperlink w:anchor="_Toc224221803" w:history="1">
+          <w:hyperlink w:anchor="_Toc224588914" w:history="1">
             <w:r>
               <w:rPr>
                 <w:rStyle w:val="Hyperlink"/>
@@ -198,7 +198,6 @@
               <w:rPr>
                 <w:noProof/>
                 <w:webHidden/>
-                <w:lang w:val="sr-Latn-RS"/>
               </w:rPr>
               <w:tab/>
             </w:r>
@@ -206,7 +205,6 @@
               <w:rPr>
                 <w:noProof/>
                 <w:webHidden/>
-                <w:lang w:val="sr-Latn-RS"/>
               </w:rPr>
               <w:fldChar w:fldCharType="begin"/>
             </w:r>
@@ -214,22 +212,19 @@
               <w:rPr>
                 <w:noProof/>
                 <w:webHidden/>
-                <w:lang w:val="sr-Latn-RS"/>
-              </w:rPr>
-              <w:instrText xml:space="preserve"> PAGEREF _Toc224221803 \h </w:instrText>
-            </w:r>
-            <w:r>
-              <w:rPr>
-                <w:noProof/>
-                <w:webHidden/>
-                <w:lang w:val="sr-Latn-RS"/>
-              </w:rPr>
-            </w:r>
-            <w:r>
-              <w:rPr>
-                <w:noProof/>
-                <w:webHidden/>
-                <w:lang w:val="sr-Latn-RS"/>
+              </w:rPr>
+              <w:instrText xml:space="preserve"> PAGEREF _Toc224588914 \h </w:instrText>
+            </w:r>
+            <w:r>
+              <w:rPr>
+                <w:noProof/>
+                <w:webHidden/>
+              </w:rPr>
+            </w:r>
+            <w:r>
+              <w:rPr>
+                <w:noProof/>
+                <w:webHidden/>
               </w:rPr>
               <w:fldChar w:fldCharType="separate"/>
             </w:r>
@@ -237,7 +232,6 @@
               <w:rPr>
                 <w:noProof/>
                 <w:webHidden/>
-                <w:lang w:val="sr-Latn-RS"/>
               </w:rPr>
               <w:t>3</w:t>
             </w:r>
@@ -245,7 +239,6 @@
               <w:rPr>
                 <w:noProof/>
                 <w:webHidden/>
-                <w:lang w:val="sr-Latn-RS"/>
               </w:rPr>
               <w:fldChar w:fldCharType="end"/>
             </w:r>
@@ -264,7 +257,7 @@
               <w:lang w:val="sr-Latn-RS" w:eastAsia="sr-Latn-RS"/>
             </w:rPr>
           </w:pPr>
-          <w:hyperlink w:anchor="_Toc224221804" w:history="1">
+          <w:hyperlink w:anchor="_Toc224588915" w:history="1">
             <w:r>
               <w:rPr>
                 <w:rStyle w:val="Hyperlink"/>
@@ -277,7 +270,6 @@
               <w:rPr>
                 <w:noProof/>
                 <w:webHidden/>
-                <w:lang w:val="sr-Latn-RS"/>
               </w:rPr>
               <w:tab/>
             </w:r>
@@ -285,7 +277,6 @@
               <w:rPr>
                 <w:noProof/>
                 <w:webHidden/>
-                <w:lang w:val="sr-Latn-RS"/>
               </w:rPr>
               <w:fldChar w:fldCharType="begin"/>
             </w:r>
@@ -293,22 +284,19 @@
               <w:rPr>
                 <w:noProof/>
                 <w:webHidden/>
-                <w:lang w:val="sr-Latn-RS"/>
-              </w:rPr>
-              <w:instrText xml:space="preserve"> PAGEREF _Toc224221804 \h </w:instrText>
-            </w:r>
-            <w:r>
-              <w:rPr>
-                <w:noProof/>
-                <w:webHidden/>
-                <w:lang w:val="sr-Latn-RS"/>
-              </w:rPr>
-            </w:r>
-            <w:r>
-              <w:rPr>
-                <w:noProof/>
-                <w:webHidden/>
-                <w:lang w:val="sr-Latn-RS"/>
+              </w:rPr>
+              <w:instrText xml:space="preserve"> PAGEREF _Toc224588915 \h </w:instrText>
+            </w:r>
+            <w:r>
+              <w:rPr>
+                <w:noProof/>
+                <w:webHidden/>
+              </w:rPr>
+            </w:r>
+            <w:r>
+              <w:rPr>
+                <w:noProof/>
+                <w:webHidden/>
               </w:rPr>
               <w:fldChar w:fldCharType="separate"/>
             </w:r>
@@ -316,7 +304,6 @@
               <w:rPr>
                 <w:noProof/>
                 <w:webHidden/>
-                <w:lang w:val="sr-Latn-RS"/>
               </w:rPr>
               <w:t>3</w:t>
             </w:r>
@@ -324,7 +311,6 @@
               <w:rPr>
                 <w:noProof/>
                 <w:webHidden/>
-                <w:lang w:val="sr-Latn-RS"/>
               </w:rPr>
               <w:fldChar w:fldCharType="end"/>
             </w:r>
@@ -343,7 +329,7 @@
               <w:lang w:val="sr-Latn-RS" w:eastAsia="sr-Latn-RS"/>
             </w:rPr>
           </w:pPr>
-          <w:hyperlink w:anchor="_Toc224221805" w:history="1">
+          <w:hyperlink w:anchor="_Toc224588916" w:history="1">
             <w:r>
               <w:rPr>
                 <w:rStyle w:val="Hyperlink"/>
@@ -356,7 +342,6 @@
               <w:rPr>
                 <w:noProof/>
                 <w:webHidden/>
-                <w:lang w:val="sr-Latn-RS"/>
               </w:rPr>
               <w:tab/>
             </w:r>
@@ -364,7 +349,6 @@
               <w:rPr>
                 <w:noProof/>
                 <w:webHidden/>
-                <w:lang w:val="sr-Latn-RS"/>
               </w:rPr>
               <w:fldChar w:fldCharType="begin"/>
             </w:r>
@@ -372,22 +356,19 @@
               <w:rPr>
                 <w:noProof/>
                 <w:webHidden/>
-                <w:lang w:val="sr-Latn-RS"/>
-              </w:rPr>
-              <w:instrText xml:space="preserve"> PAGEREF _Toc224221805 \h </w:instrText>
-            </w:r>
-            <w:r>
-              <w:rPr>
-                <w:noProof/>
-                <w:webHidden/>
-                <w:lang w:val="sr-Latn-RS"/>
-              </w:rPr>
-            </w:r>
-            <w:r>
-              <w:rPr>
-                <w:noProof/>
-                <w:webHidden/>
-                <w:lang w:val="sr-Latn-RS"/>
+              </w:rPr>
+              <w:instrText xml:space="preserve"> PAGEREF _Toc224588916 \h </w:instrText>
+            </w:r>
+            <w:r>
+              <w:rPr>
+                <w:noProof/>
+                <w:webHidden/>
+              </w:rPr>
+            </w:r>
+            <w:r>
+              <w:rPr>
+                <w:noProof/>
+                <w:webHidden/>
               </w:rPr>
               <w:fldChar w:fldCharType="separate"/>
             </w:r>
@@ -395,7 +376,6 @@
               <w:rPr>
                 <w:noProof/>
                 <w:webHidden/>
-                <w:lang w:val="sr-Latn-RS"/>
               </w:rPr>
               <w:t>3</w:t>
             </w:r>
@@ -403,7 +383,6 @@
               <w:rPr>
                 <w:noProof/>
                 <w:webHidden/>
-                <w:lang w:val="sr-Latn-RS"/>
               </w:rPr>
               <w:fldChar w:fldCharType="end"/>
             </w:r>
@@ -422,7 +401,7 @@
               <w:lang w:val="sr-Latn-RS" w:eastAsia="sr-Latn-RS"/>
             </w:rPr>
           </w:pPr>
-          <w:hyperlink w:anchor="_Toc224221806" w:history="1">
+          <w:hyperlink w:anchor="_Toc224588917" w:history="1">
             <w:r>
               <w:rPr>
                 <w:rStyle w:val="Hyperlink"/>
@@ -435,7 +414,6 @@
               <w:rPr>
                 <w:noProof/>
                 <w:webHidden/>
-                <w:lang w:val="sr-Latn-RS"/>
               </w:rPr>
               <w:tab/>
             </w:r>
@@ -443,7 +421,6 @@
               <w:rPr>
                 <w:noProof/>
                 <w:webHidden/>
-                <w:lang w:val="sr-Latn-RS"/>
               </w:rPr>
               <w:fldChar w:fldCharType="begin"/>
             </w:r>
@@ -451,22 +428,19 @@
               <w:rPr>
                 <w:noProof/>
                 <w:webHidden/>
-                <w:lang w:val="sr-Latn-RS"/>
-              </w:rPr>
-              <w:instrText xml:space="preserve"> PAGEREF _Toc224221806 \h </w:instrText>
-            </w:r>
-            <w:r>
-              <w:rPr>
-                <w:noProof/>
-                <w:webHidden/>
-                <w:lang w:val="sr-Latn-RS"/>
-              </w:rPr>
-            </w:r>
-            <w:r>
-              <w:rPr>
-                <w:noProof/>
-                <w:webHidden/>
-                <w:lang w:val="sr-Latn-RS"/>
+              </w:rPr>
+              <w:instrText xml:space="preserve"> PAGEREF _Toc224588917 \h </w:instrText>
+            </w:r>
+            <w:r>
+              <w:rPr>
+                <w:noProof/>
+                <w:webHidden/>
+              </w:rPr>
+            </w:r>
+            <w:r>
+              <w:rPr>
+                <w:noProof/>
+                <w:webHidden/>
               </w:rPr>
               <w:fldChar w:fldCharType="separate"/>
             </w:r>
@@ -474,7 +448,6 @@
               <w:rPr>
                 <w:noProof/>
                 <w:webHidden/>
-                <w:lang w:val="sr-Latn-RS"/>
               </w:rPr>
               <w:t>3</w:t>
             </w:r>
@@ -482,7 +455,6 @@
               <w:rPr>
                 <w:noProof/>
                 <w:webHidden/>
-                <w:lang w:val="sr-Latn-RS"/>
               </w:rPr>
               <w:fldChar w:fldCharType="end"/>
             </w:r>
@@ -501,7 +473,7 @@
               <w:lang w:val="sr-Latn-RS" w:eastAsia="sr-Latn-RS"/>
             </w:rPr>
           </w:pPr>
-          <w:hyperlink w:anchor="_Toc224221807" w:history="1">
+          <w:hyperlink w:anchor="_Toc224588918" w:history="1">
             <w:r>
               <w:rPr>
                 <w:rStyle w:val="Hyperlink"/>
@@ -514,7 +486,6 @@
               <w:rPr>
                 <w:noProof/>
                 <w:webHidden/>
-                <w:lang w:val="sr-Latn-RS"/>
               </w:rPr>
               <w:tab/>
             </w:r>
@@ -522,7 +493,6 @@
               <w:rPr>
                 <w:noProof/>
                 <w:webHidden/>
-                <w:lang w:val="sr-Latn-RS"/>
               </w:rPr>
               <w:fldChar w:fldCharType="begin"/>
             </w:r>
@@ -530,22 +500,19 @@
               <w:rPr>
                 <w:noProof/>
                 <w:webHidden/>
-                <w:lang w:val="sr-Latn-RS"/>
-              </w:rPr>
-              <w:instrText xml:space="preserve"> PAGEREF _Toc224221807 \h </w:instrText>
-            </w:r>
-            <w:r>
-              <w:rPr>
-                <w:noProof/>
-                <w:webHidden/>
-                <w:lang w:val="sr-Latn-RS"/>
-              </w:rPr>
-            </w:r>
-            <w:r>
-              <w:rPr>
-                <w:noProof/>
-                <w:webHidden/>
-                <w:lang w:val="sr-Latn-RS"/>
+              </w:rPr>
+              <w:instrText xml:space="preserve"> PAGEREF _Toc224588918 \h </w:instrText>
+            </w:r>
+            <w:r>
+              <w:rPr>
+                <w:noProof/>
+                <w:webHidden/>
+              </w:rPr>
+            </w:r>
+            <w:r>
+              <w:rPr>
+                <w:noProof/>
+                <w:webHidden/>
               </w:rPr>
               <w:fldChar w:fldCharType="separate"/>
             </w:r>
@@ -553,7 +520,6 @@
               <w:rPr>
                 <w:noProof/>
                 <w:webHidden/>
-                <w:lang w:val="sr-Latn-RS"/>
               </w:rPr>
               <w:t>4</w:t>
             </w:r>
@@ -561,7 +527,6 @@
               <w:rPr>
                 <w:noProof/>
                 <w:webHidden/>
-                <w:lang w:val="sr-Latn-RS"/>
               </w:rPr>
               <w:fldChar w:fldCharType="end"/>
             </w:r>
@@ -581,7 +546,7 @@
               <w:lang w:val="sr-Latn-RS" w:eastAsia="sr-Latn-RS"/>
             </w:rPr>
           </w:pPr>
-          <w:hyperlink w:anchor="_Toc224221808" w:history="1">
+          <w:hyperlink w:anchor="_Toc224588919" w:history="1">
             <w:r>
               <w:rPr>
                 <w:rStyle w:val="Hyperlink"/>
@@ -611,7 +576,6 @@
               <w:rPr>
                 <w:noProof/>
                 <w:webHidden/>
-                <w:lang w:val="sr-Latn-RS"/>
               </w:rPr>
               <w:tab/>
             </w:r>
@@ -619,7 +583,6 @@
               <w:rPr>
                 <w:noProof/>
                 <w:webHidden/>
-                <w:lang w:val="sr-Latn-RS"/>
               </w:rPr>
               <w:fldChar w:fldCharType="begin"/>
             </w:r>
@@ -627,22 +590,19 @@
               <w:rPr>
                 <w:noProof/>
                 <w:webHidden/>
-                <w:lang w:val="sr-Latn-RS"/>
-              </w:rPr>
-              <w:instrText xml:space="preserve"> PAGEREF _Toc224221808 \h </w:instrText>
-            </w:r>
-            <w:r>
-              <w:rPr>
-                <w:noProof/>
-                <w:webHidden/>
-                <w:lang w:val="sr-Latn-RS"/>
-              </w:rPr>
-            </w:r>
-            <w:r>
-              <w:rPr>
-                <w:noProof/>
-                <w:webHidden/>
-                <w:lang w:val="sr-Latn-RS"/>
+              </w:rPr>
+              <w:instrText xml:space="preserve"> PAGEREF _Toc224588919 \h </w:instrText>
+            </w:r>
+            <w:r>
+              <w:rPr>
+                <w:noProof/>
+                <w:webHidden/>
+              </w:rPr>
+            </w:r>
+            <w:r>
+              <w:rPr>
+                <w:noProof/>
+                <w:webHidden/>
               </w:rPr>
               <w:fldChar w:fldCharType="separate"/>
             </w:r>
@@ -650,7 +610,6 @@
               <w:rPr>
                 <w:noProof/>
                 <w:webHidden/>
-                <w:lang w:val="sr-Latn-RS"/>
               </w:rPr>
               <w:t>5</w:t>
             </w:r>
@@ -658,7 +617,6 @@
               <w:rPr>
                 <w:noProof/>
                 <w:webHidden/>
-                <w:lang w:val="sr-Latn-RS"/>
               </w:rPr>
               <w:fldChar w:fldCharType="end"/>
             </w:r>
@@ -677,7 +635,7 @@
               <w:lang w:val="sr-Latn-RS" w:eastAsia="sr-Latn-RS"/>
             </w:rPr>
           </w:pPr>
-          <w:hyperlink w:anchor="_Toc224221809" w:history="1">
+          <w:hyperlink w:anchor="_Toc224588920" w:history="1">
             <w:r>
               <w:rPr>
                 <w:rStyle w:val="Hyperlink"/>
@@ -690,7 +648,6 @@
               <w:rPr>
                 <w:noProof/>
                 <w:webHidden/>
-                <w:lang w:val="sr-Latn-RS"/>
               </w:rPr>
               <w:tab/>
             </w:r>
@@ -698,7 +655,6 @@
               <w:rPr>
                 <w:noProof/>
                 <w:webHidden/>
-                <w:lang w:val="sr-Latn-RS"/>
               </w:rPr>
               <w:fldChar w:fldCharType="begin"/>
             </w:r>
@@ -706,22 +662,19 @@
               <w:rPr>
                 <w:noProof/>
                 <w:webHidden/>
-                <w:lang w:val="sr-Latn-RS"/>
-              </w:rPr>
-              <w:instrText xml:space="preserve"> PAGEREF _Toc224221809 \h </w:instrText>
-            </w:r>
-            <w:r>
-              <w:rPr>
-                <w:noProof/>
-                <w:webHidden/>
-                <w:lang w:val="sr-Latn-RS"/>
-              </w:rPr>
-            </w:r>
-            <w:r>
-              <w:rPr>
-                <w:noProof/>
-                <w:webHidden/>
-                <w:lang w:val="sr-Latn-RS"/>
+              </w:rPr>
+              <w:instrText xml:space="preserve"> PAGEREF _Toc224588920 \h </w:instrText>
+            </w:r>
+            <w:r>
+              <w:rPr>
+                <w:noProof/>
+                <w:webHidden/>
+              </w:rPr>
+            </w:r>
+            <w:r>
+              <w:rPr>
+                <w:noProof/>
+                <w:webHidden/>
               </w:rPr>
               <w:fldChar w:fldCharType="separate"/>
             </w:r>
@@ -729,7 +682,6 @@
               <w:rPr>
                 <w:noProof/>
                 <w:webHidden/>
-                <w:lang w:val="sr-Latn-RS"/>
               </w:rPr>
               <w:t>6</w:t>
             </w:r>
@@ -737,7 +689,6 @@
               <w:rPr>
                 <w:noProof/>
                 <w:webHidden/>
-                <w:lang w:val="sr-Latn-RS"/>
               </w:rPr>
               <w:fldChar w:fldCharType="end"/>
             </w:r>
@@ -756,7 +707,7 @@
               <w:lang w:val="sr-Latn-RS" w:eastAsia="sr-Latn-RS"/>
             </w:rPr>
           </w:pPr>
-          <w:hyperlink w:anchor="_Toc224221810" w:history="1">
+          <w:hyperlink w:anchor="_Toc224588921" w:history="1">
             <w:r>
               <w:rPr>
                 <w:rStyle w:val="Hyperlink"/>
@@ -769,7 +720,6 @@
               <w:rPr>
                 <w:noProof/>
                 <w:webHidden/>
-                <w:lang w:val="sr-Latn-RS"/>
               </w:rPr>
               <w:tab/>
             </w:r>
@@ -777,7 +727,6 @@
               <w:rPr>
                 <w:noProof/>
                 <w:webHidden/>
-                <w:lang w:val="sr-Latn-RS"/>
               </w:rPr>
               <w:fldChar w:fldCharType="begin"/>
             </w:r>
@@ -785,22 +734,19 @@
               <w:rPr>
                 <w:noProof/>
                 <w:webHidden/>
-                <w:lang w:val="sr-Latn-RS"/>
-              </w:rPr>
-              <w:instrText xml:space="preserve"> PAGEREF _Toc224221810 \h </w:instrText>
-            </w:r>
-            <w:r>
-              <w:rPr>
-                <w:noProof/>
-                <w:webHidden/>
-                <w:lang w:val="sr-Latn-RS"/>
-              </w:rPr>
-            </w:r>
-            <w:r>
-              <w:rPr>
-                <w:noProof/>
-                <w:webHidden/>
-                <w:lang w:val="sr-Latn-RS"/>
+              </w:rPr>
+              <w:instrText xml:space="preserve"> PAGEREF _Toc224588921 \h </w:instrText>
+            </w:r>
+            <w:r>
+              <w:rPr>
+                <w:noProof/>
+                <w:webHidden/>
+              </w:rPr>
+            </w:r>
+            <w:r>
+              <w:rPr>
+                <w:noProof/>
+                <w:webHidden/>
               </w:rPr>
               <w:fldChar w:fldCharType="separate"/>
             </w:r>
@@ -808,7 +754,6 @@
               <w:rPr>
                 <w:noProof/>
                 <w:webHidden/>
-                <w:lang w:val="sr-Latn-RS"/>
               </w:rPr>
               <w:t>9</w:t>
             </w:r>
@@ -816,7 +761,6 @@
               <w:rPr>
                 <w:noProof/>
                 <w:webHidden/>
-                <w:lang w:val="sr-Latn-RS"/>
               </w:rPr>
               <w:fldChar w:fldCharType="end"/>
             </w:r>
@@ -835,7 +779,7 @@
               <w:lang w:val="sr-Latn-RS" w:eastAsia="sr-Latn-RS"/>
             </w:rPr>
           </w:pPr>
-          <w:hyperlink w:anchor="_Toc224221811" w:history="1">
+          <w:hyperlink w:anchor="_Toc224588922" w:history="1">
             <w:r>
               <w:rPr>
                 <w:rStyle w:val="Hyperlink"/>
@@ -848,7 +792,6 @@
               <w:rPr>
                 <w:noProof/>
                 <w:webHidden/>
-                <w:lang w:val="sr-Latn-RS"/>
               </w:rPr>
               <w:tab/>
             </w:r>
@@ -856,7 +799,6 @@
               <w:rPr>
                 <w:noProof/>
                 <w:webHidden/>
-                <w:lang w:val="sr-Latn-RS"/>
               </w:rPr>
               <w:fldChar w:fldCharType="begin"/>
             </w:r>
@@ -864,22 +806,19 @@
               <w:rPr>
                 <w:noProof/>
                 <w:webHidden/>
-                <w:lang w:val="sr-Latn-RS"/>
-              </w:rPr>
-              <w:instrText xml:space="preserve"> PAGEREF _Toc224221811 \h </w:instrText>
-            </w:r>
-            <w:r>
-              <w:rPr>
-                <w:noProof/>
-                <w:webHidden/>
-                <w:lang w:val="sr-Latn-RS"/>
-              </w:rPr>
-            </w:r>
-            <w:r>
-              <w:rPr>
-                <w:noProof/>
-                <w:webHidden/>
-                <w:lang w:val="sr-Latn-RS"/>
+              </w:rPr>
+              <w:instrText xml:space="preserve"> PAGEREF _Toc224588922 \h </w:instrText>
+            </w:r>
+            <w:r>
+              <w:rPr>
+                <w:noProof/>
+                <w:webHidden/>
+              </w:rPr>
+            </w:r>
+            <w:r>
+              <w:rPr>
+                <w:noProof/>
+                <w:webHidden/>
               </w:rPr>
               <w:fldChar w:fldCharType="separate"/>
             </w:r>
@@ -887,7 +826,6 @@
               <w:rPr>
                 <w:noProof/>
                 <w:webHidden/>
-                <w:lang w:val="sr-Latn-RS"/>
               </w:rPr>
               <w:t>10</w:t>
             </w:r>
@@ -895,7 +833,6 @@
               <w:rPr>
                 <w:noProof/>
                 <w:webHidden/>
-                <w:lang w:val="sr-Latn-RS"/>
               </w:rPr>
               <w:fldChar w:fldCharType="end"/>
             </w:r>
@@ -914,7 +851,7 @@
               <w:lang w:val="sr-Latn-RS" w:eastAsia="sr-Latn-RS"/>
             </w:rPr>
           </w:pPr>
-          <w:hyperlink w:anchor="_Toc224221812" w:history="1">
+          <w:hyperlink w:anchor="_Toc224588923" w:history="1">
             <w:r>
               <w:rPr>
                 <w:rStyle w:val="Hyperlink"/>
@@ -927,7 +864,6 @@
               <w:rPr>
                 <w:noProof/>
                 <w:webHidden/>
-                <w:lang w:val="sr-Latn-RS"/>
               </w:rPr>
               <w:tab/>
             </w:r>
@@ -935,7 +871,6 @@
               <w:rPr>
                 <w:noProof/>
                 <w:webHidden/>
-                <w:lang w:val="sr-Latn-RS"/>
               </w:rPr>
               <w:fldChar w:fldCharType="begin"/>
             </w:r>
@@ -943,22 +878,19 @@
               <w:rPr>
                 <w:noProof/>
                 <w:webHidden/>
-                <w:lang w:val="sr-Latn-RS"/>
-              </w:rPr>
-              <w:instrText xml:space="preserve"> PAGEREF _Toc224221812 \h </w:instrText>
-            </w:r>
-            <w:r>
-              <w:rPr>
-                <w:noProof/>
-                <w:webHidden/>
-                <w:lang w:val="sr-Latn-RS"/>
-              </w:rPr>
-            </w:r>
-            <w:r>
-              <w:rPr>
-                <w:noProof/>
-                <w:webHidden/>
-                <w:lang w:val="sr-Latn-RS"/>
+              </w:rPr>
+              <w:instrText xml:space="preserve"> PAGEREF _Toc224588923 \h </w:instrText>
+            </w:r>
+            <w:r>
+              <w:rPr>
+                <w:noProof/>
+                <w:webHidden/>
+              </w:rPr>
+            </w:r>
+            <w:r>
+              <w:rPr>
+                <w:noProof/>
+                <w:webHidden/>
               </w:rPr>
               <w:fldChar w:fldCharType="separate"/>
             </w:r>
@@ -966,7 +898,6 @@
               <w:rPr>
                 <w:noProof/>
                 <w:webHidden/>
-                <w:lang w:val="sr-Latn-RS"/>
               </w:rPr>
               <w:t>11</w:t>
             </w:r>
@@ -974,7 +905,6 @@
               <w:rPr>
                 <w:noProof/>
                 <w:webHidden/>
-                <w:lang w:val="sr-Latn-RS"/>
               </w:rPr>
               <w:fldChar w:fldCharType="end"/>
             </w:r>
@@ -994,7 +924,7 @@
               <w:lang w:val="sr-Latn-RS" w:eastAsia="sr-Latn-RS"/>
             </w:rPr>
           </w:pPr>
-          <w:hyperlink w:anchor="_Toc224221813" w:history="1">
+          <w:hyperlink w:anchor="_Toc224588924" w:history="1">
             <w:r>
               <w:rPr>
                 <w:rStyle w:val="Hyperlink"/>
@@ -1024,7 +954,6 @@
               <w:rPr>
                 <w:noProof/>
                 <w:webHidden/>
-                <w:lang w:val="sr-Latn-RS"/>
               </w:rPr>
               <w:tab/>
             </w:r>
@@ -1032,7 +961,6 @@
               <w:rPr>
                 <w:noProof/>
                 <w:webHidden/>
-                <w:lang w:val="sr-Latn-RS"/>
               </w:rPr>
               <w:fldChar w:fldCharType="begin"/>
             </w:r>
@@ -1040,22 +968,19 @@
               <w:rPr>
                 <w:noProof/>
                 <w:webHidden/>
-                <w:lang w:val="sr-Latn-RS"/>
-              </w:rPr>
-              <w:instrText xml:space="preserve"> PAGEREF _Toc224221813 \h </w:instrText>
-            </w:r>
-            <w:r>
-              <w:rPr>
-                <w:noProof/>
-                <w:webHidden/>
-                <w:lang w:val="sr-Latn-RS"/>
-              </w:rPr>
-            </w:r>
-            <w:r>
-              <w:rPr>
-                <w:noProof/>
-                <w:webHidden/>
-                <w:lang w:val="sr-Latn-RS"/>
+              </w:rPr>
+              <w:instrText xml:space="preserve"> PAGEREF _Toc224588924 \h </w:instrText>
+            </w:r>
+            <w:r>
+              <w:rPr>
+                <w:noProof/>
+                <w:webHidden/>
+              </w:rPr>
+            </w:r>
+            <w:r>
+              <w:rPr>
+                <w:noProof/>
+                <w:webHidden/>
               </w:rPr>
               <w:fldChar w:fldCharType="separate"/>
             </w:r>
@@ -1063,7 +988,6 @@
               <w:rPr>
                 <w:noProof/>
                 <w:webHidden/>
-                <w:lang w:val="sr-Latn-RS"/>
               </w:rPr>
               <w:t>12</w:t>
             </w:r>
@@ -1071,7 +995,6 @@
               <w:rPr>
                 <w:noProof/>
                 <w:webHidden/>
-                <w:lang w:val="sr-Latn-RS"/>
               </w:rPr>
               <w:fldChar w:fldCharType="end"/>
             </w:r>
@@ -1090,7 +1013,7 @@
               <w:lang w:val="sr-Latn-RS" w:eastAsia="sr-Latn-RS"/>
             </w:rPr>
           </w:pPr>
-          <w:hyperlink w:anchor="_Toc224221814" w:history="1">
+          <w:hyperlink w:anchor="_Toc224588925" w:history="1">
             <w:r>
               <w:rPr>
                 <w:rStyle w:val="Hyperlink"/>
@@ -1103,7 +1026,6 @@
               <w:rPr>
                 <w:noProof/>
                 <w:webHidden/>
-                <w:lang w:val="sr-Latn-RS"/>
               </w:rPr>
               <w:tab/>
             </w:r>
@@ -1111,7 +1033,6 @@
               <w:rPr>
                 <w:noProof/>
                 <w:webHidden/>
-                <w:lang w:val="sr-Latn-RS"/>
               </w:rPr>
               <w:fldChar w:fldCharType="begin"/>
             </w:r>
@@ -1119,22 +1040,19 @@
               <w:rPr>
                 <w:noProof/>
                 <w:webHidden/>
-                <w:lang w:val="sr-Latn-RS"/>
-              </w:rPr>
-              <w:instrText xml:space="preserve"> PAGEREF _Toc224221814 \h </w:instrText>
-            </w:r>
-            <w:r>
-              <w:rPr>
-                <w:noProof/>
-                <w:webHidden/>
-                <w:lang w:val="sr-Latn-RS"/>
-              </w:rPr>
-            </w:r>
-            <w:r>
-              <w:rPr>
-                <w:noProof/>
-                <w:webHidden/>
-                <w:lang w:val="sr-Latn-RS"/>
+              </w:rPr>
+              <w:instrText xml:space="preserve"> PAGEREF _Toc224588925 \h </w:instrText>
+            </w:r>
+            <w:r>
+              <w:rPr>
+                <w:noProof/>
+                <w:webHidden/>
+              </w:rPr>
+            </w:r>
+            <w:r>
+              <w:rPr>
+                <w:noProof/>
+                <w:webHidden/>
               </w:rPr>
               <w:fldChar w:fldCharType="separate"/>
             </w:r>
@@ -1142,7 +1060,6 @@
               <w:rPr>
                 <w:noProof/>
                 <w:webHidden/>
-                <w:lang w:val="sr-Latn-RS"/>
               </w:rPr>
               <w:t>12</w:t>
             </w:r>
@@ -1150,7 +1067,6 @@
               <w:rPr>
                 <w:noProof/>
                 <w:webHidden/>
-                <w:lang w:val="sr-Latn-RS"/>
               </w:rPr>
               <w:fldChar w:fldCharType="end"/>
             </w:r>
@@ -1169,7 +1085,7 @@
               <w:lang w:val="sr-Latn-RS" w:eastAsia="sr-Latn-RS"/>
             </w:rPr>
           </w:pPr>
-          <w:hyperlink w:anchor="_Toc224221815" w:history="1">
+          <w:hyperlink w:anchor="_Toc224588926" w:history="1">
             <w:r>
               <w:rPr>
                 <w:rStyle w:val="Hyperlink"/>
@@ -1182,7 +1098,6 @@
               <w:rPr>
                 <w:noProof/>
                 <w:webHidden/>
-                <w:lang w:val="sr-Latn-RS"/>
               </w:rPr>
               <w:tab/>
             </w:r>
@@ -1190,7 +1105,6 @@
               <w:rPr>
                 <w:noProof/>
                 <w:webHidden/>
-                <w:lang w:val="sr-Latn-RS"/>
               </w:rPr>
               <w:fldChar w:fldCharType="begin"/>
             </w:r>
@@ -1198,22 +1112,19 @@
               <w:rPr>
                 <w:noProof/>
                 <w:webHidden/>
-                <w:lang w:val="sr-Latn-RS"/>
-              </w:rPr>
-              <w:instrText xml:space="preserve"> PAGEREF _Toc224221815 \h </w:instrText>
-            </w:r>
-            <w:r>
-              <w:rPr>
-                <w:noProof/>
-                <w:webHidden/>
-                <w:lang w:val="sr-Latn-RS"/>
-              </w:rPr>
-            </w:r>
-            <w:r>
-              <w:rPr>
-                <w:noProof/>
-                <w:webHidden/>
-                <w:lang w:val="sr-Latn-RS"/>
+              </w:rPr>
+              <w:instrText xml:space="preserve"> PAGEREF _Toc224588926 \h </w:instrText>
+            </w:r>
+            <w:r>
+              <w:rPr>
+                <w:noProof/>
+                <w:webHidden/>
+              </w:rPr>
+            </w:r>
+            <w:r>
+              <w:rPr>
+                <w:noProof/>
+                <w:webHidden/>
               </w:rPr>
               <w:fldChar w:fldCharType="separate"/>
             </w:r>
@@ -1221,7 +1132,6 @@
               <w:rPr>
                 <w:noProof/>
                 <w:webHidden/>
-                <w:lang w:val="sr-Latn-RS"/>
               </w:rPr>
               <w:t>13</w:t>
             </w:r>
@@ -1229,7 +1139,6 @@
               <w:rPr>
                 <w:noProof/>
                 <w:webHidden/>
-                <w:lang w:val="sr-Latn-RS"/>
               </w:rPr>
               <w:fldChar w:fldCharType="end"/>
             </w:r>
@@ -1248,7 +1157,7 @@
               <w:lang w:val="sr-Latn-RS" w:eastAsia="sr-Latn-RS"/>
             </w:rPr>
           </w:pPr>
-          <w:hyperlink w:anchor="_Toc224221816" w:history="1">
+          <w:hyperlink w:anchor="_Toc224588927" w:history="1">
             <w:r>
               <w:rPr>
                 <w:rStyle w:val="Hyperlink"/>
@@ -1261,7 +1170,6 @@
               <w:rPr>
                 <w:noProof/>
                 <w:webHidden/>
-                <w:lang w:val="sr-Latn-RS"/>
               </w:rPr>
               <w:tab/>
             </w:r>
@@ -1269,7 +1177,6 @@
               <w:rPr>
                 <w:noProof/>
                 <w:webHidden/>
-                <w:lang w:val="sr-Latn-RS"/>
               </w:rPr>
               <w:fldChar w:fldCharType="begin"/>
             </w:r>
@@ -1277,22 +1184,19 @@
               <w:rPr>
                 <w:noProof/>
                 <w:webHidden/>
-                <w:lang w:val="sr-Latn-RS"/>
-              </w:rPr>
-              <w:instrText xml:space="preserve"> PAGEREF _Toc224221816 \h </w:instrText>
-            </w:r>
-            <w:r>
-              <w:rPr>
-                <w:noProof/>
-                <w:webHidden/>
-                <w:lang w:val="sr-Latn-RS"/>
-              </w:rPr>
-            </w:r>
-            <w:r>
-              <w:rPr>
-                <w:noProof/>
-                <w:webHidden/>
-                <w:lang w:val="sr-Latn-RS"/>
+              </w:rPr>
+              <w:instrText xml:space="preserve"> PAGEREF _Toc224588927 \h </w:instrText>
+            </w:r>
+            <w:r>
+              <w:rPr>
+                <w:noProof/>
+                <w:webHidden/>
+              </w:rPr>
+            </w:r>
+            <w:r>
+              <w:rPr>
+                <w:noProof/>
+                <w:webHidden/>
               </w:rPr>
               <w:fldChar w:fldCharType="separate"/>
             </w:r>
@@ -1300,7 +1204,6 @@
               <w:rPr>
                 <w:noProof/>
                 <w:webHidden/>
-                <w:lang w:val="sr-Latn-RS"/>
               </w:rPr>
               <w:t>14</w:t>
             </w:r>
@@ -1308,7 +1211,6 @@
               <w:rPr>
                 <w:noProof/>
                 <w:webHidden/>
-                <w:lang w:val="sr-Latn-RS"/>
               </w:rPr>
               <w:fldChar w:fldCharType="end"/>
             </w:r>
@@ -1327,7 +1229,7 @@
               <w:lang w:val="sr-Latn-RS" w:eastAsia="sr-Latn-RS"/>
             </w:rPr>
           </w:pPr>
-          <w:hyperlink w:anchor="_Toc224221817" w:history="1">
+          <w:hyperlink w:anchor="_Toc224588928" w:history="1">
             <w:r>
               <w:rPr>
                 <w:rStyle w:val="Hyperlink"/>
@@ -1340,7 +1242,6 @@
               <w:rPr>
                 <w:noProof/>
                 <w:webHidden/>
-                <w:lang w:val="sr-Latn-RS"/>
               </w:rPr>
               <w:tab/>
             </w:r>
@@ -1348,7 +1249,6 @@
               <w:rPr>
                 <w:noProof/>
                 <w:webHidden/>
-                <w:lang w:val="sr-Latn-RS"/>
               </w:rPr>
               <w:fldChar w:fldCharType="begin"/>
             </w:r>
@@ -1356,22 +1256,19 @@
               <w:rPr>
                 <w:noProof/>
                 <w:webHidden/>
-                <w:lang w:val="sr-Latn-RS"/>
-              </w:rPr>
-              <w:instrText xml:space="preserve"> PAGEREF _Toc224221817 \h </w:instrText>
-            </w:r>
-            <w:r>
-              <w:rPr>
-                <w:noProof/>
-                <w:webHidden/>
-                <w:lang w:val="sr-Latn-RS"/>
-              </w:rPr>
-            </w:r>
-            <w:r>
-              <w:rPr>
-                <w:noProof/>
-                <w:webHidden/>
-                <w:lang w:val="sr-Latn-RS"/>
+              </w:rPr>
+              <w:instrText xml:space="preserve"> PAGEREF _Toc224588928 \h </w:instrText>
+            </w:r>
+            <w:r>
+              <w:rPr>
+                <w:noProof/>
+                <w:webHidden/>
+              </w:rPr>
+            </w:r>
+            <w:r>
+              <w:rPr>
+                <w:noProof/>
+                <w:webHidden/>
               </w:rPr>
               <w:fldChar w:fldCharType="separate"/>
             </w:r>
@@ -1379,7 +1276,6 @@
               <w:rPr>
                 <w:noProof/>
                 <w:webHidden/>
-                <w:lang w:val="sr-Latn-RS"/>
               </w:rPr>
               <w:t>15</w:t>
             </w:r>
@@ -1387,7 +1283,6 @@
               <w:rPr>
                 <w:noProof/>
                 <w:webHidden/>
-                <w:lang w:val="sr-Latn-RS"/>
               </w:rPr>
               <w:fldChar w:fldCharType="end"/>
             </w:r>
@@ -1407,7 +1302,7 @@
               <w:lang w:val="sr-Latn-RS" w:eastAsia="sr-Latn-RS"/>
             </w:rPr>
           </w:pPr>
-          <w:hyperlink w:anchor="_Toc224221818" w:history="1">
+          <w:hyperlink w:anchor="_Toc224588929" w:history="1">
             <w:r>
               <w:rPr>
                 <w:rStyle w:val="Hyperlink"/>
@@ -1437,7 +1332,6 @@
               <w:rPr>
                 <w:noProof/>
                 <w:webHidden/>
-                <w:lang w:val="sr-Latn-RS"/>
               </w:rPr>
               <w:tab/>
             </w:r>
@@ -1445,7 +1339,6 @@
               <w:rPr>
                 <w:noProof/>
                 <w:webHidden/>
-                <w:lang w:val="sr-Latn-RS"/>
               </w:rPr>
               <w:fldChar w:fldCharType="begin"/>
             </w:r>
@@ -1453,22 +1346,19 @@
               <w:rPr>
                 <w:noProof/>
                 <w:webHidden/>
-                <w:lang w:val="sr-Latn-RS"/>
-              </w:rPr>
-              <w:instrText xml:space="preserve"> PAGEREF _Toc224221818 \h </w:instrText>
-            </w:r>
-            <w:r>
-              <w:rPr>
-                <w:noProof/>
-                <w:webHidden/>
-                <w:lang w:val="sr-Latn-RS"/>
-              </w:rPr>
-            </w:r>
-            <w:r>
-              <w:rPr>
-                <w:noProof/>
-                <w:webHidden/>
-                <w:lang w:val="sr-Latn-RS"/>
+              </w:rPr>
+              <w:instrText xml:space="preserve"> PAGEREF _Toc224588929 \h </w:instrText>
+            </w:r>
+            <w:r>
+              <w:rPr>
+                <w:noProof/>
+                <w:webHidden/>
+              </w:rPr>
+            </w:r>
+            <w:r>
+              <w:rPr>
+                <w:noProof/>
+                <w:webHidden/>
               </w:rPr>
               <w:fldChar w:fldCharType="separate"/>
             </w:r>
@@ -1476,7 +1366,6 @@
               <w:rPr>
                 <w:noProof/>
                 <w:webHidden/>
-                <w:lang w:val="sr-Latn-RS"/>
               </w:rPr>
               <w:t>16</w:t>
             </w:r>
@@ -1484,7 +1373,6 @@
               <w:rPr>
                 <w:noProof/>
                 <w:webHidden/>
-                <w:lang w:val="sr-Latn-RS"/>
               </w:rPr>
               <w:fldChar w:fldCharType="end"/>
             </w:r>
@@ -1503,7 +1391,7 @@
               <w:lang w:val="sr-Latn-RS" w:eastAsia="sr-Latn-RS"/>
             </w:rPr>
           </w:pPr>
-          <w:hyperlink w:anchor="_Toc224221819" w:history="1">
+          <w:hyperlink w:anchor="_Toc224588930" w:history="1">
             <w:r>
               <w:rPr>
                 <w:rStyle w:val="Hyperlink"/>
@@ -1516,7 +1404,6 @@
               <w:rPr>
                 <w:noProof/>
                 <w:webHidden/>
-                <w:lang w:val="sr-Latn-RS"/>
               </w:rPr>
               <w:tab/>
             </w:r>
@@ -1524,7 +1411,6 @@
               <w:rPr>
                 <w:noProof/>
                 <w:webHidden/>
-                <w:lang w:val="sr-Latn-RS"/>
               </w:rPr>
               <w:fldChar w:fldCharType="begin"/>
             </w:r>
@@ -1532,22 +1418,19 @@
               <w:rPr>
                 <w:noProof/>
                 <w:webHidden/>
-                <w:lang w:val="sr-Latn-RS"/>
-              </w:rPr>
-              <w:instrText xml:space="preserve"> PAGEREF _Toc224221819 \h </w:instrText>
-            </w:r>
-            <w:r>
-              <w:rPr>
-                <w:noProof/>
-                <w:webHidden/>
-                <w:lang w:val="sr-Latn-RS"/>
-              </w:rPr>
-            </w:r>
-            <w:r>
-              <w:rPr>
-                <w:noProof/>
-                <w:webHidden/>
-                <w:lang w:val="sr-Latn-RS"/>
+              </w:rPr>
+              <w:instrText xml:space="preserve"> PAGEREF _Toc224588930 \h </w:instrText>
+            </w:r>
+            <w:r>
+              <w:rPr>
+                <w:noProof/>
+                <w:webHidden/>
+              </w:rPr>
+            </w:r>
+            <w:r>
+              <w:rPr>
+                <w:noProof/>
+                <w:webHidden/>
               </w:rPr>
               <w:fldChar w:fldCharType="separate"/>
             </w:r>
@@ -1555,7 +1438,6 @@
               <w:rPr>
                 <w:noProof/>
                 <w:webHidden/>
-                <w:lang w:val="sr-Latn-RS"/>
               </w:rPr>
               <w:t>17</w:t>
             </w:r>
@@ -1563,7 +1445,6 @@
               <w:rPr>
                 <w:noProof/>
                 <w:webHidden/>
-                <w:lang w:val="sr-Latn-RS"/>
               </w:rPr>
               <w:fldChar w:fldCharType="end"/>
             </w:r>
@@ -1582,7 +1463,7 @@
               <w:lang w:val="sr-Latn-RS" w:eastAsia="sr-Latn-RS"/>
             </w:rPr>
           </w:pPr>
-          <w:hyperlink w:anchor="_Toc224221820" w:history="1">
+          <w:hyperlink w:anchor="_Toc224588931" w:history="1">
             <w:r>
               <w:rPr>
                 <w:rStyle w:val="Hyperlink"/>
@@ -1595,7 +1476,6 @@
               <w:rPr>
                 <w:noProof/>
                 <w:webHidden/>
-                <w:lang w:val="sr-Latn-RS"/>
               </w:rPr>
               <w:tab/>
             </w:r>
@@ -1603,7 +1483,6 @@
               <w:rPr>
                 <w:noProof/>
                 <w:webHidden/>
-                <w:lang w:val="sr-Latn-RS"/>
               </w:rPr>
               <w:fldChar w:fldCharType="begin"/>
             </w:r>
@@ -1611,22 +1490,19 @@
               <w:rPr>
                 <w:noProof/>
                 <w:webHidden/>
-                <w:lang w:val="sr-Latn-RS"/>
-              </w:rPr>
-              <w:instrText xml:space="preserve"> PAGEREF _Toc224221820 \h </w:instrText>
-            </w:r>
-            <w:r>
-              <w:rPr>
-                <w:noProof/>
-                <w:webHidden/>
-                <w:lang w:val="sr-Latn-RS"/>
-              </w:rPr>
-            </w:r>
-            <w:r>
-              <w:rPr>
-                <w:noProof/>
-                <w:webHidden/>
-                <w:lang w:val="sr-Latn-RS"/>
+              </w:rPr>
+              <w:instrText xml:space="preserve"> PAGEREF _Toc224588931 \h </w:instrText>
+            </w:r>
+            <w:r>
+              <w:rPr>
+                <w:noProof/>
+                <w:webHidden/>
+              </w:rPr>
+            </w:r>
+            <w:r>
+              <w:rPr>
+                <w:noProof/>
+                <w:webHidden/>
               </w:rPr>
               <w:fldChar w:fldCharType="separate"/>
             </w:r>
@@ -1634,7 +1510,6 @@
               <w:rPr>
                 <w:noProof/>
                 <w:webHidden/>
-                <w:lang w:val="sr-Latn-RS"/>
               </w:rPr>
               <w:t>18</w:t>
             </w:r>
@@ -1642,7 +1517,6 @@
               <w:rPr>
                 <w:noProof/>
                 <w:webHidden/>
-                <w:lang w:val="sr-Latn-RS"/>
               </w:rPr>
               <w:fldChar w:fldCharType="end"/>
             </w:r>
@@ -1661,7 +1535,7 @@
               <w:lang w:val="sr-Latn-RS" w:eastAsia="sr-Latn-RS"/>
             </w:rPr>
           </w:pPr>
-          <w:hyperlink w:anchor="_Toc224221821" w:history="1">
+          <w:hyperlink w:anchor="_Toc224588932" w:history="1">
             <w:r>
               <w:rPr>
                 <w:rStyle w:val="Hyperlink"/>
@@ -1674,7 +1548,6 @@
               <w:rPr>
                 <w:noProof/>
                 <w:webHidden/>
-                <w:lang w:val="sr-Latn-RS"/>
               </w:rPr>
               <w:tab/>
             </w:r>
@@ -1682,7 +1555,6 @@
               <w:rPr>
                 <w:noProof/>
                 <w:webHidden/>
-                <w:lang w:val="sr-Latn-RS"/>
               </w:rPr>
               <w:fldChar w:fldCharType="begin"/>
             </w:r>
@@ -1690,22 +1562,19 @@
               <w:rPr>
                 <w:noProof/>
                 <w:webHidden/>
-                <w:lang w:val="sr-Latn-RS"/>
-              </w:rPr>
-              <w:instrText xml:space="preserve"> PAGEREF _Toc224221821 \h </w:instrText>
-            </w:r>
-            <w:r>
-              <w:rPr>
-                <w:noProof/>
-                <w:webHidden/>
-                <w:lang w:val="sr-Latn-RS"/>
-              </w:rPr>
-            </w:r>
-            <w:r>
-              <w:rPr>
-                <w:noProof/>
-                <w:webHidden/>
-                <w:lang w:val="sr-Latn-RS"/>
+              </w:rPr>
+              <w:instrText xml:space="preserve"> PAGEREF _Toc224588932 \h </w:instrText>
+            </w:r>
+            <w:r>
+              <w:rPr>
+                <w:noProof/>
+                <w:webHidden/>
+              </w:rPr>
+            </w:r>
+            <w:r>
+              <w:rPr>
+                <w:noProof/>
+                <w:webHidden/>
               </w:rPr>
               <w:fldChar w:fldCharType="separate"/>
             </w:r>
@@ -1713,7 +1582,6 @@
               <w:rPr>
                 <w:noProof/>
                 <w:webHidden/>
-                <w:lang w:val="sr-Latn-RS"/>
               </w:rPr>
               <w:t>19</w:t>
             </w:r>
@@ -1721,7 +1589,6 @@
               <w:rPr>
                 <w:noProof/>
                 <w:webHidden/>
-                <w:lang w:val="sr-Latn-RS"/>
               </w:rPr>
               <w:fldChar w:fldCharType="end"/>
             </w:r>
@@ -1740,7 +1607,7 @@
               <w:lang w:val="sr-Latn-RS" w:eastAsia="sr-Latn-RS"/>
             </w:rPr>
           </w:pPr>
-          <w:hyperlink w:anchor="_Toc224221822" w:history="1">
+          <w:hyperlink w:anchor="_Toc224588933" w:history="1">
             <w:r>
               <w:rPr>
                 <w:rStyle w:val="Hyperlink"/>
@@ -1753,7 +1620,6 @@
               <w:rPr>
                 <w:noProof/>
                 <w:webHidden/>
-                <w:lang w:val="sr-Latn-RS"/>
               </w:rPr>
               <w:tab/>
             </w:r>
@@ -1761,7 +1627,6 @@
               <w:rPr>
                 <w:noProof/>
                 <w:webHidden/>
-                <w:lang w:val="sr-Latn-RS"/>
               </w:rPr>
               <w:fldChar w:fldCharType="begin"/>
             </w:r>
@@ -1769,22 +1634,19 @@
               <w:rPr>
                 <w:noProof/>
                 <w:webHidden/>
-                <w:lang w:val="sr-Latn-RS"/>
-              </w:rPr>
-              <w:instrText xml:space="preserve"> PAGEREF _Toc224221822 \h </w:instrText>
-            </w:r>
-            <w:r>
-              <w:rPr>
-                <w:noProof/>
-                <w:webHidden/>
-                <w:lang w:val="sr-Latn-RS"/>
-              </w:rPr>
-            </w:r>
-            <w:r>
-              <w:rPr>
-                <w:noProof/>
-                <w:webHidden/>
-                <w:lang w:val="sr-Latn-RS"/>
+              </w:rPr>
+              <w:instrText xml:space="preserve"> PAGEREF _Toc224588933 \h </w:instrText>
+            </w:r>
+            <w:r>
+              <w:rPr>
+                <w:noProof/>
+                <w:webHidden/>
+              </w:rPr>
+            </w:r>
+            <w:r>
+              <w:rPr>
+                <w:noProof/>
+                <w:webHidden/>
               </w:rPr>
               <w:fldChar w:fldCharType="separate"/>
             </w:r>
@@ -1792,7 +1654,6 @@
               <w:rPr>
                 <w:noProof/>
                 <w:webHidden/>
-                <w:lang w:val="sr-Latn-RS"/>
               </w:rPr>
               <w:t>20</w:t>
             </w:r>
@@ -1800,7 +1661,6 @@
               <w:rPr>
                 <w:noProof/>
                 <w:webHidden/>
-                <w:lang w:val="sr-Latn-RS"/>
               </w:rPr>
               <w:fldChar w:fldCharType="end"/>
             </w:r>
@@ -1819,7 +1679,7 @@
               <w:lang w:val="sr-Latn-RS" w:eastAsia="sr-Latn-RS"/>
             </w:rPr>
           </w:pPr>
-          <w:hyperlink w:anchor="_Toc224221823" w:history="1">
+          <w:hyperlink w:anchor="_Toc224588934" w:history="1">
             <w:r>
               <w:rPr>
                 <w:rStyle w:val="Hyperlink"/>
@@ -1832,7 +1692,6 @@
               <w:rPr>
                 <w:noProof/>
                 <w:webHidden/>
-                <w:lang w:val="sr-Latn-RS"/>
               </w:rPr>
               <w:tab/>
             </w:r>
@@ -1840,7 +1699,6 @@
               <w:rPr>
                 <w:noProof/>
                 <w:webHidden/>
-                <w:lang w:val="sr-Latn-RS"/>
               </w:rPr>
               <w:fldChar w:fldCharType="begin"/>
             </w:r>
@@ -1848,22 +1706,19 @@
               <w:rPr>
                 <w:noProof/>
                 <w:webHidden/>
-                <w:lang w:val="sr-Latn-RS"/>
-              </w:rPr>
-              <w:instrText xml:space="preserve"> PAGEREF _Toc224221823 \h </w:instrText>
-            </w:r>
-            <w:r>
-              <w:rPr>
-                <w:noProof/>
-                <w:webHidden/>
-                <w:lang w:val="sr-Latn-RS"/>
-              </w:rPr>
-            </w:r>
-            <w:r>
-              <w:rPr>
-                <w:noProof/>
-                <w:webHidden/>
-                <w:lang w:val="sr-Latn-RS"/>
+              </w:rPr>
+              <w:instrText xml:space="preserve"> PAGEREF _Toc224588934 \h </w:instrText>
+            </w:r>
+            <w:r>
+              <w:rPr>
+                <w:noProof/>
+                <w:webHidden/>
+              </w:rPr>
+            </w:r>
+            <w:r>
+              <w:rPr>
+                <w:noProof/>
+                <w:webHidden/>
               </w:rPr>
               <w:fldChar w:fldCharType="separate"/>
             </w:r>
@@ -1871,7 +1726,6 @@
               <w:rPr>
                 <w:noProof/>
                 <w:webHidden/>
-                <w:lang w:val="sr-Latn-RS"/>
               </w:rPr>
               <w:t>21</w:t>
             </w:r>
@@ -1879,7 +1733,6 @@
               <w:rPr>
                 <w:noProof/>
                 <w:webHidden/>
-                <w:lang w:val="sr-Latn-RS"/>
               </w:rPr>
               <w:fldChar w:fldCharType="end"/>
             </w:r>
@@ -1899,7 +1752,7 @@
               <w:lang w:val="sr-Latn-RS" w:eastAsia="sr-Latn-RS"/>
             </w:rPr>
           </w:pPr>
-          <w:hyperlink w:anchor="_Toc224221824" w:history="1">
+          <w:hyperlink w:anchor="_Toc224588935" w:history="1">
             <w:r>
               <w:rPr>
                 <w:rStyle w:val="Hyperlink"/>
@@ -1929,7 +1782,6 @@
               <w:rPr>
                 <w:noProof/>
                 <w:webHidden/>
-                <w:lang w:val="sr-Latn-RS"/>
               </w:rPr>
               <w:tab/>
             </w:r>
@@ -1937,7 +1789,6 @@
               <w:rPr>
                 <w:noProof/>
                 <w:webHidden/>
-                <w:lang w:val="sr-Latn-RS"/>
               </w:rPr>
               <w:fldChar w:fldCharType="begin"/>
             </w:r>
@@ -1945,22 +1796,19 @@
               <w:rPr>
                 <w:noProof/>
                 <w:webHidden/>
-                <w:lang w:val="sr-Latn-RS"/>
-              </w:rPr>
-              <w:instrText xml:space="preserve"> PAGEREF _Toc224221824 \h </w:instrText>
-            </w:r>
-            <w:r>
-              <w:rPr>
-                <w:noProof/>
-                <w:webHidden/>
-                <w:lang w:val="sr-Latn-RS"/>
-              </w:rPr>
-            </w:r>
-            <w:r>
-              <w:rPr>
-                <w:noProof/>
-                <w:webHidden/>
-                <w:lang w:val="sr-Latn-RS"/>
+              </w:rPr>
+              <w:instrText xml:space="preserve"> PAGEREF _Toc224588935 \h </w:instrText>
+            </w:r>
+            <w:r>
+              <w:rPr>
+                <w:noProof/>
+                <w:webHidden/>
+              </w:rPr>
+            </w:r>
+            <w:r>
+              <w:rPr>
+                <w:noProof/>
+                <w:webHidden/>
               </w:rPr>
               <w:fldChar w:fldCharType="separate"/>
             </w:r>
@@ -1968,7 +1816,6 @@
               <w:rPr>
                 <w:noProof/>
                 <w:webHidden/>
-                <w:lang w:val="sr-Latn-RS"/>
               </w:rPr>
               <w:t>22</w:t>
             </w:r>
@@ -1976,7 +1823,366 @@
               <w:rPr>
                 <w:noProof/>
                 <w:webHidden/>
-                <w:lang w:val="sr-Latn-RS"/>
+              </w:rPr>
+              <w:fldChar w:fldCharType="end"/>
+            </w:r>
+          </w:hyperlink>
+        </w:p>
+        <w:p>
+          <w:pPr>
+            <w:pStyle w:val="TOC2"/>
+            <w:tabs>
+              <w:tab w:val="right" w:leader="dot" w:pos="9350"/>
+            </w:tabs>
+            <w:rPr>
+              <w:rFonts w:asciiTheme="minorHAnsi" w:eastAsiaTheme="minorEastAsia" w:hAnsiTheme="minorHAnsi"/>
+              <w:noProof/>
+              <w:szCs w:val="24"/>
+              <w:lang w:val="sr-Latn-RS" w:eastAsia="sr-Latn-RS"/>
+            </w:rPr>
+          </w:pPr>
+          <w:hyperlink w:anchor="_Toc224588936" w:history="1">
+            <w:r>
+              <w:rPr>
+                <w:rStyle w:val="Hyperlink"/>
+                <w:noProof/>
+                <w:lang w:val="sr-Latn-RS"/>
+              </w:rPr>
+              <w:t>5.1 Robusnost (3 seeda) – image skupovi</w:t>
+            </w:r>
+            <w:r>
+              <w:rPr>
+                <w:noProof/>
+                <w:webHidden/>
+              </w:rPr>
+              <w:tab/>
+            </w:r>
+            <w:r>
+              <w:rPr>
+                <w:noProof/>
+                <w:webHidden/>
+              </w:rPr>
+              <w:fldChar w:fldCharType="begin"/>
+            </w:r>
+            <w:r>
+              <w:rPr>
+                <w:noProof/>
+                <w:webHidden/>
+              </w:rPr>
+              <w:instrText xml:space="preserve"> PAGEREF _Toc224588936 \h </w:instrText>
+            </w:r>
+            <w:r>
+              <w:rPr>
+                <w:noProof/>
+                <w:webHidden/>
+              </w:rPr>
+            </w:r>
+            <w:r>
+              <w:rPr>
+                <w:noProof/>
+                <w:webHidden/>
+              </w:rPr>
+              <w:fldChar w:fldCharType="separate"/>
+            </w:r>
+            <w:r>
+              <w:rPr>
+                <w:noProof/>
+                <w:webHidden/>
+              </w:rPr>
+              <w:t>22</w:t>
+            </w:r>
+            <w:r>
+              <w:rPr>
+                <w:noProof/>
+                <w:webHidden/>
+              </w:rPr>
+              <w:fldChar w:fldCharType="end"/>
+            </w:r>
+          </w:hyperlink>
+        </w:p>
+        <w:p>
+          <w:pPr>
+            <w:pStyle w:val="TOC2"/>
+            <w:tabs>
+              <w:tab w:val="right" w:leader="dot" w:pos="9350"/>
+            </w:tabs>
+            <w:rPr>
+              <w:rFonts w:asciiTheme="minorHAnsi" w:eastAsiaTheme="minorEastAsia" w:hAnsiTheme="minorHAnsi"/>
+              <w:noProof/>
+              <w:szCs w:val="24"/>
+              <w:lang w:val="sr-Latn-RS" w:eastAsia="sr-Latn-RS"/>
+            </w:rPr>
+          </w:pPr>
+          <w:hyperlink w:anchor="_Toc224588937" w:history="1">
+            <w:r>
+              <w:rPr>
+                <w:rStyle w:val="Hyperlink"/>
+                <w:noProof/>
+                <w:lang w:val="sr-Latn-RS"/>
+              </w:rPr>
+              <w:t>5.2 SipakMed – tuning (augmentacija, class weights, izbor modela)</w:t>
+            </w:r>
+            <w:r>
+              <w:rPr>
+                <w:noProof/>
+                <w:webHidden/>
+              </w:rPr>
+              <w:tab/>
+            </w:r>
+            <w:r>
+              <w:rPr>
+                <w:noProof/>
+                <w:webHidden/>
+              </w:rPr>
+              <w:fldChar w:fldCharType="begin"/>
+            </w:r>
+            <w:r>
+              <w:rPr>
+                <w:noProof/>
+                <w:webHidden/>
+              </w:rPr>
+              <w:instrText xml:space="preserve"> PAGEREF _Toc224588937 \h </w:instrText>
+            </w:r>
+            <w:r>
+              <w:rPr>
+                <w:noProof/>
+                <w:webHidden/>
+              </w:rPr>
+            </w:r>
+            <w:r>
+              <w:rPr>
+                <w:noProof/>
+                <w:webHidden/>
+              </w:rPr>
+              <w:fldChar w:fldCharType="separate"/>
+            </w:r>
+            <w:r>
+              <w:rPr>
+                <w:noProof/>
+                <w:webHidden/>
+              </w:rPr>
+              <w:t>23</w:t>
+            </w:r>
+            <w:r>
+              <w:rPr>
+                <w:noProof/>
+                <w:webHidden/>
+              </w:rPr>
+              <w:fldChar w:fldCharType="end"/>
+            </w:r>
+          </w:hyperlink>
+        </w:p>
+        <w:p>
+          <w:pPr>
+            <w:pStyle w:val="TOC2"/>
+            <w:tabs>
+              <w:tab w:val="right" w:leader="dot" w:pos="9350"/>
+            </w:tabs>
+            <w:rPr>
+              <w:rFonts w:asciiTheme="minorHAnsi" w:eastAsiaTheme="minorEastAsia" w:hAnsiTheme="minorHAnsi"/>
+              <w:noProof/>
+              <w:szCs w:val="24"/>
+              <w:lang w:val="sr-Latn-RS" w:eastAsia="sr-Latn-RS"/>
+            </w:rPr>
+          </w:pPr>
+          <w:hyperlink w:anchor="_Toc224588938" w:history="1">
+            <w:r>
+              <w:rPr>
+                <w:rStyle w:val="Hyperlink"/>
+                <w:noProof/>
+                <w:lang w:val="sr-Latn-RS"/>
+              </w:rPr>
+              <w:t>5.3 Thyroid recurrence – 5-fold validacija (tabular)</w:t>
+            </w:r>
+            <w:r>
+              <w:rPr>
+                <w:noProof/>
+                <w:webHidden/>
+              </w:rPr>
+              <w:tab/>
+            </w:r>
+            <w:r>
+              <w:rPr>
+                <w:noProof/>
+                <w:webHidden/>
+              </w:rPr>
+              <w:fldChar w:fldCharType="begin"/>
+            </w:r>
+            <w:r>
+              <w:rPr>
+                <w:noProof/>
+                <w:webHidden/>
+              </w:rPr>
+              <w:instrText xml:space="preserve"> PAGEREF _Toc224588938 \h </w:instrText>
+            </w:r>
+            <w:r>
+              <w:rPr>
+                <w:noProof/>
+                <w:webHidden/>
+              </w:rPr>
+            </w:r>
+            <w:r>
+              <w:rPr>
+                <w:noProof/>
+                <w:webHidden/>
+              </w:rPr>
+              <w:fldChar w:fldCharType="separate"/>
+            </w:r>
+            <w:r>
+              <w:rPr>
+                <w:noProof/>
+                <w:webHidden/>
+              </w:rPr>
+              <w:t>24</w:t>
+            </w:r>
+            <w:r>
+              <w:rPr>
+                <w:noProof/>
+                <w:webHidden/>
+              </w:rPr>
+              <w:fldChar w:fldCharType="end"/>
+            </w:r>
+          </w:hyperlink>
+        </w:p>
+        <w:p>
+          <w:pPr>
+            <w:pStyle w:val="TOC2"/>
+            <w:tabs>
+              <w:tab w:val="right" w:leader="dot" w:pos="9350"/>
+            </w:tabs>
+            <w:rPr>
+              <w:rFonts w:asciiTheme="minorHAnsi" w:eastAsiaTheme="minorEastAsia" w:hAnsiTheme="minorHAnsi"/>
+              <w:noProof/>
+              <w:szCs w:val="24"/>
+              <w:lang w:val="sr-Latn-RS" w:eastAsia="sr-Latn-RS"/>
+            </w:rPr>
+          </w:pPr>
+          <w:hyperlink w:anchor="_Toc224588939" w:history="1">
+            <w:r>
+              <w:rPr>
+                <w:rStyle w:val="Hyperlink"/>
+                <w:noProof/>
+                <w:lang w:val="sr-Latn-RS"/>
+              </w:rPr>
+              <w:t>5.4 Napomene za dalji rad</w:t>
+            </w:r>
+            <w:r>
+              <w:rPr>
+                <w:noProof/>
+                <w:webHidden/>
+              </w:rPr>
+              <w:tab/>
+            </w:r>
+            <w:r>
+              <w:rPr>
+                <w:noProof/>
+                <w:webHidden/>
+              </w:rPr>
+              <w:fldChar w:fldCharType="begin"/>
+            </w:r>
+            <w:r>
+              <w:rPr>
+                <w:noProof/>
+                <w:webHidden/>
+              </w:rPr>
+              <w:instrText xml:space="preserve"> PAGEREF _Toc224588939 \h </w:instrText>
+            </w:r>
+            <w:r>
+              <w:rPr>
+                <w:noProof/>
+                <w:webHidden/>
+              </w:rPr>
+            </w:r>
+            <w:r>
+              <w:rPr>
+                <w:noProof/>
+                <w:webHidden/>
+              </w:rPr>
+              <w:fldChar w:fldCharType="separate"/>
+            </w:r>
+            <w:r>
+              <w:rPr>
+                <w:noProof/>
+                <w:webHidden/>
+              </w:rPr>
+              <w:t>24</w:t>
+            </w:r>
+            <w:r>
+              <w:rPr>
+                <w:noProof/>
+                <w:webHidden/>
+              </w:rPr>
+              <w:fldChar w:fldCharType="end"/>
+            </w:r>
+          </w:hyperlink>
+        </w:p>
+        <w:p>
+          <w:pPr>
+            <w:pStyle w:val="TOC1"/>
+            <w:tabs>
+              <w:tab w:val="right" w:leader="dot" w:pos="9350"/>
+            </w:tabs>
+            <w:rPr>
+              <w:rFonts w:asciiTheme="minorHAnsi" w:eastAsiaTheme="minorEastAsia" w:hAnsiTheme="minorHAnsi"/>
+              <w:noProof/>
+              <w:szCs w:val="24"/>
+              <w:lang w:val="sr-Latn-RS" w:eastAsia="sr-Latn-RS"/>
+            </w:rPr>
+          </w:pPr>
+          <w:hyperlink w:anchor="_Toc224588940" w:history="1">
+            <w:r>
+              <w:rPr>
+                <w:rStyle w:val="Hyperlink"/>
+                <w:noProof/>
+                <w:lang w:val="sr-Latn-RS"/>
+              </w:rPr>
+              <w:t>6.Kontrola kvaliteta podataka i provera curenja (QC i leakage)</w:t>
+            </w:r>
+            <w:r>
+              <w:rPr>
+                <w:noProof/>
+                <w:webHidden/>
+              </w:rPr>
+              <w:tab/>
+            </w:r>
+            <w:r>
+              <w:rPr>
+                <w:noProof/>
+                <w:webHidden/>
+              </w:rPr>
+              <w:fldChar w:fldCharType="begin"/>
+            </w:r>
+            <w:r>
+              <w:rPr>
+                <w:noProof/>
+                <w:webHidden/>
+              </w:rPr>
+              <w:instrText xml:space="preserve"> PAGEREF _Toc224588940 \h </w:instrText>
+            </w:r>
+            <w:r>
+              <w:rPr>
+                <w:noProof/>
+                <w:webHidden/>
+              </w:rPr>
+            </w:r>
+            <w:r>
+              <w:rPr>
+                <w:noProof/>
+                <w:webHidden/>
+              </w:rPr>
+              <w:fldChar w:fldCharType="separate"/>
+            </w:r>
+            <w:r>
+              <w:rPr>
+                <w:noProof/>
+                <w:webHidden/>
+              </w:rPr>
+              <w:t>25</w:t>
+            </w:r>
+            <w:r>
+              <w:rPr>
+                <w:noProof/>
+                <w:webHidden/>
               </w:rPr>
               <w:fldChar w:fldCharType="end"/>
             </w:r>
@@ -2033,7 +2239,7 @@
           <w:lang w:val="sr-Latn-RS"/>
         </w:rPr>
       </w:pPr>
-      <w:bookmarkStart w:id="0" w:name="_Toc224221803"/>
+      <w:bookmarkStart w:id="0" w:name="_Toc224588914"/>
       <w:r>
         <w:rPr>
           <w:lang w:val="sr-Latn-RS"/>
@@ -2050,7 +2256,7 @@
           <w:lang w:val="sr-Latn-RS"/>
         </w:rPr>
       </w:pPr>
-      <w:bookmarkStart w:id="1" w:name="_Toc224221804"/>
+      <w:bookmarkStart w:id="1" w:name="_Toc224588915"/>
       <w:r>
         <w:rPr>
           <w:lang w:val="sr-Latn-RS"/>
@@ -2095,7 +2301,7 @@
           <w:lang w:val="sr-Latn-RS"/>
         </w:rPr>
       </w:pPr>
-      <w:bookmarkStart w:id="2" w:name="_Toc224221805"/>
+      <w:bookmarkStart w:id="2" w:name="_Toc224588916"/>
       <w:r>
         <w:rPr>
           <w:lang w:val="sr-Latn-RS"/>
@@ -2126,7 +2332,7 @@
           <w:lang w:val="sr-Latn-RS"/>
         </w:rPr>
       </w:pPr>
-      <w:bookmarkStart w:id="3" w:name="_Toc224221806"/>
+      <w:bookmarkStart w:id="3" w:name="_Toc224588917"/>
       <w:r>
         <w:rPr>
           <w:lang w:val="sr-Latn-RS"/>
@@ -2169,7 +2375,7 @@
           <w:lang w:val="sr-Latn-RS"/>
         </w:rPr>
       </w:pPr>
-      <w:bookmarkStart w:id="4" w:name="_Toc224221807"/>
+      <w:bookmarkStart w:id="4" w:name="_Toc224588918"/>
       <w:r>
         <w:rPr>
           <w:lang w:val="sr-Latn-RS"/>
@@ -2362,7 +2568,7 @@
           <w:lang w:val="sr-Latn-RS"/>
         </w:rPr>
       </w:pPr>
-      <w:bookmarkStart w:id="5" w:name="_Toc224221808"/>
+      <w:bookmarkStart w:id="5" w:name="_Toc224588919"/>
       <w:r>
         <w:rPr>
           <w:lang w:val="sr-Latn-RS"/>
@@ -2969,7 +3175,7 @@
           <w:lang w:val="sr-Latn-RS"/>
         </w:rPr>
       </w:pPr>
-      <w:bookmarkStart w:id="6" w:name="_Toc224221809"/>
+      <w:bookmarkStart w:id="6" w:name="_Toc224588920"/>
       <w:r>
         <w:rPr>
           <w:lang w:val="sr-Latn-RS"/>
@@ -3350,7 +3556,7 @@
           <w:lang w:val="sr-Latn-RS"/>
         </w:rPr>
       </w:pPr>
-      <w:bookmarkStart w:id="7" w:name="_Toc224221810"/>
+      <w:bookmarkStart w:id="7" w:name="_Toc224588921"/>
       <w:r>
         <w:rPr>
           <w:lang w:val="sr-Latn-RS"/>
@@ -3473,7 +3679,7 @@
           <w:lang w:val="sr-Latn-RS"/>
         </w:rPr>
       </w:pPr>
-      <w:bookmarkStart w:id="8" w:name="_Toc224221811"/>
+      <w:bookmarkStart w:id="8" w:name="_Toc224588922"/>
       <w:r>
         <w:rPr>
           <w:lang w:val="sr-Latn-RS"/>
@@ -3552,7 +3758,7 @@
           <w:lang w:val="sr-Latn-RS"/>
         </w:rPr>
       </w:pPr>
-      <w:bookmarkStart w:id="9" w:name="_Toc224221812"/>
+      <w:bookmarkStart w:id="9" w:name="_Toc224588923"/>
       <w:r>
         <w:rPr>
           <w:lang w:val="sr-Latn-RS"/>
@@ -3630,7 +3836,7 @@
           <w:lang w:val="sr-Latn-RS"/>
         </w:rPr>
       </w:pPr>
-      <w:bookmarkStart w:id="10" w:name="_Toc224221813"/>
+      <w:bookmarkStart w:id="10" w:name="_Toc224588924"/>
       <w:r>
         <w:rPr>
           <w:lang w:val="sr-Latn-RS"/>
@@ -3672,7 +3878,7 @@
           <w:lang w:val="sr-Latn-RS"/>
         </w:rPr>
       </w:pPr>
-      <w:bookmarkStart w:id="11" w:name="_Toc224221814"/>
+      <w:bookmarkStart w:id="11" w:name="_Toc224588925"/>
       <w:r>
         <w:rPr>
           <w:lang w:val="sr-Latn-RS"/>
@@ -3785,7 +3991,7 @@
           <w:lang w:val="sr-Latn-RS"/>
         </w:rPr>
       </w:pPr>
-      <w:bookmarkStart w:id="12" w:name="_Toc224221815"/>
+      <w:bookmarkStart w:id="12" w:name="_Toc224588926"/>
       <w:r>
         <w:rPr>
           <w:lang w:val="sr-Latn-RS"/>
@@ -3881,7 +4087,7 @@
           <w:lang w:val="sr-Latn-RS"/>
         </w:rPr>
       </w:pPr>
-      <w:bookmarkStart w:id="13" w:name="_Toc224221816"/>
+      <w:bookmarkStart w:id="13" w:name="_Toc224588927"/>
       <w:r>
         <w:rPr>
           <w:lang w:val="sr-Latn-RS"/>
@@ -4005,7 +4211,7 @@
           <w:lang w:val="sr-Latn-RS"/>
         </w:rPr>
       </w:pPr>
-      <w:bookmarkStart w:id="14" w:name="_Toc224221817"/>
+      <w:bookmarkStart w:id="14" w:name="_Toc224588928"/>
       <w:r>
         <w:rPr>
           <w:lang w:val="sr-Latn-RS"/>
@@ -4129,7 +4335,7 @@
           <w:lang w:val="sr-Latn-RS"/>
         </w:rPr>
       </w:pPr>
-      <w:bookmarkStart w:id="15" w:name="_Toc224221818"/>
+      <w:bookmarkStart w:id="15" w:name="_Toc224588929"/>
       <w:r>
         <w:rPr>
           <w:lang w:val="sr-Latn-RS"/>
@@ -5015,7 +5221,7 @@
           <w:lang w:val="sr-Latn-RS"/>
         </w:rPr>
       </w:pPr>
-      <w:bookmarkStart w:id="16" w:name="_Toc224221819"/>
+      <w:bookmarkStart w:id="16" w:name="_Toc224588930"/>
       <w:r>
         <w:rPr>
           <w:lang w:val="sr-Latn-RS"/>
@@ -5280,43 +5486,13 @@
         <w:rPr>
           <w:lang w:val="sr-Latn-RS"/>
         </w:rPr>
-        <w:t>RandomForest je najbolji</w:t>
-      </w:r>
-      <w:r>
-        <w:rPr>
-          <w:lang w:val="sr-Latn-RS"/>
-        </w:rPr>
-        <w:t>.</w:t>
-      </w:r>
-      <w:r>
-        <w:rPr>
-          <w:lang w:val="sr-Latn-RS"/>
-        </w:rPr>
-        <w:t xml:space="preserve"> </w:t>
-      </w:r>
-      <w:r>
-        <w:rPr>
-          <w:lang w:val="sr-Latn-RS"/>
-        </w:rPr>
-        <w:t>N</w:t>
-      </w:r>
-      <w:r>
-        <w:rPr>
-          <w:lang w:val="sr-Latn-RS"/>
-        </w:rPr>
-        <w:t>a testu ima praktično sve tačno (jedan promašaj).</w:t>
-      </w:r>
-      <w:r>
-        <w:rPr>
-          <w:lang w:val="sr-Latn-RS"/>
-        </w:rPr>
-        <w:t xml:space="preserve"> </w:t>
-      </w:r>
-      <w:r>
-        <w:rPr>
-          <w:lang w:val="sr-Latn-RS"/>
-        </w:rPr>
-        <w:t>Pošto je skup relativno mali, u narednom koraku planirana je dodatna provera stabilnosti rezultata kroz ponovljenu validaciju ili k-fold pristup, kako bi se smanjio uticaj slučajnosti u podeli.</w:t>
+        <w:t>RandomForest je najbolji. Na testu ima praktično sve tačno (jedan promašaj).</w:t>
+      </w:r>
+      <w:r>
+        <w:rPr>
+          <w:lang w:val="sr-Latn-RS"/>
+        </w:rPr>
+        <w:t xml:space="preserve"> Pošto je skup relativno mali, u narednom koraku planirana je dodatna provera stabilnosti rezultata kroz ponovljenu validaciju ili k-fold pristup, kako bi se smanjio uticaj slučajnosti u podeli.</w:t>
       </w:r>
     </w:p>
     <w:p>
@@ -5347,7 +5523,7 @@
           <w:lang w:val="sr-Latn-RS"/>
         </w:rPr>
       </w:pPr>
-      <w:bookmarkStart w:id="17" w:name="_Toc224221820"/>
+      <w:bookmarkStart w:id="17" w:name="_Toc224588931"/>
       <w:r>
         <w:rPr>
           <w:lang w:val="sr-Latn-RS"/>
@@ -5651,13 +5827,7 @@
         <w:rPr>
           <w:lang w:val="sr-Latn-RS"/>
         </w:rPr>
-        <w:t xml:space="preserve"> </w:t>
-      </w:r>
-      <w:r>
-        <w:rPr>
-          <w:lang w:val="sr-Latn-RS"/>
-        </w:rPr>
-        <w:t>S obzirom na savršenu tačnost, u nastavku rada biće uvedene strože provere generalizacije, kao što su evaluacija na drugačijoj podeli ili testiranje na srodnom eksternom skupu, kako bi se isključilo da model uči dataset-specifične artefakte.</w:t>
+        <w:t xml:space="preserve"> S obzirom na savršenu tačnost, u nastavku rada biće uvedene strože provere generalizacije, kao što su evaluacija na drugačijoj podeli ili testiranje na srodnom eksternom skupu, kako bi se isključilo da model uči dataset-specifične artefakte.</w:t>
       </w:r>
     </w:p>
     <w:p>
@@ -5681,7 +5851,7 @@
           <w:lang w:val="sr-Latn-RS"/>
         </w:rPr>
       </w:pPr>
-      <w:bookmarkStart w:id="18" w:name="_Toc224221821"/>
+      <w:bookmarkStart w:id="18" w:name="_Toc224588932"/>
       <w:r>
         <w:rPr>
           <w:lang w:val="sr-Latn-RS"/>
@@ -6042,13 +6212,7 @@
         <w:rPr>
           <w:lang w:val="sr-Latn-RS"/>
         </w:rPr>
-        <w:t xml:space="preserve"> </w:t>
-      </w:r>
-      <w:r>
-        <w:rPr>
-          <w:lang w:val="sr-Latn-RS"/>
-        </w:rPr>
-        <w:t>Najviše grešaka se javlja između vizuelno sličnih klasa, pa su prirodni naredni koraci jača augmentacija, balansiranje klasa i fine-tuning modela sa pažljivijim podešavanjem hiperparametara.</w:t>
+        <w:t xml:space="preserve"> Najviše grešaka se javlja između vizuelno sličnih klasa, pa su prirodni naredni koraci jača augmentacija, balansiranje klasa i fine-tuning modela sa pažljivijim podešavanjem hiperparametara.</w:t>
       </w:r>
     </w:p>
     <w:p>
@@ -6072,7 +6236,7 @@
           <w:lang w:val="sr-Latn-RS"/>
         </w:rPr>
       </w:pPr>
-      <w:bookmarkStart w:id="19" w:name="_Toc224221822"/>
+      <w:bookmarkStart w:id="19" w:name="_Toc224588933"/>
       <w:r>
         <w:rPr>
           <w:lang w:val="sr-Latn-RS"/>
@@ -6111,13 +6275,7 @@
         <w:rPr>
           <w:lang w:val="sr-Latn-RS"/>
         </w:rPr>
-        <w:t xml:space="preserve"> </w:t>
-      </w:r>
-      <w:r>
-        <w:rPr>
-          <w:lang w:val="sr-Latn-RS"/>
-        </w:rPr>
-        <w:t>Vrlo visok rezultat ukazuje da baseline već hvata dominantne razlike između klasa, pa će se u daljem radu fokus prebaciti na robusnost (npr. dodatni splitovi i testiranje na drugačijim uslovima) umesto na samo ‘podizanje’ tačnosti.</w:t>
+        <w:t xml:space="preserve"> Vrlo visok rezultat ukazuje da baseline već hvata dominantne razlike između klasa, pa će se u daljem radu fokus prebaciti na robusnost (npr. dodatni splitovi i testiranje na drugačijim uslovima) umesto na samo ‘podizanje’ tačnosti.</w:t>
       </w:r>
     </w:p>
     <w:p>
@@ -6447,7 +6605,7 @@
           <w:lang w:val="sr-Latn-RS"/>
         </w:rPr>
       </w:pPr>
-      <w:bookmarkStart w:id="20" w:name="_Toc224221823"/>
+      <w:bookmarkStart w:id="20" w:name="_Toc224588934"/>
       <w:r>
         <w:rPr>
           <w:lang w:val="sr-Latn-RS"/>
@@ -6502,7 +6660,7 @@
           <w:lang w:val="sr-Latn-RS"/>
         </w:rPr>
       </w:pPr>
-      <w:bookmarkStart w:id="21" w:name="_Toc224221824"/>
+      <w:bookmarkStart w:id="21" w:name="_Toc224588935"/>
       <w:r>
         <w:rPr>
           <w:lang w:val="sr-Latn-RS"/>
@@ -6532,12 +6690,14 @@
           <w:lang w:val="sr-Latn-RS"/>
         </w:rPr>
       </w:pPr>
+      <w:bookmarkStart w:id="22" w:name="_Toc224588936"/>
       <w:r>
         <w:rPr>
           <w:lang w:val="sr-Latn-RS"/>
         </w:rPr>
         <w:t>5.1 Robusnost (3 seeda) – image skupovi</w:t>
       </w:r>
+      <w:bookmarkEnd w:id="22"/>
     </w:p>
     <w:p>
       <w:pPr>
@@ -6643,23 +6803,7 @@
                 <w:bCs/>
                 <w:lang w:val="sr-Latn-RS"/>
               </w:rPr>
-              <w:t xml:space="preserve">Test acc (mean </w:t>
-            </w:r>
-            <w:r>
-              <w:rPr>
-                <w:b/>
-                <w:bCs/>
-                <w:lang w:val="sr-Latn-RS"/>
-              </w:rPr>
-              <w:t>±</w:t>
-            </w:r>
-            <w:r>
-              <w:rPr>
-                <w:b/>
-                <w:bCs/>
-                <w:lang w:val="sr-Latn-RS"/>
-              </w:rPr>
-              <w:t xml:space="preserve"> std)</w:t>
+              <w:t>Test acc (mean ± std)</w:t>
             </w:r>
           </w:p>
         </w:tc>
@@ -6946,30 +7090,24 @@
           <w:color w:val="auto"/>
           <w:lang w:val="sr-Latn-RS"/>
         </w:rPr>
-        <w:t xml:space="preserve">Tabela 5.1: </w:t>
-      </w:r>
+        <w:t>Tabela 5.1: Robustnost modela (3 seeda) na test skupu</w:t>
+      </w:r>
+    </w:p>
+    <w:p>
+      <w:pPr>
+        <w:pStyle w:val="Heading2"/>
+        <w:rPr>
+          <w:lang w:val="sr-Latn-RS"/>
+        </w:rPr>
+      </w:pPr>
       <w:r>
         <w:rPr>
           <w:color w:val="auto"/>
           <w:lang w:val="sr-Latn-RS"/>
         </w:rPr>
-        <w:t>Robustnost modela (3 seeda) na test skupu</w:t>
-      </w:r>
-    </w:p>
-    <w:p>
-      <w:pPr>
-        <w:pStyle w:val="Heading2"/>
-        <w:rPr>
-          <w:lang w:val="sr-Latn-RS"/>
-        </w:rPr>
-      </w:pPr>
-      <w:r>
-        <w:rPr>
-          <w:color w:val="auto"/>
-          <w:lang w:val="sr-Latn-RS"/>
-        </w:rPr>
         <w:br w:type="page"/>
       </w:r>
+      <w:bookmarkStart w:id="23" w:name="_Toc224588937"/>
       <w:r>
         <w:rPr>
           <w:lang w:val="sr-Latn-RS"/>
@@ -6977,6 +7115,7 @@
         <w:lastRenderedPageBreak/>
         <w:t>5.2 SipakMed – tuning (augmentacija, class weights, izbor modela)</w:t>
       </w:r>
+      <w:bookmarkEnd w:id="23"/>
     </w:p>
     <w:p>
       <w:pPr>
@@ -7237,13 +7376,7 @@
               <w:rPr>
                 <w:lang w:val="sr-Latn-RS"/>
               </w:rPr>
-              <w:t>0.9</w:t>
-            </w:r>
-            <w:r>
-              <w:rPr>
-                <w:lang w:val="sr-Latn-RS"/>
-              </w:rPr>
-              <w:t>619</w:t>
+              <w:t>0.9619</w:t>
             </w:r>
           </w:p>
         </w:tc>
@@ -7328,13 +7461,7 @@
               <w:rPr>
                 <w:lang w:val="sr-Latn-RS"/>
               </w:rPr>
-              <w:t>0.95</w:t>
-            </w:r>
-            <w:r>
-              <w:rPr>
-                <w:lang w:val="sr-Latn-RS"/>
-              </w:rPr>
-              <w:t>54</w:t>
+              <w:t>0.9554</w:t>
             </w:r>
           </w:p>
         </w:tc>
@@ -7354,13 +7481,7 @@
               <w:rPr>
                 <w:lang w:val="sr-Latn-RS"/>
               </w:rPr>
-              <w:t>0.9</w:t>
-            </w:r>
-            <w:r>
-              <w:rPr>
-                <w:lang w:val="sr-Latn-RS"/>
-              </w:rPr>
-              <w:t>556</w:t>
+              <w:t>0.9556</w:t>
             </w:r>
           </w:p>
         </w:tc>
@@ -7465,19 +7586,7 @@
               <w:rPr>
                 <w:lang w:val="sr-Latn-RS"/>
               </w:rPr>
-              <w:t>0</w:t>
-            </w:r>
-            <w:r>
-              <w:rPr>
-                <w:lang w:val="sr-Latn-RS"/>
-              </w:rPr>
-              <w:t>.</w:t>
-            </w:r>
-            <w:r>
-              <w:rPr>
-                <w:lang w:val="sr-Latn-RS"/>
-              </w:rPr>
-              <w:t>9507</w:t>
+              <w:t>0.9507</w:t>
             </w:r>
           </w:p>
         </w:tc>
@@ -7562,13 +7671,7 @@
               <w:rPr>
                 <w:lang w:val="sr-Latn-RS"/>
               </w:rPr>
-              <w:t>0.</w:t>
-            </w:r>
-            <w:r>
-              <w:rPr>
-                <w:lang w:val="sr-Latn-RS"/>
-              </w:rPr>
-              <w:t>9059</w:t>
+              <w:t>0.9059</w:t>
             </w:r>
           </w:p>
         </w:tc>
@@ -7588,13 +7691,7 @@
               <w:rPr>
                 <w:lang w:val="sr-Latn-RS"/>
               </w:rPr>
-              <w:t>0.</w:t>
-            </w:r>
-            <w:r>
-              <w:rPr>
-                <w:lang w:val="sr-Latn-RS"/>
-              </w:rPr>
-              <w:t>9056</w:t>
+              <w:t>0.9056</w:t>
             </w:r>
           </w:p>
         </w:tc>
@@ -7679,13 +7776,7 @@
               <w:rPr>
                 <w:lang w:val="sr-Latn-RS"/>
               </w:rPr>
-              <w:t>0.</w:t>
-            </w:r>
-            <w:r>
-              <w:rPr>
-                <w:lang w:val="sr-Latn-RS"/>
-              </w:rPr>
-              <w:t>8944</w:t>
+              <w:t>0.8944</w:t>
             </w:r>
           </w:p>
         </w:tc>
@@ -7706,13 +7797,7 @@
               <w:rPr>
                 <w:lang w:val="sr-Latn-RS"/>
               </w:rPr>
-              <w:t>0.</w:t>
-            </w:r>
-            <w:r>
-              <w:rPr>
-                <w:lang w:val="sr-Latn-RS"/>
-              </w:rPr>
-              <w:t>8941</w:t>
+              <w:t>0.8941</w:t>
             </w:r>
           </w:p>
         </w:tc>
@@ -7729,19 +7814,7 @@
         <w:rPr>
           <w:lang w:val="sr-Latn-RS"/>
         </w:rPr>
-        <w:t xml:space="preserve">Tabela </w:t>
-      </w:r>
-      <w:r>
-        <w:rPr>
-          <w:lang w:val="sr-Latn-RS"/>
-        </w:rPr>
-        <w:t>5.2</w:t>
-      </w:r>
-      <w:r>
-        <w:rPr>
-          <w:lang w:val="sr-Latn-RS"/>
-        </w:rPr>
-        <w:t>: Rezultati tuninga za SipakMed (seed = 42).</w:t>
+        <w:t>Tabela 5.2: Rezultati tuninga za SipakMed (seed = 42).</w:t>
       </w:r>
     </w:p>
     <w:p>
@@ -7765,6 +7838,7 @@
           <w:lang w:val="sr-Latn-RS"/>
         </w:rPr>
       </w:pPr>
+      <w:bookmarkStart w:id="24" w:name="_Toc224588938"/>
       <w:r>
         <w:rPr>
           <w:lang w:val="sr-Latn-RS"/>
@@ -7772,6 +7846,7 @@
         <w:lastRenderedPageBreak/>
         <w:t>5.3 Thyroid recurrence – 5-fold validacija (tabular)</w:t>
       </w:r>
+      <w:bookmarkEnd w:id="24"/>
     </w:p>
     <w:p>
       <w:pPr>
@@ -7855,23 +7930,7 @@
                 <w:bCs/>
                 <w:lang w:val="sr-Latn-RS"/>
               </w:rPr>
-              <w:t xml:space="preserve">Acc (mean </w:t>
-            </w:r>
-            <w:r>
-              <w:rPr>
-                <w:b/>
-                <w:bCs/>
-                <w:lang w:val="sr-Latn-RS"/>
-              </w:rPr>
-              <w:t>±</w:t>
-            </w:r>
-            <w:r>
-              <w:rPr>
-                <w:b/>
-                <w:bCs/>
-                <w:lang w:val="sr-Latn-RS"/>
-              </w:rPr>
-              <w:t xml:space="preserve"> std)</w:t>
+              <w:t>Acc (mean ± std)</w:t>
             </w:r>
           </w:p>
         </w:tc>
@@ -8045,19 +8104,7 @@
         <w:rPr>
           <w:lang w:val="sr-Latn-RS"/>
         </w:rPr>
-        <w:t xml:space="preserve">Tabela </w:t>
-      </w:r>
-      <w:r>
-        <w:rPr>
-          <w:lang w:val="sr-Latn-RS"/>
-        </w:rPr>
-        <w:t>5.3</w:t>
-      </w:r>
-      <w:r>
-        <w:rPr>
-          <w:lang w:val="sr-Latn-RS"/>
-        </w:rPr>
-        <w:t>: 5-fold rezultati za thyroid_recurrence.</w:t>
+        <w:t>Tabela 5.3: 5-fold rezultati za thyroid_recurrence.</w:t>
       </w:r>
     </w:p>
     <w:p>
@@ -8067,12 +8114,14 @@
           <w:lang w:val="sr-Latn-RS"/>
         </w:rPr>
       </w:pPr>
+      <w:bookmarkStart w:id="25" w:name="_Toc224588939"/>
       <w:r>
         <w:rPr>
           <w:lang w:val="sr-Latn-RS"/>
         </w:rPr>
         <w:t>5.4 Napomene za dalji rad</w:t>
       </w:r>
+      <w:bookmarkEnd w:id="25"/>
     </w:p>
     <w:p>
       <w:pPr>
@@ -8085,6 +8134,474 @@
           <w:lang w:val="sr-Latn-RS"/>
         </w:rPr>
         <w:t>Kod skupova sa gotovo savršenim rezultatima (LC25000 i RM1000) fokus se prebacuje na strože provere generalizacije, npr. drugačije podele ili eksterni test, kako bi se isključilo učenje dataset-specifičnih artefakata. Za SipakMed je smisleno dalje fino podešavanje (duži fine-tuning, LR schedule, regularizacija) i detaljnija analiza grešaka po klasama.</w:t>
+      </w:r>
+    </w:p>
+    <w:p>
+      <w:pPr>
+        <w:jc w:val="left"/>
+        <w:rPr>
+          <w:lang w:val="sr-Latn-RS"/>
+        </w:rPr>
+      </w:pPr>
+      <w:r>
+        <w:rPr>
+          <w:lang w:val="sr-Latn-RS"/>
+        </w:rPr>
+        <w:br w:type="page"/>
+      </w:r>
+    </w:p>
+    <w:p>
+      <w:pPr>
+        <w:pStyle w:val="Heading1"/>
+        <w:ind w:left="0"/>
+        <w:rPr>
+          <w:lang w:val="sr-Latn-RS"/>
+        </w:rPr>
+      </w:pPr>
+      <w:bookmarkStart w:id="26" w:name="_Toc224588940"/>
+      <w:r>
+        <w:rPr>
+          <w:lang w:val="sr-Latn-RS"/>
+        </w:rPr>
+        <w:lastRenderedPageBreak/>
+        <w:t>6.</w:t>
+      </w:r>
+      <w:r>
+        <w:rPr>
+          <w:lang w:val="sr-Latn-RS"/>
+        </w:rPr>
+        <w:t>Kontrola kvaliteta podataka i provera curenja (QC i leakage)</w:t>
+      </w:r>
+      <w:bookmarkEnd w:id="26"/>
+    </w:p>
+    <w:p>
+      <w:pPr>
+        <w:rPr>
+          <w:lang w:val="sr-Latn-RS"/>
+        </w:rPr>
+      </w:pPr>
+      <w:r>
+        <w:rPr>
+          <w:lang w:val="sr-Latn-RS"/>
+        </w:rPr>
+        <w:t>Uvedene su provere kvaliteta podataka i curenja informacija između splitova kako bi se obezbedila pouzdanija procena performansi modela. Za kontrolu kvaliteta korišćene su jednostavne metrike zamućenja (varijansa Laplacian-a) i osvetljenosti (srednja vrednost sivog nivoa), dok je curenje provereno poređenjem identičnih slika preko splitova pomoću MD5 hash-a.</w:t>
+      </w:r>
+    </w:p>
+    <w:p>
+      <w:pPr>
+        <w:rPr>
+          <w:lang w:val="sr-Latn-RS"/>
+        </w:rPr>
+      </w:pPr>
+      <w:r>
+        <w:rPr>
+          <w:lang w:val="sr-Latn-RS"/>
+        </w:rPr>
+        <w:t>Uvedene su provere kvaliteta podataka i curenja informacija između splitova kako bi se obezbedila pouzdanija procena performansi modela. Za kontrolu kvaliteta korišćene su jednostavne metrike zamućenja (varijansa Laplacian-a) i osvetljenosti (srednja vrednost sivog nivoa), dok je curenje provereno poređenjem identičnih slika preko splitova pomoću MD5 hash-a.</w:t>
+      </w:r>
+    </w:p>
+    <w:tbl>
+      <w:tblPr>
+        <w:tblW w:w="5000" w:type="pct"/>
+        <w:tblCellSpacing w:w="15" w:type="dxa"/>
+        <w:tblCellMar>
+          <w:top w:w="15" w:type="dxa"/>
+          <w:left w:w="15" w:type="dxa"/>
+          <w:bottom w:w="15" w:type="dxa"/>
+          <w:right w:w="15" w:type="dxa"/>
+        </w:tblCellMar>
+        <w:tblLook w:val="04A0" w:firstRow="1" w:lastRow="0" w:firstColumn="1" w:lastColumn="0" w:noHBand="0" w:noVBand="1"/>
+      </w:tblPr>
+      <w:tblGrid>
+        <w:gridCol w:w="1627"/>
+        <w:gridCol w:w="2852"/>
+        <w:gridCol w:w="3128"/>
+        <w:gridCol w:w="1753"/>
+      </w:tblGrid>
+      <w:tr>
+        <w:trPr>
+          <w:tblHeader/>
+          <w:tblCellSpacing w:w="15" w:type="dxa"/>
+        </w:trPr>
+        <w:tc>
+          <w:tcPr>
+            <w:tcW w:w="838" w:type="pct"/>
+            <w:vAlign w:val="center"/>
+            <w:hideMark/>
+          </w:tcPr>
+          <w:p>
+            <w:pPr>
+              <w:rPr>
+                <w:b/>
+                <w:bCs/>
+                <w:lang w:val="sr-Latn-RS"/>
+              </w:rPr>
+            </w:pPr>
+            <w:r>
+              <w:rPr>
+                <w:b/>
+                <w:bCs/>
+                <w:lang w:val="sr-Latn-RS"/>
+              </w:rPr>
+              <w:t>Dataset</w:t>
+            </w:r>
+          </w:p>
+        </w:tc>
+        <w:tc>
+          <w:tcPr>
+            <w:tcW w:w="1494" w:type="pct"/>
+            <w:vAlign w:val="center"/>
+            <w:hideMark/>
+          </w:tcPr>
+          <w:p>
+            <w:pPr>
+              <w:rPr>
+                <w:b/>
+                <w:bCs/>
+                <w:lang w:val="sr-Latn-RS"/>
+              </w:rPr>
+            </w:pPr>
+            <w:r>
+              <w:rPr>
+                <w:b/>
+                <w:bCs/>
+                <w:lang w:val="sr-Latn-RS"/>
+              </w:rPr>
+              <w:t>Pre QC (ukupno)</w:t>
+            </w:r>
+          </w:p>
+        </w:tc>
+        <w:tc>
+          <w:tcPr>
+            <w:tcW w:w="1641" w:type="pct"/>
+            <w:vAlign w:val="center"/>
+            <w:hideMark/>
+          </w:tcPr>
+          <w:p>
+            <w:pPr>
+              <w:rPr>
+                <w:b/>
+                <w:bCs/>
+                <w:lang w:val="sr-Latn-RS"/>
+              </w:rPr>
+            </w:pPr>
+            <w:r>
+              <w:rPr>
+                <w:b/>
+                <w:bCs/>
+                <w:lang w:val="sr-Latn-RS"/>
+              </w:rPr>
+              <w:t>Posle QC (ukupno)</w:t>
+            </w:r>
+          </w:p>
+        </w:tc>
+        <w:tc>
+          <w:tcPr>
+            <w:tcW w:w="904" w:type="pct"/>
+            <w:vAlign w:val="center"/>
+            <w:hideMark/>
+          </w:tcPr>
+          <w:p>
+            <w:pPr>
+              <w:rPr>
+                <w:b/>
+                <w:bCs/>
+                <w:lang w:val="sr-Latn-RS"/>
+              </w:rPr>
+            </w:pPr>
+            <w:r>
+              <w:rPr>
+                <w:b/>
+                <w:bCs/>
+                <w:lang w:val="sr-Latn-RS"/>
+              </w:rPr>
+              <w:t>Uklonjeno</w:t>
+            </w:r>
+          </w:p>
+        </w:tc>
+      </w:tr>
+      <w:tr>
+        <w:trPr>
+          <w:tblCellSpacing w:w="15" w:type="dxa"/>
+        </w:trPr>
+        <w:tc>
+          <w:tcPr>
+            <w:tcW w:w="838" w:type="pct"/>
+            <w:vAlign w:val="center"/>
+            <w:hideMark/>
+          </w:tcPr>
+          <w:p>
+            <w:pPr>
+              <w:rPr>
+                <w:lang w:val="sr-Latn-RS"/>
+              </w:rPr>
+            </w:pPr>
+            <w:r>
+              <w:rPr>
+                <w:lang w:val="sr-Latn-RS"/>
+              </w:rPr>
+              <w:t>LC25000</w:t>
+            </w:r>
+          </w:p>
+        </w:tc>
+        <w:tc>
+          <w:tcPr>
+            <w:tcW w:w="1494" w:type="pct"/>
+            <w:vAlign w:val="center"/>
+            <w:hideMark/>
+          </w:tcPr>
+          <w:p>
+            <w:pPr>
+              <w:rPr>
+                <w:lang w:val="sr-Latn-RS"/>
+              </w:rPr>
+            </w:pPr>
+            <w:r>
+              <w:rPr>
+                <w:lang w:val="sr-Latn-RS"/>
+              </w:rPr>
+              <w:t>25000</w:t>
+            </w:r>
+          </w:p>
+        </w:tc>
+        <w:tc>
+          <w:tcPr>
+            <w:tcW w:w="1641" w:type="pct"/>
+            <w:vAlign w:val="center"/>
+            <w:hideMark/>
+          </w:tcPr>
+          <w:p>
+            <w:pPr>
+              <w:rPr>
+                <w:lang w:val="sr-Latn-RS"/>
+              </w:rPr>
+            </w:pPr>
+            <w:r>
+              <w:rPr>
+                <w:lang w:val="sr-Latn-RS"/>
+              </w:rPr>
+              <w:t>24000</w:t>
+            </w:r>
+          </w:p>
+        </w:tc>
+        <w:tc>
+          <w:tcPr>
+            <w:tcW w:w="904" w:type="pct"/>
+            <w:vAlign w:val="center"/>
+            <w:hideMark/>
+          </w:tcPr>
+          <w:p>
+            <w:pPr>
+              <w:rPr>
+                <w:lang w:val="sr-Latn-RS"/>
+              </w:rPr>
+            </w:pPr>
+            <w:r>
+              <w:rPr>
+                <w:lang w:val="sr-Latn-RS"/>
+              </w:rPr>
+              <w:t>1000</w:t>
+            </w:r>
+          </w:p>
+        </w:tc>
+      </w:tr>
+      <w:tr>
+        <w:trPr>
+          <w:tblCellSpacing w:w="15" w:type="dxa"/>
+        </w:trPr>
+        <w:tc>
+          <w:tcPr>
+            <w:tcW w:w="838" w:type="pct"/>
+            <w:vAlign w:val="center"/>
+            <w:hideMark/>
+          </w:tcPr>
+          <w:p>
+            <w:pPr>
+              <w:rPr>
+                <w:lang w:val="sr-Latn-RS"/>
+              </w:rPr>
+            </w:pPr>
+            <w:r>
+              <w:rPr>
+                <w:lang w:val="sr-Latn-RS"/>
+              </w:rPr>
+              <w:t>RM1000</w:t>
+            </w:r>
+          </w:p>
+        </w:tc>
+        <w:tc>
+          <w:tcPr>
+            <w:tcW w:w="1494" w:type="pct"/>
+            <w:vAlign w:val="center"/>
+            <w:hideMark/>
+          </w:tcPr>
+          <w:p>
+            <w:pPr>
+              <w:rPr>
+                <w:lang w:val="sr-Latn-RS"/>
+              </w:rPr>
+            </w:pPr>
+            <w:r>
+              <w:rPr>
+                <w:lang w:val="sr-Latn-RS"/>
+              </w:rPr>
+              <w:t>15000</w:t>
+            </w:r>
+          </w:p>
+        </w:tc>
+        <w:tc>
+          <w:tcPr>
+            <w:tcW w:w="1641" w:type="pct"/>
+            <w:vAlign w:val="center"/>
+            <w:hideMark/>
+          </w:tcPr>
+          <w:p>
+            <w:pPr>
+              <w:rPr>
+                <w:lang w:val="sr-Latn-RS"/>
+              </w:rPr>
+            </w:pPr>
+            <w:r>
+              <w:rPr>
+                <w:lang w:val="sr-Latn-RS"/>
+              </w:rPr>
+              <w:t>14445</w:t>
+            </w:r>
+          </w:p>
+        </w:tc>
+        <w:tc>
+          <w:tcPr>
+            <w:tcW w:w="904" w:type="pct"/>
+            <w:vAlign w:val="center"/>
+            <w:hideMark/>
+          </w:tcPr>
+          <w:p>
+            <w:pPr>
+              <w:rPr>
+                <w:lang w:val="sr-Latn-RS"/>
+              </w:rPr>
+            </w:pPr>
+            <w:r>
+              <w:rPr>
+                <w:lang w:val="sr-Latn-RS"/>
+              </w:rPr>
+              <w:t>555</w:t>
+            </w:r>
+          </w:p>
+        </w:tc>
+      </w:tr>
+      <w:tr>
+        <w:trPr>
+          <w:tblCellSpacing w:w="15" w:type="dxa"/>
+        </w:trPr>
+        <w:tc>
+          <w:tcPr>
+            <w:tcW w:w="838" w:type="pct"/>
+            <w:vAlign w:val="center"/>
+            <w:hideMark/>
+          </w:tcPr>
+          <w:p>
+            <w:pPr>
+              <w:rPr>
+                <w:lang w:val="sr-Latn-RS"/>
+              </w:rPr>
+            </w:pPr>
+            <w:r>
+              <w:rPr>
+                <w:lang w:val="sr-Latn-RS"/>
+              </w:rPr>
+              <w:t>SipakMed</w:t>
+            </w:r>
+          </w:p>
+        </w:tc>
+        <w:tc>
+          <w:tcPr>
+            <w:tcW w:w="1494" w:type="pct"/>
+            <w:vAlign w:val="center"/>
+            <w:hideMark/>
+          </w:tcPr>
+          <w:p>
+            <w:pPr>
+              <w:rPr>
+                <w:lang w:val="sr-Latn-RS"/>
+              </w:rPr>
+            </w:pPr>
+            <w:r>
+              <w:rPr>
+                <w:lang w:val="sr-Latn-RS"/>
+              </w:rPr>
+              <w:t>4049</w:t>
+            </w:r>
+          </w:p>
+        </w:tc>
+        <w:tc>
+          <w:tcPr>
+            <w:tcW w:w="1641" w:type="pct"/>
+            <w:vAlign w:val="center"/>
+            <w:hideMark/>
+          </w:tcPr>
+          <w:p>
+            <w:pPr>
+              <w:rPr>
+                <w:lang w:val="sr-Latn-RS"/>
+              </w:rPr>
+            </w:pPr>
+            <w:r>
+              <w:rPr>
+                <w:lang w:val="sr-Latn-RS"/>
+              </w:rPr>
+              <w:t>3920</w:t>
+            </w:r>
+          </w:p>
+        </w:tc>
+        <w:tc>
+          <w:tcPr>
+            <w:tcW w:w="904" w:type="pct"/>
+            <w:vAlign w:val="center"/>
+            <w:hideMark/>
+          </w:tcPr>
+          <w:p>
+            <w:pPr>
+              <w:keepNext/>
+              <w:rPr>
+                <w:lang w:val="sr-Latn-RS"/>
+              </w:rPr>
+            </w:pPr>
+            <w:r>
+              <w:rPr>
+                <w:lang w:val="sr-Latn-RS"/>
+              </w:rPr>
+              <w:t>129</w:t>
+            </w:r>
+          </w:p>
+        </w:tc>
+      </w:tr>
+    </w:tbl>
+    <w:p>
+      <w:pPr>
+        <w:pStyle w:val="Caption"/>
+        <w:rPr>
+          <w:lang w:val="sr-Latn-RS"/>
+        </w:rPr>
+      </w:pPr>
+      <w:r>
+        <w:rPr>
+          <w:lang w:val="sr-Latn-RS"/>
+        </w:rPr>
+        <w:t>Tabela 6.1: QC export summary</w:t>
+      </w:r>
+    </w:p>
+    <w:p>
+      <w:pPr>
+        <w:rPr>
+          <w:lang w:val="sr-Latn-RS"/>
+        </w:rPr>
+      </w:pPr>
+      <w:r>
+        <w:rPr>
+          <w:lang w:val="sr-Latn-RS"/>
+        </w:rPr>
+        <w:t>QC filtriranje je uklonilo manji broj ekstremno loših uzoraka i time poboljšalo konzistentnost skupa podataka bez značajnog smanjenja veličine skupa. Očekivanje je da QC korak doprinese stabilnijim rezultatima, posebno kod datasetova sa većom varijabilnošću i sličnim klasama, kao što je SipakMed.</w:t>
       </w:r>
     </w:p>
     <w:p>
